--- a/downloads/teacher/ai-1-week-30.docx
+++ b/downloads/teacher/ai-1-week-30.docx
@@ -3050,6 +3050,396 @@
         <w:t>Document sorter schema, catalogue order, acceptance rule and all output types; use a manual trace as the comparison baseline.</w:t>
       </w:r>
     </w:p>
+    <w:p>
+      <w:pPr>
+        <w:pStyle w:val="Heading1"/>
+      </w:pPr>
+      <w:r>
+        <w:t>07. Prepare, teach and assess</w:t>
+      </w:r>
+    </w:p>
+    <w:p>
+      <w:r>
+        <w:t>Teaching target: Turn the project outcome into precise input and output requirements</w:t>
+      </w:r>
+    </w:p>
+    <w:p>
+      <w:r>
+        <w:t>Prepare the labelled worked-case picture, the matching workbook, fictional input cards and a place for individual responses. No paid AI account is required for the paper reasoning activities.</w:t>
+      </w:r>
+    </w:p>
+    <w:tbl>
+      <w:tblPr>
+        <w:tblStyle w:val="LightShading-Accent1"/>
+        <w:tblW w:type="auto" w:w="0"/>
+        <w:tblLook w:firstColumn="1" w:firstRow="1" w:lastColumn="0" w:lastRow="0" w:noHBand="0" w:noVBand="1" w:val="04A0"/>
+      </w:tblPr>
+      <w:tblGrid>
+        <w:gridCol w:w="3408"/>
+        <w:gridCol w:w="3408"/>
+        <w:gridCol w:w="3408"/>
+      </w:tblGrid>
+      <w:tr>
+        <w:trPr>
+          <w:tblHeader/>
+        </w:trPr>
+        <w:tc>
+          <w:tcPr>
+            <w:tcW w:type="dxa" w:w="3408"/>
+          </w:tcPr>
+          <w:p>
+            <w:r>
+              <w:t>Session</w:t>
+            </w:r>
+          </w:p>
+        </w:tc>
+        <w:tc>
+          <w:tcPr>
+            <w:tcW w:type="dxa" w:w="3408"/>
+          </w:tcPr>
+          <w:p>
+            <w:r>
+              <w:t>Plan</w:t>
+            </w:r>
+          </w:p>
+        </w:tc>
+        <w:tc>
+          <w:tcPr>
+            <w:tcW w:type="dxa" w:w="3408"/>
+          </w:tcPr>
+          <w:p>
+            <w:r>
+              <w:t>Resources</w:t>
+            </w:r>
+          </w:p>
+        </w:tc>
+      </w:tr>
+      <w:tr>
+        <w:tc>
+          <w:tcPr>
+            <w:tcW w:type="dxa" w:w="3408"/>
+          </w:tcPr>
+          <w:p>
+            <w:r>
+              <w:t>Session 1 · Understand · 45 min</w:t>
+            </w:r>
+          </w:p>
+        </w:tc>
+        <w:tc>
+          <w:tcPr>
+            <w:tcW w:type="dxa" w:w="3408"/>
+          </w:tcPr>
+          <w:p>
+            <w:r>
+              <w:t>0–7: recall and prerequisite; 7–15: inspect the concrete case and predict; 15–30: teacher models the worked trace; 30–40: learners explain a step using the text and visual; 40–45: check the core idea.</w:t>
+            </w:r>
+          </w:p>
+        </w:tc>
+        <w:tc>
+          <w:tcPr>
+            <w:tcW w:type="dxa" w:w="3408"/>
+          </w:tcPr>
+          <w:p>
+            <w:r>
+              <w:t>Sections 1–6; record the brief recall in the workbook.</w:t>
+            </w:r>
+          </w:p>
+        </w:tc>
+      </w:tr>
+      <w:tr>
+        <w:tc>
+          <w:tcPr>
+            <w:tcW w:type="dxa" w:w="3408"/>
+          </w:tcPr>
+          <w:p>
+            <w:r>
+              <w:t>Session 2 · Practise · 45 min</w:t>
+            </w:r>
+          </w:p>
+        </w:tc>
+        <w:tc>
+          <w:tcPr>
+            <w:tcW w:type="dxa" w:w="3408"/>
+          </w:tcPr>
+          <w:p>
+            <w:r>
+              <w:t>0–5: retrieve the procedure; 5–15: W2 completion practice; 15–23: explain and check with a partner; 23–30: each learner answers the misconception check; 30–40: targeted reteaching or a harder variation; 40–45: prepare the investigation.</w:t>
+            </w:r>
+          </w:p>
+        </w:tc>
+        <w:tc>
+          <w:tcPr>
+            <w:tcW w:type="dxa" w:w="3408"/>
+          </w:tcPr>
+          <w:p>
+            <w:r>
+              <w:t>Sections 7–10; use the matching workbook W2 and misconception check.</w:t>
+            </w:r>
+          </w:p>
+        </w:tc>
+      </w:tr>
+      <w:tr>
+        <w:tc>
+          <w:tcPr>
+            <w:tcW w:type="dxa" w:w="3408"/>
+          </w:tcPr>
+          <w:p>
+            <w:r>
+              <w:t>Session 3 · Investigate and transfer · 45 min</w:t>
+            </w:r>
+          </w:p>
+        </w:tc>
+        <w:tc>
+          <w:tcPr>
+            <w:tcW w:type="dxa" w:w="3408"/>
+          </w:tcPr>
+          <w:p>
+            <w:r>
+              <w:t>0–5: retrieve the decision rule; 5–20: investigate or trace; 20–30: start the independent case; 30–38: connect the project; 38–43: act on feedback; 43–45: plan the return check.</w:t>
+            </w:r>
+          </w:p>
+        </w:tc>
+        <w:tc>
+          <w:tcPr>
+            <w:tcW w:type="dxa" w:w="3408"/>
+          </w:tcPr>
+          <w:p>
+            <w:r>
+              <w:t>Sections 9 and 11–14. Give extra time to finish the full task set; use Section 15 when the week includes a coding lab.</w:t>
+            </w:r>
+          </w:p>
+        </w:tc>
+      </w:tr>
+    </w:tbl>
+    <w:p>
+      <w:r>
+        <w:t>Before class, solve the supported practice: Using the catalogue, record the baseline output and reason for 10 minutes with quiet required, 8 minutes with quiet not required, and 7 minutes with quiet not required. Identify which no-match result is justified and why.</w:t>
+      </w:r>
+    </w:p>
+    <w:p>
+      <w:r>
+        <w:t>Reasoned practice answer: 10 Yes gives B1: 10 fits exactly and it is quiet. 8 No gives B2: B1 is too long, B2 fits and non-quiet is permitted. 7 No gives no match: even the shortest activity requires 8 minutes. That no-match result is justified by the complete catalogue.</w:t>
+      </w:r>
+    </w:p>
+    <w:p>
+      <w:r>
+        <w:t>Check every learner before discussion: Use the worked case for Requirements and a simple baseline. Proposed explanation: “Quiet required No excludes quiet activities”. Decide whether this explanation is supported. Point to the step or supplied fact that decides; explain your repair if needed.</w:t>
+      </w:r>
+    </w:p>
+    <w:p>
+      <w:r>
+        <w:t>Misconception repair: No removes the quiet restriction; it does not reverse it.</w:t>
+      </w:r>
+    </w:p>
+    <w:p>
+      <w:r>
+        <w:t>Support: read the exact case aloud, enlarge the labelled picture, supply input cards and model only the first deciding step. Accept a spoken explanation or drawing; retain the reasoning goal.</w:t>
+      </w:r>
+    </w:p>
+    <w:p>
+      <w:r>
+        <w:t>Extension: Change request 6 to 5. Require a prediction and a reason before comparing. Expected result: The baseline returns B1. Reason: Its capacity equals the request, and at least includes equality.</w:t>
+      </w:r>
+    </w:p>
+    <w:p>
+      <w:r>
+        <w:t>Independent assessment: withhold the reserved answer until the learner has attempted the new case. Record support separately from correctness.</w:t>
+      </w:r>
+    </w:p>
+    <w:tbl>
+      <w:tblPr>
+        <w:tblStyle w:val="LightShading-Accent1"/>
+        <w:tblW w:type="auto" w:w="0"/>
+        <w:tblLook w:firstColumn="1" w:firstRow="1" w:lastColumn="0" w:lastRow="0" w:noHBand="0" w:noVBand="1" w:val="04A0"/>
+      </w:tblPr>
+      <w:tblGrid>
+        <w:gridCol w:w="2556"/>
+        <w:gridCol w:w="2556"/>
+        <w:gridCol w:w="2556"/>
+        <w:gridCol w:w="2556"/>
+      </w:tblGrid>
+      <w:tr>
+        <w:trPr>
+          <w:tblHeader/>
+        </w:trPr>
+        <w:tc>
+          <w:tcPr>
+            <w:tcW w:type="dxa" w:w="2556"/>
+          </w:tcPr>
+          <w:p>
+            <w:r>
+              <w:t>Criterion</w:t>
+            </w:r>
+          </w:p>
+        </w:tc>
+        <w:tc>
+          <w:tcPr>
+            <w:tcW w:type="dxa" w:w="2556"/>
+          </w:tcPr>
+          <w:p>
+            <w:r>
+              <w:t>Not yet</w:t>
+            </w:r>
+          </w:p>
+        </w:tc>
+        <w:tc>
+          <w:tcPr>
+            <w:tcW w:type="dxa" w:w="2556"/>
+          </w:tcPr>
+          <w:p>
+            <w:r>
+              <w:t>With support</w:t>
+            </w:r>
+          </w:p>
+        </w:tc>
+        <w:tc>
+          <w:tcPr>
+            <w:tcW w:type="dxa" w:w="2556"/>
+          </w:tcPr>
+          <w:p>
+            <w:r>
+              <w:t>Independent</w:t>
+            </w:r>
+          </w:p>
+        </w:tc>
+      </w:tr>
+      <w:tr>
+        <w:tc>
+          <w:tcPr>
+            <w:tcW w:type="dxa" w:w="2556"/>
+          </w:tcPr>
+          <w:p>
+            <w:r>
+              <w:t>Explanation</w:t>
+            </w:r>
+          </w:p>
+        </w:tc>
+        <w:tc>
+          <w:tcPr>
+            <w:tcW w:type="dxa" w:w="2556"/>
+          </w:tcPr>
+          <w:p>
+            <w:r>
+              <w:t>Names an answer without a deciding fact</w:t>
+            </w:r>
+          </w:p>
+        </w:tc>
+        <w:tc>
+          <w:tcPr>
+            <w:tcW w:type="dxa" w:w="2556"/>
+          </w:tcPr>
+          <w:p>
+            <w:r>
+              <w:t>Uses a hint to link fact and decision</w:t>
+            </w:r>
+          </w:p>
+        </w:tc>
+        <w:tc>
+          <w:tcPr>
+            <w:tcW w:type="dxa" w:w="2556"/>
+          </w:tcPr>
+          <w:p>
+            <w:r>
+              <w:t>Explains the deciding fact in own words</w:t>
+            </w:r>
+          </w:p>
+        </w:tc>
+      </w:tr>
+      <w:tr>
+        <w:tc>
+          <w:tcPr>
+            <w:tcW w:type="dxa" w:w="2556"/>
+          </w:tcPr>
+          <w:p>
+            <w:r>
+              <w:t>Trace or test</w:t>
+            </w:r>
+          </w:p>
+        </w:tc>
+        <w:tc>
+          <w:tcPr>
+            <w:tcW w:type="dxa" w:w="2556"/>
+          </w:tcPr>
+          <w:p>
+            <w:r>
+              <w:t>Cannot connect input and result</w:t>
+            </w:r>
+          </w:p>
+        </w:tc>
+        <w:tc>
+          <w:tcPr>
+            <w:tcW w:type="dxa" w:w="2556"/>
+          </w:tcPr>
+          <w:p>
+            <w:r>
+              <w:t>Completes steps with prompts</w:t>
+            </w:r>
+          </w:p>
+        </w:tc>
+        <w:tc>
+          <w:tcPr>
+            <w:tcW w:type="dxa" w:w="2556"/>
+          </w:tcPr>
+          <w:p>
+            <w:r>
+              <w:t>Traces or tests a changed case accurately</w:t>
+            </w:r>
+          </w:p>
+        </w:tc>
+      </w:tr>
+      <w:tr>
+        <w:tc>
+          <w:tcPr>
+            <w:tcW w:type="dxa" w:w="2556"/>
+          </w:tcPr>
+          <w:p>
+            <w:r>
+              <w:t>Limits and revision</w:t>
+            </w:r>
+          </w:p>
+        </w:tc>
+        <w:tc>
+          <w:tcPr>
+            <w:tcW w:type="dxa" w:w="2556"/>
+          </w:tcPr>
+          <w:p>
+            <w:r>
+              <w:t>Claims more than evidence supports</w:t>
+            </w:r>
+          </w:p>
+        </w:tc>
+        <w:tc>
+          <w:tcPr>
+            <w:tcW w:type="dxa" w:w="2556"/>
+          </w:tcPr>
+          <w:p>
+            <w:r>
+              <w:t>Names a limit after a prompt</w:t>
+            </w:r>
+          </w:p>
+        </w:tc>
+        <w:tc>
+          <w:tcPr>
+            <w:tcW w:type="dxa" w:w="2556"/>
+          </w:tcPr>
+          <w:p>
+            <w:r>
+              <w:t>States a defensible limit and useful next test</w:t>
+            </w:r>
+          </w:p>
+        </w:tc>
+      </w:tr>
+    </w:tbl>
+    <w:p>
+      <w:r>
+        <w:t>Project checkpoint: Prepare the demonstration. Gather reproducible instructions, evidence, access checks and remaining limitations.</w:t>
+      </w:r>
+    </w:p>
+    <w:p>
+      <w:r>
+        <w:t>Use the weekly teacher answer for topic-specific reasoning. A saved progress tick is an activity record; judge mastery from the learner’s explanation and evidence.</w:t>
+      </w:r>
+    </w:p>
     <w:sectPr>
       <w:pgSz w:w="12240" w:h="15840"/>
       <w:pgMar w:top="936" w:right="1008" w:bottom="936" w:left="1008" w:header="720" w:footer="720" w:gutter="0"/>

--- a/downloads/teacher/ai-1-week-30.docx
+++ b/downloads/teacher/ai-1-week-30.docx
@@ -3440,6 +3440,39 @@
         <w:t>Use the weekly teacher answer for topic-specific reasoning. A saved progress tick is an activity record; judge mastery from the learner’s explanation and evidence.</w:t>
       </w:r>
     </w:p>
+    <w:p>
+      <w:pPr>
+        <w:pStyle w:val="Heading1"/>
+      </w:pPr>
+      <w:r>
+        <w:t>08. Use feedback, labs and repair paths</w:t>
+      </w:r>
+    </w:p>
+    <w:p>
+      <w:r>
+        <w:t>Use the two formative questions as supported practice, not as independent mastery scores. Discuss the deciding evidence rather than accepting a guessed selection.</w:t>
+      </w:r>
+    </w:p>
+    <w:p>
+      <w:r>
+        <w:t>The feedback comes from the reviewed public worked case. Do not reveal the separately reserved independent teacher answer until the learner has attempted that case.</w:t>
+      </w:r>
+    </w:p>
+    <w:p>
+      <w:r>
+        <w:t>Ask students to predict before running code. Preserve errors and actual outputs; collect a changed test and an explanation. The branch-boundary and indexing lessons deliberately include failure cases.</w:t>
+      </w:r>
+    </w:p>
+    <w:p>
+      <w:r>
+        <w:t>Use the earlier worked-explanation links to address a specific missing building block, then return to the current question. Adapt this suggestion after observing the learner; it is not an automatic diagnosis.</w:t>
+      </w:r>
+    </w:p>
+    <w:p>
+      <w:r>
+        <w:t>Collect the completed-work portfolio as evidence. Record support separately from correctness, and assess explanation, trace/test and limitations. Progress ticks and quiz selections alone do not establish mastery.</w:t>
+      </w:r>
+    </w:p>
     <w:sectPr>
       <w:pgSz w:w="12240" w:h="15840"/>
       <w:pgMar w:top="936" w:right="1008" w:bottom="936" w:left="1008" w:header="720" w:footer="720" w:gutter="0"/>

--- a/downloads/teacher/ai-1-week-30.docx
+++ b/downloads/teacher/ai-1-week-30.docx
@@ -29,6 +29,11 @@
       </w:r>
     </w:p>
     <w:p>
+      <w:r>
+        <w:t>Prepare Choose Inputs and Outputs: check the target, prerequisites, resources and adaptable teaching schedule.</w:t>
+      </w:r>
+    </w:p>
+    <w:p>
       <w:pPr>
         <w:pStyle w:val="Heading3"/>
       </w:pPr>
@@ -37,8 +42,50 @@
       </w:r>
     </w:p>
     <w:p>
-      <w:r>
-        <w:t>Primary target: Turn the project outcome into precise input and output requirements</w:t>
+      <w:pPr>
+        <w:spacing w:line="336" w:lineRule="auto" w:after="180"/>
+      </w:pPr>
+      <w:r>
+        <w:rPr>
+          <w:b w:val="0"/>
+        </w:rPr>
+        <w:t xml:space="preserve">Primary target: Turn the project outcome into precise </w:t>
+      </w:r>
+      <w:r>
+        <w:rPr>
+          <w:b/>
+        </w:rPr>
+        <w:t>input</w:t>
+      </w:r>
+      <w:r>
+        <w:rPr>
+          <w:b w:val="0"/>
+        </w:rPr>
+        <w:t xml:space="preserve"> and </w:t>
+      </w:r>
+      <w:r>
+        <w:rPr>
+          <w:b/>
+        </w:rPr>
+        <w:t>output</w:t>
+      </w:r>
+      <w:r>
+        <w:rPr>
+          <w:b w:val="0"/>
+        </w:rPr>
+        <w:t xml:space="preserve"> </w:t>
+      </w:r>
+      <w:r>
+        <w:rPr>
+          <w:b/>
+        </w:rPr>
+        <w:t>requirement</w:t>
+      </w:r>
+      <w:r>
+        <w:rPr>
+          <w:b w:val="0"/>
+        </w:rPr>
+        <w:t>s</w:t>
       </w:r>
     </w:p>
     <w:tbl>
@@ -185,8 +232,37 @@
       </w:tr>
     </w:tbl>
     <w:p>
-      <w:r>
-        <w:t>This is a starting allocation of 135 minutes, not a validated duration. Preserve all named topics. Schedule extra time for connected examples, the full investigation, independent cases and project building. Repeated copies of a case share one recorded attempt; they are not new evidence.</w:t>
+      <w:pPr>
+        <w:spacing w:line="336" w:lineRule="auto" w:after="180"/>
+      </w:pPr>
+      <w:r>
+        <w:rPr>
+          <w:b w:val="0"/>
+        </w:rPr>
+        <w:t>This is a starting allocation of 135 minutes, not a validated duration. Preserve all named topics. Schedule extra time for connected examples, the full investigation, independent cases and project building.</w:t>
+      </w:r>
+    </w:p>
+    <w:p>
+      <w:pPr>
+        <w:spacing w:line="336" w:lineRule="auto" w:after="180"/>
+      </w:pPr>
+      <w:r>
+        <w:rPr>
+          <w:b w:val="0"/>
+        </w:rPr>
+        <w:t xml:space="preserve">Repeated copies of a case share one recorded attempt; they are not new </w:t>
+      </w:r>
+      <w:r>
+        <w:rPr>
+          <w:b/>
+        </w:rPr>
+        <w:t>evidence</w:t>
+      </w:r>
+      <w:r>
+        <w:rPr>
+          <w:b w:val="0"/>
+        </w:rPr>
+        <w:t>.</w:t>
       </w:r>
     </w:p>
     <w:p>
@@ -206,18 +282,71 @@
       </w:r>
     </w:p>
     <w:p>
-      <w:r>
+      <w:pPr>
+        <w:spacing w:line="336" w:lineRule="auto" w:after="180"/>
+      </w:pPr>
+      <w:r>
+        <w:rPr>
+          <w:b w:val="0"/>
+        </w:rPr>
         <w:t>Without opening the old lesson, explain one key idea from Find a Real Problem. Give an example and a mistake that the idea helps you avoid.</w:t>
       </w:r>
     </w:p>
     <w:p>
-      <w:r>
-        <w:t>Look for: Describe a specific user difficulty using supplied evidence without inventing its cause</w:t>
-      </w:r>
-    </w:p>
-    <w:p>
-      <w:r>
-        <w:t>Reference example, not the only acceptable wording: For example: fictional pupils choosing activities in the supplied classroom exercise had to choose again in four of ten requests because the first choice did not fit the time or room conditions. Build an AI app names a solution or construction task without specifying a user difficulty or evidence of need.</w:t>
+      <w:pPr>
+        <w:spacing w:line="336" w:lineRule="auto" w:after="180"/>
+      </w:pPr>
+      <w:r>
+        <w:rPr>
+          <w:b w:val="0"/>
+        </w:rPr>
+        <w:t xml:space="preserve">Look for: Describe a specific user difficulty using supplied </w:t>
+      </w:r>
+      <w:r>
+        <w:rPr>
+          <w:b/>
+        </w:rPr>
+        <w:t>evidence</w:t>
+      </w:r>
+      <w:r>
+        <w:rPr>
+          <w:b w:val="0"/>
+        </w:rPr>
+        <w:t xml:space="preserve"> without inventing its cause</w:t>
+      </w:r>
+    </w:p>
+    <w:p>
+      <w:pPr>
+        <w:spacing w:line="336" w:lineRule="auto" w:after="180"/>
+      </w:pPr>
+      <w:r>
+        <w:rPr>
+          <w:b w:val="0"/>
+        </w:rPr>
+        <w:t>Reference example, not the only acceptable wording: For example: fictional pupils choosing activities in the supplied classroom exercise had to choose again in four of ten requests because the first choice did not fit the time or room conditions.</w:t>
+      </w:r>
+    </w:p>
+    <w:p>
+      <w:pPr>
+        <w:spacing w:line="336" w:lineRule="auto" w:after="180"/>
+      </w:pPr>
+      <w:r>
+        <w:rPr>
+          <w:b w:val="0"/>
+        </w:rPr>
+        <w:t xml:space="preserve">Build an AI app names a solution or construction task without specifying a user difficulty or </w:t>
+      </w:r>
+      <w:r>
+        <w:rPr>
+          <w:b/>
+        </w:rPr>
+        <w:t>evidence</w:t>
+      </w:r>
+      <w:r>
+        <w:rPr>
+          <w:b w:val="0"/>
+        </w:rPr>
+        <w:t xml:space="preserve"> of need.</w:t>
       </w:r>
     </w:p>
     <w:p>
@@ -229,18 +358,77 @@
       </w:r>
     </w:p>
     <w:p>
-      <w:r>
-        <w:t>Without opening the old lesson, explain one key idea from Verify Important Outputs. Give an example and a mistake that the idea helps you avoid.</w:t>
-      </w:r>
-    </w:p>
-    <w:p>
-      <w:r>
-        <w:t>Look for: Separate an answer into claims and connect each claim to relevant evidence</w:t>
-      </w:r>
-    </w:p>
-    <w:p>
-      <w:r>
-        <w:t>Reference example, not the only acceptable wording: A directly stated fact is four rolls, 2 m per roll or twelve 50 cm pieces. A derived quantity is 8 m starting length, 6 m used or 2 m remaining, supported by the relevant calculation from R. R contains no enjoyment evidence, so citing it does not support everyone enjoying the activity.</w:t>
+      <w:pPr>
+        <w:spacing w:line="336" w:lineRule="auto" w:after="180"/>
+      </w:pPr>
+      <w:r>
+        <w:rPr>
+          <w:b w:val="0"/>
+        </w:rPr>
+        <w:t xml:space="preserve">Without opening the old lesson, explain one key idea from Verify Important </w:t>
+      </w:r>
+      <w:r>
+        <w:rPr>
+          <w:b/>
+        </w:rPr>
+        <w:t>Output</w:t>
+      </w:r>
+      <w:r>
+        <w:rPr>
+          <w:b w:val="0"/>
+        </w:rPr>
+        <w:t>s. Give an example and a mistake that the idea helps you avoid.</w:t>
+      </w:r>
+    </w:p>
+    <w:p>
+      <w:pPr>
+        <w:spacing w:line="336" w:lineRule="auto" w:after="180"/>
+      </w:pPr>
+      <w:r>
+        <w:rPr>
+          <w:b w:val="0"/>
+        </w:rPr>
+        <w:t xml:space="preserve">Look for: Separate an answer into claims and connect each claim to relevant </w:t>
+      </w:r>
+      <w:r>
+        <w:rPr>
+          <w:b/>
+        </w:rPr>
+        <w:t>evidence</w:t>
+      </w:r>
+    </w:p>
+    <w:p>
+      <w:pPr>
+        <w:spacing w:line="336" w:lineRule="auto" w:after="180"/>
+      </w:pPr>
+      <w:r>
+        <w:rPr>
+          <w:b w:val="0"/>
+        </w:rPr>
+        <w:t>Reference example, not the only acceptable wording: A directly stated fact is four rolls, 2 m per roll or twelve 50 cm pieces.</w:t>
+      </w:r>
+    </w:p>
+    <w:p>
+      <w:pPr>
+        <w:spacing w:line="336" w:lineRule="auto" w:after="180"/>
+      </w:pPr>
+      <w:r>
+        <w:rPr>
+          <w:b w:val="0"/>
+        </w:rPr>
+        <w:t xml:space="preserve">A derived quantity is 8 m starting length, 6 m used or 2 m remaining, supported by the relevant calculation from R. R contains no enjoyment </w:t>
+      </w:r>
+      <w:r>
+        <w:rPr>
+          <w:b/>
+        </w:rPr>
+        <w:t>evidence</w:t>
+      </w:r>
+      <w:r>
+        <w:rPr>
+          <w:b w:val="0"/>
+        </w:rPr>
+        <w:t>, so citing it does not support everyone enjoying the activity.</w:t>
       </w:r>
     </w:p>
     <w:p>
@@ -252,22 +440,57 @@
       </w:r>
     </w:p>
     <w:p>
-      <w:r>
+      <w:pPr>
+        <w:spacing w:line="336" w:lineRule="auto" w:after="180"/>
+      </w:pPr>
+      <w:r>
+        <w:rPr>
+          <w:b w:val="0"/>
+        </w:rPr>
         <w:t>Without opening the old lesson, explain one key idea from Privacy by Choosing Less. Give an example and a mistake that the idea helps you avoid.</w:t>
       </w:r>
     </w:p>
     <w:p>
-      <w:r>
+      <w:pPr>
+        <w:spacing w:line="336" w:lineRule="auto" w:after="180"/>
+      </w:pPr>
+      <w:r>
+        <w:rPr>
+          <w:b w:val="0"/>
+        </w:rPr>
         <w:t>Look for: Justify which information a stated task needs and remove unnecessary fields</w:t>
       </w:r>
     </w:p>
     <w:p>
-      <w:r>
-        <w:t>Reference example, not the only acceptable wording: Keep topic choice; remove name, full date of birth, address and photograph. The totals do not require identity or contact details. Collecting extra fields creates copies and exposure to manage even if those fields are later ignored or deleted.</w:t>
-      </w:r>
-    </w:p>
-    <w:p>
-      <w:r>
+      <w:pPr>
+        <w:spacing w:line="336" w:lineRule="auto" w:after="180"/>
+      </w:pPr>
+      <w:r>
+        <w:rPr>
+          <w:b w:val="0"/>
+        </w:rPr>
+        <w:t>Reference example, not the only acceptable wording: Keep topic choice; remove name, full date of birth, address and photograph. The totals do not require identity or contact details.</w:t>
+      </w:r>
+    </w:p>
+    <w:p>
+      <w:pPr>
+        <w:spacing w:line="336" w:lineRule="auto" w:after="180"/>
+      </w:pPr>
+      <w:r>
+        <w:rPr>
+          <w:b w:val="0"/>
+        </w:rPr>
+        <w:t>Collecting extra fields creates copies and exposure to manage even if those fields are later ignored or deleted.</w:t>
+      </w:r>
+    </w:p>
+    <w:p>
+      <w:pPr>
+        <w:spacing w:line="336" w:lineRule="auto" w:after="180"/>
+      </w:pPr>
+      <w:r>
+        <w:rPr>
+          <w:b w:val="0"/>
+        </w:rPr>
         <w:t>Use the student module and workbook section with this exact week title. The worked case, independent question and answers below form one aligned lesson sequence.</w:t>
       </w:r>
     </w:p>
@@ -280,8 +503,39 @@
       </w:r>
     </w:p>
     <w:p>
-      <w:r>
-        <w:t>Design a paper/plastic sorter that receives an object description. Include a mixed paper-and-plastic cup. Specify inputs, outputs and the uncertain-case action. Is the owner's name useful?</w:t>
+      <w:pPr>
+        <w:spacing w:line="336" w:lineRule="auto" w:after="180"/>
+        <w:shd w:fill="F5F1FB"/>
+      </w:pPr>
+      <w:r>
+        <w:rPr>
+          <w:b w:val="0"/>
+        </w:rPr>
+        <w:t xml:space="preserve">Design a paper/plastic sorter that receives an object description. Include a mixed paper-and-plastic cup. Specify </w:t>
+      </w:r>
+      <w:r>
+        <w:rPr>
+          <w:b/>
+        </w:rPr>
+        <w:t>input</w:t>
+      </w:r>
+      <w:r>
+        <w:rPr>
+          <w:b w:val="0"/>
+        </w:rPr>
+        <w:t xml:space="preserve">s, </w:t>
+      </w:r>
+      <w:r>
+        <w:rPr>
+          <w:b/>
+        </w:rPr>
+        <w:t>output</w:t>
+      </w:r>
+      <w:r>
+        <w:rPr>
+          <w:b w:val="0"/>
+        </w:rPr>
+        <w:t>s and the uncertain-case action. Is the owner's name useful?</w:t>
       </w:r>
     </w:p>
     <w:p>
@@ -293,7 +547,13 @@
       </w:r>
     </w:p>
     <w:p>
-      <w:r>
+      <w:pPr>
+        <w:spacing w:line="336" w:lineRule="auto" w:after="180"/>
+      </w:pPr>
+      <w:r>
+        <w:rPr>
+          <w:b w:val="0"/>
+        </w:rPr>
         <w:t>A useful design makes required information and promised result explicit.</w:t>
       </w:r>
     </w:p>
@@ -430,12 +690,38 @@
       </w:r>
     </w:p>
     <w:p>
-      <w:r>
+      <w:pPr>
+        <w:spacing w:line="336" w:lineRule="auto" w:after="180"/>
+      </w:pPr>
+      <w:r>
+        <w:rPr>
+          <w:b w:val="0"/>
+        </w:rPr>
         <w:t>Use the supplied scenario, student illustrations and blank paper. For numeric work, offer counters or a calculator after learners show the setup. Fictional records are supplied; personal data and paid accounts are unnecessary.</w:t>
       </w:r>
     </w:p>
     <w:p>
-      <w:r>
+      <w:pPr>
+        <w:pStyle w:val="Heading3"/>
+      </w:pPr>
+      <w:r>
+        <w:t>Alternative compact allocation</w:t>
+      </w:r>
+    </w:p>
+    <w:p>
+      <w:r>
+        <w:t>This compact option is not the full-week schedule. Use the main teaching cycle and allow extra sessions for the investigation, independent work and project.</w:t>
+      </w:r>
+    </w:p>
+    <w:p>
+      <w:pPr>
+        <w:spacing w:line="336" w:lineRule="auto" w:after="180"/>
+        <w:shd w:fill="F1F6F8"/>
+      </w:pPr>
+      <w:r>
+        <w:rPr>
+          <w:b w:val="0"/>
+        </w:rPr>
         <w:t>Allow 80 minutes: recall 8; explanation 12; worked demonstration 15; guided practice 20; independent assessment 15; project and reflection 10. Extend the lab into a second session when needed.</w:t>
       </w:r>
     </w:p>
@@ -448,8 +734,48 @@
       </w:r>
     </w:p>
     <w:p>
-      <w:r>
-        <w:t>Use this catalogue and task contract unchanged through the shared project unless a later activity explicitly introduces a versioned change. The baseline is deliberately complete and credible: careful manual checking can satisfy the specification. The educational aim is a traceable, tested recommender and a defensible comparison, not a compulsory claim that automation wins. Minutes are exact paper-model values and resources are assumed available.</w:t>
+      <w:pPr>
+        <w:spacing w:line="336" w:lineRule="auto" w:after="180"/>
+      </w:pPr>
+      <w:r>
+        <w:rPr>
+          <w:b w:val="0"/>
+        </w:rPr>
+        <w:t>Use this catalogue and task contract unchanged through the shared project unless a later activity explicitly introduces a versioned change.</w:t>
+      </w:r>
+    </w:p>
+    <w:p>
+      <w:pPr>
+        <w:spacing w:line="336" w:lineRule="auto" w:after="180"/>
+      </w:pPr>
+      <w:r>
+        <w:rPr>
+          <w:b w:val="0"/>
+        </w:rPr>
+        <w:t xml:space="preserve">The </w:t>
+      </w:r>
+      <w:r>
+        <w:rPr>
+          <w:b/>
+        </w:rPr>
+        <w:t>baseline</w:t>
+      </w:r>
+      <w:r>
+        <w:rPr>
+          <w:b w:val="0"/>
+        </w:rPr>
+        <w:t xml:space="preserve"> is deliberately complete and credible: careful manual checking can satisfy the specification.</w:t>
+      </w:r>
+    </w:p>
+    <w:p>
+      <w:pPr>
+        <w:spacing w:line="336" w:lineRule="auto" w:after="180"/>
+      </w:pPr>
+      <w:r>
+        <w:rPr>
+          <w:b w:val="0"/>
+        </w:rPr>
+        <w:t>The educational aim is a traceable, tested recommender and a defensible comparison, not a compulsory claim that automation wins. Minutes are exact paper-model values and resources are assumed available.</w:t>
       </w:r>
     </w:p>
     <w:p>
@@ -461,22 +787,106 @@
       </w:r>
     </w:p>
     <w:p>
-      <w:r>
-        <w:t>It may miss compatible options on every request where one exists. Check useful suggestions and whether no-match results are justified, as well as incompatible suggestions.</w:t>
-      </w:r>
-    </w:p>
-    <w:p>
-      <w:r>
+      <w:pPr>
+        <w:spacing w:line="336" w:lineRule="auto" w:after="180"/>
+      </w:pPr>
+      <w:r>
+        <w:rPr>
+          <w:b w:val="0"/>
+        </w:rPr>
+        <w:t xml:space="preserve">It may miss </w:t>
+      </w:r>
+      <w:r>
+        <w:rPr>
+          <w:b/>
+        </w:rPr>
+        <w:t>compatible</w:t>
+      </w:r>
+      <w:r>
+        <w:rPr>
+          <w:b w:val="0"/>
+        </w:rPr>
+        <w:t xml:space="preserve"> options on every request where one exists. Check useful suggestions and whether no-match results are justified, as well as in</w:t>
+      </w:r>
+      <w:r>
+        <w:rPr>
+          <w:b/>
+        </w:rPr>
+        <w:t>compatible</w:t>
+      </w:r>
+      <w:r>
+        <w:rPr>
+          <w:b w:val="0"/>
+        </w:rPr>
+        <w:t xml:space="preserve"> suggestions.</w:t>
+      </w:r>
+    </w:p>
+    <w:p>
+      <w:pPr>
+        <w:spacing w:line="336" w:lineRule="auto" w:after="180"/>
+      </w:pPr>
+      <w:r>
+        <w:rPr>
+          <w:b w:val="0"/>
+        </w:rPr>
         <w:t>The four-row B1 to B4 catalogue and fictional request cards</w:t>
       </w:r>
     </w:p>
     <w:p>
-      <w:r>
-        <w:t>A baseline sheet with input, output, reason and pass or fail columns</w:t>
-      </w:r>
-    </w:p>
-    <w:p>
-      <w:r>
+      <w:pPr>
+        <w:spacing w:line="336" w:lineRule="auto" w:after="180"/>
+      </w:pPr>
+      <w:r>
+        <w:rPr>
+          <w:b w:val="0"/>
+        </w:rPr>
+        <w:t xml:space="preserve">A </w:t>
+      </w:r>
+      <w:r>
+        <w:rPr>
+          <w:b/>
+        </w:rPr>
+        <w:t>baseline</w:t>
+      </w:r>
+      <w:r>
+        <w:rPr>
+          <w:b w:val="0"/>
+        </w:rPr>
+        <w:t xml:space="preserve"> sheet with </w:t>
+      </w:r>
+      <w:r>
+        <w:rPr>
+          <w:b/>
+        </w:rPr>
+        <w:t>input</w:t>
+      </w:r>
+      <w:r>
+        <w:rPr>
+          <w:b w:val="0"/>
+        </w:rPr>
+        <w:t xml:space="preserve">, </w:t>
+      </w:r>
+      <w:r>
+        <w:rPr>
+          <w:b/>
+        </w:rPr>
+        <w:t>output</w:t>
+      </w:r>
+      <w:r>
+        <w:rPr>
+          <w:b w:val="0"/>
+        </w:rPr>
+        <w:t>, reason and pass or fail columns</w:t>
+      </w:r>
+    </w:p>
+    <w:p>
+      <w:pPr>
+        <w:spacing w:line="336" w:lineRule="auto" w:after="180"/>
+      </w:pPr>
+      <w:r>
+        <w:rPr>
+          <w:b w:val="0"/>
+        </w:rPr>
         <w:t>Separate storage for teacher-reserved final cases, kept out of development work</w:t>
       </w:r>
     </w:p>
@@ -489,12 +899,60 @@
       </w:r>
     </w:p>
     <w:p>
-      <w:r>
-        <w:t>By the end, I can specify valid inputs, exact outputs and a manual baseline.</w:t>
-      </w:r>
-    </w:p>
-    <w:p>
-      <w:r>
+      <w:pPr>
+        <w:spacing w:line="336" w:lineRule="auto" w:after="180"/>
+      </w:pPr>
+      <w:r>
+        <w:rPr>
+          <w:b w:val="0"/>
+        </w:rPr>
+        <w:t xml:space="preserve">By the end, I can specify valid </w:t>
+      </w:r>
+      <w:r>
+        <w:rPr>
+          <w:b/>
+        </w:rPr>
+        <w:t>input</w:t>
+      </w:r>
+      <w:r>
+        <w:rPr>
+          <w:b w:val="0"/>
+        </w:rPr>
+        <w:t xml:space="preserve">s, exact </w:t>
+      </w:r>
+      <w:r>
+        <w:rPr>
+          <w:b/>
+        </w:rPr>
+        <w:t>output</w:t>
+      </w:r>
+      <w:r>
+        <w:rPr>
+          <w:b w:val="0"/>
+        </w:rPr>
+        <w:t xml:space="preserve">s and a manual </w:t>
+      </w:r>
+      <w:r>
+        <w:rPr>
+          <w:b/>
+        </w:rPr>
+        <w:t>baseline</w:t>
+      </w:r>
+      <w:r>
+        <w:rPr>
+          <w:b w:val="0"/>
+        </w:rPr>
+        <w:t>.</w:t>
+      </w:r>
+    </w:p>
+    <w:p>
+      <w:pPr>
+        <w:spacing w:line="336" w:lineRule="auto" w:after="180"/>
+      </w:pPr>
+      <w:r>
+        <w:rPr>
+          <w:b w:val="0"/>
+        </w:rPr>
         <w:t>This added worked case illustrates the week’s main idea. Retain all original and connected topics; schedule its practice within the teaching cycle.</w:t>
       </w:r>
     </w:p>
@@ -507,155 +965,877 @@
       </w:r>
     </w:p>
     <w:p>
+      <w:r>
+        <w:t>Model Choose Inputs and Outputs using the supplied case, labelled mechanism and reasoning. Make the scope of each conclusion explicit.</w:t>
+      </w:r>
+    </w:p>
+    <w:p>
+      <w:pPr>
+        <w:spacing w:line="336" w:lineRule="auto" w:after="180"/>
+      </w:pPr>
+      <w:r>
+        <w:rPr>
+          <w:b w:val="0"/>
+        </w:rPr>
+        <w:t>Follow the information instead of imagining magic inside the machine.</w:t>
+      </w:r>
+    </w:p>
+    <w:p>
       <w:pPr>
         <w:pStyle w:val="Heading3"/>
       </w:pPr>
       <w:r>
-        <w:t>Explain the mechanism</w:t>
-      </w:r>
-    </w:p>
-    <w:p>
-      <w:r>
-        <w:t>Follow the information instead of imagining magic inside the machine.</w:t>
-      </w:r>
-    </w:p>
-    <w:p>
-      <w:r>
-        <w:t>INPUT minimal required information</w:t>
-      </w:r>
-    </w:p>
-    <w:p>
-      <w:r>
-        <w:t>PROCESS candidate decision process</w:t>
-      </w:r>
-    </w:p>
-    <w:p>
-      <w:r>
-        <w:t>OUTPUT specific promised result and uncertainty path</w:t>
-      </w:r>
-    </w:p>
-    <w:p>
-      <w:r>
+        <w:t>1. Input — information entering</w:t>
+      </w:r>
+    </w:p>
+    <w:p>
+      <w:pPr>
+        <w:spacing w:line="336" w:lineRule="auto" w:after="180"/>
+        <w:shd w:fill="F4F9FC"/>
+      </w:pPr>
+      <w:r>
+        <w:rPr>
+          <w:b/>
+        </w:rPr>
+        <w:t>INPUT</w:t>
+      </w:r>
+      <w:r>
+        <w:rPr>
+          <w:b w:val="0"/>
+        </w:rPr>
+        <w:t xml:space="preserve"> minimal required information</w:t>
+      </w:r>
+    </w:p>
+    <w:p>
+      <w:pPr>
+        <w:pStyle w:val="Heading3"/>
+      </w:pPr>
+      <w:r>
+        <w:t>2. Process — the deciding step</w:t>
+      </w:r>
+    </w:p>
+    <w:p>
+      <w:pPr>
+        <w:spacing w:line="336" w:lineRule="auto" w:after="180"/>
+        <w:shd w:fill="F4F9FC"/>
+      </w:pPr>
+      <w:r>
+        <w:rPr>
+          <w:b/>
+        </w:rPr>
+        <w:t>PROCESS</w:t>
+      </w:r>
+      <w:r>
+        <w:rPr>
+          <w:b w:val="0"/>
+        </w:rPr>
+        <w:t xml:space="preserve"> candidate decision </w:t>
+      </w:r>
+      <w:r>
+        <w:rPr>
+          <w:b/>
+        </w:rPr>
+        <w:t>process</w:t>
+      </w:r>
+    </w:p>
+    <w:p>
+      <w:pPr>
+        <w:pStyle w:val="Heading3"/>
+      </w:pPr>
+      <w:r>
+        <w:t>3. Output — the result</w:t>
+      </w:r>
+    </w:p>
+    <w:p>
+      <w:pPr>
+        <w:spacing w:line="336" w:lineRule="auto" w:after="180"/>
+        <w:shd w:fill="F4F9FC"/>
+      </w:pPr>
+      <w:r>
+        <w:rPr>
+          <w:b/>
+        </w:rPr>
+        <w:t>OUTPUT</w:t>
+      </w:r>
+      <w:r>
+        <w:rPr>
+          <w:b w:val="0"/>
+        </w:rPr>
+        <w:t xml:space="preserve"> specific promised result and uncertainty path</w:t>
+      </w:r>
+    </w:p>
+    <w:p>
+      <w:pPr>
+        <w:pStyle w:val="Heading3"/>
+      </w:pPr>
+      <w:r>
+        <w:t>Key idea</w:t>
+      </w:r>
+    </w:p>
+    <w:p>
+      <w:pPr>
+        <w:spacing w:line="336" w:lineRule="auto" w:after="180"/>
+        <w:shd w:fill="EDF7F3"/>
+      </w:pPr>
+      <w:r>
+        <w:rPr>
+          <w:b w:val="0"/>
+        </w:rPr>
         <w:t>CORE IDEA A useful design makes required information and promised result explicit.</w:t>
       </w:r>
     </w:p>
     <w:p>
-      <w:r>
-        <w:t>UNDER THE HOOD Interface contracts define inputs, outputs, types, allowed values, missing-data behavior, and guarantees. Good design avoids collecting data that cannot improve the promised result and avoids promising outcomes the process cannot support.</w:t>
-      </w:r>
-    </w:p>
-    <w:p>
-      <w:r>
+      <w:pPr>
+        <w:pStyle w:val="Heading3"/>
+      </w:pPr>
+      <w:r>
+        <w:t>How the mechanism works</w:t>
+      </w:r>
+    </w:p>
+    <w:p>
+      <w:pPr>
+        <w:spacing w:line="336" w:lineRule="auto" w:after="180"/>
+        <w:shd w:fill="F1F6F8"/>
+      </w:pPr>
+      <w:r>
+        <w:rPr>
+          <w:b w:val="0"/>
+        </w:rPr>
+        <w:t xml:space="preserve">UNDER THE HOOD Interface contracts define </w:t>
+      </w:r>
+      <w:r>
+        <w:rPr>
+          <w:b/>
+        </w:rPr>
+        <w:t>input</w:t>
+      </w:r>
+      <w:r>
+        <w:rPr>
+          <w:b w:val="0"/>
+        </w:rPr>
+        <w:t xml:space="preserve">s, </w:t>
+      </w:r>
+      <w:r>
+        <w:rPr>
+          <w:b/>
+        </w:rPr>
+        <w:t>output</w:t>
+      </w:r>
+      <w:r>
+        <w:rPr>
+          <w:b w:val="0"/>
+        </w:rPr>
+        <w:t xml:space="preserve">s, types, allowed values, </w:t>
+      </w:r>
+      <w:r>
+        <w:rPr>
+          <w:b/>
+        </w:rPr>
+        <w:t>missing-data behavior</w:t>
+      </w:r>
+      <w:r>
+        <w:rPr>
+          <w:b w:val="0"/>
+        </w:rPr>
+        <w:t>, and guarantees.</w:t>
+      </w:r>
+    </w:p>
+    <w:p>
+      <w:pPr>
+        <w:spacing w:line="336" w:lineRule="auto" w:after="180"/>
+        <w:shd w:fill="F1F6F8"/>
+      </w:pPr>
+      <w:r>
+        <w:rPr>
+          <w:b w:val="0"/>
+        </w:rPr>
+        <w:t xml:space="preserve">Good design avoids collecting data that cannot improve the promised result and avoids promising outcomes the </w:t>
+      </w:r>
+      <w:r>
+        <w:rPr>
+          <w:b/>
+        </w:rPr>
+        <w:t>process</w:t>
+      </w:r>
+      <w:r>
+        <w:rPr>
+          <w:b w:val="0"/>
+        </w:rPr>
+        <w:t xml:space="preserve"> cannot support.</w:t>
+      </w:r>
+    </w:p>
+    <w:p>
+      <w:pPr>
+        <w:spacing w:line="336" w:lineRule="auto" w:after="180"/>
+      </w:pPr>
+      <w:r>
+        <w:rPr>
+          <w:b w:val="0"/>
+        </w:rPr>
         <w:t>Draw a fresh example with all three stages:</w:t>
       </w:r>
     </w:p>
     <w:p>
-      <w:r>
-        <w:t>Every step connects a claim to observable evidence.</w:t>
-      </w:r>
-    </w:p>
-    <w:p>
-      <w:r>
+      <w:pPr>
+        <w:spacing w:line="336" w:lineRule="auto" w:after="180"/>
+      </w:pPr>
+      <w:r>
+        <w:rPr>
+          <w:b w:val="0"/>
+        </w:rPr>
+        <w:t xml:space="preserve">Every step connects a claim to observable </w:t>
+      </w:r>
+      <w:r>
+        <w:rPr>
+          <w:b/>
+        </w:rPr>
+        <w:t>evidence</w:t>
+      </w:r>
+      <w:r>
+        <w:rPr>
+          <w:b w:val="0"/>
+        </w:rPr>
+        <w:t>.</w:t>
+      </w:r>
+    </w:p>
+    <w:p>
+      <w:pPr>
+        <w:pStyle w:val="Heading3"/>
+      </w:pPr>
+      <w:r>
+        <w:t>The case to investigate</w:t>
+      </w:r>
+    </w:p>
+    <w:p>
+      <w:pPr>
+        <w:spacing w:line="336" w:lineRule="auto" w:after="180"/>
+        <w:shd w:fill="F1F6FC"/>
+      </w:pPr>
+      <w:r>
+        <w:rPr>
+          <w:b w:val="0"/>
+        </w:rPr>
         <w:t>CASE A sorter can use item type and location found to suggest a bin without collecting a student's name or face.</w:t>
       </w:r>
     </w:p>
     <w:p>
-      <w:r>
+      <w:pPr>
+        <w:pStyle w:val="Heading3"/>
+      </w:pPr>
+      <w:r>
+        <w:t>Step 1</w:t>
+      </w:r>
+    </w:p>
+    <w:p>
+      <w:pPr>
+        <w:spacing w:line="336" w:lineRule="auto" w:after="180"/>
+        <w:shd w:fill="F4F9FC"/>
+      </w:pPr>
+      <w:r>
+        <w:rPr>
+          <w:b w:val="0"/>
+        </w:rPr>
         <w:t>STEP 1 — OBSERVE minimal required information</w:t>
       </w:r>
     </w:p>
     <w:p>
-      <w:r>
-        <w:t>STEP 2 — TRACE candidate decision process</w:t>
-      </w:r>
-    </w:p>
-    <w:p>
-      <w:r>
+      <w:pPr>
+        <w:pStyle w:val="Heading3"/>
+      </w:pPr>
+      <w:r>
+        <w:t>Step 2</w:t>
+      </w:r>
+    </w:p>
+    <w:p>
+      <w:pPr>
+        <w:spacing w:line="336" w:lineRule="auto" w:after="180"/>
+        <w:shd w:fill="F4F9FC"/>
+      </w:pPr>
+      <w:r>
+        <w:rPr>
+          <w:b w:val="0"/>
+        </w:rPr>
+        <w:t xml:space="preserve">STEP 2 — TRACE candidate decision </w:t>
+      </w:r>
+      <w:r>
+        <w:rPr>
+          <w:b/>
+        </w:rPr>
+        <w:t>process</w:t>
+      </w:r>
+    </w:p>
+    <w:p>
+      <w:pPr>
+        <w:pStyle w:val="Heading3"/>
+      </w:pPr>
+      <w:r>
+        <w:t>Step 3</w:t>
+      </w:r>
+    </w:p>
+    <w:p>
+      <w:pPr>
+        <w:spacing w:line="336" w:lineRule="auto" w:after="180"/>
+        <w:shd w:fill="F4F9FC"/>
+      </w:pPr>
+      <w:r>
+        <w:rPr>
+          <w:b w:val="0"/>
+        </w:rPr>
         <w:t>STEP 3 — CONCLUDE specific promised result and uncertainty path</w:t>
       </w:r>
     </w:p>
     <w:p>
-      <w:r>
-        <w:t>MODEL REASONING Prefer the design that meets the measurable need with fewer, clearer inputs and an honest output. State how missing values and ambiguous cases are handled before building.</w:t>
-      </w:r>
-    </w:p>
-    <w:p>
-      <w:r>
-        <w:t>DO NOT OVERCLAIM Every collected field creates cost and risk; every promised output needs evidence.</w:t>
-      </w:r>
-    </w:p>
-    <w:p>
-      <w:r>
-        <w:t>What new evidence could change this answer?</w:t>
-      </w:r>
-    </w:p>
-    <w:p>
       <w:pPr>
         <w:pStyle w:val="Heading3"/>
       </w:pPr>
       <w:r>
+        <w:t>Model answer</w:t>
+      </w:r>
+    </w:p>
+    <w:p>
+      <w:pPr>
+        <w:spacing w:line="336" w:lineRule="auto" w:after="180"/>
+        <w:shd w:fill="F1F6FC"/>
+      </w:pPr>
+      <w:r>
+        <w:rPr>
+          <w:b w:val="0"/>
+        </w:rPr>
+        <w:t xml:space="preserve">MODEL REASONING Prefer the design that meets the measurable need with fewer, clearer </w:t>
+      </w:r>
+      <w:r>
+        <w:rPr>
+          <w:b/>
+        </w:rPr>
+        <w:t>input</w:t>
+      </w:r>
+      <w:r>
+        <w:rPr>
+          <w:b w:val="0"/>
+        </w:rPr>
+        <w:t xml:space="preserve">s and an honest </w:t>
+      </w:r>
+      <w:r>
+        <w:rPr>
+          <w:b/>
+        </w:rPr>
+        <w:t>output</w:t>
+      </w:r>
+      <w:r>
+        <w:rPr>
+          <w:b w:val="0"/>
+        </w:rPr>
+        <w:t>. State how missing values and ambiguous cases are handled before building.</w:t>
+      </w:r>
+    </w:p>
+    <w:p>
+      <w:pPr>
+        <w:pStyle w:val="Heading3"/>
+      </w:pPr>
+      <w:r>
+        <w:t>A claim to avoid</w:t>
+      </w:r>
+    </w:p>
+    <w:p>
+      <w:pPr>
+        <w:spacing w:line="336" w:lineRule="auto" w:after="180"/>
+        <w:shd w:fill="FFF5E6"/>
+      </w:pPr>
+      <w:r>
+        <w:rPr>
+          <w:b w:val="0"/>
+        </w:rPr>
+        <w:t xml:space="preserve">DO NOT OVERCLAIM Every collected field creates cost and risk; every promised </w:t>
+      </w:r>
+      <w:r>
+        <w:rPr>
+          <w:b/>
+        </w:rPr>
+        <w:t>output</w:t>
+      </w:r>
+      <w:r>
+        <w:rPr>
+          <w:b w:val="0"/>
+        </w:rPr>
+        <w:t xml:space="preserve"> needs </w:t>
+      </w:r>
+      <w:r>
+        <w:rPr>
+          <w:b/>
+        </w:rPr>
+        <w:t>evidence</w:t>
+      </w:r>
+      <w:r>
+        <w:rPr>
+          <w:b w:val="0"/>
+        </w:rPr>
+        <w:t>.</w:t>
+      </w:r>
+    </w:p>
+    <w:p>
+      <w:pPr>
+        <w:spacing w:line="336" w:lineRule="auto" w:after="180"/>
+        <w:shd w:fill="F5F1FB"/>
+      </w:pPr>
+      <w:r>
+        <w:rPr>
+          <w:b w:val="0"/>
+        </w:rPr>
+        <w:t xml:space="preserve">What new </w:t>
+      </w:r>
+      <w:r>
+        <w:rPr>
+          <w:b/>
+        </w:rPr>
+        <w:t>evidence</w:t>
+      </w:r>
+      <w:r>
+        <w:rPr>
+          <w:b w:val="0"/>
+        </w:rPr>
+        <w:t xml:space="preserve"> could change this answer?</w:t>
+      </w:r>
+    </w:p>
+    <w:p>
+      <w:pPr>
+        <w:pStyle w:val="Heading3"/>
+      </w:pPr>
+      <w:r>
         <w:t>Concrete teaching case</w:t>
       </w:r>
     </w:p>
     <w:p>
-      <w:r>
-        <w:t>A sorter suggests paper or plastic trays using material observations.</w:t>
-      </w:r>
-    </w:p>
-    <w:p>
-      <w:r>
-        <w:t>Name an input, output and unnecessary input.</w:t>
-      </w:r>
-    </w:p>
-    <w:p>
       <w:pPr>
         <w:pStyle w:val="Heading3"/>
       </w:pPr>
       <w:r>
+        <w:t>The teaching case</w:t>
+      </w:r>
+    </w:p>
+    <w:p>
+      <w:pPr>
+        <w:spacing w:line="336" w:lineRule="auto" w:after="180"/>
+        <w:shd w:fill="F1F6FC"/>
+      </w:pPr>
+      <w:r>
+        <w:rPr>
+          <w:b w:val="0"/>
+        </w:rPr>
+        <w:t xml:space="preserve">A sorter suggests paper or plastic trays using material </w:t>
+      </w:r>
+      <w:r>
+        <w:rPr>
+          <w:b/>
+        </w:rPr>
+        <w:t>observation</w:t>
+      </w:r>
+      <w:r>
+        <w:rPr>
+          <w:b w:val="0"/>
+        </w:rPr>
+        <w:t>s.</w:t>
+      </w:r>
+    </w:p>
+    <w:p>
+      <w:pPr>
+        <w:pStyle w:val="Heading3"/>
+      </w:pPr>
+      <w:r>
+        <w:t>The teaching case</w:t>
+      </w:r>
+    </w:p>
+    <w:p>
+      <w:pPr>
+        <w:spacing w:line="336" w:lineRule="auto" w:after="180"/>
+        <w:shd w:fill="F1F6FC"/>
+      </w:pPr>
+      <w:r>
+        <w:rPr>
+          <w:b w:val="0"/>
+        </w:rPr>
+        <w:t xml:space="preserve">Name an </w:t>
+      </w:r>
+      <w:r>
+        <w:rPr>
+          <w:b/>
+        </w:rPr>
+        <w:t>input</w:t>
+      </w:r>
+      <w:r>
+        <w:rPr>
+          <w:b w:val="0"/>
+        </w:rPr>
+        <w:t xml:space="preserve">, </w:t>
+      </w:r>
+      <w:r>
+        <w:rPr>
+          <w:b/>
+        </w:rPr>
+        <w:t>output</w:t>
+      </w:r>
+      <w:r>
+        <w:rPr>
+          <w:b w:val="0"/>
+        </w:rPr>
+        <w:t xml:space="preserve"> and unnecessary </w:t>
+      </w:r>
+      <w:r>
+        <w:rPr>
+          <w:b/>
+        </w:rPr>
+        <w:t>input</w:t>
+      </w:r>
+      <w:r>
+        <w:rPr>
+          <w:b w:val="0"/>
+        </w:rPr>
+        <w:t>.</w:t>
+      </w:r>
+    </w:p>
+    <w:p>
+      <w:pPr>
+        <w:pStyle w:val="Heading3"/>
+      </w:pPr>
+      <w:r>
         <w:t>Exact explanation to model</w:t>
       </w:r>
     </w:p>
     <w:p>
-      <w:r>
-        <w:t>Input: material or a suitable image. Output: tray suggestion. Home address is unnecessary. Uncertain material needs review.</w:t>
-      </w:r>
-    </w:p>
-    <w:p>
       <w:pPr>
         <w:pStyle w:val="Heading3"/>
       </w:pPr>
       <w:r>
+        <w:t>Why the result follows</w:t>
+      </w:r>
+    </w:p>
+    <w:p>
+      <w:pPr>
+        <w:spacing w:line="336" w:lineRule="auto" w:after="180"/>
+        <w:shd w:fill="F1F6FC"/>
+      </w:pPr>
+      <w:r>
+        <w:rPr>
+          <w:b/>
+        </w:rPr>
+        <w:t>Input</w:t>
+      </w:r>
+      <w:r>
+        <w:rPr>
+          <w:b w:val="0"/>
+        </w:rPr>
+        <w:t xml:space="preserve">: material or a suitable image. </w:t>
+      </w:r>
+      <w:r>
+        <w:rPr>
+          <w:b/>
+        </w:rPr>
+        <w:t>Output</w:t>
+      </w:r>
+      <w:r>
+        <w:rPr>
+          <w:b w:val="0"/>
+        </w:rPr>
+        <w:t>: tray suggestion. Home address is unnecessary. Uncertain material needs review.</w:t>
+      </w:r>
+    </w:p>
+    <w:p>
+      <w:pPr>
+        <w:pStyle w:val="Heading3"/>
+      </w:pPr>
+      <w:r>
         <w:t>Explain the added worked example</w:t>
       </w:r>
     </w:p>
     <w:p>
-      <w:r>
-        <w:t>Last week we identified a difficulty: some fictional activity choices did not fit the available time or room conditions. Now define the task precisely enough that two reviewers can agree whether an output is correct. A requirement such as “suggest a good activity” is too vague. State which inputs are accepted, what counts as compatible and what to do when no option fits.</w:t>
-      </w:r>
-    </w:p>
-    <w:p>
-      <w:r>
-        <w:t>For this paper project, a valid request contains an available time from 0 to 30 whole minutes and a quiet-room requirement written Yes or No. Yes means the activity must be marked quiet. No means either quiet or non-quiet activities are permitted; it does not mean noise is required. A missing or invalid value needs clarification, not a guessed value or a no-match claim.</w:t>
-      </w:r>
-    </w:p>
-    <w:p>
-      <w:r>
-        <w:t>A compatible activity takes no more than the available minutes and meets the quiet-room condition. If several activities fit, suggest the first in catalogue order. If none fits a valid request, report no match. Give a brief reason. This is a suggestion only: it does not book resources, tell anyone to begin or guarantee enjoyment.</w:t>
-      </w:r>
-    </w:p>
-    <w:p>
-      <w:r>
-        <w:t>These four rows are the complete approved catalogue for the paper model. Treat their times as fixed task values, not measured guarantees about real pupils. All required materials are assumed available. The catalogue order B1, B2, B3, B4 is the tie rule; it is not a claim that B1 is everyone’s favourite.</w:t>
-      </w:r>
-    </w:p>
-    <w:p>
-      <w:r>
-        <w:t>For 10 minutes with quiet required, B1 fits because 10 is no more than 10 and B1 is quiet. B2 fails the quiet requirement. B3 and B4 take too long. For 8 minutes with quiet not required, B2 fits; B1 takes too long. A request for 7 minutes has no compatible activity in this catalogue, even when quiet is not required.</w:t>
-      </w:r>
-    </w:p>
-    <w:p>
-      <w:r>
-        <w:t>Check each condition. A fast activity can still fail the quiet requirement. A quiet activity can still take too long. Exact equality is allowed: an activity listed as 10 minutes fits 10 available minutes. A blank time is different from a valid time of zero.</w:t>
+      <w:pPr>
+        <w:pStyle w:val="Heading3"/>
+      </w:pPr>
+      <w:r>
+        <w:t>Explain the added worked example · 1</w:t>
+      </w:r>
+    </w:p>
+    <w:p>
+      <w:pPr>
+        <w:spacing w:line="336" w:lineRule="auto" w:after="180"/>
+      </w:pPr>
+      <w:r>
+        <w:rPr>
+          <w:b w:val="0"/>
+        </w:rPr>
+        <w:t xml:space="preserve">Last week we identified a difficulty: some fictional activity choices did not fit the available time or room conditions. Now define the task precisely enough that two reviewers can agree whether an </w:t>
+      </w:r>
+      <w:r>
+        <w:rPr>
+          <w:b/>
+        </w:rPr>
+        <w:t>output</w:t>
+      </w:r>
+      <w:r>
+        <w:rPr>
+          <w:b w:val="0"/>
+        </w:rPr>
+        <w:t xml:space="preserve"> is correct.</w:t>
+      </w:r>
+    </w:p>
+    <w:p>
+      <w:pPr>
+        <w:spacing w:line="336" w:lineRule="auto" w:after="180"/>
+      </w:pPr>
+      <w:r>
+        <w:rPr>
+          <w:b w:val="0"/>
+        </w:rPr>
+        <w:t xml:space="preserve">A </w:t>
+      </w:r>
+      <w:r>
+        <w:rPr>
+          <w:b/>
+        </w:rPr>
+        <w:t>requirement</w:t>
+      </w:r>
+      <w:r>
+        <w:rPr>
+          <w:b w:val="0"/>
+        </w:rPr>
+        <w:t xml:space="preserve"> such as “suggest a good activity” is too vague. State which </w:t>
+      </w:r>
+      <w:r>
+        <w:rPr>
+          <w:b/>
+        </w:rPr>
+        <w:t>input</w:t>
+      </w:r>
+      <w:r>
+        <w:rPr>
+          <w:b w:val="0"/>
+        </w:rPr>
+        <w:t xml:space="preserve">s are accepted, what counts as </w:t>
+      </w:r>
+      <w:r>
+        <w:rPr>
+          <w:b/>
+        </w:rPr>
+        <w:t>compatible</w:t>
+      </w:r>
+      <w:r>
+        <w:rPr>
+          <w:b w:val="0"/>
+        </w:rPr>
+        <w:t xml:space="preserve"> and what to do when no option fits.</w:t>
+      </w:r>
+    </w:p>
+    <w:p>
+      <w:pPr>
+        <w:pStyle w:val="Heading3"/>
+      </w:pPr>
+      <w:r>
+        <w:t>Explain the added worked example · 2</w:t>
+      </w:r>
+    </w:p>
+    <w:p>
+      <w:pPr>
+        <w:spacing w:line="336" w:lineRule="auto" w:after="180"/>
+      </w:pPr>
+      <w:r>
+        <w:rPr>
+          <w:b w:val="0"/>
+        </w:rPr>
+        <w:t xml:space="preserve">For this paper project, a valid request contains an available time from 0 to 30 whole minutes and a quiet-room </w:t>
+      </w:r>
+      <w:r>
+        <w:rPr>
+          <w:b/>
+        </w:rPr>
+        <w:t>requirement</w:t>
+      </w:r>
+      <w:r>
+        <w:rPr>
+          <w:b w:val="0"/>
+        </w:rPr>
+        <w:t xml:space="preserve"> written Yes or No. Yes means the activity must be marked quiet.</w:t>
+      </w:r>
+    </w:p>
+    <w:p>
+      <w:pPr>
+        <w:spacing w:line="336" w:lineRule="auto" w:after="180"/>
+      </w:pPr>
+      <w:r>
+        <w:rPr>
+          <w:b w:val="0"/>
+        </w:rPr>
+        <w:t>No means either quiet or non-quiet activities are permitted; it does not mean noise is required. A missing or invalid value needs clarification, not a guessed value or a no-match claim.</w:t>
+      </w:r>
+    </w:p>
+    <w:p>
+      <w:pPr>
+        <w:pStyle w:val="Heading3"/>
+      </w:pPr>
+      <w:r>
+        <w:t>Explain the added worked example · 3</w:t>
+      </w:r>
+    </w:p>
+    <w:p>
+      <w:pPr>
+        <w:spacing w:line="336" w:lineRule="auto" w:after="180"/>
+      </w:pPr>
+      <w:r>
+        <w:rPr>
+          <w:b w:val="0"/>
+        </w:rPr>
+        <w:t xml:space="preserve">A </w:t>
+      </w:r>
+      <w:r>
+        <w:rPr>
+          <w:b/>
+        </w:rPr>
+        <w:t>compatible</w:t>
+      </w:r>
+      <w:r>
+        <w:rPr>
+          <w:b w:val="0"/>
+        </w:rPr>
+        <w:t xml:space="preserve"> activity takes no more than the available minutes and meets the quiet-room condition. If several activities fit, suggest the first in catalogue order. If none fits a valid request, report no match.</w:t>
+      </w:r>
+    </w:p>
+    <w:p>
+      <w:pPr>
+        <w:spacing w:line="336" w:lineRule="auto" w:after="180"/>
+      </w:pPr>
+      <w:r>
+        <w:rPr>
+          <w:b w:val="0"/>
+        </w:rPr>
+        <w:t>Give a brief reason. This is a suggestion only: it does not book resources, tell anyone to begin or guarantee enjoyment.</w:t>
+      </w:r>
+    </w:p>
+    <w:p>
+      <w:pPr>
+        <w:pStyle w:val="Heading3"/>
+      </w:pPr>
+      <w:r>
+        <w:t>Explain the added worked example · 4</w:t>
+      </w:r>
+    </w:p>
+    <w:p>
+      <w:pPr>
+        <w:spacing w:line="336" w:lineRule="auto" w:after="180"/>
+      </w:pPr>
+      <w:r>
+        <w:rPr>
+          <w:b w:val="0"/>
+        </w:rPr>
+        <w:t>These four rows are the complete approved catalogue for the paper model. Treat their times as fixed task values, not measured guarantees about real pupils. All required materials are assumed available.</w:t>
+      </w:r>
+    </w:p>
+    <w:p>
+      <w:pPr>
+        <w:spacing w:line="336" w:lineRule="auto" w:after="180"/>
+      </w:pPr>
+      <w:r>
+        <w:rPr>
+          <w:b w:val="0"/>
+        </w:rPr>
+        <w:t xml:space="preserve">The catalogue order B1, B2, B3, B4 is the </w:t>
+      </w:r>
+      <w:r>
+        <w:rPr>
+          <w:b/>
+        </w:rPr>
+        <w:t>tie rule</w:t>
+      </w:r>
+      <w:r>
+        <w:rPr>
+          <w:b w:val="0"/>
+        </w:rPr>
+        <w:t>; it is not a claim that B1 is everyone’s favourite.</w:t>
+      </w:r>
+    </w:p>
+    <w:p>
+      <w:pPr>
+        <w:pStyle w:val="Heading3"/>
+      </w:pPr>
+      <w:r>
+        <w:t>Explain the added worked example · 5</w:t>
+      </w:r>
+    </w:p>
+    <w:p>
+      <w:pPr>
+        <w:spacing w:line="336" w:lineRule="auto" w:after="180"/>
+      </w:pPr>
+      <w:r>
+        <w:rPr>
+          <w:b w:val="0"/>
+        </w:rPr>
+        <w:t xml:space="preserve">For 10 minutes with quiet required, B1 fits because 10 is no more than 10 and B1 is quiet. B2 fails the quiet </w:t>
+      </w:r>
+      <w:r>
+        <w:rPr>
+          <w:b/>
+        </w:rPr>
+        <w:t>requirement</w:t>
+      </w:r>
+      <w:r>
+        <w:rPr>
+          <w:b w:val="0"/>
+        </w:rPr>
+        <w:t>. B3 and B4 take too long. For 8 minutes with quiet not required, B2 fits; B1 takes too long.</w:t>
+      </w:r>
+    </w:p>
+    <w:p>
+      <w:pPr>
+        <w:spacing w:line="336" w:lineRule="auto" w:after="180"/>
+      </w:pPr>
+      <w:r>
+        <w:rPr>
+          <w:b w:val="0"/>
+        </w:rPr>
+        <w:t xml:space="preserve">A request for 7 minutes has no </w:t>
+      </w:r>
+      <w:r>
+        <w:rPr>
+          <w:b/>
+        </w:rPr>
+        <w:t>compatible</w:t>
+      </w:r>
+      <w:r>
+        <w:rPr>
+          <w:b w:val="0"/>
+        </w:rPr>
+        <w:t xml:space="preserve"> activity in this catalogue, even when quiet is not required.</w:t>
+      </w:r>
+    </w:p>
+    <w:p>
+      <w:pPr>
+        <w:spacing w:line="336" w:lineRule="auto" w:after="180"/>
+      </w:pPr>
+      <w:r>
+        <w:rPr>
+          <w:b w:val="0"/>
+        </w:rPr>
+        <w:t xml:space="preserve">Check each condition. A fast activity can still fail the quiet </w:t>
+      </w:r>
+      <w:r>
+        <w:rPr>
+          <w:b/>
+        </w:rPr>
+        <w:t>requirement</w:t>
+      </w:r>
+      <w:r>
+        <w:rPr>
+          <w:b w:val="0"/>
+        </w:rPr>
+        <w:t>. A quiet activity can still take too long. Exact equality is allowed: an activity listed as 10 minutes fits 10 available minutes.</w:t>
+      </w:r>
+    </w:p>
+    <w:p>
+      <w:pPr>
+        <w:spacing w:line="336" w:lineRule="auto" w:after="180"/>
+      </w:pPr>
+      <w:r>
+        <w:rPr>
+          <w:b w:val="0"/>
+        </w:rPr>
+        <w:t>A blank time is different from a valid time of zero.</w:t>
       </w:r>
     </w:p>
     <w:p>
@@ -821,8 +2001,37 @@
       </w:r>
     </w:p>
     <w:p>
-      <w:r>
-        <w:t>Use the complete worked example below before asking learners to complete W2. Reveal a small part, invite a prediction, then explain the deciding step. These teacher notes contain solutions; do not reveal the independent case answer during modelling.</w:t>
+      <w:pPr>
+        <w:spacing w:line="336" w:lineRule="auto" w:after="180"/>
+      </w:pPr>
+      <w:r>
+        <w:rPr>
+          <w:b w:val="0"/>
+        </w:rPr>
+        <w:t xml:space="preserve">Use the complete worked example below before asking learners to complete W2. Reveal a small part, invite a </w:t>
+      </w:r>
+      <w:r>
+        <w:rPr>
+          <w:b/>
+        </w:rPr>
+        <w:t>prediction</w:t>
+      </w:r>
+      <w:r>
+        <w:rPr>
+          <w:b w:val="0"/>
+        </w:rPr>
+        <w:t>, then explain the deciding step.</w:t>
+      </w:r>
+    </w:p>
+    <w:p>
+      <w:pPr>
+        <w:spacing w:line="336" w:lineRule="auto" w:after="180"/>
+      </w:pPr>
+      <w:r>
+        <w:rPr>
+          <w:b w:val="0"/>
+        </w:rPr>
+        <w:t>These teacher notes contain solutions; do not reveal the independent case answer during modelling.</w:t>
       </w:r>
     </w:p>
     <w:p>
@@ -1014,13 +2223,147 @@
       </w:r>
     </w:p>
     <w:p>
-      <w:r>
-        <w:t>Write the request at the top of a sheet. If it is invalid, record what needs clarification and stop. Otherwise mark each catalogue row as compatible or incompatible using both conditions. Circle the first compatible row in order, or write no match if every row fails. Record the output and its reason. This checklist is our baseline.</w:t>
-      </w:r>
-    </w:p>
-    <w:p>
-      <w:r>
-        <w:t>The baseline can be correct on all cases when applied carefully. A prototype that matches it has not demonstrated better compatibility. It may still be easier to use or faster to trace, but those are separate claims that need their own measures. Do not make the baseline skip a condition just to make the prototype look better.</w:t>
+      <w:pPr>
+        <w:pStyle w:val="Heading3"/>
+      </w:pPr>
+      <w:r>
+        <w:t>Model the reasoning aloud · 6</w:t>
+      </w:r>
+    </w:p>
+    <w:p>
+      <w:pPr>
+        <w:spacing w:line="336" w:lineRule="auto" w:after="180"/>
+      </w:pPr>
+      <w:r>
+        <w:rPr>
+          <w:b w:val="0"/>
+        </w:rPr>
+        <w:t xml:space="preserve">Write the request at the top of a sheet. If it is invalid, record what needs clarification and stop. Otherwise mark each catalogue row as </w:t>
+      </w:r>
+      <w:r>
+        <w:rPr>
+          <w:b/>
+        </w:rPr>
+        <w:t>compatible</w:t>
+      </w:r>
+      <w:r>
+        <w:rPr>
+          <w:b w:val="0"/>
+        </w:rPr>
+        <w:t xml:space="preserve"> or in</w:t>
+      </w:r>
+      <w:r>
+        <w:rPr>
+          <w:b/>
+        </w:rPr>
+        <w:t>compatible</w:t>
+      </w:r>
+      <w:r>
+        <w:rPr>
+          <w:b w:val="0"/>
+        </w:rPr>
+        <w:t xml:space="preserve"> using both conditions.</w:t>
+      </w:r>
+    </w:p>
+    <w:p>
+      <w:pPr>
+        <w:spacing w:line="336" w:lineRule="auto" w:after="180"/>
+      </w:pPr>
+      <w:r>
+        <w:rPr>
+          <w:b w:val="0"/>
+        </w:rPr>
+        <w:t xml:space="preserve">Circle the first </w:t>
+      </w:r>
+      <w:r>
+        <w:rPr>
+          <w:b/>
+        </w:rPr>
+        <w:t>compatible</w:t>
+      </w:r>
+      <w:r>
+        <w:rPr>
+          <w:b w:val="0"/>
+        </w:rPr>
+        <w:t xml:space="preserve"> row in order, or write no match if every row fails. Record the </w:t>
+      </w:r>
+      <w:r>
+        <w:rPr>
+          <w:b/>
+        </w:rPr>
+        <w:t>output</w:t>
+      </w:r>
+      <w:r>
+        <w:rPr>
+          <w:b w:val="0"/>
+        </w:rPr>
+        <w:t xml:space="preserve"> and its reason. This checklist is our </w:t>
+      </w:r>
+      <w:r>
+        <w:rPr>
+          <w:b/>
+        </w:rPr>
+        <w:t>baseline</w:t>
+      </w:r>
+      <w:r>
+        <w:rPr>
+          <w:b w:val="0"/>
+        </w:rPr>
+        <w:t>.</w:t>
+      </w:r>
+    </w:p>
+    <w:p>
+      <w:pPr>
+        <w:pStyle w:val="Heading3"/>
+      </w:pPr>
+      <w:r>
+        <w:t>Model the reasoning aloud · 7</w:t>
+      </w:r>
+    </w:p>
+    <w:p>
+      <w:pPr>
+        <w:spacing w:line="336" w:lineRule="auto" w:after="180"/>
+      </w:pPr>
+      <w:r>
+        <w:rPr>
+          <w:b w:val="0"/>
+        </w:rPr>
+        <w:t xml:space="preserve">The </w:t>
+      </w:r>
+      <w:r>
+        <w:rPr>
+          <w:b/>
+        </w:rPr>
+        <w:t>baseline</w:t>
+      </w:r>
+      <w:r>
+        <w:rPr>
+          <w:b w:val="0"/>
+        </w:rPr>
+        <w:t xml:space="preserve"> can be correct on all cases when applied carefully. A prototype that matches it has not demonstrated better compatibility.</w:t>
+      </w:r>
+    </w:p>
+    <w:p>
+      <w:pPr>
+        <w:spacing w:line="336" w:lineRule="auto" w:after="180"/>
+      </w:pPr>
+      <w:r>
+        <w:rPr>
+          <w:b w:val="0"/>
+        </w:rPr>
+        <w:t xml:space="preserve">It may still be easier to use or faster to trace, but those are separate claims that need their own measures. Do not make the </w:t>
+      </w:r>
+      <w:r>
+        <w:rPr>
+          <w:b/>
+        </w:rPr>
+        <w:t>baseline</w:t>
+      </w:r>
+      <w:r>
+        <w:rPr>
+          <w:b w:val="0"/>
+        </w:rPr>
+        <w:t xml:space="preserve"> skip a condition just to make the prototype look better.</w:t>
       </w:r>
     </w:p>
     <w:tbl>
@@ -1126,7 +2469,13 @@
       </w:tr>
     </w:tbl>
     <w:p>
-      <w:r>
+      <w:pPr>
+        <w:spacing w:line="336" w:lineRule="auto" w:after="180"/>
+      </w:pPr>
+      <w:r>
+        <w:rPr>
+          <w:b w:val="0"/>
+        </w:rPr>
         <w:t>Use the diagram and verbal explanation together. Ask learners to match a sentence to a specific visual step; do not assign learners fixed visual or auditory learning styles.</w:t>
       </w:r>
     </w:p>
@@ -1139,7 +2488,13 @@
       </w:r>
     </w:p>
     <w:p>
-      <w:r>
+      <w:pPr>
+        <w:spacing w:line="336" w:lineRule="auto" w:after="180"/>
+      </w:pPr>
+      <w:r>
+        <w:rPr>
+          <w:b w:val="0"/>
+        </w:rPr>
         <w:t>A fictional classroom chooses a storage bin for model parts.</w:t>
       </w:r>
     </w:p>
@@ -1152,13 +2507,55 @@
       </w:r>
     </w:p>
     <w:p>
-      <w:r>
+      <w:pPr>
+        <w:pStyle w:val="Heading3"/>
+      </w:pPr>
+      <w:r>
+        <w:t>Supplied facts</w:t>
+      </w:r>
+    </w:p>
+    <w:p>
+      <w:pPr>
+        <w:spacing w:line="336" w:lineRule="auto" w:after="180"/>
+        <w:shd w:fill="F1F6FC"/>
+      </w:pPr>
+      <w:r>
+        <w:rPr>
+          <w:b w:val="0"/>
+        </w:rPr>
         <w:t>Catalogue order: B1 capacity 5, B2 capacity 9. Valid request is a whole part count 1–12.</w:t>
       </w:r>
     </w:p>
     <w:p>
-      <w:r>
-        <w:t>Return first bin with capacity at least the count; none if neither fits; clarify invalid input.</w:t>
+      <w:pPr>
+        <w:pStyle w:val="Heading3"/>
+      </w:pPr>
+      <w:r>
+        <w:t>Supplied facts</w:t>
+      </w:r>
+    </w:p>
+    <w:p>
+      <w:pPr>
+        <w:spacing w:line="336" w:lineRule="auto" w:after="180"/>
+        <w:shd w:fill="F1F6FC"/>
+      </w:pPr>
+      <w:r>
+        <w:rPr>
+          <w:b w:val="0"/>
+        </w:rPr>
+        <w:t xml:space="preserve">Return first bin with capacity at least the count; none if neither fits; clarify invalid </w:t>
+      </w:r>
+      <w:r>
+        <w:rPr>
+          <w:b/>
+        </w:rPr>
+        <w:t>input</w:t>
+      </w:r>
+      <w:r>
+        <w:rPr>
+          <w:b w:val="0"/>
+        </w:rPr>
+        <w:t>.</w:t>
       </w:r>
     </w:p>
     <w:p>
@@ -1343,43 +2740,196 @@
       </w:r>
     </w:p>
     <w:p>
-      <w:r>
-        <w:t>The baseline is an ordered catalogue scan, not a preference ranking. It makes expectations testable before a prototype is built. Count 10 is valid but has no matching bin; that differs from a blank count, which fails the input contract. Both situations need explicit output behavior.</w:t>
-      </w:r>
-    </w:p>
-    <w:p>
       <w:pPr>
         <w:pStyle w:val="Heading3"/>
       </w:pPr>
       <w:r>
+        <w:t>Why the result follows</w:t>
+      </w:r>
+    </w:p>
+    <w:p>
+      <w:pPr>
+        <w:spacing w:line="336" w:lineRule="auto" w:after="180"/>
+        <w:shd w:fill="F1F6FC"/>
+      </w:pPr>
+      <w:r>
+        <w:rPr>
+          <w:b w:val="0"/>
+        </w:rPr>
+        <w:t xml:space="preserve">The </w:t>
+      </w:r>
+      <w:r>
+        <w:rPr>
+          <w:b/>
+        </w:rPr>
+        <w:t>baseline</w:t>
+      </w:r>
+      <w:r>
+        <w:rPr>
+          <w:b w:val="0"/>
+        </w:rPr>
+        <w:t xml:space="preserve"> is an ordered catalogue scan, not a preference ranking. It makes expectations testable before a prototype is built.</w:t>
+      </w:r>
+    </w:p>
+    <w:p>
+      <w:pPr>
+        <w:spacing w:line="336" w:lineRule="auto" w:after="180"/>
+        <w:shd w:fill="F1F6FC"/>
+      </w:pPr>
+      <w:r>
+        <w:rPr>
+          <w:b w:val="0"/>
+        </w:rPr>
+        <w:t xml:space="preserve">Count 10 is valid but has no matching bin; that differs from a blank count, which fails the </w:t>
+      </w:r>
+      <w:r>
+        <w:rPr>
+          <w:b/>
+        </w:rPr>
+        <w:t>input</w:t>
+      </w:r>
+      <w:r>
+        <w:rPr>
+          <w:b w:val="0"/>
+        </w:rPr>
+        <w:t xml:space="preserve"> contract. Both situations need explicit </w:t>
+      </w:r>
+      <w:r>
+        <w:rPr>
+          <w:b/>
+        </w:rPr>
+        <w:t>output</w:t>
+      </w:r>
+      <w:r>
+        <w:rPr>
+          <w:b w:val="0"/>
+        </w:rPr>
+        <w:t xml:space="preserve"> behavior.</w:t>
+      </w:r>
+    </w:p>
+    <w:p>
+      <w:pPr>
+        <w:pStyle w:val="Heading3"/>
+      </w:pPr>
+      <w:r>
         <w:t>What this example does not establish</w:t>
       </w:r>
     </w:p>
     <w:p>
-      <w:r>
-        <w:t>Bin capacity is the only supplied fitting criterion; weight or shape suitability cannot be inferred.</w:t>
-      </w:r>
-    </w:p>
-    <w:p>
       <w:pPr>
         <w:pStyle w:val="Heading3"/>
       </w:pPr>
       <w:r>
+        <w:t>Keep the stated limit</w:t>
+      </w:r>
+    </w:p>
+    <w:p>
+      <w:pPr>
+        <w:spacing w:line="336" w:lineRule="auto" w:after="180"/>
+        <w:shd w:fill="FFF5E6"/>
+      </w:pPr>
+      <w:r>
+        <w:rPr>
+          <w:b w:val="0"/>
+        </w:rPr>
+        <w:t xml:space="preserve">Bin capacity is the only supplied </w:t>
+      </w:r>
+      <w:r>
+        <w:rPr>
+          <w:b/>
+        </w:rPr>
+        <w:t>fitting</w:t>
+      </w:r>
+      <w:r>
+        <w:rPr>
+          <w:b w:val="0"/>
+        </w:rPr>
+        <w:t xml:space="preserve"> criterion; weight or shape suitability cannot be inferred.</w:t>
+      </w:r>
+    </w:p>
+    <w:p>
+      <w:pPr>
+        <w:pStyle w:val="Heading3"/>
+      </w:pPr>
+      <w:r>
         <w:t>Change one thing in the pictured case</w:t>
       </w:r>
     </w:p>
     <w:p>
-      <w:r>
+      <w:pPr>
+        <w:pStyle w:val="Heading3"/>
+      </w:pPr>
+      <w:r>
+        <w:t>Change one thing</w:t>
+      </w:r>
+    </w:p>
+    <w:p>
+      <w:pPr>
+        <w:spacing w:line="336" w:lineRule="auto" w:after="180"/>
+        <w:shd w:fill="F5F1FB"/>
+      </w:pPr>
+      <w:r>
+        <w:rPr>
+          <w:b w:val="0"/>
+        </w:rPr>
         <w:t>Change: Change request 6 to 5.</w:t>
       </w:r>
     </w:p>
     <w:p>
-      <w:r>
-        <w:t>Prediction: The baseline returns B1.</w:t>
-      </w:r>
-    </w:p>
-    <w:p>
-      <w:r>
+      <w:pPr>
+        <w:pStyle w:val="Heading3"/>
+      </w:pPr>
+      <w:r>
+        <w:t>Predicted result</w:t>
+      </w:r>
+    </w:p>
+    <w:p>
+      <w:pPr>
+        <w:spacing w:line="336" w:lineRule="auto" w:after="180"/>
+        <w:shd w:fill="F1F6FC"/>
+      </w:pPr>
+      <w:r>
+        <w:rPr>
+          <w:b/>
+        </w:rPr>
+        <w:t>Prediction</w:t>
+      </w:r>
+      <w:r>
+        <w:rPr>
+          <w:b w:val="0"/>
+        </w:rPr>
+        <w:t xml:space="preserve">: The </w:t>
+      </w:r>
+      <w:r>
+        <w:rPr>
+          <w:b/>
+        </w:rPr>
+        <w:t>baseline</w:t>
+      </w:r>
+      <w:r>
+        <w:rPr>
+          <w:b w:val="0"/>
+        </w:rPr>
+        <w:t xml:space="preserve"> returns B1.</w:t>
+      </w:r>
+    </w:p>
+    <w:p>
+      <w:pPr>
+        <w:pStyle w:val="Heading3"/>
+      </w:pPr>
+      <w:r>
+        <w:t>Why the result follows</w:t>
+      </w:r>
+    </w:p>
+    <w:p>
+      <w:pPr>
+        <w:spacing w:line="336" w:lineRule="auto" w:after="180"/>
+        <w:shd w:fill="F1F6FC"/>
+      </w:pPr>
+      <w:r>
+        <w:rPr>
+          <w:b w:val="0"/>
+        </w:rPr>
         <w:t>Reason: Its capacity equals the request, and at least includes equality.</w:t>
       </w:r>
     </w:p>
@@ -1392,8 +2942,57 @@
       </w:r>
     </w:p>
     <w:p>
-      <w:r>
-        <w:t>Cover the result. Ask learners to name the inputs and predict the next step. Uncover one step, connect the icon to the actual procedure, and explain its evidence. Then change the supplied condition and compare. The picture is a representation; it does not document execution of a real AI model.</w:t>
+      <w:pPr>
+        <w:pStyle w:val="Heading3"/>
+      </w:pPr>
+      <w:r>
+        <w:t>Ask while showing the picture · 8</w:t>
+      </w:r>
+    </w:p>
+    <w:p>
+      <w:pPr>
+        <w:spacing w:line="336" w:lineRule="auto" w:after="180"/>
+      </w:pPr>
+      <w:r>
+        <w:rPr>
+          <w:b w:val="0"/>
+        </w:rPr>
+        <w:t xml:space="preserve">Cover the result. Ask learners to name the </w:t>
+      </w:r>
+      <w:r>
+        <w:rPr>
+          <w:b/>
+        </w:rPr>
+        <w:t>input</w:t>
+      </w:r>
+      <w:r>
+        <w:rPr>
+          <w:b w:val="0"/>
+        </w:rPr>
+        <w:t xml:space="preserve">s and predict the next step. Uncover one step, connect the icon to the actual procedure, and explain its </w:t>
+      </w:r>
+      <w:r>
+        <w:rPr>
+          <w:b/>
+        </w:rPr>
+        <w:t>evidence</w:t>
+      </w:r>
+      <w:r>
+        <w:rPr>
+          <w:b w:val="0"/>
+        </w:rPr>
+        <w:t>. Then change the supplied condition and compare.</w:t>
+      </w:r>
+    </w:p>
+    <w:p>
+      <w:pPr>
+        <w:spacing w:line="336" w:lineRule="auto" w:after="180"/>
+      </w:pPr>
+      <w:r>
+        <w:rPr>
+          <w:b w:val="0"/>
+        </w:rPr>
+        <w:t>The picture is a representation; it does not document execution of a real AI model.</w:t>
       </w:r>
     </w:p>
     <w:p>
@@ -1405,11 +3004,16 @@
       </w:r>
     </w:p>
     <w:p>
+      <w:r>
+        <w:t>Demonstrate Choose Inputs and Outputs, reduce support deliberately and check individual reasoning before discussing answers.</w:t>
+      </w:r>
+    </w:p>
+    <w:p>
       <w:pPr>
         <w:pStyle w:val="Heading3"/>
       </w:pPr>
       <w:r>
-        <w:t>Demonstrate and guide practice</w:t>
+        <w:t>Board sequence</w:t>
       </w:r>
     </w:p>
     <w:p>
@@ -1417,27 +3021,31 @@
         <w:pStyle w:val="Heading3"/>
       </w:pPr>
       <w:r>
-        <w:t>Board sequence</w:t>
-      </w:r>
-    </w:p>
-    <w:p>
-      <w:r>
-        <w:t>Write the given facts: A sorter suggests paper or plastic trays using material observations.</w:t>
-      </w:r>
-    </w:p>
-    <w:p>
-      <w:r>
-        <w:t>Write the question to explain: Name an input, output and unnecessary input.</w:t>
-      </w:r>
-    </w:p>
-    <w:p>
-      <w:r>
-        <w:t>Reveal after predictions: Input: material or a suitable image. Output: tray suggestion. Home address is unnecessary. Uncertain material needs review.</w:t>
-      </w:r>
-    </w:p>
-    <w:p>
-      <w:r>
-        <w:t>Keep for an independent attempt: A paper sorter must suggest pencil tray or book shelf. Choose one needed input and state the output. What should happen if the picture is blocked?</w:t>
+        <w:t>1. Put the facts on the board</w:t>
+      </w:r>
+    </w:p>
+    <w:p>
+      <w:pPr>
+        <w:spacing w:line="336" w:lineRule="auto" w:after="180"/>
+        <w:shd w:fill="F4F9FC"/>
+      </w:pPr>
+      <w:r>
+        <w:rPr>
+          <w:b w:val="0"/>
+        </w:rPr>
+        <w:t xml:space="preserve">Write the given facts: A sorter suggests paper or plastic trays using material </w:t>
+      </w:r>
+      <w:r>
+        <w:rPr>
+          <w:b/>
+        </w:rPr>
+        <w:t>observation</w:t>
+      </w:r>
+      <w:r>
+        <w:rPr>
+          <w:b w:val="0"/>
+        </w:rPr>
+        <w:t>s.</w:t>
       </w:r>
     </w:p>
     <w:p>
@@ -1445,27 +3053,237 @@
         <w:pStyle w:val="Heading3"/>
       </w:pPr>
       <w:r>
+        <w:t>2. State the decision to explain</w:t>
+      </w:r>
+    </w:p>
+    <w:p>
+      <w:pPr>
+        <w:spacing w:line="336" w:lineRule="auto" w:after="180"/>
+        <w:shd w:fill="F4F9FC"/>
+      </w:pPr>
+      <w:r>
+        <w:rPr>
+          <w:b w:val="0"/>
+        </w:rPr>
+        <w:t xml:space="preserve">Write the question to explain: Name an </w:t>
+      </w:r>
+      <w:r>
+        <w:rPr>
+          <w:b/>
+        </w:rPr>
+        <w:t>input</w:t>
+      </w:r>
+      <w:r>
+        <w:rPr>
+          <w:b w:val="0"/>
+        </w:rPr>
+        <w:t xml:space="preserve">, </w:t>
+      </w:r>
+      <w:r>
+        <w:rPr>
+          <w:b/>
+        </w:rPr>
+        <w:t>output</w:t>
+      </w:r>
+      <w:r>
+        <w:rPr>
+          <w:b w:val="0"/>
+        </w:rPr>
+        <w:t xml:space="preserve"> and unnecessary </w:t>
+      </w:r>
+      <w:r>
+        <w:rPr>
+          <w:b/>
+        </w:rPr>
+        <w:t>input</w:t>
+      </w:r>
+      <w:r>
+        <w:rPr>
+          <w:b w:val="0"/>
+        </w:rPr>
+        <w:t>.</w:t>
+      </w:r>
+    </w:p>
+    <w:p>
+      <w:pPr>
+        <w:pStyle w:val="Heading3"/>
+      </w:pPr>
+      <w:r>
+        <w:t>3. Reveal the worked reasoning</w:t>
+      </w:r>
+    </w:p>
+    <w:p>
+      <w:pPr>
+        <w:spacing w:line="336" w:lineRule="auto" w:after="180"/>
+        <w:shd w:fill="F1F6FC"/>
+      </w:pPr>
+      <w:r>
+        <w:rPr>
+          <w:b w:val="0"/>
+        </w:rPr>
+        <w:t xml:space="preserve">Reveal after </w:t>
+      </w:r>
+      <w:r>
+        <w:rPr>
+          <w:b/>
+        </w:rPr>
+        <w:t>prediction</w:t>
+      </w:r>
+      <w:r>
+        <w:rPr>
+          <w:b w:val="0"/>
+        </w:rPr>
+        <w:t xml:space="preserve">s: </w:t>
+      </w:r>
+      <w:r>
+        <w:rPr>
+          <w:b/>
+        </w:rPr>
+        <w:t>Input</w:t>
+      </w:r>
+      <w:r>
+        <w:rPr>
+          <w:b w:val="0"/>
+        </w:rPr>
+        <w:t xml:space="preserve">: material or a suitable image. </w:t>
+      </w:r>
+      <w:r>
+        <w:rPr>
+          <w:b/>
+        </w:rPr>
+        <w:t>Output</w:t>
+      </w:r>
+      <w:r>
+        <w:rPr>
+          <w:b w:val="0"/>
+        </w:rPr>
+        <w:t>: tray suggestion. Home address is unnecessary. Uncertain material needs review.</w:t>
+      </w:r>
+    </w:p>
+    <w:p>
+      <w:pPr>
+        <w:pStyle w:val="Heading3"/>
+      </w:pPr>
+      <w:r>
+        <w:t>Hold back the independent task</w:t>
+      </w:r>
+    </w:p>
+    <w:p>
+      <w:pPr>
+        <w:spacing w:line="336" w:lineRule="auto" w:after="180"/>
+        <w:shd w:fill="F5F1FB"/>
+      </w:pPr>
+      <w:r>
+        <w:rPr>
+          <w:b w:val="0"/>
+        </w:rPr>
+        <w:t xml:space="preserve">Keep for an independent attempt: A paper sorter must suggest pencil tray or book shelf. Choose one needed </w:t>
+      </w:r>
+      <w:r>
+        <w:rPr>
+          <w:b/>
+        </w:rPr>
+        <w:t>input</w:t>
+      </w:r>
+      <w:r>
+        <w:rPr>
+          <w:b w:val="0"/>
+        </w:rPr>
+        <w:t xml:space="preserve"> and state the </w:t>
+      </w:r>
+      <w:r>
+        <w:rPr>
+          <w:b/>
+        </w:rPr>
+        <w:t>output</w:t>
+      </w:r>
+      <w:r>
+        <w:rPr>
+          <w:b w:val="0"/>
+        </w:rPr>
+        <w:t>. What should happen if the picture is blocked?</w:t>
+      </w:r>
+    </w:p>
+    <w:p>
+      <w:pPr>
+        <w:pStyle w:val="Heading3"/>
+      </w:pPr>
+      <w:r>
         <w:t>Classroom dialogue</w:t>
       </w:r>
     </w:p>
     <w:p>
-      <w:r>
+      <w:pPr>
+        <w:pStyle w:val="Heading3"/>
+      </w:pPr>
+      <w:r>
+        <w:t>Ask the class</w:t>
+      </w:r>
+    </w:p>
+    <w:p>
+      <w:pPr>
+        <w:spacing w:line="336" w:lineRule="auto" w:after="180"/>
+        <w:shd w:fill="F5F1FB"/>
+      </w:pPr>
+      <w:r>
+        <w:rPr>
+          <w:b w:val="0"/>
+        </w:rPr>
         <w:t>Ask: Which facts are given, and which would we have to assume? Learners mark relevant details before discussing answers.</w:t>
       </w:r>
     </w:p>
     <w:p>
-      <w:r>
+      <w:pPr>
+        <w:pStyle w:val="Heading3"/>
+      </w:pPr>
+      <w:r>
+        <w:t>Language to model</w:t>
+      </w:r>
+    </w:p>
+    <w:p>
+      <w:pPr>
+        <w:spacing w:line="336" w:lineRule="auto" w:after="180"/>
+        <w:shd w:fill="F1F6F8"/>
+      </w:pPr>
+      <w:r>
+        <w:rPr>
+          <w:b w:val="0"/>
+        </w:rPr>
         <w:t>Say: Predict first. Show the rule, information path or calculation that would produce the result. A correct guess is not yet an explanation.</w:t>
       </w:r>
     </w:p>
     <w:p>
-      <w:r>
+      <w:pPr>
+        <w:spacing w:line="336" w:lineRule="auto" w:after="180"/>
+      </w:pPr>
+      <w:r>
+        <w:rPr>
+          <w:b w:val="0"/>
+        </w:rPr>
         <w:t>Reveal reasoning one step at a time. Explain why a tempting alternative fails. Write units and denominators for arithmetic, trace conditions for decisions, and identify supporting sources for claims.</w:t>
       </w:r>
     </w:p>
     <w:p>
-      <w:r>
-        <w:t>In pairs, one learner solves while the other checks evidence; exchange roles. Remove the worked answer before independent assessment.</w:t>
+      <w:pPr>
+        <w:spacing w:line="336" w:lineRule="auto" w:after="180"/>
+      </w:pPr>
+      <w:r>
+        <w:rPr>
+          <w:b w:val="0"/>
+        </w:rPr>
+        <w:t xml:space="preserve">In pairs, one learner solves while the other checks </w:t>
+      </w:r>
+      <w:r>
+        <w:rPr>
+          <w:b/>
+        </w:rPr>
+        <w:t>evidence</w:t>
+      </w:r>
+      <w:r>
+        <w:rPr>
+          <w:b w:val="0"/>
+        </w:rPr>
+        <w:t>; exchange roles. Remove the worked answer before independent assessment.</w:t>
       </w:r>
     </w:p>
     <w:p>
@@ -1477,8 +3295,48 @@
       </w:r>
     </w:p>
     <w:p>
-      <w:r>
-        <w:t>12 Yes: B1 and B3 fit; B2 and B4 are non-quiet, and B4 is also too long. Choose B1 because it is first in catalogue order. 8 Yes: B1 and B3 are too long; B2 is not quiet; B4 fails both. Report no match. Blank time requires clarification, not a guessed number. Exit: equal successful outputs on five cases do not show better accuracy for the app. A separate claim such as faster completion needs recorded times under comparable conditions, with errors and help also recorded.</w:t>
+      <w:pPr>
+        <w:spacing w:line="336" w:lineRule="auto" w:after="180"/>
+      </w:pPr>
+      <w:r>
+        <w:rPr>
+          <w:b w:val="0"/>
+        </w:rPr>
+        <w:t>12 Yes: B1 and B3 fit; B2 and B4 are non-quiet, and B4 is also too long. Choose B1 because it is first in catalogue order. 8 Yes: B1 and B3 are too long; B2 is not quiet; B4 fails both. Report no match.</w:t>
+      </w:r>
+    </w:p>
+    <w:p>
+      <w:pPr>
+        <w:spacing w:line="336" w:lineRule="auto" w:after="180"/>
+      </w:pPr>
+      <w:r>
+        <w:rPr>
+          <w:b w:val="0"/>
+        </w:rPr>
+        <w:t xml:space="preserve">Blank time requires clarification, not a guessed number. Exit: equal successful </w:t>
+      </w:r>
+      <w:r>
+        <w:rPr>
+          <w:b/>
+        </w:rPr>
+        <w:t>output</w:t>
+      </w:r>
+      <w:r>
+        <w:rPr>
+          <w:b w:val="0"/>
+        </w:rPr>
+        <w:t>s on five cases do not show better accuracy for the app.</w:t>
+      </w:r>
+    </w:p>
+    <w:p>
+      <w:pPr>
+        <w:spacing w:line="336" w:lineRule="auto" w:after="180"/>
+      </w:pPr>
+      <w:r>
+        <w:rPr>
+          <w:b w:val="0"/>
+        </w:rPr>
+        <w:t>A separate claim such as faster completion needs recorded times under comparable conditions, with errors and help also recorded.</w:t>
       </w:r>
     </w:p>
     <w:p>
@@ -1710,41 +3568,221 @@
       </w:r>
     </w:p>
     <w:p>
-      <w:r>
-        <w:t>Completion task: Using the catalogue, record the baseline output and reason for 10 minutes with quiet required, 8 minutes with quiet not required, and 7 minutes with quiet not required. Identify which no-match result is justified and why.</w:t>
-      </w:r>
-    </w:p>
-    <w:p>
-      <w:r>
-        <w:t>Teacher check: 10 Yes gives B1: 10 fits exactly and it is quiet. 8 No gives B2: B1 is too long, B2 fits and non-quiet is permitted. 7 No gives no match: even the shortest activity requires 8 minutes. That no-match result is justified by the complete catalogue.</w:t>
-      </w:r>
-    </w:p>
-    <w:p>
-      <w:r>
-        <w:t>Start by identifying the given inputs together. Leave the intermediate steps blank. If needed, model one step, then withdraw that help on the next step. Move to a full trace only when the partial trace is understood. For partners, alternate explainer and checker; collect a response from every learner before discussion.</w:t>
-      </w:r>
-    </w:p>
-    <w:p>
       <w:pPr>
         <w:pStyle w:val="Heading3"/>
       </w:pPr>
       <w:r>
+        <w:t>Completion practice</w:t>
+      </w:r>
+    </w:p>
+    <w:p>
+      <w:pPr>
+        <w:spacing w:line="336" w:lineRule="auto" w:after="180"/>
+        <w:shd w:fill="F5F1FB"/>
+      </w:pPr>
+      <w:r>
+        <w:rPr>
+          <w:b w:val="0"/>
+        </w:rPr>
+        <w:t xml:space="preserve">Completion task: Using the catalogue, record the </w:t>
+      </w:r>
+      <w:r>
+        <w:rPr>
+          <w:b/>
+        </w:rPr>
+        <w:t>baseline</w:t>
+      </w:r>
+      <w:r>
+        <w:rPr>
+          <w:b w:val="0"/>
+        </w:rPr>
+        <w:t xml:space="preserve"> </w:t>
+      </w:r>
+      <w:r>
+        <w:rPr>
+          <w:b/>
+        </w:rPr>
+        <w:t>output</w:t>
+      </w:r>
+      <w:r>
+        <w:rPr>
+          <w:b w:val="0"/>
+        </w:rPr>
+        <w:t xml:space="preserve"> and reason for 10 minutes with quiet required, 8 minutes with quiet not required, and 7 minutes with quiet not required.</w:t>
+      </w:r>
+    </w:p>
+    <w:p>
+      <w:pPr>
+        <w:spacing w:line="336" w:lineRule="auto" w:after="180"/>
+        <w:shd w:fill="F5F1FB"/>
+      </w:pPr>
+      <w:r>
+        <w:rPr>
+          <w:b w:val="0"/>
+        </w:rPr>
+        <w:t>Identify which no-match result is justified and why.</w:t>
+      </w:r>
+    </w:p>
+    <w:p>
+      <w:pPr>
+        <w:pStyle w:val="Heading3"/>
+      </w:pPr>
+      <w:r>
+        <w:t>Reasoning to listen for</w:t>
+      </w:r>
+    </w:p>
+    <w:p>
+      <w:pPr>
+        <w:spacing w:line="336" w:lineRule="auto" w:after="180"/>
+        <w:shd w:fill="F1F6FC"/>
+      </w:pPr>
+      <w:r>
+        <w:rPr>
+          <w:b w:val="0"/>
+        </w:rPr>
+        <w:t>Teacher check: 10 Yes gives B1: 10 fits exactly and it is quiet. 8 No gives B2: B1 is too long, B2 fits and non-quiet is permitted. 7 No gives no match: even the shortest activity requires 8 minutes.</w:t>
+      </w:r>
+    </w:p>
+    <w:p>
+      <w:pPr>
+        <w:spacing w:line="336" w:lineRule="auto" w:after="180"/>
+        <w:shd w:fill="F1F6FC"/>
+      </w:pPr>
+      <w:r>
+        <w:rPr>
+          <w:b w:val="0"/>
+        </w:rPr>
+        <w:t>That no-match result is justified by the complete catalogue.</w:t>
+      </w:r>
+    </w:p>
+    <w:p>
+      <w:pPr>
+        <w:spacing w:line="336" w:lineRule="auto" w:after="180"/>
+      </w:pPr>
+      <w:r>
+        <w:rPr>
+          <w:b w:val="0"/>
+        </w:rPr>
+        <w:t xml:space="preserve">Start by identifying the given </w:t>
+      </w:r>
+      <w:r>
+        <w:rPr>
+          <w:b/>
+        </w:rPr>
+        <w:t>input</w:t>
+      </w:r>
+      <w:r>
+        <w:rPr>
+          <w:b w:val="0"/>
+        </w:rPr>
+        <w:t>s together. Leave the intermediate steps blank. If needed, model one step, then withdraw that help on the next step. Move to a full trace only when the partial trace is understood.</w:t>
+      </w:r>
+    </w:p>
+    <w:p>
+      <w:pPr>
+        <w:spacing w:line="336" w:lineRule="auto" w:after="180"/>
+      </w:pPr>
+      <w:r>
+        <w:rPr>
+          <w:b w:val="0"/>
+        </w:rPr>
+        <w:t>For partners, alternate explainer and checker; collect a response from every learner before discussion.</w:t>
+      </w:r>
+    </w:p>
+    <w:p>
+      <w:pPr>
+        <w:pStyle w:val="Heading3"/>
+      </w:pPr>
+      <w:r>
         <w:t>Individual reasoning check</w:t>
       </w:r>
     </w:p>
     <w:p>
-      <w:r>
-        <w:t>Use the worked case for Requirements and a simple baseline. Proposed explanation: “Quiet required No excludes quiet activities”. Decide whether this explanation is supported. Point to the step or supplied fact that decides; explain your repair if needed.</w:t>
-      </w:r>
-    </w:p>
-    <w:p>
-      <w:r>
+      <w:pPr>
+        <w:spacing w:line="336" w:lineRule="auto" w:after="180"/>
+      </w:pPr>
+      <w:r>
+        <w:rPr>
+          <w:b w:val="0"/>
+        </w:rPr>
+        <w:t xml:space="preserve">Use the worked case for </w:t>
+      </w:r>
+      <w:r>
+        <w:rPr>
+          <w:b/>
+        </w:rPr>
+        <w:t>Requirement</w:t>
+      </w:r>
+      <w:r>
+        <w:rPr>
+          <w:b w:val="0"/>
+        </w:rPr>
+        <w:t xml:space="preserve">s and a simple </w:t>
+      </w:r>
+      <w:r>
+        <w:rPr>
+          <w:b/>
+        </w:rPr>
+        <w:t>baseline</w:t>
+      </w:r>
+      <w:r>
+        <w:rPr>
+          <w:b w:val="0"/>
+        </w:rPr>
+        <w:t>. Proposed explanation: “Quiet required No excludes quiet activities”. Decide whether this explanation is supported.</w:t>
+      </w:r>
+    </w:p>
+    <w:p>
+      <w:pPr>
+        <w:spacing w:line="336" w:lineRule="auto" w:after="180"/>
+      </w:pPr>
+      <w:r>
+        <w:rPr>
+          <w:b w:val="0"/>
+        </w:rPr>
+        <w:t>Point to the step or supplied fact that decides; explain your repair if needed.</w:t>
+      </w:r>
+    </w:p>
+    <w:p>
+      <w:pPr>
+        <w:pStyle w:val="Heading3"/>
+      </w:pPr>
+      <w:r>
+        <w:t>Expected repair</w:t>
+      </w:r>
+    </w:p>
+    <w:p>
+      <w:pPr>
+        <w:spacing w:line="336" w:lineRule="auto" w:after="180"/>
+        <w:shd w:fill="F1F6FC"/>
+      </w:pPr>
+      <w:r>
+        <w:rPr>
+          <w:b w:val="0"/>
+        </w:rPr>
         <w:t>Expected correction: No removes the quiet restriction; it does not reverse it.</w:t>
       </w:r>
     </w:p>
     <w:p>
-      <w:r>
-        <w:t>Collect explanations, not only yes/no votes. If a misunderstanding is common, re-model the relevant step for the class. If it affects a few learners, give a short targeted group explanation while others solve a more demanding variation.</w:t>
+      <w:pPr>
+        <w:spacing w:line="336" w:lineRule="auto" w:after="180"/>
+      </w:pPr>
+      <w:r>
+        <w:rPr>
+          <w:b w:val="0"/>
+        </w:rPr>
+        <w:t>Collect explanations, not only yes/no votes. If a misunderstanding is common, re-model the relevant step for the class.</w:t>
+      </w:r>
+    </w:p>
+    <w:p>
+      <w:pPr>
+        <w:spacing w:line="336" w:lineRule="auto" w:after="180"/>
+      </w:pPr>
+      <w:r>
+        <w:rPr>
+          <w:b w:val="0"/>
+        </w:rPr>
+        <w:t>If it affects a few learners, give a short targeted group explanation while others solve a more demanding variation.</w:t>
       </w:r>
     </w:p>
     <w:p>
@@ -1756,7 +3794,14 @@
       </w:r>
     </w:p>
     <w:p>
-      <w:r>
+      <w:pPr>
+        <w:spacing w:line="336" w:lineRule="auto" w:after="180"/>
+        <w:shd w:fill="F5F1FB"/>
+      </w:pPr>
+      <w:r>
+        <w:rPr>
+          <w:b w:val="0"/>
+        </w:rPr>
         <w:t>Trace requests 10 and blank. Why should they not receive the same explanation?</w:t>
       </w:r>
     </w:p>
@@ -1769,18 +3814,84 @@
       </w:r>
     </w:p>
     <w:p>
-      <w:r>
-        <w:t>10 is valid but neither bin fits: no match. Blank is missing input: request clarification before searching.</w:t>
-      </w:r>
-    </w:p>
-    <w:p>
-      <w:r>
-        <w:t>Changed-case reasoning: The baseline returns B1. Its capacity equals the request, and at least includes equality.</w:t>
-      </w:r>
-    </w:p>
-    <w:p>
-      <w:r>
-        <w:t>Collect each learner’s explanation before discussion. Use the first missing connection between input, deciding step and result to choose support. This question is worked-case practice, not fresh mastery evidence.</w:t>
+      <w:pPr>
+        <w:spacing w:line="336" w:lineRule="auto" w:after="180"/>
+      </w:pPr>
+      <w:r>
+        <w:rPr>
+          <w:b w:val="0"/>
+        </w:rPr>
+        <w:t xml:space="preserve">10 is valid but neither bin fits: no match. Blank is missing </w:t>
+      </w:r>
+      <w:r>
+        <w:rPr>
+          <w:b/>
+        </w:rPr>
+        <w:t>input</w:t>
+      </w:r>
+      <w:r>
+        <w:rPr>
+          <w:b w:val="0"/>
+        </w:rPr>
+        <w:t>: request clarification before searching.</w:t>
+      </w:r>
+    </w:p>
+    <w:p>
+      <w:pPr>
+        <w:spacing w:line="336" w:lineRule="auto" w:after="180"/>
+      </w:pPr>
+      <w:r>
+        <w:rPr>
+          <w:b w:val="0"/>
+        </w:rPr>
+        <w:t xml:space="preserve">Changed-case reasoning: The </w:t>
+      </w:r>
+      <w:r>
+        <w:rPr>
+          <w:b/>
+        </w:rPr>
+        <w:t>baseline</w:t>
+      </w:r>
+      <w:r>
+        <w:rPr>
+          <w:b w:val="0"/>
+        </w:rPr>
+        <w:t xml:space="preserve"> returns B1. Its capacity equals the request, and at least includes equality.</w:t>
+      </w:r>
+    </w:p>
+    <w:p>
+      <w:pPr>
+        <w:spacing w:line="336" w:lineRule="auto" w:after="180"/>
+      </w:pPr>
+      <w:r>
+        <w:rPr>
+          <w:b w:val="0"/>
+        </w:rPr>
+        <w:t xml:space="preserve">Collect each learner’s explanation before discussion. Use the first missing connection between </w:t>
+      </w:r>
+      <w:r>
+        <w:rPr>
+          <w:b/>
+        </w:rPr>
+        <w:t>input</w:t>
+      </w:r>
+      <w:r>
+        <w:rPr>
+          <w:b w:val="0"/>
+        </w:rPr>
+        <w:t xml:space="preserve">, deciding step and result to choose support. This question is worked-case practice, not fresh mastery </w:t>
+      </w:r>
+      <w:r>
+        <w:rPr>
+          <w:b/>
+        </w:rPr>
+        <w:t>evidence</w:t>
+      </w:r>
+      <w:r>
+        <w:rPr>
+          <w:b w:val="0"/>
+        </w:rPr>
+        <w:t>.</w:t>
       </w:r>
     </w:p>
     <w:p>
@@ -1792,45 +3903,186 @@
       </w:r>
     </w:p>
     <w:p>
+      <w:r>
+        <w:t>Run the Choose Inputs and Outputs investigation and use the first unsupported step to choose a teaching response.</w:t>
+      </w:r>
+    </w:p>
+    <w:p>
+      <w:pPr>
+        <w:spacing w:line="336" w:lineRule="auto" w:after="180"/>
+      </w:pPr>
+      <w:r>
+        <w:rPr>
+          <w:b w:val="0"/>
+        </w:rPr>
+        <w:t xml:space="preserve">Predict first, test honestly, and explain what the </w:t>
+      </w:r>
+      <w:r>
+        <w:rPr>
+          <w:b/>
+        </w:rPr>
+        <w:t>evidence</w:t>
+      </w:r>
+      <w:r>
+        <w:rPr>
+          <w:b w:val="0"/>
+        </w:rPr>
+        <w:t xml:space="preserve"> means.</w:t>
+      </w:r>
+    </w:p>
+    <w:p>
       <w:pPr>
         <w:pStyle w:val="Heading3"/>
       </w:pPr>
       <w:r>
-        <w:t>Run the weekly evidence lab</w:t>
-      </w:r>
-    </w:p>
-    <w:p>
-      <w:r>
-        <w:t>Predict first, test honestly, and explain what the evidence means.</w:t>
-      </w:r>
-    </w:p>
-    <w:p>
-      <w:r>
-        <w:t>State your prediction before the result is known.</w:t>
-      </w:r>
-    </w:p>
-    <w:p>
-      <w:r>
-        <w:t>Complete the task: Sketch two designs and remove an unnecessary input.</w:t>
-      </w:r>
-    </w:p>
-    <w:p>
-      <w:r>
+        <w:t>1. Predict</w:t>
+      </w:r>
+    </w:p>
+    <w:p>
+      <w:pPr>
+        <w:spacing w:line="336" w:lineRule="auto" w:after="180"/>
+        <w:shd w:fill="F4F9FC"/>
+      </w:pPr>
+      <w:r>
+        <w:rPr>
+          <w:b w:val="0"/>
+        </w:rPr>
+        <w:t xml:space="preserve">State your </w:t>
+      </w:r>
+      <w:r>
+        <w:rPr>
+          <w:b/>
+        </w:rPr>
+        <w:t>prediction</w:t>
+      </w:r>
+      <w:r>
+        <w:rPr>
+          <w:b w:val="0"/>
+        </w:rPr>
+        <w:t xml:space="preserve"> before the result is known.</w:t>
+      </w:r>
+    </w:p>
+    <w:p>
+      <w:pPr>
+        <w:pStyle w:val="Heading3"/>
+      </w:pPr>
+      <w:r>
+        <w:t>2. Investigate</w:t>
+      </w:r>
+    </w:p>
+    <w:p>
+      <w:pPr>
+        <w:spacing w:line="336" w:lineRule="auto" w:after="180"/>
+        <w:shd w:fill="F4F9FC"/>
+      </w:pPr>
+      <w:r>
+        <w:rPr>
+          <w:b w:val="0"/>
+        </w:rPr>
+        <w:t xml:space="preserve">Complete the task: Sketch two designs and remove an unnecessary </w:t>
+      </w:r>
+      <w:r>
+        <w:rPr>
+          <w:b/>
+        </w:rPr>
+        <w:t>input</w:t>
+      </w:r>
+      <w:r>
+        <w:rPr>
+          <w:b w:val="0"/>
+        </w:rPr>
+        <w:t>.</w:t>
+      </w:r>
+    </w:p>
+    <w:p>
+      <w:pPr>
+        <w:pStyle w:val="Heading3"/>
+      </w:pPr>
+      <w:r>
+        <w:t>3. Compare cases</w:t>
+      </w:r>
+    </w:p>
+    <w:p>
+      <w:pPr>
+        <w:spacing w:line="336" w:lineRule="auto" w:after="180"/>
+        <w:shd w:fill="F4F9FC"/>
+      </w:pPr>
+      <w:r>
+        <w:rPr>
+          <w:b w:val="0"/>
+        </w:rPr>
         <w:t>Keep a normal case and an edge case clearly separated.</w:t>
       </w:r>
     </w:p>
     <w:p>
-      <w:r>
-        <w:t>Record what happened—even when it does not match your prediction.</w:t>
-      </w:r>
-    </w:p>
-    <w:p>
-      <w:r>
+      <w:pPr>
+        <w:pStyle w:val="Heading3"/>
+      </w:pPr>
+      <w:r>
+        <w:t>4. Record honestly</w:t>
+      </w:r>
+    </w:p>
+    <w:p>
+      <w:pPr>
+        <w:spacing w:line="336" w:lineRule="auto" w:after="180"/>
+        <w:shd w:fill="F4F9FC"/>
+      </w:pPr>
+      <w:r>
+        <w:rPr>
+          <w:b w:val="0"/>
+        </w:rPr>
+        <w:t xml:space="preserve">Record what happened—even when it does not match your </w:t>
+      </w:r>
+      <w:r>
+        <w:rPr>
+          <w:b/>
+        </w:rPr>
+        <w:t>prediction</w:t>
+      </w:r>
+      <w:r>
+        <w:rPr>
+          <w:b w:val="0"/>
+        </w:rPr>
+        <w:t>.</w:t>
+      </w:r>
+    </w:p>
+    <w:p>
+      <w:pPr>
+        <w:pStyle w:val="Heading3"/>
+      </w:pPr>
+      <w:r>
+        <w:t>5. Explain and plan the next test</w:t>
+      </w:r>
+    </w:p>
+    <w:p>
+      <w:pPr>
+        <w:spacing w:line="336" w:lineRule="auto" w:after="180"/>
+        <w:shd w:fill="F4F9FC"/>
+      </w:pPr>
+      <w:r>
+        <w:rPr>
+          <w:b w:val="0"/>
+        </w:rPr>
         <w:t>Explain the result, one limitation, and the next useful test.</w:t>
       </w:r>
     </w:p>
     <w:p>
-      <w:r>
+      <w:pPr>
+        <w:pStyle w:val="Heading3"/>
+      </w:pPr>
+      <w:r>
+        <w:t>Use a fresh case after support</w:t>
+      </w:r>
+    </w:p>
+    <w:p>
+      <w:pPr>
+        <w:spacing w:line="336" w:lineRule="auto" w:after="180"/>
+        <w:shd w:fill="FFF5E6"/>
+      </w:pPr>
+      <w:r>
+        <w:rPr>
+          <w:b w:val="0"/>
+        </w:rPr>
         <w:t>INDEPENDENCE After support is removed, repeat the proof with a fresh case.</w:t>
       </w:r>
     </w:p>
@@ -1843,8 +4095,25 @@
       </w:r>
     </w:p>
     <w:p>
-      <w:r>
-        <w:t>Use the concrete case as the shared normal case and the independent question as a second case. Each pair creates a boundary or missing-information case and predicts its result before testing. Keep the expected result separate from an observed mistake.</w:t>
+      <w:pPr>
+        <w:spacing w:line="336" w:lineRule="auto" w:after="180"/>
+      </w:pPr>
+      <w:r>
+        <w:rPr>
+          <w:b w:val="0"/>
+        </w:rPr>
+        <w:t>Use the concrete case as the shared normal case and the independent question as a second case. Each pair creates a boundary or missing-information case and predicts its result before testing.</w:t>
+      </w:r>
+    </w:p>
+    <w:p>
+      <w:pPr>
+        <w:spacing w:line="336" w:lineRule="auto" w:after="180"/>
+      </w:pPr>
+      <w:r>
+        <w:rPr>
+          <w:b w:val="0"/>
+        </w:rPr>
+        <w:t>Keep the expected result separate from an observed mistake.</w:t>
       </w:r>
     </w:p>
     <w:tbl>
@@ -2002,41 +4271,145 @@
       </w:r>
     </w:p>
     <w:p>
-      <w:r>
-        <w:t>CLAIM TO REPAIR A system can safely infer every missing input.</w:t>
-      </w:r>
-    </w:p>
-    <w:p>
-      <w:r>
-        <w:t>For guessing, return to given facts and request a trace. For vocabulary without application, use one example and one non-example. For arithmetic errors, check the setup before the calculation. Finish with a different uncoached case before recording mastery.</w:t>
-      </w:r>
-    </w:p>
-    <w:p>
       <w:pPr>
         <w:pStyle w:val="Heading3"/>
       </w:pPr>
       <w:r>
+        <w:t>Find the unsupported claim</w:t>
+      </w:r>
+    </w:p>
+    <w:p>
+      <w:pPr>
+        <w:spacing w:line="336" w:lineRule="auto" w:after="180"/>
+        <w:shd w:fill="F5F1FB"/>
+      </w:pPr>
+      <w:r>
+        <w:rPr>
+          <w:b w:val="0"/>
+        </w:rPr>
+        <w:t xml:space="preserve">CLAIM TO REPAIR A system can safely infer every missing </w:t>
+      </w:r>
+      <w:r>
+        <w:rPr>
+          <w:b/>
+        </w:rPr>
+        <w:t>input</w:t>
+      </w:r>
+      <w:r>
+        <w:rPr>
+          <w:b w:val="0"/>
+        </w:rPr>
+        <w:t>.</w:t>
+      </w:r>
+    </w:p>
+    <w:p>
+      <w:pPr>
+        <w:spacing w:line="336" w:lineRule="auto" w:after="180"/>
+      </w:pPr>
+      <w:r>
+        <w:rPr>
+          <w:b w:val="0"/>
+        </w:rPr>
+        <w:t>For guessing, return to given facts and request a trace. For vocabulary without application, use one example and one non-example. For arithmetic errors, check the setup before the calculation.</w:t>
+      </w:r>
+    </w:p>
+    <w:p>
+      <w:pPr>
+        <w:spacing w:line="336" w:lineRule="auto" w:after="180"/>
+      </w:pPr>
+      <w:r>
+        <w:rPr>
+          <w:b w:val="0"/>
+        </w:rPr>
+        <w:t>Finish with a different uncoached case before recording mastery.</w:t>
+      </w:r>
+    </w:p>
+    <w:p>
+      <w:pPr>
+        <w:pStyle w:val="Heading3"/>
+      </w:pPr>
+      <w:r>
         <w:t>Address these additional misconceptions</w:t>
       </w:r>
     </w:p>
     <w:p>
-      <w:r>
+      <w:pPr>
+        <w:spacing w:line="336" w:lineRule="auto" w:after="180"/>
+      </w:pPr>
+      <w:r>
+        <w:rPr>
+          <w:b w:val="0"/>
+        </w:rPr>
         <w:t>Quiet required No excludes quiet activities: No removes the quiet restriction; it does not reverse it.</w:t>
       </w:r>
     </w:p>
     <w:p>
-      <w:r>
+      <w:pPr>
+        <w:spacing w:line="336" w:lineRule="auto" w:after="180"/>
+      </w:pPr>
+      <w:r>
+        <w:rPr>
+          <w:b w:val="0"/>
+        </w:rPr>
         <w:t>Ten minutes does not fit a ten-minute limit: No more than includes equality.</w:t>
       </w:r>
     </w:p>
     <w:p>
-      <w:r>
-        <w:t>Blank time means zero: Blank is missing; zero is a valid input with no matching activity here.</w:t>
-      </w:r>
-    </w:p>
-    <w:p>
-      <w:r>
-        <w:t>A baseline must be bad to make a comparison useful: Use a credible simple method and accept a tie or a baseline win.</w:t>
+      <w:pPr>
+        <w:spacing w:line="336" w:lineRule="auto" w:after="180"/>
+      </w:pPr>
+      <w:r>
+        <w:rPr>
+          <w:b w:val="0"/>
+        </w:rPr>
+        <w:t xml:space="preserve">Blank time means zero: Blank is missing; zero is a valid </w:t>
+      </w:r>
+      <w:r>
+        <w:rPr>
+          <w:b/>
+        </w:rPr>
+        <w:t>input</w:t>
+      </w:r>
+      <w:r>
+        <w:rPr>
+          <w:b w:val="0"/>
+        </w:rPr>
+        <w:t xml:space="preserve"> with no matching activity here.</w:t>
+      </w:r>
+    </w:p>
+    <w:p>
+      <w:pPr>
+        <w:spacing w:line="336" w:lineRule="auto" w:after="180"/>
+      </w:pPr>
+      <w:r>
+        <w:rPr>
+          <w:b w:val="0"/>
+        </w:rPr>
+        <w:t xml:space="preserve">A </w:t>
+      </w:r>
+      <w:r>
+        <w:rPr>
+          <w:b/>
+        </w:rPr>
+        <w:t>baseline</w:t>
+      </w:r>
+      <w:r>
+        <w:rPr>
+          <w:b w:val="0"/>
+        </w:rPr>
+        <w:t xml:space="preserve"> must be bad to make a comparison useful: Use a credible simple method and accept a tie or a </w:t>
+      </w:r>
+      <w:r>
+        <w:rPr>
+          <w:b/>
+        </w:rPr>
+        <w:t>baseline</w:t>
+      </w:r>
+      <w:r>
+        <w:rPr>
+          <w:b w:val="0"/>
+        </w:rPr>
+        <w:t xml:space="preserve"> win.</w:t>
       </w:r>
     </w:p>
     <w:p>
@@ -2194,8 +4567,25 @@
       </w:tr>
     </w:tbl>
     <w:p>
-      <w:r>
-        <w:t>Offer an oral explanation, drawing, enlarged visual or fewer examples when that removes a reading/writing barrier. Keep the same reasoning goal. Stretch secure learners by changing a boundary or assumption and asking them to defend the effect, not simply by assigning more of the same questions.</w:t>
+      <w:pPr>
+        <w:spacing w:line="336" w:lineRule="auto" w:after="180"/>
+      </w:pPr>
+      <w:r>
+        <w:rPr>
+          <w:b w:val="0"/>
+        </w:rPr>
+        <w:t>Offer an oral explanation, drawing, enlarged visual or fewer examples when that removes a reading/writing barrier. Keep the same reasoning goal.</w:t>
+      </w:r>
+    </w:p>
+    <w:p>
+      <w:pPr>
+        <w:spacing w:line="336" w:lineRule="auto" w:after="180"/>
+      </w:pPr>
+      <w:r>
+        <w:rPr>
+          <w:b w:val="0"/>
+        </w:rPr>
+        <w:t>Stretch secure learners by changing a boundary or assumption and asking them to defend the effect, not simply by assigning more of the same questions.</w:t>
       </w:r>
     </w:p>
     <w:p>
@@ -2207,11 +4597,16 @@
       </w:r>
     </w:p>
     <w:p>
+      <w:r>
+        <w:t>Use the Choose Inputs and Outputs questions, teacher keys and criteria after the relevant attempts. Previously discussed cases are practice; protect the separately selected independent task.</w:t>
+      </w:r>
+    </w:p>
+    <w:p>
       <w:pPr>
         <w:pStyle w:val="Heading3"/>
       </w:pPr>
       <w:r>
-        <w:t>Assess and explain the answers</w:t>
+        <w:t>Worked case answer</w:t>
       </w:r>
     </w:p>
     <w:p>
@@ -2219,12 +4614,37 @@
         <w:pStyle w:val="Heading3"/>
       </w:pPr>
       <w:r>
-        <w:t>Worked case answer</w:t>
-      </w:r>
-    </w:p>
-    <w:p>
-      <w:r>
-        <w:t>Input: material or a suitable image. Output: tray suggestion. Home address is unnecessary. Uncertain material needs review.</w:t>
+        <w:t>Teacher key · Worked case answer</w:t>
+      </w:r>
+    </w:p>
+    <w:p>
+      <w:pPr>
+        <w:spacing w:line="336" w:lineRule="auto" w:after="180"/>
+        <w:shd w:fill="F1F6FC"/>
+      </w:pPr>
+      <w:r>
+        <w:rPr>
+          <w:b/>
+        </w:rPr>
+        <w:t>Input</w:t>
+      </w:r>
+      <w:r>
+        <w:rPr>
+          <w:b w:val="0"/>
+        </w:rPr>
+        <w:t xml:space="preserve">: material or a suitable image. </w:t>
+      </w:r>
+      <w:r>
+        <w:rPr>
+          <w:b/>
+        </w:rPr>
+        <w:t>Output</w:t>
+      </w:r>
+      <w:r>
+        <w:rPr>
+          <w:b w:val="0"/>
+        </w:rPr>
+        <w:t>: tray suggestion. Home address is unnecessary. Uncertain material needs review.</w:t>
       </w:r>
     </w:p>
     <w:p>
@@ -2236,21 +4656,99 @@
       </w:r>
     </w:p>
     <w:p>
-      <w:r>
-        <w:t>A paper sorter must suggest pencil tray or book shelf. Choose one needed input and state the output. What should happen if the picture is blocked?</w:t>
-      </w:r>
-    </w:p>
-    <w:p>
       <w:pPr>
         <w:pStyle w:val="Heading3"/>
       </w:pPr>
       <w:r>
+        <w:t>Independent question · withhold the key</w:t>
+      </w:r>
+    </w:p>
+    <w:p>
+      <w:pPr>
+        <w:spacing w:line="336" w:lineRule="auto" w:after="180"/>
+        <w:shd w:fill="F5F1FB"/>
+      </w:pPr>
+      <w:r>
+        <w:rPr>
+          <w:b w:val="0"/>
+        </w:rPr>
+        <w:t xml:space="preserve">A paper sorter must suggest pencil tray or book shelf. Choose one needed </w:t>
+      </w:r>
+      <w:r>
+        <w:rPr>
+          <w:b/>
+        </w:rPr>
+        <w:t>input</w:t>
+      </w:r>
+      <w:r>
+        <w:rPr>
+          <w:b w:val="0"/>
+        </w:rPr>
+        <w:t xml:space="preserve"> and state the </w:t>
+      </w:r>
+      <w:r>
+        <w:rPr>
+          <w:b/>
+        </w:rPr>
+        <w:t>output</w:t>
+      </w:r>
+      <w:r>
+        <w:rPr>
+          <w:b w:val="0"/>
+        </w:rPr>
+        <w:t>. What should happen if the picture is blocked?</w:t>
+      </w:r>
+    </w:p>
+    <w:p>
+      <w:pPr>
+        <w:pStyle w:val="Heading3"/>
+      </w:pPr>
+      <w:r>
         <w:t>Expected independent answer</w:t>
       </w:r>
     </w:p>
     <w:p>
-      <w:r>
-        <w:t>A clear object picture or relevant shape description can be an input; the suggested location is the output. A blocked picture should trigger a request for a clearer view or review.</w:t>
+      <w:pPr>
+        <w:pStyle w:val="Heading3"/>
+      </w:pPr>
+      <w:r>
+        <w:t>Teacher key · Expected independent answer</w:t>
+      </w:r>
+    </w:p>
+    <w:p>
+      <w:pPr>
+        <w:spacing w:line="336" w:lineRule="auto" w:after="180"/>
+        <w:shd w:fill="F1F6FC"/>
+      </w:pPr>
+      <w:r>
+        <w:rPr>
+          <w:b w:val="0"/>
+        </w:rPr>
+        <w:t xml:space="preserve">A clear object picture or relevant shape description can be an </w:t>
+      </w:r>
+      <w:r>
+        <w:rPr>
+          <w:b/>
+        </w:rPr>
+        <w:t>input</w:t>
+      </w:r>
+      <w:r>
+        <w:rPr>
+          <w:b w:val="0"/>
+        </w:rPr>
+        <w:t xml:space="preserve">; the suggested location is the </w:t>
+      </w:r>
+      <w:r>
+        <w:rPr>
+          <w:b/>
+        </w:rPr>
+        <w:t>output</w:t>
+      </w:r>
+      <w:r>
+        <w:rPr>
+          <w:b w:val="0"/>
+        </w:rPr>
+        <w:t>. A blocked picture should trigger a request for a clearer view or review.</w:t>
       </w:r>
     </w:p>
     <w:p>
@@ -2488,8 +4986,25 @@
       </w:tr>
     </w:tbl>
     <w:p>
-      <w:r>
-        <w:t>Use 6/8 as a classroom checkpoint, with 2 required for both Result and Reasoning. This is a proposed teaching rule, not a validated certification threshold. Do not count a coached answer as independent mastery; correct unsafe or unsupported claims regardless of total.</w:t>
+      <w:pPr>
+        <w:spacing w:line="336" w:lineRule="auto" w:after="180"/>
+      </w:pPr>
+      <w:r>
+        <w:rPr>
+          <w:b w:val="0"/>
+        </w:rPr>
+        <w:t>Use 6/8 as a classroom checkpoint, with 2 required for both Result and Reasoning. This is a proposed teaching rule, not a validated certification threshold.</w:t>
+      </w:r>
+    </w:p>
+    <w:p>
+      <w:pPr>
+        <w:spacing w:line="336" w:lineRule="auto" w:after="180"/>
+      </w:pPr>
+      <w:r>
+        <w:rPr>
+          <w:b w:val="0"/>
+        </w:rPr>
+        <w:t>Do not count a coached answer as independent mastery; correct unsafe or unsupported claims regardless of total.</w:t>
       </w:r>
     </w:p>
     <w:p>
@@ -2501,8 +5016,38 @@
       </w:r>
     </w:p>
     <w:p>
-      <w:r>
-        <w:t>Ask the learner to find the evidence that challenges this claim: “A system can safely infer every missing input.” Keep the first attempt and an uncoached retry separate.</w:t>
+      <w:pPr>
+        <w:spacing w:line="336" w:lineRule="auto" w:after="180"/>
+      </w:pPr>
+      <w:r>
+        <w:rPr>
+          <w:b w:val="0"/>
+        </w:rPr>
+        <w:t xml:space="preserve">Ask the learner to find the </w:t>
+      </w:r>
+      <w:r>
+        <w:rPr>
+          <w:b/>
+        </w:rPr>
+        <w:t>evidence</w:t>
+      </w:r>
+      <w:r>
+        <w:rPr>
+          <w:b w:val="0"/>
+        </w:rPr>
+        <w:t xml:space="preserve"> that challenges this claim: “A system can safely infer every missing </w:t>
+      </w:r>
+      <w:r>
+        <w:rPr>
+          <w:b/>
+        </w:rPr>
+        <w:t>input</w:t>
+      </w:r>
+      <w:r>
+        <w:rPr>
+          <w:b w:val="0"/>
+        </w:rPr>
+        <w:t>.” Keep the first attempt and an uncoached retry separate.</w:t>
       </w:r>
     </w:p>
     <w:p>
@@ -2514,15 +5059,78 @@
       </w:r>
     </w:p>
     <w:p>
-      <w:r>
-        <w:t>Use material evidence as input; outputs are paper, plastic or review. Send the mixed cup to review under a predefined local rule. Owner name does not determine material. A description may be incomplete, so the sorter should not claim it has directly inspected the object.</w:t>
-      </w:r>
-    </w:p>
-    <w:p>
       <w:pPr>
         <w:pStyle w:val="Heading3"/>
       </w:pPr>
       <w:r>
+        <w:t>Teacher key · Original transfer answer</w:t>
+      </w:r>
+    </w:p>
+    <w:p>
+      <w:pPr>
+        <w:spacing w:line="336" w:lineRule="auto" w:after="180"/>
+        <w:shd w:fill="F1F6FC"/>
+      </w:pPr>
+      <w:r>
+        <w:rPr>
+          <w:b w:val="0"/>
+        </w:rPr>
+        <w:t xml:space="preserve">Use material </w:t>
+      </w:r>
+      <w:r>
+        <w:rPr>
+          <w:b/>
+        </w:rPr>
+        <w:t>evidence</w:t>
+      </w:r>
+      <w:r>
+        <w:rPr>
+          <w:b w:val="0"/>
+        </w:rPr>
+        <w:t xml:space="preserve"> as </w:t>
+      </w:r>
+      <w:r>
+        <w:rPr>
+          <w:b/>
+        </w:rPr>
+        <w:t>input</w:t>
+      </w:r>
+      <w:r>
+        <w:rPr>
+          <w:b w:val="0"/>
+        </w:rPr>
+        <w:t xml:space="preserve">; </w:t>
+      </w:r>
+      <w:r>
+        <w:rPr>
+          <w:b/>
+        </w:rPr>
+        <w:t>output</w:t>
+      </w:r>
+      <w:r>
+        <w:rPr>
+          <w:b w:val="0"/>
+        </w:rPr>
+        <w:t>s are paper, plastic or review. Send the mixed cup to review under a predefined local rule. Owner name does not determine material.</w:t>
+      </w:r>
+    </w:p>
+    <w:p>
+      <w:pPr>
+        <w:spacing w:line="336" w:lineRule="auto" w:after="180"/>
+        <w:shd w:fill="F1F6FC"/>
+      </w:pPr>
+      <w:r>
+        <w:rPr>
+          <w:b w:val="0"/>
+        </w:rPr>
+        <w:t>A description may be incomplete, so the sorter should not claim it has directly inspected the object.</w:t>
+      </w:r>
+    </w:p>
+    <w:p>
+      <w:pPr>
+        <w:pStyle w:val="Heading3"/>
+      </w:pPr>
+      <w:r>
         <w:t>Explanations for the additional workbook examples</w:t>
       </w:r>
     </w:p>
@@ -2535,111 +5143,687 @@
       </w:r>
     </w:p>
     <w:p>
-      <w:r>
-        <w:t>Replace “suggest a good activity” with the time condition, quiet condition and tie rule used in this project. Explain why Quiet required No permits B1 as well as non-quiet activities when their times fit.</w:t>
-      </w:r>
-    </w:p>
-    <w:p>
-      <w:r>
-        <w:t>Time required must be no more than available time; when quiet is required the activity must be quiet. Choose the first compatible activity in B1 to B4 order. No means quiet is not required, not forbidden, so quiet B1 is permitted if 10 minutes fits.</w:t>
-      </w:r>
-    </w:p>
-    <w:p>
       <w:pPr>
         <w:pStyle w:val="Heading3"/>
       </w:pPr>
       <w:r>
+        <w:t>Workbook question · W1</w:t>
+      </w:r>
+    </w:p>
+    <w:p>
+      <w:pPr>
+        <w:spacing w:line="336" w:lineRule="auto" w:after="180"/>
+        <w:shd w:fill="F5F1FB"/>
+      </w:pPr>
+      <w:r>
+        <w:rPr>
+          <w:b w:val="0"/>
+        </w:rPr>
+        <w:t xml:space="preserve">Replace “suggest a good activity” with the time condition, quiet condition and </w:t>
+      </w:r>
+      <w:r>
+        <w:rPr>
+          <w:b/>
+        </w:rPr>
+        <w:t>tie rule</w:t>
+      </w:r>
+      <w:r>
+        <w:rPr>
+          <w:b w:val="0"/>
+        </w:rPr>
+        <w:t xml:space="preserve"> used in this project. Explain why Quiet required No permits B1 as well as non-quiet activities when their times fit.</w:t>
+      </w:r>
+    </w:p>
+    <w:p>
+      <w:pPr>
+        <w:pStyle w:val="Heading3"/>
+      </w:pPr>
+      <w:r>
+        <w:t>Teacher reasoning · W1</w:t>
+      </w:r>
+    </w:p>
+    <w:p>
+      <w:pPr>
+        <w:spacing w:line="336" w:lineRule="auto" w:after="180"/>
+        <w:shd w:fill="F1F6FC"/>
+      </w:pPr>
+      <w:r>
+        <w:rPr>
+          <w:b w:val="0"/>
+        </w:rPr>
+        <w:t xml:space="preserve">Time required must be no more than available time; when quiet is required the activity must be quiet. Choose the first </w:t>
+      </w:r>
+      <w:r>
+        <w:rPr>
+          <w:b/>
+        </w:rPr>
+        <w:t>compatible</w:t>
+      </w:r>
+      <w:r>
+        <w:rPr>
+          <w:b w:val="0"/>
+        </w:rPr>
+        <w:t xml:space="preserve"> activity in B1 to B4 order.</w:t>
+      </w:r>
+    </w:p>
+    <w:p>
+      <w:pPr>
+        <w:spacing w:line="336" w:lineRule="auto" w:after="180"/>
+        <w:shd w:fill="F1F6FC"/>
+      </w:pPr>
+      <w:r>
+        <w:rPr>
+          <w:b w:val="0"/>
+        </w:rPr>
+        <w:t>No means quiet is not required, not forbidden, so quiet B1 is permitted if 10 minutes fits.</w:t>
+      </w:r>
+    </w:p>
+    <w:p>
+      <w:pPr>
+        <w:pStyle w:val="Heading3"/>
+      </w:pPr>
+      <w:r>
         <w:t>W2 Run the baseline on three requests</w:t>
       </w:r>
     </w:p>
     <w:p>
-      <w:r>
-        <w:t>Using the catalogue, record the baseline output and reason for 10 minutes with quiet required, 8 minutes with quiet not required, and 7 minutes with quiet not required. Identify which no-match result is justified and why.</w:t>
-      </w:r>
-    </w:p>
-    <w:p>
-      <w:r>
-        <w:t>10 Yes gives B1: 10 fits exactly and it is quiet. 8 No gives B2: B1 is too long, B2 fits and non-quiet is permitted. 7 No gives no match: even the shortest activity requires 8 minutes. That no-match result is justified by the complete catalogue.</w:t>
-      </w:r>
-    </w:p>
-    <w:p>
       <w:pPr>
         <w:pStyle w:val="Heading3"/>
       </w:pPr>
       <w:r>
+        <w:t>Workbook question · W2</w:t>
+      </w:r>
+    </w:p>
+    <w:p>
+      <w:pPr>
+        <w:spacing w:line="336" w:lineRule="auto" w:after="180"/>
+        <w:shd w:fill="F5F1FB"/>
+      </w:pPr>
+      <w:r>
+        <w:rPr>
+          <w:b w:val="0"/>
+        </w:rPr>
+        <w:t xml:space="preserve">Using the catalogue, record the </w:t>
+      </w:r>
+      <w:r>
+        <w:rPr>
+          <w:b/>
+        </w:rPr>
+        <w:t>baseline</w:t>
+      </w:r>
+      <w:r>
+        <w:rPr>
+          <w:b w:val="0"/>
+        </w:rPr>
+        <w:t xml:space="preserve"> </w:t>
+      </w:r>
+      <w:r>
+        <w:rPr>
+          <w:b/>
+        </w:rPr>
+        <w:t>output</w:t>
+      </w:r>
+      <w:r>
+        <w:rPr>
+          <w:b w:val="0"/>
+        </w:rPr>
+        <w:t xml:space="preserve"> and reason for 10 minutes with quiet required, 8 minutes with quiet not required, and 7 minutes with quiet not required. Identify which no-match result is justified and why.</w:t>
+      </w:r>
+    </w:p>
+    <w:p>
+      <w:pPr>
+        <w:pStyle w:val="Heading3"/>
+      </w:pPr>
+      <w:r>
+        <w:t>Teacher reasoning · W2</w:t>
+      </w:r>
+    </w:p>
+    <w:p>
+      <w:pPr>
+        <w:spacing w:line="336" w:lineRule="auto" w:after="180"/>
+        <w:shd w:fill="F1F6FC"/>
+      </w:pPr>
+      <w:r>
+        <w:rPr>
+          <w:b w:val="0"/>
+        </w:rPr>
+        <w:t>10 Yes gives B1: 10 fits exactly and it is quiet. 8 No gives B2: B1 is too long, B2 fits and non-quiet is permitted. 7 No gives no match: even the shortest activity requires 8 minutes.</w:t>
+      </w:r>
+    </w:p>
+    <w:p>
+      <w:pPr>
+        <w:spacing w:line="336" w:lineRule="auto" w:after="180"/>
+        <w:shd w:fill="F1F6FC"/>
+      </w:pPr>
+      <w:r>
+        <w:rPr>
+          <w:b w:val="0"/>
+        </w:rPr>
+        <w:t>That no-match result is justified by the complete catalogue.</w:t>
+      </w:r>
+    </w:p>
+    <w:p>
+      <w:pPr>
+        <w:pStyle w:val="Heading3"/>
+      </w:pPr>
+      <w:r>
         <w:t>W3 Separate invalid input from no matching option</w:t>
       </w:r>
     </w:p>
     <w:p>
-      <w:r>
-        <w:t>Compare a request with blank minutes and Quiet required Yes to a request with 0 minutes and Quiet required Yes. What should the baseline record for each? Explain why these are different outcomes even though neither produces an activity suggestion.</w:t>
-      </w:r>
-    </w:p>
-    <w:p>
-      <w:r>
-        <w:t>Blank minutes is invalid and requires clarification of the missing time. Zero is a valid whole number within 0 to 30; no activity takes 0 minutes or less, so no match is justified. The first lacks a usable input; the second has a usable input but no compatible option.</w:t>
-      </w:r>
-    </w:p>
-    <w:p>
       <w:pPr>
         <w:pStyle w:val="Heading3"/>
       </w:pPr>
       <w:r>
+        <w:t>Workbook question · W3</w:t>
+      </w:r>
+    </w:p>
+    <w:p>
+      <w:pPr>
+        <w:spacing w:line="336" w:lineRule="auto" w:after="180"/>
+        <w:shd w:fill="F5F1FB"/>
+      </w:pPr>
+      <w:r>
+        <w:rPr>
+          <w:b w:val="0"/>
+        </w:rPr>
+        <w:t xml:space="preserve">Compare a request with blank minutes and Quiet required Yes to a request with 0 minutes and Quiet required Yes. What should the </w:t>
+      </w:r>
+      <w:r>
+        <w:rPr>
+          <w:b/>
+        </w:rPr>
+        <w:t>baseline</w:t>
+      </w:r>
+      <w:r>
+        <w:rPr>
+          <w:b w:val="0"/>
+        </w:rPr>
+        <w:t xml:space="preserve"> record for each?</w:t>
+      </w:r>
+    </w:p>
+    <w:p>
+      <w:pPr>
+        <w:spacing w:line="336" w:lineRule="auto" w:after="180"/>
+        <w:shd w:fill="F5F1FB"/>
+      </w:pPr>
+      <w:r>
+        <w:rPr>
+          <w:b w:val="0"/>
+        </w:rPr>
+        <w:t>Explain why these are different outcomes even though neither produces an activity suggestion.</w:t>
+      </w:r>
+    </w:p>
+    <w:p>
+      <w:pPr>
+        <w:pStyle w:val="Heading3"/>
+      </w:pPr>
+      <w:r>
+        <w:t>Teacher reasoning · W3</w:t>
+      </w:r>
+    </w:p>
+    <w:p>
+      <w:pPr>
+        <w:spacing w:line="336" w:lineRule="auto" w:after="180"/>
+        <w:shd w:fill="F1F6FC"/>
+      </w:pPr>
+      <w:r>
+        <w:rPr>
+          <w:b w:val="0"/>
+        </w:rPr>
+        <w:t>Blank minutes is invalid and requires clarification of the missing time. Zero is a valid whole number within 0 to 30; no activity takes 0 minutes or less, so no match is justified.</w:t>
+      </w:r>
+    </w:p>
+    <w:p>
+      <w:pPr>
+        <w:spacing w:line="336" w:lineRule="auto" w:after="180"/>
+        <w:shd w:fill="F1F6FC"/>
+      </w:pPr>
+      <w:r>
+        <w:rPr>
+          <w:b w:val="0"/>
+        </w:rPr>
+        <w:t xml:space="preserve">The first lacks a usable </w:t>
+      </w:r>
+      <w:r>
+        <w:rPr>
+          <w:b/>
+        </w:rPr>
+        <w:t>input</w:t>
+      </w:r>
+      <w:r>
+        <w:rPr>
+          <w:b w:val="0"/>
+        </w:rPr>
+        <w:t xml:space="preserve">; the second has a usable </w:t>
+      </w:r>
+      <w:r>
+        <w:rPr>
+          <w:b/>
+        </w:rPr>
+        <w:t>input</w:t>
+      </w:r>
+      <w:r>
+        <w:rPr>
+          <w:b w:val="0"/>
+        </w:rPr>
+        <w:t xml:space="preserve"> but no </w:t>
+      </w:r>
+      <w:r>
+        <w:rPr>
+          <w:b/>
+        </w:rPr>
+        <w:t>compatible</w:t>
+      </w:r>
+      <w:r>
+        <w:rPr>
+          <w:b w:val="0"/>
+        </w:rPr>
+        <w:t xml:space="preserve"> option.</w:t>
+      </w:r>
+    </w:p>
+    <w:p>
+      <w:pPr>
+        <w:pStyle w:val="Heading3"/>
+      </w:pPr>
+      <w:r>
         <w:t>W4 Build a baseline for a different catalogue</w:t>
       </w:r>
     </w:p>
     <w:p>
-      <w:r>
-        <w:t>A paper room recommender uses R1 first, capacity 6, quiet Yes; then R2, capacity 10, quiet No. Valid requests give a whole group size from 1 to 12 and Quiet required Yes or No. A room fits when capacity is at least group size and the quiet condition is met; choose the first fitting room. Record outputs and reasons for 6 people Yes, 8 people No and 8 people Yes. Explain how a manual baseline can be compared fairly with a prototype. No real booking is allowed.</w:t>
-      </w:r>
-    </w:p>
-    <w:p>
-      <w:r>
-        <w:t>6 Yes gives R1: equality fits and it is quiet. 8 No gives R2: R1 is too small and R2 meets capacity with quiet not required. 8 Yes gives no match: R1 is too small, R2 is not quiet. Use the same room catalogue, request set and requirements for both methods and keep all results. Compare suggestions only; do not make bookings.</w:t>
-      </w:r>
-    </w:p>
-    <w:p>
       <w:pPr>
         <w:pStyle w:val="Heading3"/>
       </w:pPr>
       <w:r>
+        <w:t>Workbook question · W4</w:t>
+      </w:r>
+    </w:p>
+    <w:p>
+      <w:pPr>
+        <w:spacing w:line="336" w:lineRule="auto" w:after="180"/>
+        <w:shd w:fill="F5F1FB"/>
+      </w:pPr>
+      <w:r>
+        <w:rPr>
+          <w:b w:val="0"/>
+        </w:rPr>
+        <w:t>A paper room recommender uses R1 first, capacity 6, quiet Yes; then R2, capacity 10, quiet No. Valid requests give a whole group size from 1 to 12 and Quiet required Yes or No.</w:t>
+      </w:r>
+    </w:p>
+    <w:p>
+      <w:pPr>
+        <w:spacing w:line="336" w:lineRule="auto" w:after="180"/>
+        <w:shd w:fill="F5F1FB"/>
+      </w:pPr>
+      <w:r>
+        <w:rPr>
+          <w:b w:val="0"/>
+        </w:rPr>
+        <w:t xml:space="preserve">A room fits when capacity is at least group size and the quiet condition is met; choose the first </w:t>
+      </w:r>
+      <w:r>
+        <w:rPr>
+          <w:b/>
+        </w:rPr>
+        <w:t>fitting</w:t>
+      </w:r>
+      <w:r>
+        <w:rPr>
+          <w:b w:val="0"/>
+        </w:rPr>
+        <w:t xml:space="preserve"> room. Record </w:t>
+      </w:r>
+      <w:r>
+        <w:rPr>
+          <w:b/>
+        </w:rPr>
+        <w:t>output</w:t>
+      </w:r>
+      <w:r>
+        <w:rPr>
+          <w:b w:val="0"/>
+        </w:rPr>
+        <w:t>s and reasons for 6 people Yes, 8 people No and 8 people Yes.</w:t>
+      </w:r>
+    </w:p>
+    <w:p>
+      <w:pPr>
+        <w:spacing w:line="336" w:lineRule="auto" w:after="180"/>
+        <w:shd w:fill="F5F1FB"/>
+      </w:pPr>
+      <w:r>
+        <w:rPr>
+          <w:b w:val="0"/>
+        </w:rPr>
+        <w:t xml:space="preserve">Explain how a manual </w:t>
+      </w:r>
+      <w:r>
+        <w:rPr>
+          <w:b/>
+        </w:rPr>
+        <w:t>baseline</w:t>
+      </w:r>
+      <w:r>
+        <w:rPr>
+          <w:b w:val="0"/>
+        </w:rPr>
+        <w:t xml:space="preserve"> can be compared fairly with a prototype. No real booking is allowed.</w:t>
+      </w:r>
+    </w:p>
+    <w:p>
+      <w:pPr>
+        <w:pStyle w:val="Heading3"/>
+      </w:pPr>
+      <w:r>
+        <w:t>Teacher reasoning · W4</w:t>
+      </w:r>
+    </w:p>
+    <w:p>
+      <w:pPr>
+        <w:spacing w:line="336" w:lineRule="auto" w:after="180"/>
+        <w:shd w:fill="F1F6FC"/>
+      </w:pPr>
+      <w:r>
+        <w:rPr>
+          <w:b w:val="0"/>
+        </w:rPr>
+        <w:t>6 Yes gives R1: equality fits and it is quiet. 8 No gives R2: R1 is too small and R2 meets capacity with quiet not required. 8 Yes gives no match: R1 is too small, R2 is not quiet.</w:t>
+      </w:r>
+    </w:p>
+    <w:p>
+      <w:pPr>
+        <w:spacing w:line="336" w:lineRule="auto" w:after="180"/>
+        <w:shd w:fill="F1F6FC"/>
+      </w:pPr>
+      <w:r>
+        <w:rPr>
+          <w:b w:val="0"/>
+        </w:rPr>
+        <w:t xml:space="preserve">Use the same room catalogue, request set and </w:t>
+      </w:r>
+      <w:r>
+        <w:rPr>
+          <w:b/>
+        </w:rPr>
+        <w:t>requirement</w:t>
+      </w:r>
+      <w:r>
+        <w:rPr>
+          <w:b w:val="0"/>
+        </w:rPr>
+        <w:t>s for both methods and keep all results. Compare suggestions only; do not make bookings.</w:t>
+      </w:r>
+    </w:p>
+    <w:p>
+      <w:pPr>
+        <w:pStyle w:val="Heading3"/>
+      </w:pPr>
+      <w:r>
         <w:t>W5 Challenge an unfair comparison</w:t>
       </w:r>
     </w:p>
     <w:p>
-      <w:r>
-        <w:t>Team A tests a prototype on five easy requests and the manual baseline on five different requests, then reports only the prototype’s successful outputs. Identify two changes needed for a fair comparison. If both methods then meet all requirements, what can and cannot be concluded about compatibility?</w:t>
-      </w:r>
-    </w:p>
-    <w:p>
-      <w:r>
-        <w:t>Use the same requests and catalogue for both with the same judging rules, and retain all outputs including failures and no-match or clarification results. If both meet the requirements on those cases, both pass those checks; the results do not demonstrate the prototype has better compatibility or prove either works on every possible case.</w:t>
-      </w:r>
-    </w:p>
-    <w:p>
       <w:pPr>
         <w:pStyle w:val="Heading3"/>
       </w:pPr>
       <w:r>
+        <w:t>Workbook question · W5</w:t>
+      </w:r>
+    </w:p>
+    <w:p>
+      <w:pPr>
+        <w:spacing w:line="336" w:lineRule="auto" w:after="180"/>
+        <w:shd w:fill="F5F1FB"/>
+      </w:pPr>
+      <w:r>
+        <w:rPr>
+          <w:b w:val="0"/>
+        </w:rPr>
+        <w:t xml:space="preserve">Team A tests a prototype on five easy requests and the manual </w:t>
+      </w:r>
+      <w:r>
+        <w:rPr>
+          <w:b/>
+        </w:rPr>
+        <w:t>baseline</w:t>
+      </w:r>
+      <w:r>
+        <w:rPr>
+          <w:b w:val="0"/>
+        </w:rPr>
+        <w:t xml:space="preserve"> on five different requests, then reports only the prototype’s successful </w:t>
+      </w:r>
+      <w:r>
+        <w:rPr>
+          <w:b/>
+        </w:rPr>
+        <w:t>output</w:t>
+      </w:r>
+      <w:r>
+        <w:rPr>
+          <w:b w:val="0"/>
+        </w:rPr>
+        <w:t>s. Identify two changes needed for a fair comparison.</w:t>
+      </w:r>
+    </w:p>
+    <w:p>
+      <w:pPr>
+        <w:spacing w:line="336" w:lineRule="auto" w:after="180"/>
+        <w:shd w:fill="F5F1FB"/>
+      </w:pPr>
+      <w:r>
+        <w:rPr>
+          <w:b w:val="0"/>
+        </w:rPr>
+        <w:t xml:space="preserve">If both methods then meet all </w:t>
+      </w:r>
+      <w:r>
+        <w:rPr>
+          <w:b/>
+        </w:rPr>
+        <w:t>requirement</w:t>
+      </w:r>
+      <w:r>
+        <w:rPr>
+          <w:b w:val="0"/>
+        </w:rPr>
+        <w:t>s, what can and cannot be concluded about compatibility?</w:t>
+      </w:r>
+    </w:p>
+    <w:p>
+      <w:pPr>
+        <w:pStyle w:val="Heading3"/>
+      </w:pPr>
+      <w:r>
+        <w:t>Teacher reasoning · W5</w:t>
+      </w:r>
+    </w:p>
+    <w:p>
+      <w:pPr>
+        <w:spacing w:line="336" w:lineRule="auto" w:after="180"/>
+        <w:shd w:fill="F1F6FC"/>
+      </w:pPr>
+      <w:r>
+        <w:rPr>
+          <w:b w:val="0"/>
+        </w:rPr>
+        <w:t xml:space="preserve">Use the same requests and catalogue for both with the same judging rules, and retain all </w:t>
+      </w:r>
+      <w:r>
+        <w:rPr>
+          <w:b/>
+        </w:rPr>
+        <w:t>output</w:t>
+      </w:r>
+      <w:r>
+        <w:rPr>
+          <w:b w:val="0"/>
+        </w:rPr>
+        <w:t>s including failures and no-match or clarification results.</w:t>
+      </w:r>
+    </w:p>
+    <w:p>
+      <w:pPr>
+        <w:spacing w:line="336" w:lineRule="auto" w:after="180"/>
+        <w:shd w:fill="F1F6FC"/>
+      </w:pPr>
+      <w:r>
+        <w:rPr>
+          <w:b w:val="0"/>
+        </w:rPr>
+        <w:t xml:space="preserve">If both meet the </w:t>
+      </w:r>
+      <w:r>
+        <w:rPr>
+          <w:b/>
+        </w:rPr>
+        <w:t>requirement</w:t>
+      </w:r>
+      <w:r>
+        <w:rPr>
+          <w:b w:val="0"/>
+        </w:rPr>
+        <w:t>s on those cases, both pass those checks; the results do not demonstrate the prototype has better compatibility or prove either works on every possible case.</w:t>
+      </w:r>
+    </w:p>
+    <w:p>
+      <w:pPr>
+        <w:pStyle w:val="Heading3"/>
+      </w:pPr>
+      <w:r>
         <w:t>Assess independent transfer</w:t>
       </w:r>
     </w:p>
     <w:p>
-      <w:r>
-        <w:t>Selected case: A paper room recommender uses R1 first, capacity 6, quiet Yes; then R2, capacity 10, quiet No. Valid requests give a whole group size from 1 to 12 and Quiet required Yes or No. A room fits when capacity is at least group size and the quiet condition is met; choose the first fitting room. Record outputs and reasons for 6 people Yes, 8 people No and 8 people Yes. Explain how a manual baseline can be compared fairly with a prototype. No real booking is allowed.</w:t>
-      </w:r>
-    </w:p>
-    <w:p>
       <w:pPr>
         <w:pStyle w:val="Heading3"/>
       </w:pPr>
       <w:r>
+        <w:t>Independent question · withhold the key</w:t>
+      </w:r>
+    </w:p>
+    <w:p>
+      <w:pPr>
+        <w:spacing w:line="336" w:lineRule="auto" w:after="180"/>
+        <w:shd w:fill="F5F1FB"/>
+      </w:pPr>
+      <w:r>
+        <w:rPr>
+          <w:b w:val="0"/>
+        </w:rPr>
+        <w:t>Selected case: A paper room recommender uses R1 first, capacity 6, quiet Yes; then R2, capacity 10, quiet No. Valid requests give a whole group size from 1 to 12 and Quiet required Yes or No.</w:t>
+      </w:r>
+    </w:p>
+    <w:p>
+      <w:pPr>
+        <w:spacing w:line="336" w:lineRule="auto" w:after="180"/>
+        <w:shd w:fill="F5F1FB"/>
+      </w:pPr>
+      <w:r>
+        <w:rPr>
+          <w:b w:val="0"/>
+        </w:rPr>
+        <w:t xml:space="preserve">A room fits when capacity is at least group size and the quiet condition is met; choose the first </w:t>
+      </w:r>
+      <w:r>
+        <w:rPr>
+          <w:b/>
+        </w:rPr>
+        <w:t>fitting</w:t>
+      </w:r>
+      <w:r>
+        <w:rPr>
+          <w:b w:val="0"/>
+        </w:rPr>
+        <w:t xml:space="preserve"> room. Record </w:t>
+      </w:r>
+      <w:r>
+        <w:rPr>
+          <w:b/>
+        </w:rPr>
+        <w:t>output</w:t>
+      </w:r>
+      <w:r>
+        <w:rPr>
+          <w:b w:val="0"/>
+        </w:rPr>
+        <w:t>s and reasons for 6 people Yes, 8 people No and 8 people Yes.</w:t>
+      </w:r>
+    </w:p>
+    <w:p>
+      <w:pPr>
+        <w:spacing w:line="336" w:lineRule="auto" w:after="180"/>
+        <w:shd w:fill="F5F1FB"/>
+      </w:pPr>
+      <w:r>
+        <w:rPr>
+          <w:b w:val="0"/>
+        </w:rPr>
+        <w:t xml:space="preserve">Explain how a manual </w:t>
+      </w:r>
+      <w:r>
+        <w:rPr>
+          <w:b/>
+        </w:rPr>
+        <w:t>baseline</w:t>
+      </w:r>
+      <w:r>
+        <w:rPr>
+          <w:b w:val="0"/>
+        </w:rPr>
+        <w:t xml:space="preserve"> can be compared fairly with a prototype. No real booking is allowed.</w:t>
+      </w:r>
+    </w:p>
+    <w:p>
+      <w:pPr>
+        <w:pStyle w:val="Heading3"/>
+      </w:pPr>
+      <w:r>
         <w:t>Selected case answer</w:t>
       </w:r>
     </w:p>
     <w:p>
-      <w:r>
-        <w:t>6 Yes gives R1: equality fits and it is quiet. 8 No gives R2: R1 is too small and R2 meets capacity with quiet not required. 8 Yes gives no match: R1 is too small, R2 is not quiet. Use the same room catalogue, request set and requirements for both methods and keep all results. Compare suggestions only; do not make bookings.</w:t>
+      <w:pPr>
+        <w:pStyle w:val="Heading3"/>
+      </w:pPr>
+      <w:r>
+        <w:t>Teacher key · Selected case answer</w:t>
+      </w:r>
+    </w:p>
+    <w:p>
+      <w:pPr>
+        <w:spacing w:line="336" w:lineRule="auto" w:after="180"/>
+        <w:shd w:fill="F1F6FC"/>
+      </w:pPr>
+      <w:r>
+        <w:rPr>
+          <w:b w:val="0"/>
+        </w:rPr>
+        <w:t>6 Yes gives R1: equality fits and it is quiet. 8 No gives R2: R1 is too small and R2 meets capacity with quiet not required. 8 Yes gives no match: R1 is too small, R2 is not quiet.</w:t>
+      </w:r>
+    </w:p>
+    <w:p>
+      <w:pPr>
+        <w:spacing w:line="336" w:lineRule="auto" w:after="180"/>
+        <w:shd w:fill="F1F6FC"/>
+      </w:pPr>
+      <w:r>
+        <w:rPr>
+          <w:b w:val="0"/>
+        </w:rPr>
+        <w:t xml:space="preserve">Use the same room catalogue, request set and </w:t>
+      </w:r>
+      <w:r>
+        <w:rPr>
+          <w:b/>
+        </w:rPr>
+        <w:t>requirement</w:t>
+      </w:r>
+      <w:r>
+        <w:rPr>
+          <w:b w:val="0"/>
+        </w:rPr>
+        <w:t>s for both methods and keep all results. Compare suggestions only; do not make bookings.</w:t>
       </w:r>
     </w:p>
     <w:tbl>
@@ -2745,21 +5929,77 @@
       </w:tr>
     </w:tbl>
     <w:p>
-      <w:r>
-        <w:t>Record each dimension as not yet, with support, or independent. Accept a valid alternative procedure with a defensible trace. Do not penalise an honestly recorded model failure if the learner correctly explains its evidence and limits.</w:t>
-      </w:r>
-    </w:p>
-    <w:p>
       <w:pPr>
         <w:pStyle w:val="Heading3"/>
       </w:pPr>
       <w:r>
+        <w:t>Teacher key · Selected case answer</w:t>
+      </w:r>
+    </w:p>
+    <w:p>
+      <w:pPr>
+        <w:spacing w:line="336" w:lineRule="auto" w:after="180"/>
+        <w:shd w:fill="F1F6FC"/>
+      </w:pPr>
+      <w:r>
+        <w:rPr>
+          <w:b w:val="0"/>
+        </w:rPr>
+        <w:t>Record each dimension as not yet, with support, or independent. Accept a valid alternative procedure with a defensible trace.</w:t>
+      </w:r>
+    </w:p>
+    <w:p>
+      <w:pPr>
+        <w:spacing w:line="336" w:lineRule="auto" w:after="180"/>
+        <w:shd w:fill="F1F6FC"/>
+      </w:pPr>
+      <w:r>
+        <w:rPr>
+          <w:b w:val="0"/>
+        </w:rPr>
+        <w:t xml:space="preserve">Do not penalise an honestly recorded model failure if the learner correctly explains its </w:t>
+      </w:r>
+      <w:r>
+        <w:rPr>
+          <w:b/>
+        </w:rPr>
+        <w:t>evidence</w:t>
+      </w:r>
+      <w:r>
+        <w:rPr>
+          <w:b w:val="0"/>
+        </w:rPr>
+        <w:t xml:space="preserve"> and limits.</w:t>
+      </w:r>
+    </w:p>
+    <w:p>
+      <w:pPr>
+        <w:pStyle w:val="Heading3"/>
+      </w:pPr>
+      <w:r>
         <w:t>Feedback that the learner uses</w:t>
       </w:r>
     </w:p>
     <w:p>
-      <w:r>
-        <w:t>Name the earliest unsupported step and give one action to repair it. Have the learner make that repair now and explain why. Then assess the relevant skill on a fresh, fully specified case. Confirm it was not previously practised with feedback; solve and check the new case before assigning it. A follow-up design prompt is a starting brief, not automatically an equivalent test.</w:t>
+      <w:pPr>
+        <w:spacing w:line="336" w:lineRule="auto" w:after="180"/>
+      </w:pPr>
+      <w:r>
+        <w:rPr>
+          <w:b w:val="0"/>
+        </w:rPr>
+        <w:t>Name the earliest unsupported step and give one action to repair it. Have the learner make that repair now and explain why. Then assess the relevant skill on a fresh, fully specified case.</w:t>
+      </w:r>
+    </w:p>
+    <w:p>
+      <w:pPr>
+        <w:spacing w:line="336" w:lineRule="auto" w:after="180"/>
+      </w:pPr>
+      <w:r>
+        <w:rPr>
+          <w:b w:val="0"/>
+        </w:rPr>
+        <w:t>Confirm it was not previously practised with feedback; solve and check the new case before assigning it. A follow-up design prompt is a starting brief, not automatically an equivalent test.</w:t>
       </w:r>
     </w:p>
     <w:p>
@@ -2771,11 +6011,86 @@
       </w:r>
     </w:p>
     <w:p>
+      <w:r>
+        <w:t>Connect Choose Inputs and Outputs to Helpful Classroom Sorter, adapt support and plan a later changed-case check.</w:t>
+      </w:r>
+    </w:p>
+    <w:p>
       <w:pPr>
         <w:pStyle w:val="Heading3"/>
       </w:pPr>
       <w:r>
-        <w:t>Connect and extend learning</w:t>
+        <w:t>Helpful Classroom Sorter</w:t>
+      </w:r>
+    </w:p>
+    <w:p>
+      <w:pPr>
+        <w:spacing w:line="336" w:lineRule="auto" w:after="180"/>
+      </w:pPr>
+      <w:r>
+        <w:rPr>
+          <w:b w:val="0"/>
+        </w:rPr>
+        <w:t xml:space="preserve">Freeze the sorter's v1 </w:t>
+      </w:r>
+      <w:r>
+        <w:rPr>
+          <w:b/>
+        </w:rPr>
+        <w:t>input</w:t>
+      </w:r>
+      <w:r>
+        <w:rPr>
+          <w:b w:val="0"/>
+        </w:rPr>
+        <w:t xml:space="preserve"> list, </w:t>
+      </w:r>
+      <w:r>
+        <w:rPr>
+          <w:b/>
+        </w:rPr>
+        <w:t>output contract</w:t>
+      </w:r>
+      <w:r>
+        <w:rPr>
+          <w:b w:val="0"/>
+        </w:rPr>
+        <w:t>, and not-sure behavior.</w:t>
+      </w:r>
+    </w:p>
+    <w:p>
+      <w:pPr>
+        <w:spacing w:line="336" w:lineRule="auto" w:after="180"/>
+      </w:pPr>
+      <w:r>
+        <w:rPr>
+          <w:b w:val="0"/>
+        </w:rPr>
+        <w:t xml:space="preserve">Keep the decision, </w:t>
+      </w:r>
+      <w:r>
+        <w:rPr>
+          <w:b/>
+        </w:rPr>
+        <w:t>input</w:t>
+      </w:r>
+      <w:r>
+        <w:rPr>
+          <w:b w:val="0"/>
+        </w:rPr>
+        <w:t xml:space="preserve">, result, explanation and remaining limitation in the project </w:t>
+      </w:r>
+      <w:r>
+        <w:rPr>
+          <w:b/>
+        </w:rPr>
+        <w:t>evidence</w:t>
+      </w:r>
+      <w:r>
+        <w:rPr>
+          <w:b w:val="0"/>
+        </w:rPr>
+        <w:t xml:space="preserve"> record. Retrieve this record next week rather than restarting the project.</w:t>
       </w:r>
     </w:p>
     <w:p>
@@ -2783,17 +6098,54 @@
         <w:pStyle w:val="Heading3"/>
       </w:pPr>
       <w:r>
-        <w:t>Helpful Classroom Sorter</w:t>
-      </w:r>
-    </w:p>
-    <w:p>
-      <w:r>
-        <w:t>Freeze the sorter's v1 input list, output contract, and not-sure behavior.</w:t>
-      </w:r>
-    </w:p>
-    <w:p>
-      <w:r>
-        <w:t>Keep the decision, input, result, explanation and remaining limitation in the project evidence record. Retrieve this record next week rather than restarting the project.</w:t>
+        <w:t>Support and stretch</w:t>
+      </w:r>
+    </w:p>
+    <w:p>
+      <w:pPr>
+        <w:spacing w:line="336" w:lineRule="auto" w:after="180"/>
+      </w:pPr>
+      <w:r>
+        <w:rPr>
+          <w:b w:val="0"/>
+        </w:rPr>
+        <w:t xml:space="preserve">Use physical cards, spoken explanations and a three-stage drawing. Read aloud without giving the answer. Stretch: compare two </w:t>
+      </w:r>
+      <w:r>
+        <w:rPr>
+          <w:b/>
+        </w:rPr>
+        <w:t>mechanism</w:t>
+      </w:r>
+      <w:r>
+        <w:rPr>
+          <w:b w:val="0"/>
+        </w:rPr>
+        <w:t xml:space="preserve">s with the same visible </w:t>
+      </w:r>
+      <w:r>
+        <w:rPr>
+          <w:b/>
+        </w:rPr>
+        <w:t>output</w:t>
+      </w:r>
+      <w:r>
+        <w:rPr>
+          <w:b w:val="0"/>
+        </w:rPr>
+        <w:t xml:space="preserve"> and explain what </w:t>
+      </w:r>
+      <w:r>
+        <w:rPr>
+          <w:b/>
+        </w:rPr>
+        <w:t>evidence</w:t>
+      </w:r>
+      <w:r>
+        <w:rPr>
+          <w:b w:val="0"/>
+        </w:rPr>
+        <w:t xml:space="preserve"> distinguishes them.</w:t>
       </w:r>
     </w:p>
     <w:p>
@@ -2801,12 +6153,30 @@
         <w:pStyle w:val="Heading3"/>
       </w:pPr>
       <w:r>
-        <w:t>Support and stretch</w:t>
-      </w:r>
-    </w:p>
-    <w:p>
-      <w:r>
-        <w:t>Use physical cards, spoken explanations and a three-stage drawing. Read aloud without giving the answer. Stretch: compare two mechanisms with the same visible output and explain what evidence distinguishes them.</w:t>
+        <w:t>Exit reflection</w:t>
+      </w:r>
+    </w:p>
+    <w:p>
+      <w:pPr>
+        <w:spacing w:line="336" w:lineRule="auto" w:after="180"/>
+      </w:pPr>
+      <w:r>
+        <w:rPr>
+          <w:b w:val="0"/>
+        </w:rPr>
+        <w:t xml:space="preserve">Ask for one decision the learner can now justify and one situation requiring more </w:t>
+      </w:r>
+      <w:r>
+        <w:rPr>
+          <w:b/>
+        </w:rPr>
+        <w:t>evidence</w:t>
+      </w:r>
+      <w:r>
+        <w:rPr>
+          <w:b w:val="0"/>
+        </w:rPr>
+        <w:t xml:space="preserve"> or human review. Confidence ratings are separate from correct independent performance.</w:t>
       </w:r>
     </w:p>
     <w:p>
@@ -2814,12 +6184,42 @@
         <w:pStyle w:val="Heading3"/>
       </w:pPr>
       <w:r>
-        <w:t>Exit reflection</w:t>
-      </w:r>
-    </w:p>
-    <w:p>
-      <w:r>
-        <w:t>Ask for one decision the learner can now justify and one situation requiring more evidence or human review. Confidence ratings are separate from correct independent performance.</w:t>
+        <w:t>Bridge to the next week</w:t>
+      </w:r>
+    </w:p>
+    <w:p>
+      <w:pPr>
+        <w:spacing w:line="336" w:lineRule="auto" w:after="180"/>
+      </w:pPr>
+      <w:r>
+        <w:rPr>
+          <w:b w:val="0"/>
+        </w:rPr>
+        <w:t xml:space="preserve">Next: Week 31: Design the Decision </w:t>
+      </w:r>
+      <w:r>
+        <w:rPr>
+          <w:b/>
+        </w:rPr>
+        <w:t>Process</w:t>
+      </w:r>
+      <w:r>
+        <w:rPr>
+          <w:b w:val="0"/>
+        </w:rPr>
+        <w:t xml:space="preserve">. Retrieve today’s </w:t>
+      </w:r>
+      <w:r>
+        <w:rPr>
+          <w:b/>
+        </w:rPr>
+        <w:t>evidence</w:t>
+      </w:r>
+      <w:r>
+        <w:rPr>
+          <w:b w:val="0"/>
+        </w:rPr>
+        <w:t xml:space="preserve"> and identify what carries forward and what is new.</w:t>
       </w:r>
     </w:p>
     <w:p>
@@ -2827,12 +6227,122 @@
         <w:pStyle w:val="Heading3"/>
       </w:pPr>
       <w:r>
-        <w:t>Bridge to the next week</w:t>
-      </w:r>
-    </w:p>
-    <w:p>
-      <w:r>
-        <w:t>Next: Week 31: Design the Decision Process. Retrieve today’s evidence and identify what carries forward and what is new.</w:t>
+        <w:t>Support and fresh reassessment</w:t>
+      </w:r>
+    </w:p>
+    <w:p>
+      <w:pPr>
+        <w:spacing w:line="336" w:lineRule="auto" w:after="180"/>
+      </w:pPr>
+      <w:r>
+        <w:rPr>
+          <w:b w:val="0"/>
+        </w:rPr>
+        <w:t>Give one tick column for time or capacity and another for quiet. Require both ticks before circling a suggestion. Use a number line to distinguish equal to from greater than.</w:t>
+      </w:r>
+    </w:p>
+    <w:p>
+      <w:pPr>
+        <w:spacing w:line="336" w:lineRule="auto" w:after="180"/>
+      </w:pPr>
+      <w:r>
+        <w:rPr>
+          <w:b w:val="0"/>
+        </w:rPr>
+        <w:t xml:space="preserve">Extension: explain why a fixed </w:t>
+      </w:r>
+      <w:r>
+        <w:rPr>
+          <w:b/>
+        </w:rPr>
+        <w:t>tie rule</w:t>
+      </w:r>
+      <w:r>
+        <w:rPr>
+          <w:b w:val="0"/>
+        </w:rPr>
+        <w:t xml:space="preserve"> helps reproducibility but does not prove a preference ranking.</w:t>
+      </w:r>
+    </w:p>
+    <w:p>
+      <w:pPr>
+        <w:spacing w:line="336" w:lineRule="auto" w:after="180"/>
+      </w:pPr>
+      <w:r>
+        <w:rPr>
+          <w:b w:val="0"/>
+        </w:rPr>
+        <w:t xml:space="preserve">W4 requires R1, R2 and no match with capacity and quiet reasons, plus matching </w:t>
+      </w:r>
+      <w:r>
+        <w:rPr>
+          <w:b/>
+        </w:rPr>
+        <w:t>input</w:t>
+      </w:r>
+      <w:r>
+        <w:rPr>
+          <w:b w:val="0"/>
+        </w:rPr>
+        <w:t>s, catalogue and judging rules in the comparison. After support change R2 to quiet Yes and repeat 8 Yes: expected R2.</w:t>
+      </w:r>
+    </w:p>
+    <w:p>
+      <w:pPr>
+        <w:spacing w:line="336" w:lineRule="auto" w:after="180"/>
+      </w:pPr>
+      <w:r>
+        <w:rPr>
+          <w:b w:val="0"/>
+        </w:rPr>
+        <w:t xml:space="preserve">Ask whether this revises a </w:t>
+      </w:r>
+      <w:r>
+        <w:rPr>
+          <w:b/>
+        </w:rPr>
+        <w:t>requirement</w:t>
+      </w:r>
+      <w:r>
+        <w:rPr>
+          <w:b w:val="0"/>
+        </w:rPr>
+        <w:t xml:space="preserve"> or a catalogue value; it revises the catalogue, so record a new catalogue version and rerun affected checks.</w:t>
+      </w:r>
+    </w:p>
+    <w:p>
+      <w:pPr>
+        <w:spacing w:line="336" w:lineRule="auto" w:after="180"/>
+      </w:pPr>
+      <w:r>
+        <w:rPr>
+          <w:b w:val="0"/>
+        </w:rPr>
+        <w:t xml:space="preserve">Week 31 designs the complete decision </w:t>
+      </w:r>
+      <w:r>
+        <w:rPr>
+          <w:b/>
+        </w:rPr>
+        <w:t>process</w:t>
+      </w:r>
+      <w:r>
+        <w:rPr>
+          <w:b w:val="0"/>
+        </w:rPr>
+        <w:t xml:space="preserve"> using the same </w:t>
+      </w:r>
+      <w:r>
+        <w:rPr>
+          <w:b/>
+        </w:rPr>
+        <w:t>requirement</w:t>
+      </w:r>
+      <w:r>
+        <w:rPr>
+          <w:b w:val="0"/>
+        </w:rPr>
+        <w:t>s and catalogue.</w:t>
       </w:r>
     </w:p>
     <w:p>
@@ -2840,40 +6350,40 @@
         <w:pStyle w:val="Heading3"/>
       </w:pPr>
       <w:r>
-        <w:t>Support and fresh reassessment</w:t>
-      </w:r>
-    </w:p>
-    <w:p>
-      <w:r>
-        <w:t>Give one tick column for time or capacity and another for quiet. Require both ticks before circling a suggestion. Use a number line to distinguish equal to from greater than. Extension: explain why a fixed tie rule helps reproducibility but does not prove a preference ranking.</w:t>
-      </w:r>
-    </w:p>
-    <w:p>
-      <w:r>
-        <w:t>W4 requires R1, R2 and no match with capacity and quiet reasons, plus matching inputs, catalogue and judging rules in the comparison. After support change R2 to quiet Yes and repeat 8 Yes: expected R2. Ask whether this revises a requirement or a catalogue value; it revises the catalogue, so record a new catalogue version and rerun affected checks.</w:t>
-      </w:r>
-    </w:p>
-    <w:p>
-      <w:r>
-        <w:t>Week 31 designs the complete decision process using the same requirements and catalogue.</w:t>
-      </w:r>
-    </w:p>
-    <w:p>
-      <w:pPr>
-        <w:pStyle w:val="Heading3"/>
-      </w:pPr>
-      <w:r>
         <w:t>Plan the delayed return</w:t>
       </w:r>
     </w:p>
     <w:p>
-      <w:r>
+      <w:pPr>
+        <w:spacing w:line="336" w:lineRule="auto" w:after="180"/>
+      </w:pPr>
+      <w:r>
+        <w:rPr>
+          <w:b w:val="0"/>
+        </w:rPr>
         <w:t>Suggested return points in this level: ai-1/31, ai-1/33, ai-1/36. Use actual classroom dates, adjusting for holidays and gaps. One, three and six teaching weeks are scheduling choices, not a claimed optimal spacing.</w:t>
       </w:r>
     </w:p>
     <w:p>
-      <w:r>
-        <w:t>At a delayed check, ask for the idea from memory and a changed application. Compare with the earlier independent response and record support used. For a new level, revisit the previous capstone before checking the new prerequisites.</w:t>
+      <w:pPr>
+        <w:spacing w:line="336" w:lineRule="auto" w:after="180"/>
+      </w:pPr>
+      <w:r>
+        <w:rPr>
+          <w:b w:val="0"/>
+        </w:rPr>
+        <w:t>At a delayed check, ask for the idea from memory and a changed application. Compare with the earlier independent response and record support used.</w:t>
+      </w:r>
+    </w:p>
+    <w:p>
+      <w:pPr>
+        <w:spacing w:line="336" w:lineRule="auto" w:after="180"/>
+      </w:pPr>
+      <w:r>
+        <w:rPr>
+          <w:b w:val="0"/>
+        </w:rPr>
+        <w:t>For a new level, revisit the previous capstone before checking the new prerequisites.</w:t>
       </w:r>
     </w:p>
     <w:tbl>
@@ -3033,8 +6543,26 @@
       </w:tr>
     </w:tbl>
     <w:p>
-      <w:r>
-        <w:t>Use the evidence to choose reteaching or the next step. A completed page, confidence rating or attractive project does not by itself demonstrate understanding.</w:t>
+      <w:pPr>
+        <w:spacing w:line="336" w:lineRule="auto" w:after="180"/>
+      </w:pPr>
+      <w:r>
+        <w:rPr>
+          <w:b w:val="0"/>
+        </w:rPr>
+        <w:t xml:space="preserve">Use the </w:t>
+      </w:r>
+      <w:r>
+        <w:rPr>
+          <w:b/>
+        </w:rPr>
+        <w:t>evidence</w:t>
+      </w:r>
+      <w:r>
+        <w:rPr>
+          <w:b w:val="0"/>
+        </w:rPr>
+        <w:t xml:space="preserve"> to choose reteaching or the next step. A completed page, confidence rating or attractive project does not by itself demonstrate understanding.</w:t>
       </w:r>
     </w:p>
     <w:p>
@@ -3046,8 +6574,38 @@
       </w:r>
     </w:p>
     <w:p>
-      <w:r>
-        <w:t>Document sorter schema, catalogue order, acceptance rule and all output types; use a manual trace as the comparison baseline.</w:t>
+      <w:pPr>
+        <w:spacing w:line="336" w:lineRule="auto" w:after="180"/>
+      </w:pPr>
+      <w:r>
+        <w:rPr>
+          <w:b w:val="0"/>
+        </w:rPr>
+        <w:t xml:space="preserve">Document sorter schema, catalogue order, acceptance rule and all </w:t>
+      </w:r>
+      <w:r>
+        <w:rPr>
+          <w:b/>
+        </w:rPr>
+        <w:t>output</w:t>
+      </w:r>
+      <w:r>
+        <w:rPr>
+          <w:b w:val="0"/>
+        </w:rPr>
+        <w:t xml:space="preserve"> types; use a manual trace as the comparison </w:t>
+      </w:r>
+      <w:r>
+        <w:rPr>
+          <w:b/>
+        </w:rPr>
+        <w:t>baseline</w:t>
+      </w:r>
+      <w:r>
+        <w:rPr>
+          <w:b w:val="0"/>
+        </w:rPr>
+        <w:t>.</w:t>
       </w:r>
     </w:p>
     <w:p>
@@ -3060,12 +6618,86 @@
     </w:p>
     <w:p>
       <w:r>
-        <w:t>Teaching target: Turn the project outcome into precise input and output requirements</w:t>
-      </w:r>
-    </w:p>
-    <w:p>
-      <w:r>
-        <w:t>Prepare the labelled worked-case picture, the matching workbook, fictional input cards and a place for individual responses. No paid AI account is required for the paper reasoning activities.</w:t>
+        <w:t>Use this preparation summary alongside the detailed Choose Inputs and Outputs lesson; it is a checklist rather than a replacement for the full sequence.</w:t>
+      </w:r>
+    </w:p>
+    <w:p>
+      <w:pPr>
+        <w:pStyle w:val="Heading3"/>
+      </w:pPr>
+      <w:r>
+        <w:t>Teaching target</w:t>
+      </w:r>
+    </w:p>
+    <w:p>
+      <w:pPr>
+        <w:spacing w:line="336" w:lineRule="auto" w:after="180"/>
+        <w:shd w:fill="EDF7F3"/>
+      </w:pPr>
+      <w:r>
+        <w:rPr>
+          <w:b w:val="0"/>
+        </w:rPr>
+        <w:t xml:space="preserve">Teaching target: Turn the project outcome into precise </w:t>
+      </w:r>
+      <w:r>
+        <w:rPr>
+          <w:b/>
+        </w:rPr>
+        <w:t>input</w:t>
+      </w:r>
+      <w:r>
+        <w:rPr>
+          <w:b w:val="0"/>
+        </w:rPr>
+        <w:t xml:space="preserve"> and </w:t>
+      </w:r>
+      <w:r>
+        <w:rPr>
+          <w:b/>
+        </w:rPr>
+        <w:t>output</w:t>
+      </w:r>
+      <w:r>
+        <w:rPr>
+          <w:b w:val="0"/>
+        </w:rPr>
+        <w:t xml:space="preserve"> </w:t>
+      </w:r>
+      <w:r>
+        <w:rPr>
+          <w:b/>
+        </w:rPr>
+        <w:t>requirement</w:t>
+      </w:r>
+      <w:r>
+        <w:rPr>
+          <w:b w:val="0"/>
+        </w:rPr>
+        <w:t>s</w:t>
+      </w:r>
+    </w:p>
+    <w:p>
+      <w:pPr>
+        <w:spacing w:line="336" w:lineRule="auto" w:after="180"/>
+      </w:pPr>
+      <w:r>
+        <w:rPr>
+          <w:b w:val="0"/>
+        </w:rPr>
+        <w:t xml:space="preserve">Prepare the labelled worked-case picture, the matching workbook, fictional </w:t>
+      </w:r>
+      <w:r>
+        <w:rPr>
+          <w:b/>
+        </w:rPr>
+        <w:t>input</w:t>
+      </w:r>
+      <w:r>
+        <w:rPr>
+          <w:b w:val="0"/>
+        </w:rPr>
+        <w:t xml:space="preserve"> cards and a place for individual responses. No paid AI account is required for the paper reasoning activities.</w:t>
       </w:r>
     </w:p>
     <w:tbl>
@@ -3212,37 +6844,242 @@
       </w:tr>
     </w:tbl>
     <w:p>
-      <w:r>
-        <w:t>Before class, solve the supported practice: Using the catalogue, record the baseline output and reason for 10 minutes with quiet required, 8 minutes with quiet not required, and 7 minutes with quiet not required. Identify which no-match result is justified and why.</w:t>
-      </w:r>
-    </w:p>
-    <w:p>
-      <w:r>
-        <w:t>Reasoned practice answer: 10 Yes gives B1: 10 fits exactly and it is quiet. 8 No gives B2: B1 is too long, B2 fits and non-quiet is permitted. 7 No gives no match: even the shortest activity requires 8 minutes. That no-match result is justified by the complete catalogue.</w:t>
-      </w:r>
-    </w:p>
-    <w:p>
-      <w:r>
-        <w:t>Check every learner before discussion: Use the worked case for Requirements and a simple baseline. Proposed explanation: “Quiet required No excludes quiet activities”. Decide whether this explanation is supported. Point to the step or supplied fact that decides; explain your repair if needed.</w:t>
-      </w:r>
-    </w:p>
-    <w:p>
-      <w:r>
+      <w:pPr>
+        <w:spacing w:line="336" w:lineRule="auto" w:after="180"/>
+      </w:pPr>
+      <w:r>
+        <w:rPr>
+          <w:b w:val="0"/>
+        </w:rPr>
+        <w:t xml:space="preserve">Before class, solve the supported practice: Using the catalogue, record the </w:t>
+      </w:r>
+      <w:r>
+        <w:rPr>
+          <w:b/>
+        </w:rPr>
+        <w:t>baseline</w:t>
+      </w:r>
+      <w:r>
+        <w:rPr>
+          <w:b w:val="0"/>
+        </w:rPr>
+        <w:t xml:space="preserve"> </w:t>
+      </w:r>
+      <w:r>
+        <w:rPr>
+          <w:b/>
+        </w:rPr>
+        <w:t>output</w:t>
+      </w:r>
+      <w:r>
+        <w:rPr>
+          <w:b w:val="0"/>
+        </w:rPr>
+        <w:t xml:space="preserve"> and reason for 10 minutes with quiet required, 8 minutes with quiet not required, and 7 minutes with quiet not required.</w:t>
+      </w:r>
+    </w:p>
+    <w:p>
+      <w:pPr>
+        <w:spacing w:line="336" w:lineRule="auto" w:after="180"/>
+      </w:pPr>
+      <w:r>
+        <w:rPr>
+          <w:b w:val="0"/>
+        </w:rPr>
+        <w:t>Identify which no-match result is justified and why.</w:t>
+      </w:r>
+    </w:p>
+    <w:p>
+      <w:pPr>
+        <w:pStyle w:val="Heading3"/>
+      </w:pPr>
+      <w:r>
+        <w:t>Supported practice answer</w:t>
+      </w:r>
+    </w:p>
+    <w:p>
+      <w:pPr>
+        <w:spacing w:line="336" w:lineRule="auto" w:after="180"/>
+        <w:shd w:fill="F1F6FC"/>
+      </w:pPr>
+      <w:r>
+        <w:rPr>
+          <w:b w:val="0"/>
+        </w:rPr>
+        <w:t>Reasoned practice answer: 10 Yes gives B1: 10 fits exactly and it is quiet. 8 No gives B2: B1 is too long, B2 fits and non-quiet is permitted. 7 No gives no match: even the shortest activity requires 8 minutes.</w:t>
+      </w:r>
+    </w:p>
+    <w:p>
+      <w:pPr>
+        <w:spacing w:line="336" w:lineRule="auto" w:after="180"/>
+        <w:shd w:fill="F1F6FC"/>
+      </w:pPr>
+      <w:r>
+        <w:rPr>
+          <w:b w:val="0"/>
+        </w:rPr>
+        <w:t>That no-match result is justified by the complete catalogue.</w:t>
+      </w:r>
+    </w:p>
+    <w:p>
+      <w:pPr>
+        <w:spacing w:line="336" w:lineRule="auto" w:after="180"/>
+      </w:pPr>
+      <w:r>
+        <w:rPr>
+          <w:b w:val="0"/>
+        </w:rPr>
+        <w:t xml:space="preserve">Check every learner before discussion: Use the worked case for </w:t>
+      </w:r>
+      <w:r>
+        <w:rPr>
+          <w:b/>
+        </w:rPr>
+        <w:t>Requirement</w:t>
+      </w:r>
+      <w:r>
+        <w:rPr>
+          <w:b w:val="0"/>
+        </w:rPr>
+        <w:t xml:space="preserve">s and a simple </w:t>
+      </w:r>
+      <w:r>
+        <w:rPr>
+          <w:b/>
+        </w:rPr>
+        <w:t>baseline</w:t>
+      </w:r>
+      <w:r>
+        <w:rPr>
+          <w:b w:val="0"/>
+        </w:rPr>
+        <w:t>. Proposed explanation: “Quiet required No excludes quiet activities”. Decide whether this explanation is supported.</w:t>
+      </w:r>
+    </w:p>
+    <w:p>
+      <w:pPr>
+        <w:spacing w:line="336" w:lineRule="auto" w:after="180"/>
+      </w:pPr>
+      <w:r>
+        <w:rPr>
+          <w:b w:val="0"/>
+        </w:rPr>
+        <w:t>Point to the step or supplied fact that decides; explain your repair if needed.</w:t>
+      </w:r>
+    </w:p>
+    <w:p>
+      <w:pPr>
+        <w:pStyle w:val="Heading3"/>
+      </w:pPr>
+      <w:r>
+        <w:t>Repair the misconception</w:t>
+      </w:r>
+    </w:p>
+    <w:p>
+      <w:pPr>
+        <w:spacing w:line="336" w:lineRule="auto" w:after="180"/>
+        <w:shd w:fill="FFF5E6"/>
+      </w:pPr>
+      <w:r>
+        <w:rPr>
+          <w:b w:val="0"/>
+        </w:rPr>
         <w:t>Misconception repair: No removes the quiet restriction; it does not reverse it.</w:t>
       </w:r>
     </w:p>
     <w:p>
-      <w:r>
-        <w:t>Support: read the exact case aloud, enlarge the labelled picture, supply input cards and model only the first deciding step. Accept a spoken explanation or drawing; retain the reasoning goal.</w:t>
-      </w:r>
-    </w:p>
-    <w:p>
-      <w:r>
-        <w:t>Extension: Change request 6 to 5. Require a prediction and a reason before comparing. Expected result: The baseline returns B1. Reason: Its capacity equals the request, and at least includes equality.</w:t>
-      </w:r>
-    </w:p>
-    <w:p>
-      <w:r>
+      <w:pPr>
+        <w:pStyle w:val="Heading3"/>
+      </w:pPr>
+      <w:r>
+        <w:t>Support without giving away the answer</w:t>
+      </w:r>
+    </w:p>
+    <w:p>
+      <w:pPr>
+        <w:spacing w:line="336" w:lineRule="auto" w:after="180"/>
+        <w:shd w:fill="F1F6F8"/>
+      </w:pPr>
+      <w:r>
+        <w:rPr>
+          <w:b w:val="0"/>
+        </w:rPr>
+        <w:t xml:space="preserve">Support: read the exact case aloud, enlarge the labelled picture, supply </w:t>
+      </w:r>
+      <w:r>
+        <w:rPr>
+          <w:b/>
+        </w:rPr>
+        <w:t>input</w:t>
+      </w:r>
+      <w:r>
+        <w:rPr>
+          <w:b w:val="0"/>
+        </w:rPr>
+        <w:t xml:space="preserve"> cards and model only the first deciding step. Accept a spoken explanation or drawing; retain the reasoning goal.</w:t>
+      </w:r>
+    </w:p>
+    <w:p>
+      <w:pPr>
+        <w:pStyle w:val="Heading3"/>
+      </w:pPr>
+      <w:r>
+        <w:t>Extend the reasoning</w:t>
+      </w:r>
+    </w:p>
+    <w:p>
+      <w:pPr>
+        <w:spacing w:line="336" w:lineRule="auto" w:after="180"/>
+        <w:shd w:fill="F5F1FB"/>
+      </w:pPr>
+      <w:r>
+        <w:rPr>
+          <w:b w:val="0"/>
+        </w:rPr>
+        <w:t xml:space="preserve">Extension: Change request 6 to 5. Require a </w:t>
+      </w:r>
+      <w:r>
+        <w:rPr>
+          <w:b/>
+        </w:rPr>
+        <w:t>prediction</w:t>
+      </w:r>
+      <w:r>
+        <w:rPr>
+          <w:b w:val="0"/>
+        </w:rPr>
+        <w:t xml:space="preserve"> and a reason before comparing. Expected result: The </w:t>
+      </w:r>
+      <w:r>
+        <w:rPr>
+          <w:b/>
+        </w:rPr>
+        <w:t>baseline</w:t>
+      </w:r>
+      <w:r>
+        <w:rPr>
+          <w:b w:val="0"/>
+        </w:rPr>
+        <w:t xml:space="preserve"> returns B1. Reason: Its capacity equals the request, and at least includes equality.</w:t>
+      </w:r>
+    </w:p>
+    <w:p>
+      <w:pPr>
+        <w:pStyle w:val="Heading3"/>
+      </w:pPr>
+      <w:r>
+        <w:t>Protect the independent attempt</w:t>
+      </w:r>
+    </w:p>
+    <w:p>
+      <w:pPr>
+        <w:spacing w:line="336" w:lineRule="auto" w:after="180"/>
+        <w:shd w:fill="FFF5E6"/>
+      </w:pPr>
+      <w:r>
+        <w:rPr>
+          <w:b w:val="0"/>
+        </w:rPr>
         <w:t>Independent assessment: withhold the reserved answer until the learner has attempted the new case. Record support separately from correctness.</w:t>
       </w:r>
     </w:p>
@@ -3431,13 +7268,58 @@
       </w:tr>
     </w:tbl>
     <w:p>
-      <w:r>
-        <w:t>Project checkpoint: Prepare the demonstration. Gather reproducible instructions, evidence, access checks and remaining limitations.</w:t>
-      </w:r>
-    </w:p>
-    <w:p>
-      <w:r>
-        <w:t>Use the weekly teacher answer for topic-specific reasoning. A saved progress tick is an activity record; judge mastery from the learner’s explanation and evidence.</w:t>
+      <w:pPr>
+        <w:pStyle w:val="Heading3"/>
+      </w:pPr>
+      <w:r>
+        <w:t>Project checkpoint</w:t>
+      </w:r>
+    </w:p>
+    <w:p>
+      <w:pPr>
+        <w:spacing w:line="336" w:lineRule="auto" w:after="180"/>
+        <w:shd w:fill="EDF7F3"/>
+      </w:pPr>
+      <w:r>
+        <w:rPr>
+          <w:b w:val="0"/>
+        </w:rPr>
+        <w:t xml:space="preserve">Project checkpoint: Prepare the demonstration. Gather reproducible instructions, </w:t>
+      </w:r>
+      <w:r>
+        <w:rPr>
+          <w:b/>
+        </w:rPr>
+        <w:t>evidence</w:t>
+      </w:r>
+      <w:r>
+        <w:rPr>
+          <w:b w:val="0"/>
+        </w:rPr>
+        <w:t>, access checks and remaining limitations.</w:t>
+      </w:r>
+    </w:p>
+    <w:p>
+      <w:pPr>
+        <w:spacing w:line="336" w:lineRule="auto" w:after="180"/>
+      </w:pPr>
+      <w:r>
+        <w:rPr>
+          <w:b w:val="0"/>
+        </w:rPr>
+        <w:t xml:space="preserve">Use the weekly teacher answer for topic-specific reasoning. A saved progress tick is an activity record; judge mastery from the learner’s explanation and </w:t>
+      </w:r>
+      <w:r>
+        <w:rPr>
+          <w:b/>
+        </w:rPr>
+        <w:t>evidence</w:t>
+      </w:r>
+      <w:r>
+        <w:rPr>
+          <w:b w:val="0"/>
+        </w:rPr>
+        <w:t>.</w:t>
       </w:r>
     </w:p>
     <w:p>
@@ -3450,27 +7332,1073 @@
     </w:p>
     <w:p>
       <w:r>
-        <w:t>Use the two formative questions as supported practice, not as independent mastery scores. Discuss the deciding evidence rather than accepting a guessed selection.</w:t>
-      </w:r>
-    </w:p>
-    <w:p>
-      <w:r>
+        <w:t>Use feedback, earlier review and portfolios purposefully. Apply the coding routine only when this lesson has an executable lab.</w:t>
+      </w:r>
+    </w:p>
+    <w:p>
+      <w:pPr>
+        <w:spacing w:line="336" w:lineRule="auto" w:after="180"/>
+      </w:pPr>
+      <w:r>
+        <w:rPr>
+          <w:b w:val="0"/>
+        </w:rPr>
+        <w:t xml:space="preserve">Use the two formative questions as supported practice, not as independent mastery scores. Discuss the deciding </w:t>
+      </w:r>
+      <w:r>
+        <w:rPr>
+          <w:b/>
+        </w:rPr>
+        <w:t>evidence</w:t>
+      </w:r>
+      <w:r>
+        <w:rPr>
+          <w:b w:val="0"/>
+        </w:rPr>
+        <w:t xml:space="preserve"> rather than accepting a guessed selection.</w:t>
+      </w:r>
+    </w:p>
+    <w:p>
+      <w:pPr>
+        <w:spacing w:line="336" w:lineRule="auto" w:after="180"/>
+      </w:pPr>
+      <w:r>
+        <w:rPr>
+          <w:b w:val="0"/>
+        </w:rPr>
         <w:t>The feedback comes from the reviewed public worked case. Do not reveal the separately reserved independent teacher answer until the learner has attempted that case.</w:t>
       </w:r>
     </w:p>
     <w:p>
-      <w:r>
-        <w:t>Ask students to predict before running code. Preserve errors and actual outputs; collect a changed test and an explanation. The branch-boundary and indexing lessons deliberately include failure cases.</w:t>
-      </w:r>
-    </w:p>
-    <w:p>
-      <w:r>
+      <w:pPr>
+        <w:pStyle w:val="Heading3"/>
+      </w:pPr>
+      <w:r>
+        <w:t>For later coding lessons</w:t>
+      </w:r>
+    </w:p>
+    <w:p>
+      <w:r>
+        <w:t>This week has no code block. Use this routine when a later lesson includes an executable lab.</w:t>
+      </w:r>
+    </w:p>
+    <w:p>
+      <w:pPr>
+        <w:spacing w:line="336" w:lineRule="auto" w:after="180"/>
+        <w:shd w:fill="F1F6F8"/>
+      </w:pPr>
+      <w:r>
+        <w:rPr>
+          <w:b w:val="0"/>
+        </w:rPr>
+        <w:t xml:space="preserve">Ask students to predict before running code. Preserve errors and actual </w:t>
+      </w:r>
+      <w:r>
+        <w:rPr>
+          <w:b/>
+        </w:rPr>
+        <w:t>output</w:t>
+      </w:r>
+      <w:r>
+        <w:rPr>
+          <w:b w:val="0"/>
+        </w:rPr>
+        <w:t>s; collect a changed test and an explanation. The branch-boundary and indexing lessons deliberately include failure cases.</w:t>
+      </w:r>
+    </w:p>
+    <w:p>
+      <w:pPr>
+        <w:spacing w:line="336" w:lineRule="auto" w:after="180"/>
+      </w:pPr>
+      <w:r>
+        <w:rPr>
+          <w:b w:val="0"/>
+        </w:rPr>
         <w:t>Use the earlier worked-explanation links to address a specific missing building block, then return to the current question. Adapt this suggestion after observing the learner; it is not an automatic diagnosis.</w:t>
       </w:r>
     </w:p>
     <w:p>
-      <w:r>
-        <w:t>Collect the completed-work portfolio as evidence. Record support separately from correctness, and assess explanation, trace/test and limitations. Progress ticks and quiz selections alone do not establish mastery.</w:t>
+      <w:pPr>
+        <w:spacing w:line="336" w:lineRule="auto" w:after="180"/>
+      </w:pPr>
+      <w:r>
+        <w:rPr>
+          <w:b w:val="0"/>
+        </w:rPr>
+        <w:t xml:space="preserve">Collect the completed-work portfolio as </w:t>
+      </w:r>
+      <w:r>
+        <w:rPr>
+          <w:b/>
+        </w:rPr>
+        <w:t>evidence</w:t>
+      </w:r>
+      <w:r>
+        <w:rPr>
+          <w:b w:val="0"/>
+        </w:rPr>
+        <w:t>. Record support separately from correctness, and assess explanation, trace/test and limitations. Progress ticks and quiz selections alone do not establish mastery.</w:t>
+      </w:r>
+    </w:p>
+    <w:p>
+      <w:pPr>
+        <w:pStyle w:val="Heading1"/>
+      </w:pPr>
+      <w:r>
+        <w:t>09. Visual concept journey</w:t>
+      </w:r>
+    </w:p>
+    <w:p>
+      <w:r>
+        <w:t>Show one Choose Inputs and Outputs graphic at a time, request a prediction and discuss its trace before the independent assessment.</w:t>
+      </w:r>
+    </w:p>
+    <w:p>
+      <w:pPr>
+        <w:spacing w:line="336" w:lineRule="auto" w:after="180"/>
+      </w:pPr>
+      <w:r>
+        <w:rPr>
+          <w:b w:val="0"/>
+        </w:rPr>
+        <w:t xml:space="preserve">Use one picture at a time. Hide a worked result before asking for a </w:t>
+      </w:r>
+      <w:r>
+        <w:rPr>
+          <w:b/>
+        </w:rPr>
+        <w:t>prediction</w:t>
+      </w:r>
+      <w:r>
+        <w:rPr>
+          <w:b w:val="0"/>
+        </w:rPr>
+        <w:t>, then reveal it for feedback. These are supported teaching cases; retain the separate independent assessment for a fresh first attempt.</w:t>
+      </w:r>
+    </w:p>
+    <w:p>
+      <w:pPr>
+        <w:pStyle w:val="Heading3"/>
+      </w:pPr>
+      <w:r>
+        <w:t>01. Choose Inputs and Outputs: the case</w:t>
+      </w:r>
+    </w:p>
+    <w:p>
+      <w:r>
+        <w:drawing>
+          <wp:inline xmlns:a="http://schemas.openxmlformats.org/drawingml/2006/main" xmlns:pic="http://schemas.openxmlformats.org/drawingml/2006/picture">
+            <wp:extent cx="5486400" cy="2840736"/>
+            <wp:docPr id="2" name="Picture 2" descr="A fictional classroom chooses a storage bin for model parts. Supplied facts: Catalogue order: B1 capacity 5, B2 capacity 9. Valid request is a whole part count 1–12. Return first bin with capacity at least the count; none if neither fits; clarify invalid input."/>
+            <wp:cNvGraphicFramePr>
+              <a:graphicFrameLocks noChangeAspect="1"/>
+            </wp:cNvGraphicFramePr>
+            <a:graphic>
+              <a:graphicData uri="http://schemas.openxmlformats.org/drawingml/2006/picture">
+                <pic:pic>
+                  <pic:nvPicPr>
+                    <pic:cNvPr id="0" name="academy-story-ai-1-30-01.png"/>
+                    <pic:cNvPicPr/>
+                  </pic:nvPicPr>
+                  <pic:blipFill>
+                    <a:blip r:embed="rId10"/>
+                    <a:stretch>
+                      <a:fillRect/>
+                    </a:stretch>
+                  </pic:blipFill>
+                  <pic:spPr>
+                    <a:xfrm>
+                      <a:off x="0" y="0"/>
+                      <a:ext cx="5486400" cy="2840736"/>
+                    </a:xfrm>
+                    <a:prstGeom prst="rect"/>
+                  </pic:spPr>
+                </pic:pic>
+              </a:graphicData>
+            </a:graphic>
+          </wp:inline>
+        </w:drawing>
+      </w:r>
+    </w:p>
+    <w:p>
+      <w:pPr>
+        <w:spacing w:line="336" w:lineRule="auto" w:after="180"/>
+      </w:pPr>
+      <w:r>
+        <w:rPr>
+          <w:b w:val="0"/>
+        </w:rPr>
+        <w:t>A fictional classroom chooses a storage bin for model parts. Supplied facts: Catalogue order: B1 capacity 5, B2 capacity 9. Valid request is a whole part count 1–12.</w:t>
+      </w:r>
+    </w:p>
+    <w:p>
+      <w:pPr>
+        <w:spacing w:line="336" w:lineRule="auto" w:after="180"/>
+      </w:pPr>
+      <w:r>
+        <w:rPr>
+          <w:b w:val="0"/>
+        </w:rPr>
+        <w:t xml:space="preserve">Return first bin with capacity at least the count; none if neither fits; clarify invalid </w:t>
+      </w:r>
+      <w:r>
+        <w:rPr>
+          <w:b/>
+        </w:rPr>
+        <w:t>input</w:t>
+      </w:r>
+      <w:r>
+        <w:rPr>
+          <w:b w:val="0"/>
+        </w:rPr>
+        <w:t>.</w:t>
+      </w:r>
+    </w:p>
+    <w:p>
+      <w:pPr>
+        <w:spacing w:line="336" w:lineRule="auto" w:after="180"/>
+        <w:shd w:fill="F5F1FB"/>
+      </w:pPr>
+      <w:r>
+        <w:rPr>
+          <w:b w:val="0"/>
+        </w:rPr>
+        <w:t>Point to the given fact that matters most. Explain why it matters.</w:t>
+      </w:r>
+    </w:p>
+    <w:p>
+      <w:pPr>
+        <w:pStyle w:val="Heading3"/>
+      </w:pPr>
+      <w:r>
+        <w:t>Discuss while showing the picture</w:t>
+      </w:r>
+    </w:p>
+    <w:p>
+      <w:pPr>
+        <w:spacing w:line="336" w:lineRule="auto" w:after="180"/>
+        <w:shd w:fill="F1F6F8"/>
+      </w:pPr>
+      <w:r>
+        <w:rPr>
+          <w:b w:val="0"/>
+        </w:rPr>
+        <w:t>Teacher prompt: Point to the given fact that matters most. Explain why it matters. Ask learners to describe one label or arrow in ordinary words. Use the adjacent transcript if the image is difficult to see.</w:t>
+      </w:r>
+    </w:p>
+    <w:p>
+      <w:pPr>
+        <w:pStyle w:val="Heading3"/>
+      </w:pPr>
+      <w:r>
+        <w:t>02. Follow the deciding steps</w:t>
+      </w:r>
+    </w:p>
+    <w:p>
+      <w:r>
+        <w:drawing>
+          <wp:inline xmlns:a="http://schemas.openxmlformats.org/drawingml/2006/main" xmlns:pic="http://schemas.openxmlformats.org/drawingml/2006/picture">
+            <wp:extent cx="5486400" cy="4005072"/>
+            <wp:docPr id="3" name="Picture 3" descr="Validate request: Count 6 is whole and within 1–12. → Check first bin: B1 capacity 5 is below 6; reject it. → Check second bin: B2 capacity 9 is at least 6; accept it. → Baseline output: Report B2 and stop; save the comparison evidence."/>
+            <wp:cNvGraphicFramePr>
+              <a:graphicFrameLocks noChangeAspect="1"/>
+            </wp:cNvGraphicFramePr>
+            <a:graphic>
+              <a:graphicData uri="http://schemas.openxmlformats.org/drawingml/2006/picture">
+                <pic:pic>
+                  <pic:nvPicPr>
+                    <pic:cNvPr id="0" name="academy-story-ai-1-30-02.png"/>
+                    <pic:cNvPicPr/>
+                  </pic:nvPicPr>
+                  <pic:blipFill>
+                    <a:blip r:embed="rId11"/>
+                    <a:stretch>
+                      <a:fillRect/>
+                    </a:stretch>
+                  </pic:blipFill>
+                  <pic:spPr>
+                    <a:xfrm>
+                      <a:off x="0" y="0"/>
+                      <a:ext cx="5486400" cy="4005072"/>
+                    </a:xfrm>
+                    <a:prstGeom prst="rect"/>
+                  </pic:spPr>
+                </pic:pic>
+              </a:graphicData>
+            </a:graphic>
+          </wp:inline>
+        </w:drawing>
+      </w:r>
+    </w:p>
+    <w:p>
+      <w:pPr>
+        <w:spacing w:line="336" w:lineRule="auto" w:after="180"/>
+      </w:pPr>
+      <w:r>
+        <w:rPr>
+          <w:b w:val="0"/>
+        </w:rPr>
+        <w:t xml:space="preserve">Validate request: Count 6 is whole and within 1–12. → Check first bin: B1 capacity 5 is below 6; reject it. → Check second bin: B2 capacity 9 is at least 6; accept it. → </w:t>
+      </w:r>
+      <w:r>
+        <w:rPr>
+          <w:b/>
+        </w:rPr>
+        <w:t>Baseline</w:t>
+      </w:r>
+      <w:r>
+        <w:rPr>
+          <w:b w:val="0"/>
+        </w:rPr>
+        <w:t xml:space="preserve"> </w:t>
+      </w:r>
+      <w:r>
+        <w:rPr>
+          <w:b/>
+        </w:rPr>
+        <w:t>output</w:t>
+      </w:r>
+      <w:r>
+        <w:rPr>
+          <w:b w:val="0"/>
+        </w:rPr>
+        <w:t xml:space="preserve">: Report B2 and stop; save the comparison </w:t>
+      </w:r>
+      <w:r>
+        <w:rPr>
+          <w:b/>
+        </w:rPr>
+        <w:t>evidence</w:t>
+      </w:r>
+      <w:r>
+        <w:rPr>
+          <w:b w:val="0"/>
+        </w:rPr>
+        <w:t>.</w:t>
+      </w:r>
+    </w:p>
+    <w:p>
+      <w:pPr>
+        <w:spacing w:line="336" w:lineRule="auto" w:after="180"/>
+        <w:shd w:fill="F5F1FB"/>
+      </w:pPr>
+      <w:r>
+        <w:rPr>
+          <w:b w:val="0"/>
+        </w:rPr>
+        <w:t xml:space="preserve">Point to each numbered stage and explain which recorded </w:t>
+      </w:r>
+      <w:r>
+        <w:rPr>
+          <w:b/>
+        </w:rPr>
+        <w:t>input</w:t>
+      </w:r>
+      <w:r>
+        <w:rPr>
+          <w:b w:val="0"/>
+        </w:rPr>
+        <w:t xml:space="preserve"> it uses.</w:t>
+      </w:r>
+    </w:p>
+    <w:p>
+      <w:pPr>
+        <w:pStyle w:val="Heading3"/>
+      </w:pPr>
+      <w:r>
+        <w:t>Discuss while showing the picture</w:t>
+      </w:r>
+    </w:p>
+    <w:p>
+      <w:pPr>
+        <w:spacing w:line="336" w:lineRule="auto" w:after="180"/>
+        <w:shd w:fill="F1F6F8"/>
+      </w:pPr>
+      <w:r>
+        <w:rPr>
+          <w:b w:val="0"/>
+        </w:rPr>
+        <w:t xml:space="preserve">Teacher prompt: Point to each numbered stage and explain which recorded </w:t>
+      </w:r>
+      <w:r>
+        <w:rPr>
+          <w:b/>
+        </w:rPr>
+        <w:t>input</w:t>
+      </w:r>
+      <w:r>
+        <w:rPr>
+          <w:b w:val="0"/>
+        </w:rPr>
+        <w:t xml:space="preserve"> it uses. Ask learners to describe one label or arrow in ordinary words. Use the adjacent transcript if the image is difficult to see.</w:t>
+      </w:r>
+    </w:p>
+    <w:p>
+      <w:pPr>
+        <w:pStyle w:val="Heading3"/>
+      </w:pPr>
+      <w:r>
+        <w:t>03. The manual checklist baseline</w:t>
+      </w:r>
+    </w:p>
+    <w:p>
+      <w:r>
+        <w:drawing>
+          <wp:inline xmlns:a="http://schemas.openxmlformats.org/drawingml/2006/main" xmlns:pic="http://schemas.openxmlformats.org/drawingml/2006/picture">
+            <wp:extent cx="5486400" cy="2923032"/>
+            <wp:docPr id="4" name="Picture 4" descr="The manual checklist baseline. Validate the request | Check minutes and Yes or No | Clarify invalid input. Inspect catalogue in order | Check time and quiet for each | Mark compatible rows. Choose or explain absence | First compatible row or none | Suggestion or no match. Keep the evidence | Record input, result, reason | Comparable baseline record"/>
+            <wp:cNvGraphicFramePr>
+              <a:graphicFrameLocks noChangeAspect="1"/>
+            </wp:cNvGraphicFramePr>
+            <a:graphic>
+              <a:graphicData uri="http://schemas.openxmlformats.org/drawingml/2006/picture">
+                <pic:pic>
+                  <pic:nvPicPr>
+                    <pic:cNvPr id="0" name="academy-story-ai-1-30-03.png"/>
+                    <pic:cNvPicPr/>
+                  </pic:nvPicPr>
+                  <pic:blipFill>
+                    <a:blip r:embed="rId12"/>
+                    <a:stretch>
+                      <a:fillRect/>
+                    </a:stretch>
+                  </pic:blipFill>
+                  <pic:spPr>
+                    <a:xfrm>
+                      <a:off x="0" y="0"/>
+                      <a:ext cx="5486400" cy="2923032"/>
+                    </a:xfrm>
+                    <a:prstGeom prst="rect"/>
+                  </pic:spPr>
+                </pic:pic>
+              </a:graphicData>
+            </a:graphic>
+          </wp:inline>
+        </w:drawing>
+      </w:r>
+    </w:p>
+    <w:p>
+      <w:pPr>
+        <w:spacing w:line="336" w:lineRule="auto" w:after="180"/>
+      </w:pPr>
+      <w:r>
+        <w:rPr>
+          <w:b w:val="0"/>
+        </w:rPr>
+        <w:t xml:space="preserve">The manual checklist </w:t>
+      </w:r>
+      <w:r>
+        <w:rPr>
+          <w:b/>
+        </w:rPr>
+        <w:t>baseline</w:t>
+      </w:r>
+      <w:r>
+        <w:rPr>
+          <w:b w:val="0"/>
+        </w:rPr>
+        <w:t xml:space="preserve">. Validate the request | Check minutes and Yes or No | Clarify invalid </w:t>
+      </w:r>
+      <w:r>
+        <w:rPr>
+          <w:b/>
+        </w:rPr>
+        <w:t>input</w:t>
+      </w:r>
+      <w:r>
+        <w:rPr>
+          <w:b w:val="0"/>
+        </w:rPr>
+        <w:t xml:space="preserve">. Inspect catalogue in order | Check time and quiet for each | Mark </w:t>
+      </w:r>
+      <w:r>
+        <w:rPr>
+          <w:b/>
+        </w:rPr>
+        <w:t>compatible</w:t>
+      </w:r>
+      <w:r>
+        <w:rPr>
+          <w:b w:val="0"/>
+        </w:rPr>
+        <w:t xml:space="preserve"> rows.</w:t>
+      </w:r>
+    </w:p>
+    <w:p>
+      <w:pPr>
+        <w:spacing w:line="336" w:lineRule="auto" w:after="180"/>
+      </w:pPr>
+      <w:r>
+        <w:rPr>
+          <w:b w:val="0"/>
+        </w:rPr>
+        <w:t xml:space="preserve">Choose or explain absence | First </w:t>
+      </w:r>
+      <w:r>
+        <w:rPr>
+          <w:b/>
+        </w:rPr>
+        <w:t>compatible</w:t>
+      </w:r>
+      <w:r>
+        <w:rPr>
+          <w:b w:val="0"/>
+        </w:rPr>
+        <w:t xml:space="preserve"> row or none | Suggestion or no match. Keep the </w:t>
+      </w:r>
+      <w:r>
+        <w:rPr>
+          <w:b/>
+        </w:rPr>
+        <w:t>evidence</w:t>
+      </w:r>
+      <w:r>
+        <w:rPr>
+          <w:b w:val="0"/>
+        </w:rPr>
+        <w:t xml:space="preserve"> | Record </w:t>
+      </w:r>
+      <w:r>
+        <w:rPr>
+          <w:b/>
+        </w:rPr>
+        <w:t>input</w:t>
+      </w:r>
+      <w:r>
+        <w:rPr>
+          <w:b w:val="0"/>
+        </w:rPr>
+        <w:t xml:space="preserve">, result, reason | Comparable </w:t>
+      </w:r>
+      <w:r>
+        <w:rPr>
+          <w:b/>
+        </w:rPr>
+        <w:t>baseline</w:t>
+      </w:r>
+      <w:r>
+        <w:rPr>
+          <w:b w:val="0"/>
+        </w:rPr>
+        <w:t xml:space="preserve"> record</w:t>
+      </w:r>
+    </w:p>
+    <w:p>
+      <w:pPr>
+        <w:spacing w:line="336" w:lineRule="auto" w:after="180"/>
+        <w:shd w:fill="F5F1FB"/>
+      </w:pPr>
+      <w:r>
+        <w:rPr>
+          <w:b w:val="0"/>
+        </w:rPr>
+        <w:t>Read the labels and values. Explain the relationship the model shows.</w:t>
+      </w:r>
+    </w:p>
+    <w:p>
+      <w:pPr>
+        <w:pStyle w:val="Heading3"/>
+      </w:pPr>
+      <w:r>
+        <w:t>Discuss while showing the picture</w:t>
+      </w:r>
+    </w:p>
+    <w:p>
+      <w:pPr>
+        <w:spacing w:line="336" w:lineRule="auto" w:after="180"/>
+        <w:shd w:fill="F1F6F8"/>
+      </w:pPr>
+      <w:r>
+        <w:rPr>
+          <w:b w:val="0"/>
+        </w:rPr>
+        <w:t>Teacher prompt: Read the labels and values. Explain the relationship the model shows. Ask learners to describe one label or arrow in ordinary words. Use the adjacent transcript if the image is difficult to see.</w:t>
+      </w:r>
+    </w:p>
+    <w:p>
+      <w:pPr>
+        <w:pStyle w:val="Heading3"/>
+      </w:pPr>
+      <w:r>
+        <w:t>04. Change one thing. Trace what follows.</w:t>
+      </w:r>
+    </w:p>
+    <w:p>
+      <w:r>
+        <w:drawing>
+          <wp:inline xmlns:a="http://schemas.openxmlformats.org/drawingml/2006/main" xmlns:pic="http://schemas.openxmlformats.org/drawingml/2006/picture">
+            <wp:extent cx="5486400" cy="3026664"/>
+            <wp:docPr id="5" name="Picture 5" descr="Original case: Report B2 and stop; save the comparison evidence. Changed condition: Change request 6 to 5. Expected result: The baseline returns B1. Reason: Its capacity equals the request, and at least includes equality."/>
+            <wp:cNvGraphicFramePr>
+              <a:graphicFrameLocks noChangeAspect="1"/>
+            </wp:cNvGraphicFramePr>
+            <a:graphic>
+              <a:graphicData uri="http://schemas.openxmlformats.org/drawingml/2006/picture">
+                <pic:pic>
+                  <pic:nvPicPr>
+                    <pic:cNvPr id="0" name="academy-story-ai-1-30-04.png"/>
+                    <pic:cNvPicPr/>
+                  </pic:nvPicPr>
+                  <pic:blipFill>
+                    <a:blip r:embed="rId13"/>
+                    <a:stretch>
+                      <a:fillRect/>
+                    </a:stretch>
+                  </pic:blipFill>
+                  <pic:spPr>
+                    <a:xfrm>
+                      <a:off x="0" y="0"/>
+                      <a:ext cx="5486400" cy="3026664"/>
+                    </a:xfrm>
+                    <a:prstGeom prst="rect"/>
+                  </pic:spPr>
+                </pic:pic>
+              </a:graphicData>
+            </a:graphic>
+          </wp:inline>
+        </w:drawing>
+      </w:r>
+    </w:p>
+    <w:p>
+      <w:pPr>
+        <w:spacing w:line="336" w:lineRule="auto" w:after="180"/>
+      </w:pPr>
+      <w:r>
+        <w:rPr>
+          <w:b w:val="0"/>
+        </w:rPr>
+        <w:t xml:space="preserve">Original case: Report B2 and stop; save the comparison </w:t>
+      </w:r>
+      <w:r>
+        <w:rPr>
+          <w:b/>
+        </w:rPr>
+        <w:t>evidence</w:t>
+      </w:r>
+      <w:r>
+        <w:rPr>
+          <w:b w:val="0"/>
+        </w:rPr>
+        <w:t xml:space="preserve">. Changed condition: Change request 6 to 5. Expected result: The </w:t>
+      </w:r>
+      <w:r>
+        <w:rPr>
+          <w:b/>
+        </w:rPr>
+        <w:t>baseline</w:t>
+      </w:r>
+      <w:r>
+        <w:rPr>
+          <w:b w:val="0"/>
+        </w:rPr>
+        <w:t xml:space="preserve"> returns B1. Reason: Its capacity equals the request, and at least includes equality.</w:t>
+      </w:r>
+    </w:p>
+    <w:p>
+      <w:pPr>
+        <w:spacing w:line="336" w:lineRule="auto" w:after="180"/>
+        <w:shd w:fill="F5F1FB"/>
+      </w:pPr>
+      <w:r>
+        <w:rPr>
+          <w:b w:val="0"/>
+        </w:rPr>
+        <w:t>Predict before checking the worked changed-case result. Name what changed and what the supplied facts allow you to conclude.</w:t>
+      </w:r>
+    </w:p>
+    <w:p>
+      <w:pPr>
+        <w:pStyle w:val="Heading3"/>
+      </w:pPr>
+      <w:r>
+        <w:t>Discuss while showing the picture</w:t>
+      </w:r>
+    </w:p>
+    <w:p>
+      <w:pPr>
+        <w:spacing w:line="336" w:lineRule="auto" w:after="180"/>
+        <w:shd w:fill="F1F6F8"/>
+      </w:pPr>
+      <w:r>
+        <w:rPr>
+          <w:b w:val="0"/>
+        </w:rPr>
+        <w:t>Teacher prompt: Predict before checking the worked changed-case result. Name what changed and what the supplied facts allow you to conclude. Ask learners to describe one label or arrow in ordinary words.</w:t>
+      </w:r>
+    </w:p>
+    <w:p>
+      <w:pPr>
+        <w:spacing w:line="336" w:lineRule="auto" w:after="180"/>
+        <w:shd w:fill="F1F6F8"/>
+      </w:pPr>
+      <w:r>
+        <w:rPr>
+          <w:b w:val="0"/>
+        </w:rPr>
+        <w:t>Use the adjacent transcript if the image is difficult to see. Changed-case reasoning: Its capacity equals the request, and at least includes equality.</w:t>
+      </w:r>
+    </w:p>
+    <w:p>
+      <w:pPr>
+        <w:pStyle w:val="Heading3"/>
+      </w:pPr>
+      <w:r>
+        <w:t>05. Connect the explanation to its limit</w:t>
+      </w:r>
+    </w:p>
+    <w:p>
+      <w:r>
+        <w:drawing>
+          <wp:inline xmlns:a="http://schemas.openxmlformats.org/drawingml/2006/main" xmlns:pic="http://schemas.openxmlformats.org/drawingml/2006/picture">
+            <wp:extent cx="5486400" cy="2834640"/>
+            <wp:docPr id="6" name="Picture 6" descr="The baseline is an ordered catalogue scan, not a preference ranking. It makes expectations testable before a prototype is built. Count 10 is valid but has no matching bin; that differs from a blank count, which fails the input contract. Both situations need explicit output behavior. Limit: Bin capacity is the only supplied fitting criterion; weight or shape suitability cannot be inferred."/>
+            <wp:cNvGraphicFramePr>
+              <a:graphicFrameLocks noChangeAspect="1"/>
+            </wp:cNvGraphicFramePr>
+            <a:graphic>
+              <a:graphicData uri="http://schemas.openxmlformats.org/drawingml/2006/picture">
+                <pic:pic>
+                  <pic:nvPicPr>
+                    <pic:cNvPr id="0" name="academy-story-ai-1-30-05.png"/>
+                    <pic:cNvPicPr/>
+                  </pic:nvPicPr>
+                  <pic:blipFill>
+                    <a:blip r:embed="rId14"/>
+                    <a:stretch>
+                      <a:fillRect/>
+                    </a:stretch>
+                  </pic:blipFill>
+                  <pic:spPr>
+                    <a:xfrm>
+                      <a:off x="0" y="0"/>
+                      <a:ext cx="5486400" cy="2834640"/>
+                    </a:xfrm>
+                    <a:prstGeom prst="rect"/>
+                  </pic:spPr>
+                </pic:pic>
+              </a:graphicData>
+            </a:graphic>
+          </wp:inline>
+        </w:drawing>
+      </w:r>
+    </w:p>
+    <w:p>
+      <w:pPr>
+        <w:spacing w:line="336" w:lineRule="auto" w:after="180"/>
+      </w:pPr>
+      <w:r>
+        <w:rPr>
+          <w:b w:val="0"/>
+        </w:rPr>
+        <w:t xml:space="preserve">The </w:t>
+      </w:r>
+      <w:r>
+        <w:rPr>
+          <w:b/>
+        </w:rPr>
+        <w:t>baseline</w:t>
+      </w:r>
+      <w:r>
+        <w:rPr>
+          <w:b w:val="0"/>
+        </w:rPr>
+        <w:t xml:space="preserve"> is an ordered catalogue scan, not a preference ranking. It makes expectations testable before a prototype is built.</w:t>
+      </w:r>
+    </w:p>
+    <w:p>
+      <w:pPr>
+        <w:spacing w:line="336" w:lineRule="auto" w:after="180"/>
+      </w:pPr>
+      <w:r>
+        <w:rPr>
+          <w:b w:val="0"/>
+        </w:rPr>
+        <w:t xml:space="preserve">Count 10 is valid but has no matching bin; that differs from a blank count, which fails the </w:t>
+      </w:r>
+      <w:r>
+        <w:rPr>
+          <w:b/>
+        </w:rPr>
+        <w:t>input</w:t>
+      </w:r>
+      <w:r>
+        <w:rPr>
+          <w:b w:val="0"/>
+        </w:rPr>
+        <w:t xml:space="preserve"> contract. Both situations need explicit </w:t>
+      </w:r>
+      <w:r>
+        <w:rPr>
+          <w:b/>
+        </w:rPr>
+        <w:t>output</w:t>
+      </w:r>
+      <w:r>
+        <w:rPr>
+          <w:b w:val="0"/>
+        </w:rPr>
+        <w:t xml:space="preserve"> behavior.</w:t>
+      </w:r>
+    </w:p>
+    <w:p>
+      <w:pPr>
+        <w:spacing w:line="336" w:lineRule="auto" w:after="180"/>
+      </w:pPr>
+      <w:r>
+        <w:rPr>
+          <w:b w:val="0"/>
+        </w:rPr>
+        <w:t xml:space="preserve">Limit: Bin capacity is the only supplied </w:t>
+      </w:r>
+      <w:r>
+        <w:rPr>
+          <w:b/>
+        </w:rPr>
+        <w:t>fitting</w:t>
+      </w:r>
+      <w:r>
+        <w:rPr>
+          <w:b w:val="0"/>
+        </w:rPr>
+        <w:t xml:space="preserve"> criterion; weight or shape suitability cannot be inferred.</w:t>
+      </w:r>
+    </w:p>
+    <w:p>
+      <w:pPr>
+        <w:spacing w:line="336" w:lineRule="auto" w:after="180"/>
+        <w:shd w:fill="F5F1FB"/>
+      </w:pPr>
+      <w:r>
+        <w:rPr>
+          <w:b w:val="0"/>
+        </w:rPr>
+        <w:t>Explain the case, then point to a limit on the claim.</w:t>
+      </w:r>
+    </w:p>
+    <w:p>
+      <w:pPr>
+        <w:pStyle w:val="Heading3"/>
+      </w:pPr>
+      <w:r>
+        <w:t>Discuss while showing the picture</w:t>
+      </w:r>
+    </w:p>
+    <w:p>
+      <w:pPr>
+        <w:spacing w:line="336" w:lineRule="auto" w:after="180"/>
+        <w:shd w:fill="F1F6F8"/>
+      </w:pPr>
+      <w:r>
+        <w:rPr>
+          <w:b w:val="0"/>
+        </w:rPr>
+        <w:t>Teacher prompt: Explain the case, then point to a limit on the claim. Ask learners to describe one label or arrow in ordinary words. Use the adjacent transcript if the image is difficult to see.</w:t>
+      </w:r>
+    </w:p>
+    <w:p>
+      <w:pPr>
+        <w:spacing w:line="336" w:lineRule="auto" w:after="180"/>
+        <w:shd w:fill="F1F6F8"/>
+      </w:pPr>
+      <w:r>
+        <w:rPr>
+          <w:b w:val="0"/>
+        </w:rPr>
+        <w:t xml:space="preserve">Keep the stated scope: Bin capacity is the only supplied </w:t>
+      </w:r>
+      <w:r>
+        <w:rPr>
+          <w:b/>
+        </w:rPr>
+        <w:t>fitting</w:t>
+      </w:r>
+      <w:r>
+        <w:rPr>
+          <w:b w:val="0"/>
+        </w:rPr>
+        <w:t xml:space="preserve"> criterion; weight or shape suitability cannot be inferred.</w:t>
+      </w:r>
+    </w:p>
+    <w:p>
+      <w:pPr>
+        <w:pStyle w:val="Heading3"/>
+      </w:pPr>
+      <w:r>
+        <w:t>06. Make the idea visible in your project</w:t>
+      </w:r>
+    </w:p>
+    <w:p>
+      <w:r>
+        <w:drawing>
+          <wp:inline xmlns:a="http://schemas.openxmlformats.org/drawingml/2006/main" xmlns:pic="http://schemas.openxmlformats.org/drawingml/2006/picture">
+            <wp:extent cx="5486400" cy="3380232"/>
+            <wp:docPr id="7" name="Picture 7" descr="Document sorter schema, catalogue order, acceptance rule and all output types; use a manual trace as the comparison baseline. Draw your input, deciding step, result and limit. Supported question: Trace requests 10 and blank. Why should they not receive the same explanation?"/>
+            <wp:cNvGraphicFramePr>
+              <a:graphicFrameLocks noChangeAspect="1"/>
+            </wp:cNvGraphicFramePr>
+            <a:graphic>
+              <a:graphicData uri="http://schemas.openxmlformats.org/drawingml/2006/picture">
+                <pic:pic>
+                  <pic:nvPicPr>
+                    <pic:cNvPr id="0" name="academy-story-ai-1-30-06.png"/>
+                    <pic:cNvPicPr/>
+                  </pic:nvPicPr>
+                  <pic:blipFill>
+                    <a:blip r:embed="rId15"/>
+                    <a:stretch>
+                      <a:fillRect/>
+                    </a:stretch>
+                  </pic:blipFill>
+                  <pic:spPr>
+                    <a:xfrm>
+                      <a:off x="0" y="0"/>
+                      <a:ext cx="5486400" cy="3380232"/>
+                    </a:xfrm>
+                    <a:prstGeom prst="rect"/>
+                  </pic:spPr>
+                </pic:pic>
+              </a:graphicData>
+            </a:graphic>
+          </wp:inline>
+        </w:drawing>
+      </w:r>
+    </w:p>
+    <w:p>
+      <w:pPr>
+        <w:spacing w:line="336" w:lineRule="auto" w:after="180"/>
+      </w:pPr>
+      <w:r>
+        <w:rPr>
+          <w:b w:val="0"/>
+        </w:rPr>
+        <w:t xml:space="preserve">Document sorter schema, catalogue order, acceptance rule and all </w:t>
+      </w:r>
+      <w:r>
+        <w:rPr>
+          <w:b/>
+        </w:rPr>
+        <w:t>output</w:t>
+      </w:r>
+      <w:r>
+        <w:rPr>
+          <w:b w:val="0"/>
+        </w:rPr>
+        <w:t xml:space="preserve"> types; use a manual trace as the comparison </w:t>
+      </w:r>
+      <w:r>
+        <w:rPr>
+          <w:b/>
+        </w:rPr>
+        <w:t>baseline</w:t>
+      </w:r>
+      <w:r>
+        <w:rPr>
+          <w:b w:val="0"/>
+        </w:rPr>
+        <w:t xml:space="preserve">. Draw your </w:t>
+      </w:r>
+      <w:r>
+        <w:rPr>
+          <w:b/>
+        </w:rPr>
+        <w:t>input</w:t>
+      </w:r>
+      <w:r>
+        <w:rPr>
+          <w:b w:val="0"/>
+        </w:rPr>
+        <w:t>, deciding step, result and limit. Supported question: Trace requests 10 and blank.</w:t>
+      </w:r>
+    </w:p>
+    <w:p>
+      <w:pPr>
+        <w:spacing w:line="336" w:lineRule="auto" w:after="180"/>
+      </w:pPr>
+      <w:r>
+        <w:rPr>
+          <w:b w:val="0"/>
+        </w:rPr>
+        <w:t>Why should they not receive the same explanation?</w:t>
+      </w:r>
+    </w:p>
+    <w:p>
+      <w:pPr>
+        <w:spacing w:line="336" w:lineRule="auto" w:after="180"/>
+        <w:shd w:fill="F5F1FB"/>
+      </w:pPr>
+      <w:r>
+        <w:rPr>
+          <w:b w:val="0"/>
+        </w:rPr>
+        <w:t xml:space="preserve">Draw your project trace and justify the deciding step using </w:t>
+      </w:r>
+      <w:r>
+        <w:rPr>
+          <w:b/>
+        </w:rPr>
+        <w:t>evidence</w:t>
+      </w:r>
+      <w:r>
+        <w:rPr>
+          <w:b w:val="0"/>
+        </w:rPr>
+        <w:t>.</w:t>
+      </w:r>
+    </w:p>
+    <w:p>
+      <w:pPr>
+        <w:pStyle w:val="Heading3"/>
+      </w:pPr>
+      <w:r>
+        <w:t>Discuss while showing the picture</w:t>
+      </w:r>
+    </w:p>
+    <w:p>
+      <w:pPr>
+        <w:spacing w:line="336" w:lineRule="auto" w:after="180"/>
+        <w:shd w:fill="F1F6F8"/>
+      </w:pPr>
+      <w:r>
+        <w:rPr>
+          <w:b w:val="0"/>
+        </w:rPr>
+        <w:t xml:space="preserve">Teacher prompt: Draw your project trace and justify the deciding step using </w:t>
+      </w:r>
+      <w:r>
+        <w:rPr>
+          <w:b/>
+        </w:rPr>
+        <w:t>evidence</w:t>
+      </w:r>
+      <w:r>
+        <w:rPr>
+          <w:b w:val="0"/>
+        </w:rPr>
+        <w:t>. Ask learners to describe one label or arrow in ordinary words. Use the adjacent transcript if the image is difficult to see.</w:t>
+      </w:r>
+    </w:p>
+    <w:p>
+      <w:pPr>
+        <w:spacing w:line="336" w:lineRule="auto" w:after="180"/>
+        <w:shd w:fill="F1F6F8"/>
+      </w:pPr>
+      <w:r>
+        <w:rPr>
+          <w:b w:val="0"/>
+        </w:rPr>
+        <w:t xml:space="preserve">Supported practice key: 10 is valid but neither bin fits: no match. Blank is missing </w:t>
+      </w:r>
+      <w:r>
+        <w:rPr>
+          <w:b/>
+        </w:rPr>
+        <w:t>input</w:t>
+      </w:r>
+      <w:r>
+        <w:rPr>
+          <w:b w:val="0"/>
+        </w:rPr>
+        <w:t>: request clarification before searching.</w:t>
       </w:r>
     </w:p>
     <w:sectPr>

--- a/downloads/teacher/ai-1-week-30.docx
+++ b/downloads/teacher/ai-1-week-30.docx
@@ -161,7 +161,7 @@
           </w:tcPr>
           <w:p>
             <w:r>
-              <w:t>Sections 1–6; record the brief recall in the workbook.</w:t>
+              <w:t>Use Your mission, Notice the evidence, See how it works, Compare the cases, Words that unlock the idea and Follow a worked example; record the brief recall in the workbook.</w:t>
             </w:r>
           </w:p>
         </w:tc>
@@ -193,7 +193,7 @@
           </w:tcPr>
           <w:p>
             <w:r>
-              <w:t>Sections 7–10; use the matching workbook W2 and misconception check.</w:t>
+              <w:t>Use Find and repair a mistake, Practise together, Run the investigation and Build your understanding; use the matching workbook W2 and misconception check.</w:t>
             </w:r>
           </w:p>
         </w:tc>
@@ -225,7 +225,7 @@
           </w:tcPr>
           <w:p>
             <w:r>
-              <w:t>Sections 9 and 11–14. Give extra time to finish the full task set; use Section 15 when the week includes a coding lab.</w:t>
+              <w:t>Use Run the investigation, Connect your project, Show what you know, Study a complete case and Try a new case independently. Allow extra time for the full task set. Use a coding lab only when this week actually provides one; Your lesson route is the planning section.</w:t>
             </w:r>
           </w:p>
         </w:tc>
@@ -6773,7 +6773,7 @@
           </w:tcPr>
           <w:p>
             <w:r>
-              <w:t>Sections 1–6; record the brief recall in the workbook.</w:t>
+              <w:t>Use Your mission, Notice the evidence, See how it works, Compare the cases, Words that unlock the idea and Follow a worked example; record the brief recall in the workbook.</w:t>
             </w:r>
           </w:p>
         </w:tc>
@@ -6805,7 +6805,7 @@
           </w:tcPr>
           <w:p>
             <w:r>
-              <w:t>Sections 7–10; use the matching workbook W2 and misconception check.</w:t>
+              <w:t>Use Find and repair a mistake, Practise together, Run the investigation and Build your understanding; use the matching workbook W2 and misconception check.</w:t>
             </w:r>
           </w:p>
         </w:tc>
@@ -6837,7 +6837,7 @@
           </w:tcPr>
           <w:p>
             <w:r>
-              <w:t>Sections 9 and 11–14. Give extra time to finish the full task set; use Section 15 when the week includes a coding lab.</w:t>
+              <w:t>Use Run the investigation, Connect your project, Show what you know, Study a complete case and Try a new case independently. Allow extra time for the full task set. Use a coding lab only when this week actually provides one; Your lesson route is the planning section.</w:t>
             </w:r>
           </w:p>
         </w:tc>

--- a/downloads/teacher/ai-1-week-30.docx
+++ b/downloads/teacher/ai-1-week-30.docx
@@ -25,20 +25,38 @@
         <w:pStyle w:val="Heading1"/>
       </w:pPr>
       <w:r>
-        <w:t>01. Choose Inputs and Outputs</w:t>
-      </w:r>
-    </w:p>
-    <w:p>
-      <w:r>
-        <w:t>Prepare Choose Inputs and Outputs: check the target, prerequisites, resources and adaptable teaching schedule.</w:t>
-      </w:r>
-    </w:p>
-    <w:p>
-      <w:pPr>
-        <w:pStyle w:val="Heading3"/>
-      </w:pPr>
-      <w:r>
-        <w:t>Teach the learning cycle</w:t>
+        <w:t>Teach a baseline that deserves a fair comparison.</w:t>
+      </w:r>
+    </w:p>
+    <w:p>
+      <w:r>
+        <w:t>Supply the full activity catalogue, model boundary cases and distinguish the bin example before the independent room task.</w:t>
+      </w:r>
+    </w:p>
+    <w:p>
+      <w:r>
+        <w:t>Look for exact inputs, all conditions, correct tie order and actual retained results.</w:t>
+      </w:r>
+    </w:p>
+    <w:p>
+      <w:pPr>
+        <w:pStyle w:val="Heading1"/>
+      </w:pPr>
+      <w:r>
+        <w:t>01. Prepare this connected week</w:t>
+      </w:r>
+    </w:p>
+    <w:p>
+      <w:r>
+        <w:t>Use one main plan and keep practice separate from the independent first attempt.</w:t>
+      </w:r>
+    </w:p>
+    <w:p>
+      <w:pPr>
+        <w:pStyle w:val="Heading2"/>
+      </w:pPr>
+      <w:r>
+        <w:t>Learning goal and precision</w:t>
       </w:r>
     </w:p>
     <w:p>
@@ -86,6 +104,146 @@
           <w:b w:val="0"/>
         </w:rPr>
         <w:t>s</w:t>
+      </w:r>
+    </w:p>
+    <w:p>
+      <w:pPr>
+        <w:spacing w:line="336" w:lineRule="auto" w:after="180"/>
+      </w:pPr>
+      <w:r>
+        <w:rPr>
+          <w:b w:val="0"/>
+        </w:rPr>
+        <w:t>Use this catalogue and task contract unchanged through the shared project unless a later activity explicitly introduces a versioned change.</w:t>
+      </w:r>
+    </w:p>
+    <w:p>
+      <w:pPr>
+        <w:spacing w:line="336" w:lineRule="auto" w:after="180"/>
+      </w:pPr>
+      <w:r>
+        <w:rPr>
+          <w:b w:val="0"/>
+        </w:rPr>
+        <w:t xml:space="preserve">The </w:t>
+      </w:r>
+      <w:r>
+        <w:rPr>
+          <w:b/>
+        </w:rPr>
+        <w:t>baseline</w:t>
+      </w:r>
+      <w:r>
+        <w:rPr>
+          <w:b w:val="0"/>
+        </w:rPr>
+        <w:t xml:space="preserve"> is deliberately complete and credible: careful manual checking can satisfy the specification.</w:t>
+      </w:r>
+    </w:p>
+    <w:p>
+      <w:pPr>
+        <w:spacing w:line="336" w:lineRule="auto" w:after="180"/>
+      </w:pPr>
+      <w:r>
+        <w:rPr>
+          <w:b w:val="0"/>
+        </w:rPr>
+        <w:t>The educational aim is a traceable, tested recommender and a defensible comparison, not a compulsory claim that automation wins. Minutes are exact paper-model values and resources are assumed available.</w:t>
+      </w:r>
+    </w:p>
+    <w:p>
+      <w:pPr>
+        <w:spacing w:line="336" w:lineRule="auto" w:after="180"/>
+      </w:pPr>
+      <w:r>
+        <w:rPr>
+          <w:b w:val="0"/>
+        </w:rPr>
+        <w:t xml:space="preserve">By the end, I can specify valid </w:t>
+      </w:r>
+      <w:r>
+        <w:rPr>
+          <w:b/>
+        </w:rPr>
+        <w:t>input</w:t>
+      </w:r>
+      <w:r>
+        <w:rPr>
+          <w:b w:val="0"/>
+        </w:rPr>
+        <w:t xml:space="preserve">s, exact </w:t>
+      </w:r>
+      <w:r>
+        <w:rPr>
+          <w:b/>
+        </w:rPr>
+        <w:t>output</w:t>
+      </w:r>
+      <w:r>
+        <w:rPr>
+          <w:b w:val="0"/>
+        </w:rPr>
+        <w:t xml:space="preserve">s and a manual </w:t>
+      </w:r>
+      <w:r>
+        <w:rPr>
+          <w:b/>
+        </w:rPr>
+        <w:t>baseline</w:t>
+      </w:r>
+      <w:r>
+        <w:rPr>
+          <w:b w:val="0"/>
+        </w:rPr>
+        <w:t>.</w:t>
+      </w:r>
+    </w:p>
+    <w:p>
+      <w:pPr>
+        <w:pStyle w:val="Heading2"/>
+      </w:pPr>
+      <w:r>
+        <w:t>What to prepare</w:t>
+      </w:r>
+    </w:p>
+    <w:p>
+      <w:pPr>
+        <w:pStyle w:val="ListBullet"/>
+      </w:pPr>
+      <w:r>
+        <w:t>Use the supplied scenario, student illustrations and blank paper. For numeric work, offer counters or a calculator after learners show the setup. Fictional records are supplied; personal data and paid accounts are unnecessary.</w:t>
+      </w:r>
+    </w:p>
+    <w:p>
+      <w:pPr>
+        <w:pStyle w:val="ListBullet"/>
+      </w:pPr>
+      <w:r>
+        <w:t>The four-row B1 to B4 catalogue and fictional request cards</w:t>
+      </w:r>
+    </w:p>
+    <w:p>
+      <w:pPr>
+        <w:pStyle w:val="ListBullet"/>
+      </w:pPr>
+      <w:r>
+        <w:t>A baseline sheet with input, output, reason and pass or fail columns</w:t>
+      </w:r>
+    </w:p>
+    <w:p>
+      <w:pPr>
+        <w:pStyle w:val="ListBullet"/>
+      </w:pPr>
+      <w:r>
+        <w:t>Separate storage for teacher-reserved final cases, kept out of development work</w:t>
+      </w:r>
+    </w:p>
+    <w:p>
+      <w:pPr>
+        <w:pStyle w:val="Heading2"/>
+      </w:pPr>
+      <w:r>
+        <w:t>Main teaching plan</w:t>
       </w:r>
     </w:p>
     <w:tbl>
@@ -267,9 +425,254 @@
     </w:p>
     <w:p>
       <w:pPr>
+        <w:pStyle w:val="Heading2"/>
+      </w:pPr>
+      <w:r>
+        <w:t>Opening retrieval and readiness</w:t>
+      </w:r>
+    </w:p>
+    <w:p>
+      <w:pPr>
+        <w:spacing w:line="336" w:lineRule="auto" w:after="180"/>
+      </w:pPr>
+      <w:r>
+        <w:rPr>
+          <w:b w:val="0"/>
+        </w:rPr>
+        <w:t>Without opening the old lesson, explain one key idea from Find a Real Problem. Give an example and a mistake that the idea helps you avoid.</w:t>
+      </w:r>
+    </w:p>
+    <w:p>
+      <w:pPr>
+        <w:spacing w:line="336" w:lineRule="auto" w:after="180"/>
+      </w:pPr>
+      <w:r>
+        <w:rPr>
+          <w:b w:val="0"/>
+        </w:rPr>
+        <w:t xml:space="preserve">Look for: Describe a specific user difficulty using supplied </w:t>
+      </w:r>
+      <w:r>
+        <w:rPr>
+          <w:b/>
+        </w:rPr>
+        <w:t>evidence</w:t>
+      </w:r>
+      <w:r>
+        <w:rPr>
+          <w:b w:val="0"/>
+        </w:rPr>
+        <w:t xml:space="preserve"> without inventing its cause</w:t>
+      </w:r>
+    </w:p>
+    <w:p>
+      <w:pPr>
+        <w:spacing w:line="336" w:lineRule="auto" w:after="180"/>
+      </w:pPr>
+      <w:r>
+        <w:rPr>
+          <w:b w:val="0"/>
+        </w:rPr>
+        <w:t>Reference example, not the only acceptable wording: For example: fictional pupils choosing activities in the supplied classroom exercise had to choose again in four of ten requests because the first choice did not fit the time or room conditions.</w:t>
+      </w:r>
+    </w:p>
+    <w:p>
+      <w:pPr>
+        <w:spacing w:line="336" w:lineRule="auto" w:after="180"/>
+      </w:pPr>
+      <w:r>
+        <w:rPr>
+          <w:b w:val="0"/>
+        </w:rPr>
+        <w:t xml:space="preserve">Build an AI app names a solution or construction task without specifying a user difficulty or </w:t>
+      </w:r>
+      <w:r>
+        <w:rPr>
+          <w:b/>
+        </w:rPr>
+        <w:t>evidence</w:t>
+      </w:r>
+      <w:r>
+        <w:rPr>
+          <w:b w:val="0"/>
+        </w:rPr>
+        <w:t xml:space="preserve"> of need.</w:t>
+      </w:r>
+    </w:p>
+    <w:p>
+      <w:pPr>
+        <w:spacing w:line="336" w:lineRule="auto" w:after="180"/>
+      </w:pPr>
+      <w:r>
+        <w:rPr>
+          <w:b w:val="0"/>
+        </w:rPr>
+        <w:t xml:space="preserve">Without opening the old lesson, explain one key idea from Verify Important </w:t>
+      </w:r>
+      <w:r>
+        <w:rPr>
+          <w:b/>
+        </w:rPr>
+        <w:t>Output</w:t>
+      </w:r>
+      <w:r>
+        <w:rPr>
+          <w:b w:val="0"/>
+        </w:rPr>
+        <w:t>s. Give an example and a mistake that the idea helps you avoid.</w:t>
+      </w:r>
+    </w:p>
+    <w:p>
+      <w:pPr>
+        <w:spacing w:line="336" w:lineRule="auto" w:after="180"/>
+      </w:pPr>
+      <w:r>
+        <w:rPr>
+          <w:b w:val="0"/>
+        </w:rPr>
+        <w:t xml:space="preserve">Look for: Separate an answer into claims and connect each claim to relevant </w:t>
+      </w:r>
+      <w:r>
+        <w:rPr>
+          <w:b/>
+        </w:rPr>
+        <w:t>evidence</w:t>
+      </w:r>
+    </w:p>
+    <w:p>
+      <w:pPr>
+        <w:spacing w:line="336" w:lineRule="auto" w:after="180"/>
+      </w:pPr>
+      <w:r>
+        <w:rPr>
+          <w:b w:val="0"/>
+        </w:rPr>
+        <w:t>Reference example, not the only acceptable wording: A directly stated fact is four rolls, 2 m per roll or twelve 50 cm pieces.</w:t>
+      </w:r>
+    </w:p>
+    <w:p>
+      <w:pPr>
+        <w:spacing w:line="336" w:lineRule="auto" w:after="180"/>
+      </w:pPr>
+      <w:r>
+        <w:rPr>
+          <w:b w:val="0"/>
+        </w:rPr>
+        <w:t xml:space="preserve">A derived quantity is 8 m starting length, 6 m used or 2 m remaining, supported by the relevant calculation from R. R contains no enjoyment </w:t>
+      </w:r>
+      <w:r>
+        <w:rPr>
+          <w:b/>
+        </w:rPr>
+        <w:t>evidence</w:t>
+      </w:r>
+      <w:r>
+        <w:rPr>
+          <w:b w:val="0"/>
+        </w:rPr>
+        <w:t>, so citing it does not support everyone enjoying the activity.</w:t>
+      </w:r>
+    </w:p>
+    <w:p>
+      <w:pPr>
+        <w:spacing w:line="336" w:lineRule="auto" w:after="180"/>
+      </w:pPr>
+      <w:r>
+        <w:rPr>
+          <w:b w:val="0"/>
+        </w:rPr>
+        <w:t>Without opening the old lesson, explain one key idea from Privacy by Choosing Less. Give an example and a mistake that the idea helps you avoid.</w:t>
+      </w:r>
+    </w:p>
+    <w:p>
+      <w:pPr>
+        <w:spacing w:line="336" w:lineRule="auto" w:after="180"/>
+      </w:pPr>
+      <w:r>
+        <w:rPr>
+          <w:b w:val="0"/>
+        </w:rPr>
+        <w:t>Look for: Justify which information a stated task needs and remove unnecessary fields</w:t>
+      </w:r>
+    </w:p>
+    <w:p>
+      <w:pPr>
+        <w:spacing w:line="336" w:lineRule="auto" w:after="180"/>
+      </w:pPr>
+      <w:r>
+        <w:rPr>
+          <w:b w:val="0"/>
+        </w:rPr>
+        <w:t>Reference example, not the only acceptable wording: Keep topic choice; remove name, full date of birth, address and photograph. The totals do not require identity or contact details.</w:t>
+      </w:r>
+    </w:p>
+    <w:p>
+      <w:pPr>
+        <w:spacing w:line="336" w:lineRule="auto" w:after="180"/>
+      </w:pPr>
+      <w:r>
+        <w:rPr>
+          <w:b w:val="0"/>
+        </w:rPr>
+        <w:t>Collecting extra fields creates copies and exposure to manage even if those fields are later ignored or deleted.</w:t>
+      </w:r>
+    </w:p>
+    <w:p>
+      <w:pPr>
+        <w:spacing w:line="336" w:lineRule="auto" w:after="180"/>
+      </w:pPr>
+      <w:r>
+        <w:rPr>
+          <w:b w:val="0"/>
+        </w:rPr>
+        <w:t xml:space="preserve">It may miss </w:t>
+      </w:r>
+      <w:r>
+        <w:rPr>
+          <w:b/>
+        </w:rPr>
+        <w:t>compatible</w:t>
+      </w:r>
+      <w:r>
+        <w:rPr>
+          <w:b w:val="0"/>
+        </w:rPr>
+        <w:t xml:space="preserve"> options on every request where one exists. Check useful suggestions and whether no-match results are justified, as well as in</w:t>
+      </w:r>
+      <w:r>
+        <w:rPr>
+          <w:b/>
+        </w:rPr>
+        <w:t>compatible</w:t>
+      </w:r>
+      <w:r>
+        <w:rPr>
+          <w:b w:val="0"/>
+        </w:rPr>
+        <w:t xml:space="preserve"> suggestions.</w:t>
+      </w:r>
+    </w:p>
+    <w:p>
+      <w:pPr>
+        <w:pStyle w:val="Heading2"/>
+      </w:pPr>
+      <w:r>
+        <w:t>Earlier wording, alternatives and picture transcripts · reference / check after trying</w:t>
+      </w:r>
+    </w:p>
+    <w:p>
+      <w:pPr>
         <w:pStyle w:val="Heading3"/>
       </w:pPr>
       <w:r>
+        <w:t>Teach the learning cycle</w:t>
+      </w:r>
+    </w:p>
+    <w:p>
+      <w:pPr>
+        <w:pStyle w:val="Heading3"/>
+      </w:pPr>
+      <w:r>
         <w:t>Retrieval answer guidance</w:t>
       </w:r>
     </w:p>
@@ -283,229 +686,42 @@
     </w:p>
     <w:p>
       <w:pPr>
+        <w:pStyle w:val="Heading3"/>
+      </w:pPr>
+      <w:r>
+        <w:t>Verify Important Outputs</w:t>
+      </w:r>
+    </w:p>
+    <w:p>
+      <w:pPr>
+        <w:pStyle w:val="Heading3"/>
+      </w:pPr>
+      <w:r>
+        <w:t>Privacy by Choosing Less</w:t>
+      </w:r>
+    </w:p>
+    <w:p>
+      <w:pPr>
         <w:spacing w:line="336" w:lineRule="auto" w:after="180"/>
       </w:pPr>
       <w:r>
         <w:rPr>
           <w:b w:val="0"/>
         </w:rPr>
-        <w:t>Without opening the old lesson, explain one key idea from Find a Real Problem. Give an example and a mistake that the idea helps you avoid.</w:t>
+        <w:t>Use the student module and workbook section with this exact week title. The worked case, independent question and answers below form one aligned lesson sequence.</w:t>
+      </w:r>
+    </w:p>
+    <w:p>
+      <w:pPr>
+        <w:pStyle w:val="Heading3"/>
+      </w:pPr>
+      <w:r>
+        <w:t>What the learner must demonstrate</w:t>
       </w:r>
     </w:p>
     <w:p>
       <w:pPr>
         <w:spacing w:line="336" w:lineRule="auto" w:after="180"/>
-      </w:pPr>
-      <w:r>
-        <w:rPr>
-          <w:b w:val="0"/>
-        </w:rPr>
-        <w:t xml:space="preserve">Look for: Describe a specific user difficulty using supplied </w:t>
-      </w:r>
-      <w:r>
-        <w:rPr>
-          <w:b/>
-        </w:rPr>
-        <w:t>evidence</w:t>
-      </w:r>
-      <w:r>
-        <w:rPr>
-          <w:b w:val="0"/>
-        </w:rPr>
-        <w:t xml:space="preserve"> without inventing its cause</w:t>
-      </w:r>
-    </w:p>
-    <w:p>
-      <w:pPr>
-        <w:spacing w:line="336" w:lineRule="auto" w:after="180"/>
-      </w:pPr>
-      <w:r>
-        <w:rPr>
-          <w:b w:val="0"/>
-        </w:rPr>
-        <w:t>Reference example, not the only acceptable wording: For example: fictional pupils choosing activities in the supplied classroom exercise had to choose again in four of ten requests because the first choice did not fit the time or room conditions.</w:t>
-      </w:r>
-    </w:p>
-    <w:p>
-      <w:pPr>
-        <w:spacing w:line="336" w:lineRule="auto" w:after="180"/>
-      </w:pPr>
-      <w:r>
-        <w:rPr>
-          <w:b w:val="0"/>
-        </w:rPr>
-        <w:t xml:space="preserve">Build an AI app names a solution or construction task without specifying a user difficulty or </w:t>
-      </w:r>
-      <w:r>
-        <w:rPr>
-          <w:b/>
-        </w:rPr>
-        <w:t>evidence</w:t>
-      </w:r>
-      <w:r>
-        <w:rPr>
-          <w:b w:val="0"/>
-        </w:rPr>
-        <w:t xml:space="preserve"> of need.</w:t>
-      </w:r>
-    </w:p>
-    <w:p>
-      <w:pPr>
-        <w:pStyle w:val="Heading3"/>
-      </w:pPr>
-      <w:r>
-        <w:t>Verify Important Outputs</w:t>
-      </w:r>
-    </w:p>
-    <w:p>
-      <w:pPr>
-        <w:spacing w:line="336" w:lineRule="auto" w:after="180"/>
-      </w:pPr>
-      <w:r>
-        <w:rPr>
-          <w:b w:val="0"/>
-        </w:rPr>
-        <w:t xml:space="preserve">Without opening the old lesson, explain one key idea from Verify Important </w:t>
-      </w:r>
-      <w:r>
-        <w:rPr>
-          <w:b/>
-        </w:rPr>
-        <w:t>Output</w:t>
-      </w:r>
-      <w:r>
-        <w:rPr>
-          <w:b w:val="0"/>
-        </w:rPr>
-        <w:t>s. Give an example and a mistake that the idea helps you avoid.</w:t>
-      </w:r>
-    </w:p>
-    <w:p>
-      <w:pPr>
-        <w:spacing w:line="336" w:lineRule="auto" w:after="180"/>
-      </w:pPr>
-      <w:r>
-        <w:rPr>
-          <w:b w:val="0"/>
-        </w:rPr>
-        <w:t xml:space="preserve">Look for: Separate an answer into claims and connect each claim to relevant </w:t>
-      </w:r>
-      <w:r>
-        <w:rPr>
-          <w:b/>
-        </w:rPr>
-        <w:t>evidence</w:t>
-      </w:r>
-    </w:p>
-    <w:p>
-      <w:pPr>
-        <w:spacing w:line="336" w:lineRule="auto" w:after="180"/>
-      </w:pPr>
-      <w:r>
-        <w:rPr>
-          <w:b w:val="0"/>
-        </w:rPr>
-        <w:t>Reference example, not the only acceptable wording: A directly stated fact is four rolls, 2 m per roll or twelve 50 cm pieces.</w:t>
-      </w:r>
-    </w:p>
-    <w:p>
-      <w:pPr>
-        <w:spacing w:line="336" w:lineRule="auto" w:after="180"/>
-      </w:pPr>
-      <w:r>
-        <w:rPr>
-          <w:b w:val="0"/>
-        </w:rPr>
-        <w:t xml:space="preserve">A derived quantity is 8 m starting length, 6 m used or 2 m remaining, supported by the relevant calculation from R. R contains no enjoyment </w:t>
-      </w:r>
-      <w:r>
-        <w:rPr>
-          <w:b/>
-        </w:rPr>
-        <w:t>evidence</w:t>
-      </w:r>
-      <w:r>
-        <w:rPr>
-          <w:b w:val="0"/>
-        </w:rPr>
-        <w:t>, so citing it does not support everyone enjoying the activity.</w:t>
-      </w:r>
-    </w:p>
-    <w:p>
-      <w:pPr>
-        <w:pStyle w:val="Heading3"/>
-      </w:pPr>
-      <w:r>
-        <w:t>Privacy by Choosing Less</w:t>
-      </w:r>
-    </w:p>
-    <w:p>
-      <w:pPr>
-        <w:spacing w:line="336" w:lineRule="auto" w:after="180"/>
-      </w:pPr>
-      <w:r>
-        <w:rPr>
-          <w:b w:val="0"/>
-        </w:rPr>
-        <w:t>Without opening the old lesson, explain one key idea from Privacy by Choosing Less. Give an example and a mistake that the idea helps you avoid.</w:t>
-      </w:r>
-    </w:p>
-    <w:p>
-      <w:pPr>
-        <w:spacing w:line="336" w:lineRule="auto" w:after="180"/>
-      </w:pPr>
-      <w:r>
-        <w:rPr>
-          <w:b w:val="0"/>
-        </w:rPr>
-        <w:t>Look for: Justify which information a stated task needs and remove unnecessary fields</w:t>
-      </w:r>
-    </w:p>
-    <w:p>
-      <w:pPr>
-        <w:spacing w:line="336" w:lineRule="auto" w:after="180"/>
-      </w:pPr>
-      <w:r>
-        <w:rPr>
-          <w:b w:val="0"/>
-        </w:rPr>
-        <w:t>Reference example, not the only acceptable wording: Keep topic choice; remove name, full date of birth, address and photograph. The totals do not require identity or contact details.</w:t>
-      </w:r>
-    </w:p>
-    <w:p>
-      <w:pPr>
-        <w:spacing w:line="336" w:lineRule="auto" w:after="180"/>
-      </w:pPr>
-      <w:r>
-        <w:rPr>
-          <w:b w:val="0"/>
-        </w:rPr>
-        <w:t>Collecting extra fields creates copies and exposure to manage even if those fields are later ignored or deleted.</w:t>
-      </w:r>
-    </w:p>
-    <w:p>
-      <w:pPr>
-        <w:spacing w:line="336" w:lineRule="auto" w:after="180"/>
-      </w:pPr>
-      <w:r>
-        <w:rPr>
-          <w:b w:val="0"/>
-        </w:rPr>
-        <w:t>Use the student module and workbook section with this exact week title. The worked case, independent question and answers below form one aligned lesson sequence.</w:t>
-      </w:r>
-    </w:p>
-    <w:p>
-      <w:pPr>
-        <w:pStyle w:val="Heading3"/>
-      </w:pPr>
-      <w:r>
-        <w:t>What the learner must demonstrate</w:t>
-      </w:r>
-    </w:p>
-    <w:p>
-      <w:pPr>
-        <w:spacing w:line="336" w:lineRule="auto" w:after="180"/>
-        <w:shd w:fill="F5F1FB"/>
       </w:pPr>
       <w:r>
         <w:rPr>
@@ -690,6 +906,11 @@
       </w:r>
     </w:p>
     <w:p>
+      <w:r>
+        <w:t>This compact option is not the full-week schedule. Use the main teaching cycle and allow extra sessions for the investigation, independent work and project.</w:t>
+      </w:r>
+    </w:p>
+    <w:p>
       <w:pPr>
         <w:spacing w:line="336" w:lineRule="auto" w:after="180"/>
       </w:pPr>
@@ -697,7 +918,7 @@
         <w:rPr>
           <w:b w:val="0"/>
         </w:rPr>
-        <w:t>Use the supplied scenario, student illustrations and blank paper. For numeric work, offer counters or a calculator after learners show the setup. Fictional records are supplied; personal data and paid accounts are unnecessary.</w:t>
+        <w:t>Allow 80 minutes: recall 8; explanation 12; worked demonstration 15; guided practice 20; independent assessment 15; project and reflection 10. Extend the lab into a second session when needed.</w:t>
       </w:r>
     </w:p>
     <w:p>
@@ -705,32 +926,55 @@
         <w:pStyle w:val="Heading3"/>
       </w:pPr>
       <w:r>
-        <w:t>Alternative compact allocation</w:t>
-      </w:r>
-    </w:p>
-    <w:p>
-      <w:r>
-        <w:t>This compact option is not the full-week schedule. Use the main teaching cycle and allow extra sessions for the investigation, independent work and project.</w:t>
+        <w:t>Preparation for the connected explanation</w:t>
+      </w:r>
+    </w:p>
+    <w:p>
+      <w:pPr>
+        <w:pStyle w:val="Heading3"/>
+      </w:pPr>
+      <w:r>
+        <w:t>Readiness answer</w:t>
+      </w:r>
+    </w:p>
+    <w:p>
+      <w:pPr>
+        <w:pStyle w:val="Heading3"/>
+      </w:pPr>
+      <w:r>
+        <w:t>End goal for the pictorial case</w:t>
       </w:r>
     </w:p>
     <w:p>
       <w:pPr>
         <w:spacing w:line="336" w:lineRule="auto" w:after="180"/>
-        <w:shd w:fill="F1F6F8"/>
-      </w:pPr>
-      <w:r>
-        <w:rPr>
-          <w:b w:val="0"/>
-        </w:rPr>
-        <w:t>Allow 80 minutes: recall 8; explanation 12; worked demonstration 15; guided practice 20; independent assessment 15; project and reflection 10. Extend the lab into a second session when needed.</w:t>
-      </w:r>
-    </w:p>
-    <w:p>
-      <w:pPr>
-        <w:pStyle w:val="Heading3"/>
-      </w:pPr>
-      <w:r>
-        <w:t>Preparation for the connected explanation</w:t>
+      </w:pPr>
+      <w:r>
+        <w:rPr>
+          <w:b w:val="0"/>
+        </w:rPr>
+        <w:t>This added worked case illustrates the week’s main idea. Retain all original and connected topics; schedule its practice within the teaching cycle.</w:t>
+      </w:r>
+    </w:p>
+    <w:p>
+      <w:pPr>
+        <w:pStyle w:val="Heading1"/>
+      </w:pPr>
+      <w:r>
+        <w:t>02. Teach the complete contract before a fair baseline comparison</w:t>
+      </w:r>
+    </w:p>
+    <w:p>
+      <w:r>
+        <w:t>Provide the full activity catalogue and distinguish it from the two-bin worked case.</w:t>
+      </w:r>
+    </w:p>
+    <w:p>
+      <w:pPr>
+        <w:pStyle w:val="Heading2"/>
+      </w:pPr>
+      <w:r>
+        <w:t>Define the activity contract</w:t>
       </w:r>
     </w:p>
     <w:p>
@@ -741,7 +985,19 @@
         <w:rPr>
           <w:b w:val="0"/>
         </w:rPr>
-        <w:t>Use this catalogue and task contract unchanged through the shared project unless a later activity explicitly introduces a versioned change.</w:t>
+        <w:t xml:space="preserve">Last week we identified a difficulty: some fictional activity choices did not fit the available time or room conditions. Now define the task precisely enough that two reviewers can agree whether an </w:t>
+      </w:r>
+      <w:r>
+        <w:rPr>
+          <w:b/>
+        </w:rPr>
+        <w:t>output</w:t>
+      </w:r>
+      <w:r>
+        <w:rPr>
+          <w:b w:val="0"/>
+        </w:rPr>
+        <w:t xml:space="preserve"> is correct.</w:t>
       </w:r>
     </w:p>
     <w:p>
@@ -752,19 +1008,43 @@
         <w:rPr>
           <w:b w:val="0"/>
         </w:rPr>
-        <w:t xml:space="preserve">The </w:t>
+        <w:t xml:space="preserve">A </w:t>
       </w:r>
       <w:r>
         <w:rPr>
           <w:b/>
         </w:rPr>
-        <w:t>baseline</w:t>
-      </w:r>
-      <w:r>
-        <w:rPr>
-          <w:b w:val="0"/>
-        </w:rPr>
-        <w:t xml:space="preserve"> is deliberately complete and credible: careful manual checking can satisfy the specification.</w:t>
+        <w:t>requirement</w:t>
+      </w:r>
+      <w:r>
+        <w:rPr>
+          <w:b w:val="0"/>
+        </w:rPr>
+        <w:t xml:space="preserve"> such as “suggest a good activity” is too vague. State which </w:t>
+      </w:r>
+      <w:r>
+        <w:rPr>
+          <w:b/>
+        </w:rPr>
+        <w:t>input</w:t>
+      </w:r>
+      <w:r>
+        <w:rPr>
+          <w:b w:val="0"/>
+        </w:rPr>
+        <w:t xml:space="preserve">s are accepted, what counts as </w:t>
+      </w:r>
+      <w:r>
+        <w:rPr>
+          <w:b/>
+        </w:rPr>
+        <w:t>compatible</w:t>
+      </w:r>
+      <w:r>
+        <w:rPr>
+          <w:b w:val="0"/>
+        </w:rPr>
+        <w:t xml:space="preserve"> and what to do when no option fits.</w:t>
       </w:r>
     </w:p>
     <w:p>
@@ -775,15 +1055,19 @@
         <w:rPr>
           <w:b w:val="0"/>
         </w:rPr>
-        <w:t>The educational aim is a traceable, tested recommender and a defensible comparison, not a compulsory claim that automation wins. Minutes are exact paper-model values and resources are assumed available.</w:t>
-      </w:r>
-    </w:p>
-    <w:p>
-      <w:pPr>
-        <w:pStyle w:val="Heading3"/>
-      </w:pPr>
-      <w:r>
-        <w:t>Readiness answer</w:t>
+        <w:t xml:space="preserve">For this paper project, a valid request contains an available time from 0 to 30 whole minutes and a quiet-room </w:t>
+      </w:r>
+      <w:r>
+        <w:rPr>
+          <w:b/>
+        </w:rPr>
+        <w:t>requirement</w:t>
+      </w:r>
+      <w:r>
+        <w:rPr>
+          <w:b w:val="0"/>
+        </w:rPr>
+        <w:t xml:space="preserve"> written Yes or No. Yes means the activity must be marked quiet.</w:t>
       </w:r>
     </w:p>
     <w:p>
@@ -794,7 +1078,18 @@
         <w:rPr>
           <w:b w:val="0"/>
         </w:rPr>
-        <w:t xml:space="preserve">It may miss </w:t>
+        <w:t>No means either quiet or non-quiet activities are permitted; it does not mean noise is required. A missing or invalid value needs clarification, not a guessed value or a no-match claim.</w:t>
+      </w:r>
+    </w:p>
+    <w:p>
+      <w:pPr>
+        <w:spacing w:line="336" w:lineRule="auto" w:after="180"/>
+      </w:pPr>
+      <w:r>
+        <w:rPr>
+          <w:b w:val="0"/>
+        </w:rPr>
+        <w:t xml:space="preserve">A </w:t>
       </w:r>
       <w:r>
         <w:rPr>
@@ -806,19 +1101,7 @@
         <w:rPr>
           <w:b w:val="0"/>
         </w:rPr>
-        <w:t xml:space="preserve"> options on every request where one exists. Check useful suggestions and whether no-match results are justified, as well as in</w:t>
-      </w:r>
-      <w:r>
-        <w:rPr>
-          <w:b/>
-        </w:rPr>
-        <w:t>compatible</w:t>
-      </w:r>
-      <w:r>
-        <w:rPr>
-          <w:b w:val="0"/>
-        </w:rPr>
-        <w:t xml:space="preserve"> suggestions.</w:t>
+        <w:t xml:space="preserve"> activity takes no more than the available minutes and meets the quiet-room condition. If several activities fit, suggest the first in catalogue order. If none fits a valid request, report no match.</w:t>
       </w:r>
     </w:p>
     <w:p>
@@ -829,1021 +1112,15 @@
         <w:rPr>
           <w:b w:val="0"/>
         </w:rPr>
-        <w:t>The four-row B1 to B4 catalogue and fictional request cards</w:t>
-      </w:r>
-    </w:p>
-    <w:p>
-      <w:pPr>
-        <w:spacing w:line="336" w:lineRule="auto" w:after="180"/>
-      </w:pPr>
-      <w:r>
-        <w:rPr>
-          <w:b w:val="0"/>
-        </w:rPr>
-        <w:t xml:space="preserve">A </w:t>
-      </w:r>
-      <w:r>
-        <w:rPr>
-          <w:b/>
-        </w:rPr>
-        <w:t>baseline</w:t>
-      </w:r>
-      <w:r>
-        <w:rPr>
-          <w:b w:val="0"/>
-        </w:rPr>
-        <w:t xml:space="preserve"> sheet with </w:t>
-      </w:r>
-      <w:r>
-        <w:rPr>
-          <w:b/>
-        </w:rPr>
-        <w:t>input</w:t>
-      </w:r>
-      <w:r>
-        <w:rPr>
-          <w:b w:val="0"/>
-        </w:rPr>
-        <w:t xml:space="preserve">, </w:t>
-      </w:r>
-      <w:r>
-        <w:rPr>
-          <w:b/>
-        </w:rPr>
-        <w:t>output</w:t>
-      </w:r>
-      <w:r>
-        <w:rPr>
-          <w:b w:val="0"/>
-        </w:rPr>
-        <w:t>, reason and pass or fail columns</w:t>
-      </w:r>
-    </w:p>
-    <w:p>
-      <w:pPr>
-        <w:spacing w:line="336" w:lineRule="auto" w:after="180"/>
-      </w:pPr>
-      <w:r>
-        <w:rPr>
-          <w:b w:val="0"/>
-        </w:rPr>
-        <w:t>Separate storage for teacher-reserved final cases, kept out of development work</w:t>
-      </w:r>
-    </w:p>
-    <w:p>
-      <w:pPr>
-        <w:pStyle w:val="Heading3"/>
-      </w:pPr>
-      <w:r>
-        <w:t>End goal for the pictorial case</w:t>
-      </w:r>
-    </w:p>
-    <w:p>
-      <w:pPr>
-        <w:spacing w:line="336" w:lineRule="auto" w:after="180"/>
-      </w:pPr>
-      <w:r>
-        <w:rPr>
-          <w:b w:val="0"/>
-        </w:rPr>
-        <w:t xml:space="preserve">By the end, I can specify valid </w:t>
-      </w:r>
-      <w:r>
-        <w:rPr>
-          <w:b/>
-        </w:rPr>
-        <w:t>input</w:t>
-      </w:r>
-      <w:r>
-        <w:rPr>
-          <w:b w:val="0"/>
-        </w:rPr>
-        <w:t xml:space="preserve">s, exact </w:t>
-      </w:r>
-      <w:r>
-        <w:rPr>
-          <w:b/>
-        </w:rPr>
-        <w:t>output</w:t>
-      </w:r>
-      <w:r>
-        <w:rPr>
-          <w:b w:val="0"/>
-        </w:rPr>
-        <w:t xml:space="preserve">s and a manual </w:t>
-      </w:r>
-      <w:r>
-        <w:rPr>
-          <w:b/>
-        </w:rPr>
-        <w:t>baseline</w:t>
-      </w:r>
-      <w:r>
-        <w:rPr>
-          <w:b w:val="0"/>
-        </w:rPr>
-        <w:t>.</w:t>
-      </w:r>
-    </w:p>
-    <w:p>
-      <w:pPr>
-        <w:spacing w:line="336" w:lineRule="auto" w:after="180"/>
-      </w:pPr>
-      <w:r>
-        <w:rPr>
-          <w:b w:val="0"/>
-        </w:rPr>
-        <w:t>This added worked case illustrates the week’s main idea. Retain all original and connected topics; schedule its practice within the teaching cycle.</w:t>
-      </w:r>
-    </w:p>
-    <w:p>
-      <w:pPr>
-        <w:pStyle w:val="Heading1"/>
-      </w:pPr>
-      <w:r>
-        <w:t>02. Explain the mechanism</w:t>
-      </w:r>
-    </w:p>
-    <w:p>
-      <w:r>
-        <w:t>Model Choose Inputs and Outputs using the supplied case, labelled mechanism and reasoning. Make the scope of each conclusion explicit.</w:t>
-      </w:r>
-    </w:p>
-    <w:p>
-      <w:pPr>
-        <w:spacing w:line="336" w:lineRule="auto" w:after="180"/>
-      </w:pPr>
-      <w:r>
-        <w:rPr>
-          <w:b w:val="0"/>
-        </w:rPr>
-        <w:t>Follow the information instead of imagining magic inside the machine.</w:t>
-      </w:r>
-    </w:p>
-    <w:p>
-      <w:pPr>
-        <w:pStyle w:val="Heading3"/>
-      </w:pPr>
-      <w:r>
-        <w:t>1. Input — information entering</w:t>
-      </w:r>
-    </w:p>
-    <w:p>
-      <w:pPr>
-        <w:spacing w:line="336" w:lineRule="auto" w:after="180"/>
-        <w:shd w:fill="F4F9FC"/>
-      </w:pPr>
-      <w:r>
-        <w:rPr>
-          <w:b/>
-        </w:rPr>
-        <w:t>INPUT</w:t>
-      </w:r>
-      <w:r>
-        <w:rPr>
-          <w:b w:val="0"/>
-        </w:rPr>
-        <w:t xml:space="preserve"> minimal required information</w:t>
-      </w:r>
-    </w:p>
-    <w:p>
-      <w:pPr>
-        <w:pStyle w:val="Heading3"/>
-      </w:pPr>
-      <w:r>
-        <w:t>2. Process — the deciding step</w:t>
-      </w:r>
-    </w:p>
-    <w:p>
-      <w:pPr>
-        <w:spacing w:line="336" w:lineRule="auto" w:after="180"/>
-        <w:shd w:fill="F4F9FC"/>
-      </w:pPr>
-      <w:r>
-        <w:rPr>
-          <w:b/>
-        </w:rPr>
-        <w:t>PROCESS</w:t>
-      </w:r>
-      <w:r>
-        <w:rPr>
-          <w:b w:val="0"/>
-        </w:rPr>
-        <w:t xml:space="preserve"> candidate decision </w:t>
-      </w:r>
-      <w:r>
-        <w:rPr>
-          <w:b/>
-        </w:rPr>
-        <w:t>process</w:t>
-      </w:r>
-    </w:p>
-    <w:p>
-      <w:pPr>
-        <w:pStyle w:val="Heading3"/>
-      </w:pPr>
-      <w:r>
-        <w:t>3. Output — the result</w:t>
-      </w:r>
-    </w:p>
-    <w:p>
-      <w:pPr>
-        <w:spacing w:line="336" w:lineRule="auto" w:after="180"/>
-        <w:shd w:fill="F4F9FC"/>
-      </w:pPr>
-      <w:r>
-        <w:rPr>
-          <w:b/>
-        </w:rPr>
-        <w:t>OUTPUT</w:t>
-      </w:r>
-      <w:r>
-        <w:rPr>
-          <w:b w:val="0"/>
-        </w:rPr>
-        <w:t xml:space="preserve"> specific promised result and uncertainty path</w:t>
-      </w:r>
-    </w:p>
-    <w:p>
-      <w:pPr>
-        <w:pStyle w:val="Heading3"/>
-      </w:pPr>
-      <w:r>
-        <w:t>Key idea</w:t>
-      </w:r>
-    </w:p>
-    <w:p>
-      <w:pPr>
-        <w:spacing w:line="336" w:lineRule="auto" w:after="180"/>
-        <w:shd w:fill="EDF7F3"/>
-      </w:pPr>
-      <w:r>
-        <w:rPr>
-          <w:b w:val="0"/>
-        </w:rPr>
-        <w:t>CORE IDEA A useful design makes required information and promised result explicit.</w:t>
-      </w:r>
-    </w:p>
-    <w:p>
-      <w:pPr>
-        <w:pStyle w:val="Heading3"/>
-      </w:pPr>
-      <w:r>
-        <w:t>How the mechanism works</w:t>
-      </w:r>
-    </w:p>
-    <w:p>
-      <w:pPr>
-        <w:spacing w:line="336" w:lineRule="auto" w:after="180"/>
-        <w:shd w:fill="F1F6F8"/>
-      </w:pPr>
-      <w:r>
-        <w:rPr>
-          <w:b w:val="0"/>
-        </w:rPr>
-        <w:t xml:space="preserve">UNDER THE HOOD Interface contracts define </w:t>
-      </w:r>
-      <w:r>
-        <w:rPr>
-          <w:b/>
-        </w:rPr>
-        <w:t>input</w:t>
-      </w:r>
-      <w:r>
-        <w:rPr>
-          <w:b w:val="0"/>
-        </w:rPr>
-        <w:t xml:space="preserve">s, </w:t>
-      </w:r>
-      <w:r>
-        <w:rPr>
-          <w:b/>
-        </w:rPr>
-        <w:t>output</w:t>
-      </w:r>
-      <w:r>
-        <w:rPr>
-          <w:b w:val="0"/>
-        </w:rPr>
-        <w:t xml:space="preserve">s, types, allowed values, </w:t>
-      </w:r>
-      <w:r>
-        <w:rPr>
-          <w:b/>
-        </w:rPr>
-        <w:t>missing-data behavior</w:t>
-      </w:r>
-      <w:r>
-        <w:rPr>
-          <w:b w:val="0"/>
-        </w:rPr>
-        <w:t>, and guarantees.</w:t>
-      </w:r>
-    </w:p>
-    <w:p>
-      <w:pPr>
-        <w:spacing w:line="336" w:lineRule="auto" w:after="180"/>
-        <w:shd w:fill="F1F6F8"/>
-      </w:pPr>
-      <w:r>
-        <w:rPr>
-          <w:b w:val="0"/>
-        </w:rPr>
-        <w:t xml:space="preserve">Good design avoids collecting data that cannot improve the promised result and avoids promising outcomes the </w:t>
-      </w:r>
-      <w:r>
-        <w:rPr>
-          <w:b/>
-        </w:rPr>
-        <w:t>process</w:t>
-      </w:r>
-      <w:r>
-        <w:rPr>
-          <w:b w:val="0"/>
-        </w:rPr>
-        <w:t xml:space="preserve"> cannot support.</w:t>
-      </w:r>
-    </w:p>
-    <w:p>
-      <w:pPr>
-        <w:spacing w:line="336" w:lineRule="auto" w:after="180"/>
-      </w:pPr>
-      <w:r>
-        <w:rPr>
-          <w:b w:val="0"/>
-        </w:rPr>
-        <w:t>Draw a fresh example with all three stages:</w:t>
-      </w:r>
-    </w:p>
-    <w:p>
-      <w:pPr>
-        <w:spacing w:line="336" w:lineRule="auto" w:after="180"/>
-      </w:pPr>
-      <w:r>
-        <w:rPr>
-          <w:b w:val="0"/>
-        </w:rPr>
-        <w:t xml:space="preserve">Every step connects a claim to observable </w:t>
-      </w:r>
-      <w:r>
-        <w:rPr>
-          <w:b/>
-        </w:rPr>
-        <w:t>evidence</w:t>
-      </w:r>
-      <w:r>
-        <w:rPr>
-          <w:b w:val="0"/>
-        </w:rPr>
-        <w:t>.</w:t>
-      </w:r>
-    </w:p>
-    <w:p>
-      <w:pPr>
-        <w:pStyle w:val="Heading3"/>
-      </w:pPr>
-      <w:r>
-        <w:t>The case to investigate</w:t>
-      </w:r>
-    </w:p>
-    <w:p>
-      <w:pPr>
-        <w:spacing w:line="336" w:lineRule="auto" w:after="180"/>
-        <w:shd w:fill="F1F6FC"/>
-      </w:pPr>
-      <w:r>
-        <w:rPr>
-          <w:b w:val="0"/>
-        </w:rPr>
-        <w:t>CASE A sorter can use item type and location found to suggest a bin without collecting a student's name or face.</w:t>
-      </w:r>
-    </w:p>
-    <w:p>
-      <w:pPr>
-        <w:pStyle w:val="Heading3"/>
-      </w:pPr>
-      <w:r>
-        <w:t>Step 1</w:t>
-      </w:r>
-    </w:p>
-    <w:p>
-      <w:pPr>
-        <w:spacing w:line="336" w:lineRule="auto" w:after="180"/>
-        <w:shd w:fill="F4F9FC"/>
-      </w:pPr>
-      <w:r>
-        <w:rPr>
-          <w:b w:val="0"/>
-        </w:rPr>
-        <w:t>STEP 1 — OBSERVE minimal required information</w:t>
-      </w:r>
-    </w:p>
-    <w:p>
-      <w:pPr>
-        <w:pStyle w:val="Heading3"/>
-      </w:pPr>
-      <w:r>
-        <w:t>Step 2</w:t>
-      </w:r>
-    </w:p>
-    <w:p>
-      <w:pPr>
-        <w:spacing w:line="336" w:lineRule="auto" w:after="180"/>
-        <w:shd w:fill="F4F9FC"/>
-      </w:pPr>
-      <w:r>
-        <w:rPr>
-          <w:b w:val="0"/>
-        </w:rPr>
-        <w:t xml:space="preserve">STEP 2 — TRACE candidate decision </w:t>
-      </w:r>
-      <w:r>
-        <w:rPr>
-          <w:b/>
-        </w:rPr>
-        <w:t>process</w:t>
-      </w:r>
-    </w:p>
-    <w:p>
-      <w:pPr>
-        <w:pStyle w:val="Heading3"/>
-      </w:pPr>
-      <w:r>
-        <w:t>Step 3</w:t>
-      </w:r>
-    </w:p>
-    <w:p>
-      <w:pPr>
-        <w:spacing w:line="336" w:lineRule="auto" w:after="180"/>
-        <w:shd w:fill="F4F9FC"/>
-      </w:pPr>
-      <w:r>
-        <w:rPr>
-          <w:b w:val="0"/>
-        </w:rPr>
-        <w:t>STEP 3 — CONCLUDE specific promised result and uncertainty path</w:t>
-      </w:r>
-    </w:p>
-    <w:p>
-      <w:pPr>
-        <w:pStyle w:val="Heading3"/>
-      </w:pPr>
-      <w:r>
-        <w:t>Model answer</w:t>
-      </w:r>
-    </w:p>
-    <w:p>
-      <w:pPr>
-        <w:spacing w:line="336" w:lineRule="auto" w:after="180"/>
-        <w:shd w:fill="F1F6FC"/>
-      </w:pPr>
-      <w:r>
-        <w:rPr>
-          <w:b w:val="0"/>
-        </w:rPr>
-        <w:t xml:space="preserve">MODEL REASONING Prefer the design that meets the measurable need with fewer, clearer </w:t>
-      </w:r>
-      <w:r>
-        <w:rPr>
-          <w:b/>
-        </w:rPr>
-        <w:t>input</w:t>
-      </w:r>
-      <w:r>
-        <w:rPr>
-          <w:b w:val="0"/>
-        </w:rPr>
-        <w:t xml:space="preserve">s and an honest </w:t>
-      </w:r>
-      <w:r>
-        <w:rPr>
-          <w:b/>
-        </w:rPr>
-        <w:t>output</w:t>
-      </w:r>
-      <w:r>
-        <w:rPr>
-          <w:b w:val="0"/>
-        </w:rPr>
-        <w:t>. State how missing values and ambiguous cases are handled before building.</w:t>
-      </w:r>
-    </w:p>
-    <w:p>
-      <w:pPr>
-        <w:pStyle w:val="Heading3"/>
-      </w:pPr>
-      <w:r>
-        <w:t>A claim to avoid</w:t>
-      </w:r>
-    </w:p>
-    <w:p>
-      <w:pPr>
-        <w:spacing w:line="336" w:lineRule="auto" w:after="180"/>
-        <w:shd w:fill="FFF5E6"/>
-      </w:pPr>
-      <w:r>
-        <w:rPr>
-          <w:b w:val="0"/>
-        </w:rPr>
-        <w:t xml:space="preserve">DO NOT OVERCLAIM Every collected field creates cost and risk; every promised </w:t>
-      </w:r>
-      <w:r>
-        <w:rPr>
-          <w:b/>
-        </w:rPr>
-        <w:t>output</w:t>
-      </w:r>
-      <w:r>
-        <w:rPr>
-          <w:b w:val="0"/>
-        </w:rPr>
-        <w:t xml:space="preserve"> needs </w:t>
-      </w:r>
-      <w:r>
-        <w:rPr>
-          <w:b/>
-        </w:rPr>
-        <w:t>evidence</w:t>
-      </w:r>
-      <w:r>
-        <w:rPr>
-          <w:b w:val="0"/>
-        </w:rPr>
-        <w:t>.</w:t>
-      </w:r>
-    </w:p>
-    <w:p>
-      <w:pPr>
-        <w:spacing w:line="336" w:lineRule="auto" w:after="180"/>
-        <w:shd w:fill="F5F1FB"/>
-      </w:pPr>
-      <w:r>
-        <w:rPr>
-          <w:b w:val="0"/>
-        </w:rPr>
-        <w:t xml:space="preserve">What new </w:t>
-      </w:r>
-      <w:r>
-        <w:rPr>
-          <w:b/>
-        </w:rPr>
-        <w:t>evidence</w:t>
-      </w:r>
-      <w:r>
-        <w:rPr>
-          <w:b w:val="0"/>
-        </w:rPr>
-        <w:t xml:space="preserve"> could change this answer?</w:t>
-      </w:r>
-    </w:p>
-    <w:p>
-      <w:pPr>
-        <w:pStyle w:val="Heading3"/>
-      </w:pPr>
-      <w:r>
-        <w:t>Concrete teaching case</w:t>
-      </w:r>
-    </w:p>
-    <w:p>
-      <w:pPr>
-        <w:pStyle w:val="Heading3"/>
-      </w:pPr>
-      <w:r>
-        <w:t>The teaching case</w:t>
-      </w:r>
-    </w:p>
-    <w:p>
-      <w:pPr>
-        <w:spacing w:line="336" w:lineRule="auto" w:after="180"/>
-        <w:shd w:fill="F1F6FC"/>
-      </w:pPr>
-      <w:r>
-        <w:rPr>
-          <w:b w:val="0"/>
-        </w:rPr>
-        <w:t xml:space="preserve">A sorter suggests paper or plastic trays using material </w:t>
-      </w:r>
-      <w:r>
-        <w:rPr>
-          <w:b/>
-        </w:rPr>
-        <w:t>observation</w:t>
-      </w:r>
-      <w:r>
-        <w:rPr>
-          <w:b w:val="0"/>
-        </w:rPr>
-        <w:t>s.</w:t>
-      </w:r>
-    </w:p>
-    <w:p>
-      <w:pPr>
-        <w:pStyle w:val="Heading3"/>
-      </w:pPr>
-      <w:r>
-        <w:t>The teaching case</w:t>
-      </w:r>
-    </w:p>
-    <w:p>
-      <w:pPr>
-        <w:spacing w:line="336" w:lineRule="auto" w:after="180"/>
-        <w:shd w:fill="F1F6FC"/>
-      </w:pPr>
-      <w:r>
-        <w:rPr>
-          <w:b w:val="0"/>
-        </w:rPr>
-        <w:t xml:space="preserve">Name an </w:t>
-      </w:r>
-      <w:r>
-        <w:rPr>
-          <w:b/>
-        </w:rPr>
-        <w:t>input</w:t>
-      </w:r>
-      <w:r>
-        <w:rPr>
-          <w:b w:val="0"/>
-        </w:rPr>
-        <w:t xml:space="preserve">, </w:t>
-      </w:r>
-      <w:r>
-        <w:rPr>
-          <w:b/>
-        </w:rPr>
-        <w:t>output</w:t>
-      </w:r>
-      <w:r>
-        <w:rPr>
-          <w:b w:val="0"/>
-        </w:rPr>
-        <w:t xml:space="preserve"> and unnecessary </w:t>
-      </w:r>
-      <w:r>
-        <w:rPr>
-          <w:b/>
-        </w:rPr>
-        <w:t>input</w:t>
-      </w:r>
-      <w:r>
-        <w:rPr>
-          <w:b w:val="0"/>
-        </w:rPr>
-        <w:t>.</w:t>
-      </w:r>
-    </w:p>
-    <w:p>
-      <w:pPr>
-        <w:pStyle w:val="Heading3"/>
-      </w:pPr>
-      <w:r>
-        <w:t>Exact explanation to model</w:t>
-      </w:r>
-    </w:p>
-    <w:p>
-      <w:pPr>
-        <w:pStyle w:val="Heading3"/>
-      </w:pPr>
-      <w:r>
-        <w:t>Why the result follows</w:t>
-      </w:r>
-    </w:p>
-    <w:p>
-      <w:pPr>
-        <w:spacing w:line="336" w:lineRule="auto" w:after="180"/>
-        <w:shd w:fill="F1F6FC"/>
-      </w:pPr>
-      <w:r>
-        <w:rPr>
-          <w:b/>
-        </w:rPr>
-        <w:t>Input</w:t>
-      </w:r>
-      <w:r>
-        <w:rPr>
-          <w:b w:val="0"/>
-        </w:rPr>
-        <w:t xml:space="preserve">: material or a suitable image. </w:t>
-      </w:r>
-      <w:r>
-        <w:rPr>
-          <w:b/>
-        </w:rPr>
-        <w:t>Output</w:t>
-      </w:r>
-      <w:r>
-        <w:rPr>
-          <w:b w:val="0"/>
-        </w:rPr>
-        <w:t>: tray suggestion. Home address is unnecessary. Uncertain material needs review.</w:t>
-      </w:r>
-    </w:p>
-    <w:p>
-      <w:pPr>
-        <w:pStyle w:val="Heading3"/>
-      </w:pPr>
-      <w:r>
-        <w:t>Explain the added worked example</w:t>
-      </w:r>
-    </w:p>
-    <w:p>
-      <w:pPr>
-        <w:pStyle w:val="Heading3"/>
-      </w:pPr>
-      <w:r>
-        <w:t>Explain the added worked example · 1</w:t>
-      </w:r>
-    </w:p>
-    <w:p>
-      <w:pPr>
-        <w:spacing w:line="336" w:lineRule="auto" w:after="180"/>
-      </w:pPr>
-      <w:r>
-        <w:rPr>
-          <w:b w:val="0"/>
-        </w:rPr>
-        <w:t xml:space="preserve">Last week we identified a difficulty: some fictional activity choices did not fit the available time or room conditions. Now define the task precisely enough that two reviewers can agree whether an </w:t>
-      </w:r>
-      <w:r>
-        <w:rPr>
-          <w:b/>
-        </w:rPr>
-        <w:t>output</w:t>
-      </w:r>
-      <w:r>
-        <w:rPr>
-          <w:b w:val="0"/>
-        </w:rPr>
-        <w:t xml:space="preserve"> is correct.</w:t>
-      </w:r>
-    </w:p>
-    <w:p>
-      <w:pPr>
-        <w:spacing w:line="336" w:lineRule="auto" w:after="180"/>
-      </w:pPr>
-      <w:r>
-        <w:rPr>
-          <w:b w:val="0"/>
-        </w:rPr>
-        <w:t xml:space="preserve">A </w:t>
-      </w:r>
-      <w:r>
-        <w:rPr>
-          <w:b/>
-        </w:rPr>
-        <w:t>requirement</w:t>
-      </w:r>
-      <w:r>
-        <w:rPr>
-          <w:b w:val="0"/>
-        </w:rPr>
-        <w:t xml:space="preserve"> such as “suggest a good activity” is too vague. State which </w:t>
-      </w:r>
-      <w:r>
-        <w:rPr>
-          <w:b/>
-        </w:rPr>
-        <w:t>input</w:t>
-      </w:r>
-      <w:r>
-        <w:rPr>
-          <w:b w:val="0"/>
-        </w:rPr>
-        <w:t xml:space="preserve">s are accepted, what counts as </w:t>
-      </w:r>
-      <w:r>
-        <w:rPr>
-          <w:b/>
-        </w:rPr>
-        <w:t>compatible</w:t>
-      </w:r>
-      <w:r>
-        <w:rPr>
-          <w:b w:val="0"/>
-        </w:rPr>
-        <w:t xml:space="preserve"> and what to do when no option fits.</w:t>
-      </w:r>
-    </w:p>
-    <w:p>
-      <w:pPr>
-        <w:pStyle w:val="Heading3"/>
-      </w:pPr>
-      <w:r>
-        <w:t>Explain the added worked example · 2</w:t>
-      </w:r>
-    </w:p>
-    <w:p>
-      <w:pPr>
-        <w:spacing w:line="336" w:lineRule="auto" w:after="180"/>
-      </w:pPr>
-      <w:r>
-        <w:rPr>
-          <w:b w:val="0"/>
-        </w:rPr>
-        <w:t xml:space="preserve">For this paper project, a valid request contains an available time from 0 to 30 whole minutes and a quiet-room </w:t>
-      </w:r>
-      <w:r>
-        <w:rPr>
-          <w:b/>
-        </w:rPr>
-        <w:t>requirement</w:t>
-      </w:r>
-      <w:r>
-        <w:rPr>
-          <w:b w:val="0"/>
-        </w:rPr>
-        <w:t xml:space="preserve"> written Yes or No. Yes means the activity must be marked quiet.</w:t>
-      </w:r>
-    </w:p>
-    <w:p>
-      <w:pPr>
-        <w:spacing w:line="336" w:lineRule="auto" w:after="180"/>
-      </w:pPr>
-      <w:r>
-        <w:rPr>
-          <w:b w:val="0"/>
-        </w:rPr>
-        <w:t>No means either quiet or non-quiet activities are permitted; it does not mean noise is required. A missing or invalid value needs clarification, not a guessed value or a no-match claim.</w:t>
-      </w:r>
-    </w:p>
-    <w:p>
-      <w:pPr>
-        <w:pStyle w:val="Heading3"/>
-      </w:pPr>
-      <w:r>
-        <w:t>Explain the added worked example · 3</w:t>
-      </w:r>
-    </w:p>
-    <w:p>
-      <w:pPr>
-        <w:spacing w:line="336" w:lineRule="auto" w:after="180"/>
-      </w:pPr>
-      <w:r>
-        <w:rPr>
-          <w:b w:val="0"/>
-        </w:rPr>
-        <w:t xml:space="preserve">A </w:t>
-      </w:r>
-      <w:r>
-        <w:rPr>
-          <w:b/>
-        </w:rPr>
-        <w:t>compatible</w:t>
-      </w:r>
-      <w:r>
-        <w:rPr>
-          <w:b w:val="0"/>
-        </w:rPr>
-        <w:t xml:space="preserve"> activity takes no more than the available minutes and meets the quiet-room condition. If several activities fit, suggest the first in catalogue order. If none fits a valid request, report no match.</w:t>
-      </w:r>
-    </w:p>
-    <w:p>
-      <w:pPr>
-        <w:spacing w:line="336" w:lineRule="auto" w:after="180"/>
-      </w:pPr>
-      <w:r>
-        <w:rPr>
-          <w:b w:val="0"/>
-        </w:rPr>
         <w:t>Give a brief reason. This is a suggestion only: it does not book resources, tell anyone to begin or guarantee enjoyment.</w:t>
       </w:r>
     </w:p>
     <w:p>
       <w:pPr>
-        <w:pStyle w:val="Heading3"/>
-      </w:pPr>
-      <w:r>
-        <w:t>Explain the added worked example · 4</w:t>
-      </w:r>
-    </w:p>
-    <w:p>
-      <w:pPr>
-        <w:spacing w:line="336" w:lineRule="auto" w:after="180"/>
-      </w:pPr>
-      <w:r>
-        <w:rPr>
-          <w:b w:val="0"/>
-        </w:rPr>
-        <w:t>These four rows are the complete approved catalogue for the paper model. Treat their times as fixed task values, not measured guarantees about real pupils. All required materials are assumed available.</w:t>
-      </w:r>
-    </w:p>
-    <w:p>
-      <w:pPr>
-        <w:spacing w:line="336" w:lineRule="auto" w:after="180"/>
-      </w:pPr>
-      <w:r>
-        <w:rPr>
-          <w:b w:val="0"/>
-        </w:rPr>
-        <w:t xml:space="preserve">The catalogue order B1, B2, B3, B4 is the </w:t>
-      </w:r>
-      <w:r>
-        <w:rPr>
-          <w:b/>
-        </w:rPr>
-        <w:t>tie rule</w:t>
-      </w:r>
-      <w:r>
-        <w:rPr>
-          <w:b w:val="0"/>
-        </w:rPr>
-        <w:t>; it is not a claim that B1 is everyone’s favourite.</w:t>
-      </w:r>
-    </w:p>
-    <w:p>
-      <w:pPr>
-        <w:pStyle w:val="Heading3"/>
-      </w:pPr>
-      <w:r>
-        <w:t>Explain the added worked example · 5</w:t>
-      </w:r>
-    </w:p>
-    <w:p>
-      <w:pPr>
-        <w:spacing w:line="336" w:lineRule="auto" w:after="180"/>
-      </w:pPr>
-      <w:r>
-        <w:rPr>
-          <w:b w:val="0"/>
-        </w:rPr>
-        <w:t xml:space="preserve">For 10 minutes with quiet required, B1 fits because 10 is no more than 10 and B1 is quiet. B2 fails the quiet </w:t>
-      </w:r>
-      <w:r>
-        <w:rPr>
-          <w:b/>
-        </w:rPr>
-        <w:t>requirement</w:t>
-      </w:r>
-      <w:r>
-        <w:rPr>
-          <w:b w:val="0"/>
-        </w:rPr>
-        <w:t>. B3 and B4 take too long. For 8 minutes with quiet not required, B2 fits; B1 takes too long.</w:t>
-      </w:r>
-    </w:p>
-    <w:p>
-      <w:pPr>
-        <w:spacing w:line="336" w:lineRule="auto" w:after="180"/>
-      </w:pPr>
-      <w:r>
-        <w:rPr>
-          <w:b w:val="0"/>
-        </w:rPr>
-        <w:t xml:space="preserve">A request for 7 minutes has no </w:t>
-      </w:r>
-      <w:r>
-        <w:rPr>
-          <w:b/>
-        </w:rPr>
-        <w:t>compatible</w:t>
-      </w:r>
-      <w:r>
-        <w:rPr>
-          <w:b w:val="0"/>
-        </w:rPr>
-        <w:t xml:space="preserve"> activity in this catalogue, even when quiet is not required.</w:t>
-      </w:r>
-    </w:p>
-    <w:p>
-      <w:pPr>
-        <w:spacing w:line="336" w:lineRule="auto" w:after="180"/>
-      </w:pPr>
-      <w:r>
-        <w:rPr>
-          <w:b w:val="0"/>
-        </w:rPr>
-        <w:t xml:space="preserve">Check each condition. A fast activity can still fail the quiet </w:t>
-      </w:r>
-      <w:r>
-        <w:rPr>
-          <w:b/>
-        </w:rPr>
-        <w:t>requirement</w:t>
-      </w:r>
-      <w:r>
-        <w:rPr>
-          <w:b w:val="0"/>
-        </w:rPr>
-        <w:t>. A quiet activity can still take too long. Exact equality is allowed: an activity listed as 10 minutes fits 10 available minutes.</w:t>
-      </w:r>
-    </w:p>
-    <w:p>
-      <w:pPr>
-        <w:spacing w:line="336" w:lineRule="auto" w:after="180"/>
-      </w:pPr>
-      <w:r>
-        <w:rPr>
-          <w:b w:val="0"/>
-        </w:rPr>
-        <w:t>A blank time is different from a valid time of zero.</w:t>
-      </w:r>
-    </w:p>
-    <w:p>
-      <w:pPr>
-        <w:pStyle w:val="Heading3"/>
-      </w:pPr>
-      <w:r>
-        <w:t>Key terms</w:t>
+        <w:pStyle w:val="Heading2"/>
+      </w:pPr>
+      <w:r>
+        <w:t>Read the complete activity catalogue</w:t>
       </w:r>
     </w:p>
     <w:tbl>
@@ -1853,8 +1130,9 @@
         <w:tblLook w:firstColumn="1" w:firstRow="1" w:lastColumn="0" w:lastRow="0" w:noHBand="0" w:noVBand="1" w:val="04A0"/>
       </w:tblPr>
       <w:tblGrid>
-        <w:gridCol w:w="5112"/>
-        <w:gridCol w:w="5112"/>
+        <w:gridCol w:w="3408"/>
+        <w:gridCol w:w="3408"/>
+        <w:gridCol w:w="3408"/>
       </w:tblGrid>
       <w:tr>
         <w:trPr>
@@ -1862,21 +1140,31 @@
         </w:trPr>
         <w:tc>
           <w:tcPr>
-            <w:tcW w:type="dxa" w:w="5112"/>
+            <w:tcW w:type="dxa" w:w="3408"/>
           </w:tcPr>
           <w:p>
             <w:r>
-              <w:t>Term</w:t>
+              <w:t>Catalogue order and activity</w:t>
             </w:r>
           </w:p>
         </w:tc>
         <w:tc>
           <w:tcPr>
-            <w:tcW w:type="dxa" w:w="5112"/>
+            <w:tcW w:type="dxa" w:w="3408"/>
           </w:tcPr>
           <w:p>
             <w:r>
-              <w:t>Meaning</w:t>
+              <w:t>Minutes required</w:t>
+            </w:r>
+          </w:p>
+        </w:tc>
+        <w:tc>
+          <w:tcPr>
+            <w:tcW w:type="dxa" w:w="3408"/>
+          </w:tcPr>
+          <w:p>
+            <w:r>
+              <w:t>Quiet activity</w:t>
             </w:r>
           </w:p>
         </w:tc>
@@ -1884,21 +1172,31 @@
       <w:tr>
         <w:tc>
           <w:tcPr>
-            <w:tcW w:type="dxa" w:w="5112"/>
+            <w:tcW w:type="dxa" w:w="3408"/>
           </w:tcPr>
           <w:p>
             <w:r>
-              <w:t>Requirement</w:t>
+              <w:t>B1 Bookmark drawing</w:t>
             </w:r>
           </w:p>
         </w:tc>
         <w:tc>
           <w:tcPr>
-            <w:tcW w:type="dxa" w:w="5112"/>
+            <w:tcW w:type="dxa" w:w="3408"/>
           </w:tcPr>
           <w:p>
             <w:r>
-              <w:t>A precise condition that the solution must satisfy</w:t>
+              <w:t>10</w:t>
+            </w:r>
+          </w:p>
+        </w:tc>
+        <w:tc>
+          <w:tcPr>
+            <w:tcW w:type="dxa" w:w="3408"/>
+          </w:tcPr>
+          <w:p>
+            <w:r>
+              <w:t>Yes</w:t>
             </w:r>
           </w:p>
         </w:tc>
@@ -1906,21 +1204,31 @@
       <w:tr>
         <w:tc>
           <w:tcPr>
-            <w:tcW w:type="dxa" w:w="5112"/>
+            <w:tcW w:type="dxa" w:w="3408"/>
           </w:tcPr>
           <w:p>
             <w:r>
-              <w:t>Baseline</w:t>
+              <w:t>B2 Story circle</w:t>
             </w:r>
           </w:p>
         </w:tc>
         <w:tc>
           <w:tcPr>
-            <w:tcW w:type="dxa" w:w="5112"/>
+            <w:tcW w:type="dxa" w:w="3408"/>
           </w:tcPr>
           <w:p>
             <w:r>
-              <w:t>A defined starting method used for comparison</w:t>
+              <w:t>8</w:t>
+            </w:r>
+          </w:p>
+        </w:tc>
+        <w:tc>
+          <w:tcPr>
+            <w:tcW w:type="dxa" w:w="3408"/>
+          </w:tcPr>
+          <w:p>
+            <w:r>
+              <w:t>No</w:t>
             </w:r>
           </w:p>
         </w:tc>
@@ -1928,21 +1236,31 @@
       <w:tr>
         <w:tc>
           <w:tcPr>
-            <w:tcW w:type="dxa" w:w="5112"/>
+            <w:tcW w:type="dxa" w:w="3408"/>
           </w:tcPr>
           <w:p>
             <w:r>
-              <w:t>Compatible</w:t>
+              <w:t>B3 Pattern puzzle</w:t>
             </w:r>
           </w:p>
         </w:tc>
         <w:tc>
           <w:tcPr>
-            <w:tcW w:type="dxa" w:w="5112"/>
+            <w:tcW w:type="dxa" w:w="3408"/>
           </w:tcPr>
           <w:p>
             <w:r>
-              <w:t>Meeting all the stated conditions of the request</w:t>
+              <w:t>12</w:t>
+            </w:r>
+          </w:p>
+        </w:tc>
+        <w:tc>
+          <w:tcPr>
+            <w:tcW w:type="dxa" w:w="3408"/>
+          </w:tcPr>
+          <w:p>
+            <w:r>
+              <w:t>Yes</w:t>
             </w:r>
           </w:p>
         </w:tc>
@@ -1950,43 +1268,31 @@
       <w:tr>
         <w:tc>
           <w:tcPr>
-            <w:tcW w:type="dxa" w:w="5112"/>
+            <w:tcW w:type="dxa" w:w="3408"/>
           </w:tcPr>
           <w:p>
             <w:r>
-              <w:t>Tie rule</w:t>
+              <w:t>B4 Tower challenge</w:t>
             </w:r>
           </w:p>
         </w:tc>
         <w:tc>
           <w:tcPr>
-            <w:tcW w:type="dxa" w:w="5112"/>
+            <w:tcW w:type="dxa" w:w="3408"/>
           </w:tcPr>
           <w:p>
             <w:r>
-              <w:t>A stated way to choose when several options qualify</w:t>
-            </w:r>
-          </w:p>
-        </w:tc>
-      </w:tr>
-      <w:tr>
-        <w:tc>
-          <w:tcPr>
-            <w:tcW w:type="dxa" w:w="5112"/>
-          </w:tcPr>
-          <w:p>
-            <w:r>
-              <w:t>Acceptance check</w:t>
+              <w:t>15</w:t>
             </w:r>
           </w:p>
         </w:tc>
         <w:tc>
           <w:tcPr>
-            <w:tcW w:type="dxa" w:w="5112"/>
+            <w:tcW w:type="dxa" w:w="3408"/>
           </w:tcPr>
           <w:p>
             <w:r>
-              <w:t>A check of whether a result satisfies a requirement</w:t>
+              <w:t>No</w:t>
             </w:r>
           </w:p>
         </w:tc>
@@ -1994,33 +1300,44 @@
     </w:tbl>
     <w:p>
       <w:pPr>
-        <w:pStyle w:val="Heading3"/>
-      </w:pPr>
-      <w:r>
-        <w:t>Model the reasoning aloud</w:t>
-      </w:r>
-    </w:p>
-    <w:p>
-      <w:pPr>
         <w:spacing w:line="336" w:lineRule="auto" w:after="180"/>
       </w:pPr>
       <w:r>
         <w:rPr>
           <w:b w:val="0"/>
         </w:rPr>
-        <w:t xml:space="preserve">Use the complete worked example below before asking learners to complete W2. Reveal a small part, invite a </w:t>
+        <w:t>These four rows are the complete approved catalogue for the paper model. Treat their times as fixed task values, not measured guarantees about real pupils. All required materials are assumed available.</w:t>
+      </w:r>
+    </w:p>
+    <w:p>
+      <w:pPr>
+        <w:spacing w:line="336" w:lineRule="auto" w:after="180"/>
+      </w:pPr>
+      <w:r>
+        <w:rPr>
+          <w:b w:val="0"/>
+        </w:rPr>
+        <w:t xml:space="preserve">The catalogue order B1, B2, B3, B4 is the </w:t>
       </w:r>
       <w:r>
         <w:rPr>
           <w:b/>
         </w:rPr>
-        <w:t>prediction</w:t>
-      </w:r>
-      <w:r>
-        <w:rPr>
-          <w:b w:val="0"/>
-        </w:rPr>
-        <w:t>, then explain the deciding step.</w:t>
+        <w:t>tie rule</w:t>
+      </w:r>
+      <w:r>
+        <w:rPr>
+          <w:b w:val="0"/>
+        </w:rPr>
+        <w:t>; it is not a claim that B1 is everyone’s favourite.</w:t>
+      </w:r>
+    </w:p>
+    <w:p>
+      <w:pPr>
+        <w:pStyle w:val="Heading2"/>
+      </w:pPr>
+      <w:r>
+        <w:t>Model equality, conditions and missingness</w:t>
       </w:r>
     </w:p>
     <w:p>
@@ -2031,7 +1348,84 @@
         <w:rPr>
           <w:b w:val="0"/>
         </w:rPr>
-        <w:t>These teacher notes contain solutions; do not reveal the independent case answer during modelling.</w:t>
+        <w:t xml:space="preserve">For 10 minutes with quiet required, B1 fits because 10 is no more than 10 and B1 is quiet. B2 fails the quiet </w:t>
+      </w:r>
+      <w:r>
+        <w:rPr>
+          <w:b/>
+        </w:rPr>
+        <w:t>requirement</w:t>
+      </w:r>
+      <w:r>
+        <w:rPr>
+          <w:b w:val="0"/>
+        </w:rPr>
+        <w:t>. B3 and B4 take too long. For 8 minutes with quiet not required, B2 fits; B1 takes too long.</w:t>
+      </w:r>
+    </w:p>
+    <w:p>
+      <w:pPr>
+        <w:spacing w:line="336" w:lineRule="auto" w:after="180"/>
+      </w:pPr>
+      <w:r>
+        <w:rPr>
+          <w:b w:val="0"/>
+        </w:rPr>
+        <w:t xml:space="preserve">A request for 7 minutes has no </w:t>
+      </w:r>
+      <w:r>
+        <w:rPr>
+          <w:b/>
+        </w:rPr>
+        <w:t>compatible</w:t>
+      </w:r>
+      <w:r>
+        <w:rPr>
+          <w:b w:val="0"/>
+        </w:rPr>
+        <w:t xml:space="preserve"> activity in this catalogue, even when quiet is not required.</w:t>
+      </w:r>
+    </w:p>
+    <w:p>
+      <w:pPr>
+        <w:spacing w:line="336" w:lineRule="auto" w:after="180"/>
+      </w:pPr>
+      <w:r>
+        <w:rPr>
+          <w:b w:val="0"/>
+        </w:rPr>
+        <w:t xml:space="preserve">Check each condition. A fast activity can still fail the quiet </w:t>
+      </w:r>
+      <w:r>
+        <w:rPr>
+          <w:b/>
+        </w:rPr>
+        <w:t>requirement</w:t>
+      </w:r>
+      <w:r>
+        <w:rPr>
+          <w:b w:val="0"/>
+        </w:rPr>
+        <w:t>. A quiet activity can still take too long. Exact equality is allowed: an activity listed as 10 minutes fits 10 available minutes.</w:t>
+      </w:r>
+    </w:p>
+    <w:p>
+      <w:pPr>
+        <w:spacing w:line="336" w:lineRule="auto" w:after="180"/>
+      </w:pPr>
+      <w:r>
+        <w:rPr>
+          <w:b w:val="0"/>
+        </w:rPr>
+        <w:t>A blank time is different from a valid time of zero.</w:t>
+      </w:r>
+    </w:p>
+    <w:p>
+      <w:pPr>
+        <w:pStyle w:val="Heading2"/>
+      </w:pPr>
+      <w:r>
+        <w:t>Run and record the manual baseline</w:t>
       </w:r>
     </w:p>
     <w:p>
@@ -2224,14 +1618,6 @@
     </w:p>
     <w:p>
       <w:pPr>
-        <w:pStyle w:val="Heading3"/>
-      </w:pPr>
-      <w:r>
-        <w:t>Model the reasoning aloud · 6</w:t>
-      </w:r>
-    </w:p>
-    <w:p>
-      <w:pPr>
         <w:spacing w:line="336" w:lineRule="auto" w:after="180"/>
       </w:pPr>
       <w:r>
@@ -2314,14 +1700,6 @@
     </w:p>
     <w:p>
       <w:pPr>
-        <w:pStyle w:val="Heading3"/>
-      </w:pPr>
-      <w:r>
-        <w:t>Model the reasoning aloud · 7</w:t>
-      </w:r>
-    </w:p>
-    <w:p>
-      <w:pPr>
         <w:spacing w:line="336" w:lineRule="auto" w:after="180"/>
       </w:pPr>
       <w:r>
@@ -2366,108 +1744,14 @@
         <w:t xml:space="preserve"> skip a condition just to make the prototype look better.</w:t>
       </w:r>
     </w:p>
-    <w:tbl>
-      <w:tblPr>
-        <w:tblStyle w:val="LightShading-Accent1"/>
-        <w:tblW w:type="auto" w:w="0"/>
-        <w:tblLook w:firstColumn="1" w:firstRow="1" w:lastColumn="0" w:lastRow="0" w:noHBand="0" w:noVBand="1" w:val="04A0"/>
-      </w:tblPr>
-      <w:tblGrid>
-        <w:gridCol w:w="5112"/>
-        <w:gridCol w:w="5112"/>
-      </w:tblGrid>
-      <w:tr>
-        <w:trPr>
-          <w:tblHeader/>
-        </w:trPr>
-        <w:tc>
-          <w:tcPr>
-            <w:tcW w:type="dxa" w:w="5112"/>
-          </w:tcPr>
-          <w:p>
-            <w:r>
-              <w:t>Thinking move</w:t>
-            </w:r>
-          </w:p>
-        </w:tc>
-        <w:tc>
-          <w:tcPr>
-            <w:tcW w:type="dxa" w:w="5112"/>
-          </w:tcPr>
-          <w:p>
-            <w:r>
-              <w:t>Teacher prompt</w:t>
-            </w:r>
-          </w:p>
-        </w:tc>
-      </w:tr>
-      <w:tr>
-        <w:tc>
-          <w:tcPr>
-            <w:tcW w:type="dxa" w:w="5112"/>
-          </w:tcPr>
-          <w:p>
-            <w:r>
-              <w:t>Plan</w:t>
-            </w:r>
-          </w:p>
-        </w:tc>
-        <w:tc>
-          <w:tcPr>
-            <w:tcW w:type="dxa" w:w="5112"/>
-          </w:tcPr>
-          <w:p>
-            <w:r>
-              <w:t>What is given? What is the question? Which procedure fits these facts?</w:t>
-            </w:r>
-          </w:p>
-        </w:tc>
-      </w:tr>
-      <w:tr>
-        <w:tc>
-          <w:tcPr>
-            <w:tcW w:type="dxa" w:w="5112"/>
-          </w:tcPr>
-          <w:p>
-            <w:r>
-              <w:t>Do</w:t>
-            </w:r>
-          </w:p>
-        </w:tc>
-        <w:tc>
-          <w:tcPr>
-            <w:tcW w:type="dxa" w:w="5112"/>
-          </w:tcPr>
-          <w:p>
-            <w:r>
-              <w:t>Point to each input and intermediate step in the worked trace. Name the rule that allows the next step.</w:t>
-            </w:r>
-          </w:p>
-        </w:tc>
-      </w:tr>
-      <w:tr>
-        <w:tc>
-          <w:tcPr>
-            <w:tcW w:type="dxa" w:w="5112"/>
-          </w:tcPr>
-          <w:p>
-            <w:r>
-              <w:t>Check</w:t>
-            </w:r>
-          </w:p>
-        </w:tc>
-        <w:tc>
-          <w:tcPr>
-            <w:tcW w:type="dxa" w:w="5112"/>
-          </w:tcPr>
-          <w:p>
-            <w:r>
-              <w:t>Does the output answer the question? Which assumption or limitation prevents a larger claim?</w:t>
-            </w:r>
-          </w:p>
-        </w:tc>
-      </w:tr>
-    </w:tbl>
+    <w:p>
+      <w:pPr>
+        <w:pStyle w:val="Heading2"/>
+      </w:pPr>
+      <w:r>
+        <w:t>Introduce the separate two-bin contract</w:t>
+      </w:r>
+    </w:p>
     <w:p>
       <w:pPr>
         <w:spacing w:line="336" w:lineRule="auto" w:after="180"/>
@@ -2476,15 +1760,7 @@
         <w:rPr>
           <w:b w:val="0"/>
         </w:rPr>
-        <w:t>Use the diagram and verbal explanation together. Ask learners to match a sentence to a specific visual step; do not assign learners fixed visual or auditory learning styles.</w:t>
-      </w:r>
-    </w:p>
-    <w:p>
-      <w:pPr>
-        <w:pStyle w:val="Heading3"/>
-      </w:pPr>
-      <w:r>
-        <w:t>A pictorial worked case: Choose Inputs and Outputs</w:t>
+        <w:t>A fictional classroom chooses a storage bin for model parts.</w:t>
       </w:r>
     </w:p>
     <w:p>
@@ -2495,49 +1771,12 @@
         <w:rPr>
           <w:b w:val="0"/>
         </w:rPr>
-        <w:t>A fictional classroom chooses a storage bin for model parts.</w:t>
-      </w:r>
-    </w:p>
-    <w:p>
-      <w:pPr>
-        <w:pStyle w:val="Heading3"/>
-      </w:pPr>
-      <w:r>
-        <w:t>The facts we will use</w:t>
-      </w:r>
-    </w:p>
-    <w:p>
-      <w:pPr>
-        <w:pStyle w:val="Heading3"/>
-      </w:pPr>
-      <w:r>
-        <w:t>Supplied facts</w:t>
+        <w:t>Catalogue order: B1 capacity 5, B2 capacity 9. Valid request is a whole part count 1–12.</w:t>
       </w:r>
     </w:p>
     <w:p>
       <w:pPr>
         <w:spacing w:line="336" w:lineRule="auto" w:after="180"/>
-        <w:shd w:fill="F1F6FC"/>
-      </w:pPr>
-      <w:r>
-        <w:rPr>
-          <w:b w:val="0"/>
-        </w:rPr>
-        <w:t>Catalogue order: B1 capacity 5, B2 capacity 9. Valid request is a whole part count 1–12.</w:t>
-      </w:r>
-    </w:p>
-    <w:p>
-      <w:pPr>
-        <w:pStyle w:val="Heading3"/>
-      </w:pPr>
-      <w:r>
-        <w:t>Supplied facts</w:t>
-      </w:r>
-    </w:p>
-    <w:p>
-      <w:pPr>
-        <w:spacing w:line="336" w:lineRule="auto" w:after="180"/>
-        <w:shd w:fill="F1F6FC"/>
       </w:pPr>
       <w:r>
         <w:rPr>
@@ -2556,14 +1795,22 @@
           <w:b w:val="0"/>
         </w:rPr>
         <w:t>.</w:t>
+      </w:r>
+    </w:p>
+    <w:p>
+      <w:pPr>
+        <w:pStyle w:val="Heading2"/>
+      </w:pPr>
+      <w:r>
+        <w:t>Return to the activity baseline checklist</w:t>
       </w:r>
     </w:p>
     <w:p>
       <w:r>
         <w:drawing>
           <wp:inline xmlns:a="http://schemas.openxmlformats.org/drawingml/2006/main" xmlns:pic="http://schemas.openxmlformats.org/drawingml/2006/picture">
-            <wp:extent cx="5381271" cy="5943599"/>
-            <wp:docPr id="1" name="Picture 1" descr="Choose Inputs and Outputs. Validate request: Count 6 is whole and within 1–12.. Check first bin: B1 capacity 5 is below 6; reject it.. Check second bin: B2 capacity 9 is at least 6; accept it.. Baseline output: Report B2 and stop; save the comparison evidence."/>
+            <wp:extent cx="5486400" cy="2923032"/>
+            <wp:docPr id="1" name="Picture 1" descr="The manual checklist baseline. Validate the request | Check minutes and Yes or No | Clarify invalid input. Inspect catalogue in order | Check time and quiet for each | Mark compatible rows. Choose or explain absence | First compatible row or none | Suggestion or no match. Keep the evidence | Record input, result, reason | Comparable baseline record"/>
             <wp:cNvGraphicFramePr>
               <a:graphicFrameLocks noChangeAspect="1"/>
             </wp:cNvGraphicFramePr>
@@ -2571,7 +1818,7 @@
               <a:graphicData uri="http://schemas.openxmlformats.org/drawingml/2006/picture">
                 <pic:pic>
                   <pic:nvPicPr>
-                    <pic:cNvPr id="0" name="academy-visual-ai-1-30.png"/>
+                    <pic:cNvPr id="0" name="academy-story-ai-1-30-03.png"/>
                     <pic:cNvPicPr/>
                   </pic:nvPicPr>
                   <pic:blipFill>
@@ -2583,7 +1830,51 @@
                   <pic:spPr>
                     <a:xfrm>
                       <a:off x="0" y="0"/>
-                      <a:ext cx="5381271" cy="5943599"/>
+                      <a:ext cx="5486400" cy="2923032"/>
+                    </a:xfrm>
+                    <a:prstGeom prst="rect"/>
+                  </pic:spPr>
+                </pic:pic>
+              </a:graphicData>
+            </a:graphic>
+          </wp:inline>
+        </w:drawing>
+      </w:r>
+    </w:p>
+    <w:p>
+      <w:pPr>
+        <w:pStyle w:val="Heading2"/>
+      </w:pPr>
+      <w:r>
+        <w:t>Trace the bin request</w:t>
+      </w:r>
+    </w:p>
+    <w:p>
+      <w:r>
+        <w:drawing>
+          <wp:inline xmlns:a="http://schemas.openxmlformats.org/drawingml/2006/main" xmlns:pic="http://schemas.openxmlformats.org/drawingml/2006/picture">
+            <wp:extent cx="5486400" cy="4005072"/>
+            <wp:docPr id="2" name="Picture 2" descr="Validate request: Count 6 is whole and within 1–12. → Check first bin: B1 capacity 5 is below 6; reject it. → Check second bin: B2 capacity 9 is at least 6; accept it. → Baseline output: Report B2 and stop; save the comparison evidence."/>
+            <wp:cNvGraphicFramePr>
+              <a:graphicFrameLocks noChangeAspect="1"/>
+            </wp:cNvGraphicFramePr>
+            <a:graphic>
+              <a:graphicData uri="http://schemas.openxmlformats.org/drawingml/2006/picture">
+                <pic:pic>
+                  <pic:nvPicPr>
+                    <pic:cNvPr id="0" name="academy-story-ai-1-30-02.png"/>
+                    <pic:cNvPicPr/>
+                  </pic:nvPicPr>
+                  <pic:blipFill>
+                    <a:blip r:embed="rId10"/>
+                    <a:stretch>
+                      <a:fillRect/>
+                    </a:stretch>
+                  </pic:blipFill>
+                  <pic:spPr>
+                    <a:xfrm>
+                      <a:off x="0" y="0"/>
+                      <a:ext cx="5486400" cy="4005072"/>
                     </a:xfrm>
                     <a:prstGeom prst="rect"/>
                   </pic:spPr>
@@ -2733,295 +2024,253 @@
     </w:p>
     <w:p>
       <w:pPr>
+        <w:spacing w:line="336" w:lineRule="auto" w:after="180"/>
+      </w:pPr>
+      <w:r>
+        <w:rPr>
+          <w:b w:val="0"/>
+        </w:rPr>
+        <w:t xml:space="preserve">The </w:t>
+      </w:r>
+      <w:r>
+        <w:rPr>
+          <w:b/>
+        </w:rPr>
+        <w:t>baseline</w:t>
+      </w:r>
+      <w:r>
+        <w:rPr>
+          <w:b w:val="0"/>
+        </w:rPr>
+        <w:t xml:space="preserve"> is an ordered catalogue scan, not a preference ranking. It makes expectations testable before a prototype is built.</w:t>
+      </w:r>
+    </w:p>
+    <w:p>
+      <w:pPr>
+        <w:spacing w:line="336" w:lineRule="auto" w:after="180"/>
+      </w:pPr>
+      <w:r>
+        <w:rPr>
+          <w:b w:val="0"/>
+        </w:rPr>
+        <w:t xml:space="preserve">Count 10 is valid but has no matching bin; that differs from a blank count, which fails the </w:t>
+      </w:r>
+      <w:r>
+        <w:rPr>
+          <w:b/>
+        </w:rPr>
+        <w:t>input</w:t>
+      </w:r>
+      <w:r>
+        <w:rPr>
+          <w:b w:val="0"/>
+        </w:rPr>
+        <w:t xml:space="preserve"> contract. Both situations need explicit </w:t>
+      </w:r>
+      <w:r>
+        <w:rPr>
+          <w:b/>
+        </w:rPr>
+        <w:t>output</w:t>
+      </w:r>
+      <w:r>
+        <w:rPr>
+          <w:b w:val="0"/>
+        </w:rPr>
+        <w:t xml:space="preserve"> behavior.</w:t>
+      </w:r>
+    </w:p>
+    <w:p>
+      <w:pPr>
+        <w:pStyle w:val="Heading2"/>
+      </w:pPr>
+      <w:r>
+        <w:t>Limit bin suitability claims</w:t>
+      </w:r>
+    </w:p>
+    <w:p>
+      <w:pPr>
+        <w:spacing w:line="336" w:lineRule="auto" w:after="180"/>
+      </w:pPr>
+      <w:r>
+        <w:rPr>
+          <w:b w:val="0"/>
+        </w:rPr>
+        <w:t xml:space="preserve">Bin capacity is the only supplied </w:t>
+      </w:r>
+      <w:r>
+        <w:rPr>
+          <w:b/>
+        </w:rPr>
+        <w:t>fitting</w:t>
+      </w:r>
+      <w:r>
+        <w:rPr>
+          <w:b w:val="0"/>
+        </w:rPr>
+        <w:t xml:space="preserve"> criterion; weight or shape suitability cannot be inferred.</w:t>
+      </w:r>
+    </w:p>
+    <w:p>
+      <w:pPr>
+        <w:pStyle w:val="Heading2"/>
+      </w:pPr>
+      <w:r>
+        <w:t>Change to the exact capacity boundary</w:t>
+      </w:r>
+    </w:p>
+    <w:p>
+      <w:pPr>
+        <w:spacing w:line="336" w:lineRule="auto" w:after="180"/>
+      </w:pPr>
+      <w:r>
+        <w:rPr>
+          <w:b w:val="0"/>
+        </w:rPr>
+        <w:t>Change: Change request 6 to 5.</w:t>
+      </w:r>
+    </w:p>
+    <w:p>
+      <w:pPr>
+        <w:spacing w:line="336" w:lineRule="auto" w:after="180"/>
+      </w:pPr>
+      <w:r>
+        <w:rPr>
+          <w:b/>
+        </w:rPr>
+        <w:t>Prediction</w:t>
+      </w:r>
+      <w:r>
+        <w:rPr>
+          <w:b w:val="0"/>
+        </w:rPr>
+        <w:t xml:space="preserve">: The </w:t>
+      </w:r>
+      <w:r>
+        <w:rPr>
+          <w:b/>
+        </w:rPr>
+        <w:t>baseline</w:t>
+      </w:r>
+      <w:r>
+        <w:rPr>
+          <w:b w:val="0"/>
+        </w:rPr>
+        <w:t xml:space="preserve"> returns B1.</w:t>
+      </w:r>
+    </w:p>
+    <w:p>
+      <w:pPr>
+        <w:spacing w:line="336" w:lineRule="auto" w:after="180"/>
+      </w:pPr>
+      <w:r>
+        <w:rPr>
+          <w:b w:val="0"/>
+        </w:rPr>
+        <w:t>Reason: Its capacity equals the request, and at least includes equality.</w:t>
+      </w:r>
+    </w:p>
+    <w:p>
+      <w:pPr>
+        <w:pStyle w:val="Heading2"/>
+      </w:pPr>
+      <w:r>
+        <w:t>Connect the picture to each check</w:t>
+      </w:r>
+    </w:p>
+    <w:p>
+      <w:pPr>
+        <w:spacing w:line="336" w:lineRule="auto" w:after="180"/>
+      </w:pPr>
+      <w:r>
+        <w:rPr>
+          <w:b w:val="0"/>
+        </w:rPr>
+        <w:t>Use the diagram and verbal explanation together. Ask learners to match a sentence to a specific visual step; do not assign learners fixed visual or auditory learning styles.</w:t>
+      </w:r>
+    </w:p>
+    <w:p>
+      <w:pPr>
+        <w:spacing w:line="336" w:lineRule="auto" w:after="180"/>
+      </w:pPr>
+      <w:r>
+        <w:rPr>
+          <w:b w:val="0"/>
+        </w:rPr>
+        <w:t xml:space="preserve">Cover the result. Ask learners to name the </w:t>
+      </w:r>
+      <w:r>
+        <w:rPr>
+          <w:b/>
+        </w:rPr>
+        <w:t>input</w:t>
+      </w:r>
+      <w:r>
+        <w:rPr>
+          <w:b w:val="0"/>
+        </w:rPr>
+        <w:t xml:space="preserve">s and predict the next step. Uncover one step, connect the icon to the actual procedure, and explain its </w:t>
+      </w:r>
+      <w:r>
+        <w:rPr>
+          <w:b/>
+        </w:rPr>
+        <w:t>evidence</w:t>
+      </w:r>
+      <w:r>
+        <w:rPr>
+          <w:b w:val="0"/>
+        </w:rPr>
+        <w:t>. Then change the supplied condition and compare.</w:t>
+      </w:r>
+    </w:p>
+    <w:p>
+      <w:pPr>
+        <w:spacing w:line="336" w:lineRule="auto" w:after="180"/>
+      </w:pPr>
+      <w:r>
+        <w:rPr>
+          <w:b w:val="0"/>
+        </w:rPr>
+        <w:t>The picture is a representation; it does not document execution of a real AI model.</w:t>
+      </w:r>
+    </w:p>
+    <w:p>
+      <w:pPr>
+        <w:pStyle w:val="Heading2"/>
+      </w:pPr>
+      <w:r>
+        <w:t>Earlier wording, alternatives and picture transcripts · reference / check after trying</w:t>
+      </w:r>
+    </w:p>
+    <w:p>
+      <w:pPr>
+        <w:spacing w:line="336" w:lineRule="auto" w:after="180"/>
+      </w:pPr>
+      <w:r>
+        <w:rPr>
+          <w:b w:val="0"/>
+        </w:rPr>
+        <w:t>Explain the mechanism</w:t>
+      </w:r>
+    </w:p>
+    <w:p>
+      <w:pPr>
+        <w:spacing w:line="336" w:lineRule="auto" w:after="180"/>
+      </w:pPr>
+      <w:r>
+        <w:rPr>
+          <w:b w:val="0"/>
+        </w:rPr>
+        <w:t>Follow the information instead of imagining magic inside the machine.</w:t>
+      </w:r>
+    </w:p>
+    <w:p>
+      <w:pPr>
         <w:pStyle w:val="Heading3"/>
       </w:pPr>
       <w:r>
-        <w:t>Why this result follows</w:t>
-      </w:r>
-    </w:p>
-    <w:p>
-      <w:pPr>
-        <w:pStyle w:val="Heading3"/>
-      </w:pPr>
-      <w:r>
-        <w:t>Why the result follows</w:t>
-      </w:r>
-    </w:p>
-    <w:p>
-      <w:pPr>
-        <w:spacing w:line="336" w:lineRule="auto" w:after="180"/>
-        <w:shd w:fill="F1F6FC"/>
-      </w:pPr>
-      <w:r>
-        <w:rPr>
-          <w:b w:val="0"/>
-        </w:rPr>
-        <w:t xml:space="preserve">The </w:t>
-      </w:r>
-      <w:r>
-        <w:rPr>
-          <w:b/>
-        </w:rPr>
-        <w:t>baseline</w:t>
-      </w:r>
-      <w:r>
-        <w:rPr>
-          <w:b w:val="0"/>
-        </w:rPr>
-        <w:t xml:space="preserve"> is an ordered catalogue scan, not a preference ranking. It makes expectations testable before a prototype is built.</w:t>
-      </w:r>
-    </w:p>
-    <w:p>
-      <w:pPr>
-        <w:spacing w:line="336" w:lineRule="auto" w:after="180"/>
-        <w:shd w:fill="F1F6FC"/>
-      </w:pPr>
-      <w:r>
-        <w:rPr>
-          <w:b w:val="0"/>
-        </w:rPr>
-        <w:t xml:space="preserve">Count 10 is valid but has no matching bin; that differs from a blank count, which fails the </w:t>
-      </w:r>
-      <w:r>
-        <w:rPr>
-          <w:b/>
-        </w:rPr>
-        <w:t>input</w:t>
-      </w:r>
-      <w:r>
-        <w:rPr>
-          <w:b w:val="0"/>
-        </w:rPr>
-        <w:t xml:space="preserve"> contract. Both situations need explicit </w:t>
-      </w:r>
-      <w:r>
-        <w:rPr>
-          <w:b/>
-        </w:rPr>
-        <w:t>output</w:t>
-      </w:r>
-      <w:r>
-        <w:rPr>
-          <w:b w:val="0"/>
-        </w:rPr>
-        <w:t xml:space="preserve"> behavior.</w:t>
-      </w:r>
-    </w:p>
-    <w:p>
-      <w:pPr>
-        <w:pStyle w:val="Heading3"/>
-      </w:pPr>
-      <w:r>
-        <w:t>What this example does not establish</w:t>
-      </w:r>
-    </w:p>
-    <w:p>
-      <w:pPr>
-        <w:pStyle w:val="Heading3"/>
-      </w:pPr>
-      <w:r>
-        <w:t>Keep the stated limit</w:t>
-      </w:r>
-    </w:p>
-    <w:p>
-      <w:pPr>
-        <w:spacing w:line="336" w:lineRule="auto" w:after="180"/>
-        <w:shd w:fill="FFF5E6"/>
-      </w:pPr>
-      <w:r>
-        <w:rPr>
-          <w:b w:val="0"/>
-        </w:rPr>
-        <w:t xml:space="preserve">Bin capacity is the only supplied </w:t>
-      </w:r>
-      <w:r>
-        <w:rPr>
-          <w:b/>
-        </w:rPr>
-        <w:t>fitting</w:t>
-      </w:r>
-      <w:r>
-        <w:rPr>
-          <w:b w:val="0"/>
-        </w:rPr>
-        <w:t xml:space="preserve"> criterion; weight or shape suitability cannot be inferred.</w:t>
-      </w:r>
-    </w:p>
-    <w:p>
-      <w:pPr>
-        <w:pStyle w:val="Heading3"/>
-      </w:pPr>
-      <w:r>
-        <w:t>Change one thing in the pictured case</w:t>
-      </w:r>
-    </w:p>
-    <w:p>
-      <w:pPr>
-        <w:pStyle w:val="Heading3"/>
-      </w:pPr>
-      <w:r>
-        <w:t>Change one thing</w:t>
-      </w:r>
-    </w:p>
-    <w:p>
-      <w:pPr>
-        <w:spacing w:line="336" w:lineRule="auto" w:after="180"/>
-        <w:shd w:fill="F5F1FB"/>
-      </w:pPr>
-      <w:r>
-        <w:rPr>
-          <w:b w:val="0"/>
-        </w:rPr>
-        <w:t>Change: Change request 6 to 5.</w:t>
-      </w:r>
-    </w:p>
-    <w:p>
-      <w:pPr>
-        <w:pStyle w:val="Heading3"/>
-      </w:pPr>
-      <w:r>
-        <w:t>Predicted result</w:t>
-      </w:r>
-    </w:p>
-    <w:p>
-      <w:pPr>
-        <w:spacing w:line="336" w:lineRule="auto" w:after="180"/>
-        <w:shd w:fill="F1F6FC"/>
-      </w:pPr>
-      <w:r>
-        <w:rPr>
-          <w:b/>
-        </w:rPr>
-        <w:t>Prediction</w:t>
-      </w:r>
-      <w:r>
-        <w:rPr>
-          <w:b w:val="0"/>
-        </w:rPr>
-        <w:t xml:space="preserve">: The </w:t>
-      </w:r>
-      <w:r>
-        <w:rPr>
-          <w:b/>
-        </w:rPr>
-        <w:t>baseline</w:t>
-      </w:r>
-      <w:r>
-        <w:rPr>
-          <w:b w:val="0"/>
-        </w:rPr>
-        <w:t xml:space="preserve"> returns B1.</w:t>
-      </w:r>
-    </w:p>
-    <w:p>
-      <w:pPr>
-        <w:pStyle w:val="Heading3"/>
-      </w:pPr>
-      <w:r>
-        <w:t>Why the result follows</w:t>
-      </w:r>
-    </w:p>
-    <w:p>
-      <w:pPr>
-        <w:spacing w:line="336" w:lineRule="auto" w:after="180"/>
-        <w:shd w:fill="F1F6FC"/>
-      </w:pPr>
-      <w:r>
-        <w:rPr>
-          <w:b w:val="0"/>
-        </w:rPr>
-        <w:t>Reason: Its capacity equals the request, and at least includes equality.</w:t>
-      </w:r>
-    </w:p>
-    <w:p>
-      <w:pPr>
-        <w:pStyle w:val="Heading3"/>
-      </w:pPr>
-      <w:r>
-        <w:t>Ask while showing the picture</w:t>
-      </w:r>
-    </w:p>
-    <w:p>
-      <w:pPr>
-        <w:pStyle w:val="Heading3"/>
-      </w:pPr>
-      <w:r>
-        <w:t>Ask while showing the picture · 8</w:t>
-      </w:r>
-    </w:p>
-    <w:p>
-      <w:pPr>
-        <w:spacing w:line="336" w:lineRule="auto" w:after="180"/>
-      </w:pPr>
-      <w:r>
-        <w:rPr>
-          <w:b w:val="0"/>
-        </w:rPr>
-        <w:t xml:space="preserve">Cover the result. Ask learners to name the </w:t>
-      </w:r>
-      <w:r>
-        <w:rPr>
-          <w:b/>
-        </w:rPr>
-        <w:t>input</w:t>
-      </w:r>
-      <w:r>
-        <w:rPr>
-          <w:b w:val="0"/>
-        </w:rPr>
-        <w:t xml:space="preserve">s and predict the next step. Uncover one step, connect the icon to the actual procedure, and explain its </w:t>
-      </w:r>
-      <w:r>
-        <w:rPr>
-          <w:b/>
-        </w:rPr>
-        <w:t>evidence</w:t>
-      </w:r>
-      <w:r>
-        <w:rPr>
-          <w:b w:val="0"/>
-        </w:rPr>
-        <w:t>. Then change the supplied condition and compare.</w:t>
-      </w:r>
-    </w:p>
-    <w:p>
-      <w:pPr>
-        <w:spacing w:line="336" w:lineRule="auto" w:after="180"/>
-      </w:pPr>
-      <w:r>
-        <w:rPr>
-          <w:b w:val="0"/>
-        </w:rPr>
-        <w:t>The picture is a representation; it does not document execution of a real AI model.</w:t>
-      </w:r>
-    </w:p>
-    <w:p>
-      <w:pPr>
-        <w:pStyle w:val="Heading1"/>
-      </w:pPr>
-      <w:r>
-        <w:t>03. Demonstrate and guide practice</w:t>
-      </w:r>
-    </w:p>
-    <w:p>
-      <w:r>
-        <w:t>Demonstrate Choose Inputs and Outputs, reduce support deliberately and check individual reasoning before discussing answers.</w:t>
-      </w:r>
-    </w:p>
-    <w:p>
-      <w:pPr>
-        <w:pStyle w:val="Heading3"/>
-      </w:pPr>
-      <w:r>
-        <w:t>Board sequence</w:t>
-      </w:r>
-    </w:p>
-    <w:p>
-      <w:pPr>
-        <w:pStyle w:val="Heading3"/>
-      </w:pPr>
-      <w:r>
-        <w:t>1. Put the facts on the board</w:t>
+        <w:t>1. Input — information entering</w:t>
       </w:r>
     </w:p>
     <w:p>
@@ -3031,21 +2280,15 @@
       </w:pPr>
       <w:r>
         <w:rPr>
-          <w:b w:val="0"/>
-        </w:rPr>
-        <w:t xml:space="preserve">Write the given facts: A sorter suggests paper or plastic trays using material </w:t>
-      </w:r>
-      <w:r>
-        <w:rPr>
           <w:b/>
         </w:rPr>
-        <w:t>observation</w:t>
-      </w:r>
-      <w:r>
-        <w:rPr>
-          <w:b w:val="0"/>
-        </w:rPr>
-        <w:t>s.</w:t>
+        <w:t>INPUT</w:t>
+      </w:r>
+      <w:r>
+        <w:rPr>
+          <w:b w:val="0"/>
+        </w:rPr>
+        <w:t xml:space="preserve"> minimal required information</w:t>
       </w:r>
     </w:p>
     <w:p>
@@ -3053,7 +2296,7 @@
         <w:pStyle w:val="Heading3"/>
       </w:pPr>
       <w:r>
-        <w:t>2. State the decision to explain</w:t>
+        <w:t>2. Process — the deciding step</w:t>
       </w:r>
     </w:p>
     <w:p>
@@ -3063,6 +2306,1218 @@
       </w:pPr>
       <w:r>
         <w:rPr>
+          <w:b/>
+        </w:rPr>
+        <w:t>PROCESS</w:t>
+      </w:r>
+      <w:r>
+        <w:rPr>
+          <w:b w:val="0"/>
+        </w:rPr>
+        <w:t xml:space="preserve"> candidate decision </w:t>
+      </w:r>
+      <w:r>
+        <w:rPr>
+          <w:b/>
+        </w:rPr>
+        <w:t>process</w:t>
+      </w:r>
+    </w:p>
+    <w:p>
+      <w:pPr>
+        <w:pStyle w:val="Heading3"/>
+      </w:pPr>
+      <w:r>
+        <w:t>3. Output — the result</w:t>
+      </w:r>
+    </w:p>
+    <w:p>
+      <w:pPr>
+        <w:spacing w:line="336" w:lineRule="auto" w:after="180"/>
+        <w:shd w:fill="F4F9FC"/>
+      </w:pPr>
+      <w:r>
+        <w:rPr>
+          <w:b/>
+        </w:rPr>
+        <w:t>OUTPUT</w:t>
+      </w:r>
+      <w:r>
+        <w:rPr>
+          <w:b w:val="0"/>
+        </w:rPr>
+        <w:t xml:space="preserve"> specific promised result and uncertainty path</w:t>
+      </w:r>
+    </w:p>
+    <w:p>
+      <w:pPr>
+        <w:spacing w:line="336" w:lineRule="auto" w:after="180"/>
+      </w:pPr>
+      <w:r>
+        <w:rPr>
+          <w:b w:val="0"/>
+        </w:rPr>
+        <w:t>CORE IDEA A useful design makes required information and promised result explicit.</w:t>
+      </w:r>
+    </w:p>
+    <w:p>
+      <w:pPr>
+        <w:spacing w:line="336" w:lineRule="auto" w:after="180"/>
+      </w:pPr>
+      <w:r>
+        <w:rPr>
+          <w:b w:val="0"/>
+        </w:rPr>
+        <w:t xml:space="preserve">UNDER THE HOOD Interface contracts define </w:t>
+      </w:r>
+      <w:r>
+        <w:rPr>
+          <w:b/>
+        </w:rPr>
+        <w:t>input</w:t>
+      </w:r>
+      <w:r>
+        <w:rPr>
+          <w:b w:val="0"/>
+        </w:rPr>
+        <w:t xml:space="preserve">s, </w:t>
+      </w:r>
+      <w:r>
+        <w:rPr>
+          <w:b/>
+        </w:rPr>
+        <w:t>output</w:t>
+      </w:r>
+      <w:r>
+        <w:rPr>
+          <w:b w:val="0"/>
+        </w:rPr>
+        <w:t xml:space="preserve">s, types, allowed values, </w:t>
+      </w:r>
+      <w:r>
+        <w:rPr>
+          <w:b/>
+        </w:rPr>
+        <w:t>missing-data behavior</w:t>
+      </w:r>
+      <w:r>
+        <w:rPr>
+          <w:b w:val="0"/>
+        </w:rPr>
+        <w:t>, and guarantees.</w:t>
+      </w:r>
+    </w:p>
+    <w:p>
+      <w:pPr>
+        <w:spacing w:line="336" w:lineRule="auto" w:after="180"/>
+      </w:pPr>
+      <w:r>
+        <w:rPr>
+          <w:b w:val="0"/>
+        </w:rPr>
+        <w:t xml:space="preserve">Good design avoids collecting data that cannot improve the promised result and avoids promising outcomes the </w:t>
+      </w:r>
+      <w:r>
+        <w:rPr>
+          <w:b/>
+        </w:rPr>
+        <w:t>process</w:t>
+      </w:r>
+      <w:r>
+        <w:rPr>
+          <w:b w:val="0"/>
+        </w:rPr>
+        <w:t xml:space="preserve"> cannot support.</w:t>
+      </w:r>
+    </w:p>
+    <w:p>
+      <w:pPr>
+        <w:spacing w:line="336" w:lineRule="auto" w:after="180"/>
+      </w:pPr>
+      <w:r>
+        <w:rPr>
+          <w:b w:val="0"/>
+        </w:rPr>
+        <w:t>Draw a fresh example with all three stages:</w:t>
+      </w:r>
+    </w:p>
+    <w:p>
+      <w:pPr>
+        <w:spacing w:line="336" w:lineRule="auto" w:after="180"/>
+      </w:pPr>
+      <w:r>
+        <w:rPr>
+          <w:b w:val="0"/>
+        </w:rPr>
+        <w:t xml:space="preserve">Every step connects a claim to observable </w:t>
+      </w:r>
+      <w:r>
+        <w:rPr>
+          <w:b/>
+        </w:rPr>
+        <w:t>evidence</w:t>
+      </w:r>
+      <w:r>
+        <w:rPr>
+          <w:b w:val="0"/>
+        </w:rPr>
+        <w:t>.</w:t>
+      </w:r>
+    </w:p>
+    <w:p>
+      <w:pPr>
+        <w:spacing w:line="336" w:lineRule="auto" w:after="180"/>
+      </w:pPr>
+      <w:r>
+        <w:rPr>
+          <w:b w:val="0"/>
+        </w:rPr>
+        <w:t>CASE A sorter can use item type and location found to suggest a bin without collecting a student's name or face.</w:t>
+      </w:r>
+    </w:p>
+    <w:p>
+      <w:pPr>
+        <w:spacing w:line="336" w:lineRule="auto" w:after="180"/>
+      </w:pPr>
+      <w:r>
+        <w:rPr>
+          <w:b w:val="0"/>
+        </w:rPr>
+        <w:t>STEP 1 — OBSERVE minimal required information</w:t>
+      </w:r>
+    </w:p>
+    <w:p>
+      <w:pPr>
+        <w:spacing w:line="336" w:lineRule="auto" w:after="180"/>
+      </w:pPr>
+      <w:r>
+        <w:rPr>
+          <w:b w:val="0"/>
+        </w:rPr>
+        <w:t xml:space="preserve">STEP 2 — TRACE candidate decision </w:t>
+      </w:r>
+      <w:r>
+        <w:rPr>
+          <w:b/>
+        </w:rPr>
+        <w:t>process</w:t>
+      </w:r>
+    </w:p>
+    <w:p>
+      <w:pPr>
+        <w:spacing w:line="336" w:lineRule="auto" w:after="180"/>
+      </w:pPr>
+      <w:r>
+        <w:rPr>
+          <w:b w:val="0"/>
+        </w:rPr>
+        <w:t>STEP 3 — CONCLUDE specific promised result and uncertainty path</w:t>
+      </w:r>
+    </w:p>
+    <w:p>
+      <w:pPr>
+        <w:spacing w:line="336" w:lineRule="auto" w:after="180"/>
+      </w:pPr>
+      <w:r>
+        <w:rPr>
+          <w:b w:val="0"/>
+        </w:rPr>
+        <w:t xml:space="preserve">MODEL REASONING Prefer the design that meets the measurable need with fewer, clearer </w:t>
+      </w:r>
+      <w:r>
+        <w:rPr>
+          <w:b/>
+        </w:rPr>
+        <w:t>input</w:t>
+      </w:r>
+      <w:r>
+        <w:rPr>
+          <w:b w:val="0"/>
+        </w:rPr>
+        <w:t xml:space="preserve">s and an honest </w:t>
+      </w:r>
+      <w:r>
+        <w:rPr>
+          <w:b/>
+        </w:rPr>
+        <w:t>output</w:t>
+      </w:r>
+      <w:r>
+        <w:rPr>
+          <w:b w:val="0"/>
+        </w:rPr>
+        <w:t>. State how missing values and ambiguous cases are handled before building.</w:t>
+      </w:r>
+    </w:p>
+    <w:p>
+      <w:pPr>
+        <w:spacing w:line="336" w:lineRule="auto" w:after="180"/>
+      </w:pPr>
+      <w:r>
+        <w:rPr>
+          <w:b w:val="0"/>
+        </w:rPr>
+        <w:t xml:space="preserve">DO NOT OVERCLAIM Every collected field creates cost and risk; every promised </w:t>
+      </w:r>
+      <w:r>
+        <w:rPr>
+          <w:b/>
+        </w:rPr>
+        <w:t>output</w:t>
+      </w:r>
+      <w:r>
+        <w:rPr>
+          <w:b w:val="0"/>
+        </w:rPr>
+        <w:t xml:space="preserve"> needs </w:t>
+      </w:r>
+      <w:r>
+        <w:rPr>
+          <w:b/>
+        </w:rPr>
+        <w:t>evidence</w:t>
+      </w:r>
+      <w:r>
+        <w:rPr>
+          <w:b w:val="0"/>
+        </w:rPr>
+        <w:t>.</w:t>
+      </w:r>
+    </w:p>
+    <w:p>
+      <w:pPr>
+        <w:spacing w:line="336" w:lineRule="auto" w:after="180"/>
+      </w:pPr>
+      <w:r>
+        <w:rPr>
+          <w:b w:val="0"/>
+        </w:rPr>
+        <w:t xml:space="preserve">What new </w:t>
+      </w:r>
+      <w:r>
+        <w:rPr>
+          <w:b/>
+        </w:rPr>
+        <w:t>evidence</w:t>
+      </w:r>
+      <w:r>
+        <w:rPr>
+          <w:b w:val="0"/>
+        </w:rPr>
+        <w:t xml:space="preserve"> could change this answer?</w:t>
+      </w:r>
+    </w:p>
+    <w:p>
+      <w:pPr>
+        <w:pStyle w:val="Heading3"/>
+      </w:pPr>
+      <w:r>
+        <w:t>Concrete teaching case</w:t>
+      </w:r>
+    </w:p>
+    <w:p>
+      <w:pPr>
+        <w:spacing w:line="336" w:lineRule="auto" w:after="180"/>
+      </w:pPr>
+      <w:r>
+        <w:rPr>
+          <w:b w:val="0"/>
+        </w:rPr>
+        <w:t xml:space="preserve">A sorter suggests paper or plastic trays using material </w:t>
+      </w:r>
+      <w:r>
+        <w:rPr>
+          <w:b/>
+        </w:rPr>
+        <w:t>observation</w:t>
+      </w:r>
+      <w:r>
+        <w:rPr>
+          <w:b w:val="0"/>
+        </w:rPr>
+        <w:t>s.</w:t>
+      </w:r>
+    </w:p>
+    <w:p>
+      <w:pPr>
+        <w:spacing w:line="336" w:lineRule="auto" w:after="180"/>
+      </w:pPr>
+      <w:r>
+        <w:rPr>
+          <w:b w:val="0"/>
+        </w:rPr>
+        <w:t xml:space="preserve">Name an </w:t>
+      </w:r>
+      <w:r>
+        <w:rPr>
+          <w:b/>
+        </w:rPr>
+        <w:t>input</w:t>
+      </w:r>
+      <w:r>
+        <w:rPr>
+          <w:b w:val="0"/>
+        </w:rPr>
+        <w:t xml:space="preserve">, </w:t>
+      </w:r>
+      <w:r>
+        <w:rPr>
+          <w:b/>
+        </w:rPr>
+        <w:t>output</w:t>
+      </w:r>
+      <w:r>
+        <w:rPr>
+          <w:b w:val="0"/>
+        </w:rPr>
+        <w:t xml:space="preserve"> and unnecessary </w:t>
+      </w:r>
+      <w:r>
+        <w:rPr>
+          <w:b/>
+        </w:rPr>
+        <w:t>input</w:t>
+      </w:r>
+      <w:r>
+        <w:rPr>
+          <w:b w:val="0"/>
+        </w:rPr>
+        <w:t>.</w:t>
+      </w:r>
+    </w:p>
+    <w:p>
+      <w:pPr>
+        <w:pStyle w:val="Heading3"/>
+      </w:pPr>
+      <w:r>
+        <w:t>Exact explanation to model</w:t>
+      </w:r>
+    </w:p>
+    <w:p>
+      <w:pPr>
+        <w:spacing w:line="336" w:lineRule="auto" w:after="180"/>
+      </w:pPr>
+      <w:r>
+        <w:rPr>
+          <w:b/>
+        </w:rPr>
+        <w:t>Input</w:t>
+      </w:r>
+      <w:r>
+        <w:rPr>
+          <w:b w:val="0"/>
+        </w:rPr>
+        <w:t xml:space="preserve">: material or a suitable image. </w:t>
+      </w:r>
+      <w:r>
+        <w:rPr>
+          <w:b/>
+        </w:rPr>
+        <w:t>Output</w:t>
+      </w:r>
+      <w:r>
+        <w:rPr>
+          <w:b w:val="0"/>
+        </w:rPr>
+        <w:t>: tray suggestion. Home address is unnecessary. Uncertain material needs review.</w:t>
+      </w:r>
+    </w:p>
+    <w:p>
+      <w:pPr>
+        <w:pStyle w:val="Heading3"/>
+      </w:pPr>
+      <w:r>
+        <w:t>Explain the added worked example</w:t>
+      </w:r>
+    </w:p>
+    <w:p>
+      <w:pPr>
+        <w:pStyle w:val="Heading3"/>
+      </w:pPr>
+      <w:r>
+        <w:t>Key terms</w:t>
+      </w:r>
+    </w:p>
+    <w:tbl>
+      <w:tblPr>
+        <w:tblStyle w:val="LightShading-Accent1"/>
+        <w:tblW w:type="auto" w:w="0"/>
+        <w:tblLook w:firstColumn="1" w:firstRow="1" w:lastColumn="0" w:lastRow="0" w:noHBand="0" w:noVBand="1" w:val="04A0"/>
+      </w:tblPr>
+      <w:tblGrid>
+        <w:gridCol w:w="5112"/>
+        <w:gridCol w:w="5112"/>
+      </w:tblGrid>
+      <w:tr>
+        <w:trPr>
+          <w:tblHeader/>
+        </w:trPr>
+        <w:tc>
+          <w:tcPr>
+            <w:tcW w:type="dxa" w:w="5112"/>
+          </w:tcPr>
+          <w:p>
+            <w:r>
+              <w:t>Term</w:t>
+            </w:r>
+          </w:p>
+        </w:tc>
+        <w:tc>
+          <w:tcPr>
+            <w:tcW w:type="dxa" w:w="5112"/>
+          </w:tcPr>
+          <w:p>
+            <w:r>
+              <w:t>Meaning</w:t>
+            </w:r>
+          </w:p>
+        </w:tc>
+      </w:tr>
+      <w:tr>
+        <w:tc>
+          <w:tcPr>
+            <w:tcW w:type="dxa" w:w="5112"/>
+          </w:tcPr>
+          <w:p>
+            <w:r>
+              <w:t>Requirement</w:t>
+            </w:r>
+          </w:p>
+        </w:tc>
+        <w:tc>
+          <w:tcPr>
+            <w:tcW w:type="dxa" w:w="5112"/>
+          </w:tcPr>
+          <w:p>
+            <w:r>
+              <w:t>A precise condition that the solution must satisfy</w:t>
+            </w:r>
+          </w:p>
+        </w:tc>
+      </w:tr>
+      <w:tr>
+        <w:tc>
+          <w:tcPr>
+            <w:tcW w:type="dxa" w:w="5112"/>
+          </w:tcPr>
+          <w:p>
+            <w:r>
+              <w:t>Baseline</w:t>
+            </w:r>
+          </w:p>
+        </w:tc>
+        <w:tc>
+          <w:tcPr>
+            <w:tcW w:type="dxa" w:w="5112"/>
+          </w:tcPr>
+          <w:p>
+            <w:r>
+              <w:t>A defined starting method used for comparison</w:t>
+            </w:r>
+          </w:p>
+        </w:tc>
+      </w:tr>
+      <w:tr>
+        <w:tc>
+          <w:tcPr>
+            <w:tcW w:type="dxa" w:w="5112"/>
+          </w:tcPr>
+          <w:p>
+            <w:r>
+              <w:t>Compatible</w:t>
+            </w:r>
+          </w:p>
+        </w:tc>
+        <w:tc>
+          <w:tcPr>
+            <w:tcW w:type="dxa" w:w="5112"/>
+          </w:tcPr>
+          <w:p>
+            <w:r>
+              <w:t>Meeting all the stated conditions of the request</w:t>
+            </w:r>
+          </w:p>
+        </w:tc>
+      </w:tr>
+      <w:tr>
+        <w:tc>
+          <w:tcPr>
+            <w:tcW w:type="dxa" w:w="5112"/>
+          </w:tcPr>
+          <w:p>
+            <w:r>
+              <w:t>Tie rule</w:t>
+            </w:r>
+          </w:p>
+        </w:tc>
+        <w:tc>
+          <w:tcPr>
+            <w:tcW w:type="dxa" w:w="5112"/>
+          </w:tcPr>
+          <w:p>
+            <w:r>
+              <w:t>A stated way to choose when several options qualify</w:t>
+            </w:r>
+          </w:p>
+        </w:tc>
+      </w:tr>
+      <w:tr>
+        <w:tc>
+          <w:tcPr>
+            <w:tcW w:type="dxa" w:w="5112"/>
+          </w:tcPr>
+          <w:p>
+            <w:r>
+              <w:t>Acceptance check</w:t>
+            </w:r>
+          </w:p>
+        </w:tc>
+        <w:tc>
+          <w:tcPr>
+            <w:tcW w:type="dxa" w:w="5112"/>
+          </w:tcPr>
+          <w:p>
+            <w:r>
+              <w:t>A check of whether a result satisfies a requirement</w:t>
+            </w:r>
+          </w:p>
+        </w:tc>
+      </w:tr>
+    </w:tbl>
+    <w:p>
+      <w:pPr>
+        <w:pStyle w:val="Heading3"/>
+      </w:pPr>
+      <w:r>
+        <w:t>Model the reasoning aloud</w:t>
+      </w:r>
+    </w:p>
+    <w:p>
+      <w:pPr>
+        <w:spacing w:line="336" w:lineRule="auto" w:after="180"/>
+      </w:pPr>
+      <w:r>
+        <w:rPr>
+          <w:b w:val="0"/>
+        </w:rPr>
+        <w:t xml:space="preserve">Use the complete worked example below before asking learners to complete W2. Reveal a small part, invite a </w:t>
+      </w:r>
+      <w:r>
+        <w:rPr>
+          <w:b/>
+        </w:rPr>
+        <w:t>prediction</w:t>
+      </w:r>
+      <w:r>
+        <w:rPr>
+          <w:b w:val="0"/>
+        </w:rPr>
+        <w:t>, then explain the deciding step.</w:t>
+      </w:r>
+    </w:p>
+    <w:p>
+      <w:pPr>
+        <w:spacing w:line="336" w:lineRule="auto" w:after="180"/>
+      </w:pPr>
+      <w:r>
+        <w:rPr>
+          <w:b w:val="0"/>
+        </w:rPr>
+        <w:t>These teacher notes contain solutions; do not reveal the independent case answer during modelling.</w:t>
+      </w:r>
+    </w:p>
+    <w:tbl>
+      <w:tblPr>
+        <w:tblStyle w:val="LightShading-Accent1"/>
+        <w:tblW w:type="auto" w:w="0"/>
+        <w:tblLook w:firstColumn="1" w:firstRow="1" w:lastColumn="0" w:lastRow="0" w:noHBand="0" w:noVBand="1" w:val="04A0"/>
+      </w:tblPr>
+      <w:tblGrid>
+        <w:gridCol w:w="5112"/>
+        <w:gridCol w:w="5112"/>
+      </w:tblGrid>
+      <w:tr>
+        <w:trPr>
+          <w:tblHeader/>
+        </w:trPr>
+        <w:tc>
+          <w:tcPr>
+            <w:tcW w:type="dxa" w:w="5112"/>
+          </w:tcPr>
+          <w:p>
+            <w:r>
+              <w:t>Thinking move</w:t>
+            </w:r>
+          </w:p>
+        </w:tc>
+        <w:tc>
+          <w:tcPr>
+            <w:tcW w:type="dxa" w:w="5112"/>
+          </w:tcPr>
+          <w:p>
+            <w:r>
+              <w:t>Teacher prompt</w:t>
+            </w:r>
+          </w:p>
+        </w:tc>
+      </w:tr>
+      <w:tr>
+        <w:tc>
+          <w:tcPr>
+            <w:tcW w:type="dxa" w:w="5112"/>
+          </w:tcPr>
+          <w:p>
+            <w:r>
+              <w:t>Plan</w:t>
+            </w:r>
+          </w:p>
+        </w:tc>
+        <w:tc>
+          <w:tcPr>
+            <w:tcW w:type="dxa" w:w="5112"/>
+          </w:tcPr>
+          <w:p>
+            <w:r>
+              <w:t>What is given? What is the question? Which procedure fits these facts?</w:t>
+            </w:r>
+          </w:p>
+        </w:tc>
+      </w:tr>
+      <w:tr>
+        <w:tc>
+          <w:tcPr>
+            <w:tcW w:type="dxa" w:w="5112"/>
+          </w:tcPr>
+          <w:p>
+            <w:r>
+              <w:t>Do</w:t>
+            </w:r>
+          </w:p>
+        </w:tc>
+        <w:tc>
+          <w:tcPr>
+            <w:tcW w:type="dxa" w:w="5112"/>
+          </w:tcPr>
+          <w:p>
+            <w:r>
+              <w:t>Point to each input and intermediate step in the worked trace. Name the rule that allows the next step.</w:t>
+            </w:r>
+          </w:p>
+        </w:tc>
+      </w:tr>
+      <w:tr>
+        <w:tc>
+          <w:tcPr>
+            <w:tcW w:type="dxa" w:w="5112"/>
+          </w:tcPr>
+          <w:p>
+            <w:r>
+              <w:t>Check</w:t>
+            </w:r>
+          </w:p>
+        </w:tc>
+        <w:tc>
+          <w:tcPr>
+            <w:tcW w:type="dxa" w:w="5112"/>
+          </w:tcPr>
+          <w:p>
+            <w:r>
+              <w:t>Does the output answer the question? Which assumption or limitation prevents a larger claim?</w:t>
+            </w:r>
+          </w:p>
+        </w:tc>
+      </w:tr>
+    </w:tbl>
+    <w:p>
+      <w:pPr>
+        <w:pStyle w:val="Heading3"/>
+      </w:pPr>
+      <w:r>
+        <w:t>A pictorial worked case: Choose Inputs and Outputs</w:t>
+      </w:r>
+    </w:p>
+    <w:p>
+      <w:pPr>
+        <w:pStyle w:val="Heading3"/>
+      </w:pPr>
+      <w:r>
+        <w:t>The facts we will use</w:t>
+      </w:r>
+    </w:p>
+    <w:p>
+      <w:r>
+        <w:drawing>
+          <wp:inline xmlns:a="http://schemas.openxmlformats.org/drawingml/2006/main" xmlns:pic="http://schemas.openxmlformats.org/drawingml/2006/picture">
+            <wp:extent cx="5381271" cy="5943599"/>
+            <wp:docPr id="3" name="Picture 3" descr="Choose Inputs and Outputs. Validate request: Count 6 is whole and within 1–12.. Check first bin: B1 capacity 5 is below 6; reject it.. Check second bin: B2 capacity 9 is at least 6; accept it.. Baseline output: Report B2 and stop; save the comparison evidence."/>
+            <wp:cNvGraphicFramePr>
+              <a:graphicFrameLocks noChangeAspect="1"/>
+            </wp:cNvGraphicFramePr>
+            <a:graphic>
+              <a:graphicData uri="http://schemas.openxmlformats.org/drawingml/2006/picture">
+                <pic:pic>
+                  <pic:nvPicPr>
+                    <pic:cNvPr id="0" name="academy-visual-ai-1-30.png"/>
+                    <pic:cNvPicPr/>
+                  </pic:nvPicPr>
+                  <pic:blipFill>
+                    <a:blip r:embed="rId11"/>
+                    <a:stretch>
+                      <a:fillRect/>
+                    </a:stretch>
+                  </pic:blipFill>
+                  <pic:spPr>
+                    <a:xfrm>
+                      <a:off x="0" y="0"/>
+                      <a:ext cx="5381271" cy="5943599"/>
+                    </a:xfrm>
+                    <a:prstGeom prst="rect"/>
+                  </pic:spPr>
+                </pic:pic>
+              </a:graphicData>
+            </a:graphic>
+          </wp:inline>
+        </w:drawing>
+      </w:r>
+    </w:p>
+    <w:p>
+      <w:pPr>
+        <w:pStyle w:val="Heading3"/>
+      </w:pPr>
+      <w:r>
+        <w:t>Why this result follows</w:t>
+      </w:r>
+    </w:p>
+    <w:p>
+      <w:pPr>
+        <w:pStyle w:val="Heading3"/>
+      </w:pPr>
+      <w:r>
+        <w:t>What this example does not establish</w:t>
+      </w:r>
+    </w:p>
+    <w:p>
+      <w:pPr>
+        <w:pStyle w:val="Heading3"/>
+      </w:pPr>
+      <w:r>
+        <w:t>Change one thing in the pictured case</w:t>
+      </w:r>
+    </w:p>
+    <w:p>
+      <w:pPr>
+        <w:pStyle w:val="Heading3"/>
+      </w:pPr>
+      <w:r>
+        <w:t>Ask while showing the picture</w:t>
+      </w:r>
+    </w:p>
+    <w:p>
+      <w:pPr>
+        <w:pStyle w:val="Heading1"/>
+      </w:pPr>
+      <w:r>
+        <w:t>03. Guide the reasoning, then remove help</w:t>
+      </w:r>
+    </w:p>
+    <w:p>
+      <w:r>
+        <w:t>Collect a response from each learner before discussing the worked key.</w:t>
+      </w:r>
+    </w:p>
+    <w:p>
+      <w:pPr>
+        <w:pStyle w:val="Heading2"/>
+      </w:pPr>
+      <w:r>
+        <w:t>Prompt before revealing</w:t>
+      </w:r>
+    </w:p>
+    <w:p>
+      <w:pPr>
+        <w:spacing w:line="336" w:lineRule="auto" w:after="180"/>
+      </w:pPr>
+      <w:r>
+        <w:rPr>
+          <w:b w:val="0"/>
+        </w:rPr>
+        <w:t xml:space="preserve">Completion task: Using the catalogue, record the </w:t>
+      </w:r>
+      <w:r>
+        <w:rPr>
+          <w:b/>
+        </w:rPr>
+        <w:t>baseline</w:t>
+      </w:r>
+      <w:r>
+        <w:rPr>
+          <w:b w:val="0"/>
+        </w:rPr>
+        <w:t xml:space="preserve"> </w:t>
+      </w:r>
+      <w:r>
+        <w:rPr>
+          <w:b/>
+        </w:rPr>
+        <w:t>output</w:t>
+      </w:r>
+      <w:r>
+        <w:rPr>
+          <w:b w:val="0"/>
+        </w:rPr>
+        <w:t xml:space="preserve"> and reason for 10 minutes with quiet required, 8 minutes with quiet not required, and 7 minutes with quiet not required.</w:t>
+      </w:r>
+    </w:p>
+    <w:p>
+      <w:pPr>
+        <w:spacing w:line="336" w:lineRule="auto" w:after="180"/>
+      </w:pPr>
+      <w:r>
+        <w:rPr>
+          <w:b w:val="0"/>
+        </w:rPr>
+        <w:t>Identify which no-match result is justified and why.</w:t>
+      </w:r>
+    </w:p>
+    <w:p>
+      <w:pPr>
+        <w:pStyle w:val="Heading2"/>
+      </w:pPr>
+      <w:r>
+        <w:t>Expected reasoning and fading help</w:t>
+      </w:r>
+    </w:p>
+    <w:p>
+      <w:pPr>
+        <w:spacing w:line="336" w:lineRule="auto" w:after="180"/>
+      </w:pPr>
+      <w:r>
+        <w:rPr>
+          <w:b w:val="0"/>
+        </w:rPr>
+        <w:t>Teacher check: 10 Yes gives B1: 10 fits exactly and it is quiet. 8 No gives B2: B1 is too long, B2 fits and non-quiet is permitted. 7 No gives no match: even the shortest activity requires 8 minutes.</w:t>
+      </w:r>
+    </w:p>
+    <w:p>
+      <w:pPr>
+        <w:spacing w:line="336" w:lineRule="auto" w:after="180"/>
+      </w:pPr>
+      <w:r>
+        <w:rPr>
+          <w:b w:val="0"/>
+        </w:rPr>
+        <w:t>That no-match result is justified by the complete catalogue.</w:t>
+      </w:r>
+    </w:p>
+    <w:p>
+      <w:pPr>
+        <w:spacing w:line="336" w:lineRule="auto" w:after="180"/>
+      </w:pPr>
+      <w:r>
+        <w:rPr>
+          <w:b w:val="0"/>
+        </w:rPr>
+        <w:t xml:space="preserve">Start by identifying the given </w:t>
+      </w:r>
+      <w:r>
+        <w:rPr>
+          <w:b/>
+        </w:rPr>
+        <w:t>input</w:t>
+      </w:r>
+      <w:r>
+        <w:rPr>
+          <w:b w:val="0"/>
+        </w:rPr>
+        <w:t>s together. Leave the intermediate steps blank. If needed, model one step, then withdraw that help on the next step. Move to a full trace only when the partial trace is understood.</w:t>
+      </w:r>
+    </w:p>
+    <w:p>
+      <w:pPr>
+        <w:spacing w:line="336" w:lineRule="auto" w:after="180"/>
+      </w:pPr>
+      <w:r>
+        <w:rPr>
+          <w:b w:val="0"/>
+        </w:rPr>
+        <w:t>For partners, alternate explainer and checker; collect a response from every learner before discussion.</w:t>
+      </w:r>
+    </w:p>
+    <w:p>
+      <w:pPr>
+        <w:pStyle w:val="Heading2"/>
+      </w:pPr>
+      <w:r>
+        <w:t>Check the misconception before discussion</w:t>
+      </w:r>
+    </w:p>
+    <w:p>
+      <w:pPr>
+        <w:spacing w:line="336" w:lineRule="auto" w:after="180"/>
+      </w:pPr>
+      <w:r>
+        <w:rPr>
+          <w:b w:val="0"/>
+        </w:rPr>
+        <w:t xml:space="preserve">Use the worked case for </w:t>
+      </w:r>
+      <w:r>
+        <w:rPr>
+          <w:b/>
+        </w:rPr>
+        <w:t>Requirement</w:t>
+      </w:r>
+      <w:r>
+        <w:rPr>
+          <w:b w:val="0"/>
+        </w:rPr>
+        <w:t xml:space="preserve">s and a simple </w:t>
+      </w:r>
+      <w:r>
+        <w:rPr>
+          <w:b/>
+        </w:rPr>
+        <w:t>baseline</w:t>
+      </w:r>
+      <w:r>
+        <w:rPr>
+          <w:b w:val="0"/>
+        </w:rPr>
+        <w:t>. Proposed explanation: “Quiet required No excludes quiet activities”. Decide whether this explanation is supported.</w:t>
+      </w:r>
+    </w:p>
+    <w:p>
+      <w:pPr>
+        <w:spacing w:line="336" w:lineRule="auto" w:after="180"/>
+      </w:pPr>
+      <w:r>
+        <w:rPr>
+          <w:b w:val="0"/>
+        </w:rPr>
+        <w:t>Point to the step or supplied fact that decides; explain your repair if needed.</w:t>
+      </w:r>
+    </w:p>
+    <w:p>
+      <w:pPr>
+        <w:spacing w:line="336" w:lineRule="auto" w:after="180"/>
+      </w:pPr>
+      <w:r>
+        <w:rPr>
+          <w:b w:val="0"/>
+        </w:rPr>
+        <w:t>Expected correction: No removes the quiet restriction; it does not reverse it.</w:t>
+      </w:r>
+    </w:p>
+    <w:p>
+      <w:pPr>
+        <w:spacing w:line="336" w:lineRule="auto" w:after="180"/>
+      </w:pPr>
+      <w:r>
+        <w:rPr>
+          <w:b w:val="0"/>
+        </w:rPr>
+        <w:t>Collect explanations, not only yes/no votes. If a misunderstanding is common, re-model the relevant step for the class.</w:t>
+      </w:r>
+    </w:p>
+    <w:p>
+      <w:pPr>
+        <w:spacing w:line="336" w:lineRule="auto" w:after="180"/>
+      </w:pPr>
+      <w:r>
+        <w:rPr>
+          <w:b w:val="0"/>
+        </w:rPr>
+        <w:t>If it affects a few learners, give a short targeted group explanation while others solve a more demanding variation.</w:t>
+      </w:r>
+    </w:p>
+    <w:p>
+      <w:pPr>
+        <w:pStyle w:val="Heading2"/>
+      </w:pPr>
+      <w:r>
+        <w:t>Use the pictorial check</w:t>
+      </w:r>
+    </w:p>
+    <w:p>
+      <w:pPr>
+        <w:spacing w:line="336" w:lineRule="auto" w:after="180"/>
+      </w:pPr>
+      <w:r>
+        <w:rPr>
+          <w:b w:val="0"/>
+        </w:rPr>
+        <w:t>Trace requests 10 and blank. Why should they not receive the same explanation?</w:t>
+      </w:r>
+    </w:p>
+    <w:p>
+      <w:pPr>
+        <w:spacing w:line="336" w:lineRule="auto" w:after="180"/>
+      </w:pPr>
+      <w:r>
+        <w:rPr>
+          <w:b w:val="0"/>
+        </w:rPr>
+        <w:t xml:space="preserve">10 is valid but neither bin fits: no match. Blank is missing </w:t>
+      </w:r>
+      <w:r>
+        <w:rPr>
+          <w:b/>
+        </w:rPr>
+        <w:t>input</w:t>
+      </w:r>
+      <w:r>
+        <w:rPr>
+          <w:b w:val="0"/>
+        </w:rPr>
+        <w:t>: request clarification before searching.</w:t>
+      </w:r>
+    </w:p>
+    <w:p>
+      <w:pPr>
+        <w:spacing w:line="336" w:lineRule="auto" w:after="180"/>
+      </w:pPr>
+      <w:r>
+        <w:rPr>
+          <w:b w:val="0"/>
+        </w:rPr>
+        <w:t xml:space="preserve">Changed-case reasoning: The </w:t>
+      </w:r>
+      <w:r>
+        <w:rPr>
+          <w:b/>
+        </w:rPr>
+        <w:t>baseline</w:t>
+      </w:r>
+      <w:r>
+        <w:rPr>
+          <w:b w:val="0"/>
+        </w:rPr>
+        <w:t xml:space="preserve"> returns B1. Its capacity equals the request, and at least includes equality.</w:t>
+      </w:r>
+    </w:p>
+    <w:p>
+      <w:pPr>
+        <w:spacing w:line="336" w:lineRule="auto" w:after="180"/>
+      </w:pPr>
+      <w:r>
+        <w:rPr>
+          <w:b w:val="0"/>
+        </w:rPr>
+        <w:t xml:space="preserve">Collect each learner’s explanation before discussion. Use the first missing connection between </w:t>
+      </w:r>
+      <w:r>
+        <w:rPr>
+          <w:b/>
+        </w:rPr>
+        <w:t>input</w:t>
+      </w:r>
+      <w:r>
+        <w:rPr>
+          <w:b w:val="0"/>
+        </w:rPr>
+        <w:t xml:space="preserve">, deciding step and result to choose support. This question is worked-case practice, not fresh mastery </w:t>
+      </w:r>
+      <w:r>
+        <w:rPr>
+          <w:b/>
+        </w:rPr>
+        <w:t>evidence</w:t>
+      </w:r>
+      <w:r>
+        <w:rPr>
+          <w:b w:val="0"/>
+        </w:rPr>
+        <w:t>.</w:t>
+      </w:r>
+    </w:p>
+    <w:p>
+      <w:pPr>
+        <w:pStyle w:val="Heading2"/>
+      </w:pPr>
+      <w:r>
+        <w:t>Keep each learner explaining</w:t>
+      </w:r>
+    </w:p>
+    <w:p>
+      <w:pPr>
+        <w:pStyle w:val="ListBullet"/>
+      </w:pPr>
+      <w:r>
+        <w:t>Ask: Which facts are given, and which would we have to assume? Learners mark relevant details before discussing answers.</w:t>
+      </w:r>
+    </w:p>
+    <w:p>
+      <w:pPr>
+        <w:pStyle w:val="ListBullet"/>
+      </w:pPr>
+      <w:r>
+        <w:t>Say: Predict first. Show the rule, information path or calculation that would produce the result. A correct guess is not yet an explanation.</w:t>
+      </w:r>
+    </w:p>
+    <w:p>
+      <w:pPr>
+        <w:pStyle w:val="ListBullet"/>
+      </w:pPr>
+      <w:r>
+        <w:t>In pairs, one learner solves while the other checks evidence; exchange roles. Remove the worked answer before independent assessment.</w:t>
+      </w:r>
+    </w:p>
+    <w:p>
+      <w:pPr>
+        <w:pStyle w:val="Heading2"/>
+      </w:pPr>
+      <w:r>
+        <w:t>Earlier wording, alternatives and picture transcripts · reference / check after trying</w:t>
+      </w:r>
+    </w:p>
+    <w:p>
+      <w:pPr>
+        <w:spacing w:line="336" w:lineRule="auto" w:after="180"/>
+      </w:pPr>
+      <w:r>
+        <w:rPr>
+          <w:b w:val="0"/>
+        </w:rPr>
+        <w:t>Demonstrate and guide practice</w:t>
+      </w:r>
+    </w:p>
+    <w:p>
+      <w:pPr>
+        <w:pStyle w:val="Heading3"/>
+      </w:pPr>
+      <w:r>
+        <w:t>Board sequence</w:t>
+      </w:r>
+    </w:p>
+    <w:p>
+      <w:pPr>
+        <w:spacing w:line="336" w:lineRule="auto" w:after="180"/>
+      </w:pPr>
+      <w:r>
+        <w:rPr>
+          <w:b w:val="0"/>
+        </w:rPr>
+        <w:t xml:space="preserve">Write the given facts: A sorter suggests paper or plastic trays using material </w:t>
+      </w:r>
+      <w:r>
+        <w:rPr>
+          <w:b/>
+        </w:rPr>
+        <w:t>observation</w:t>
+      </w:r>
+      <w:r>
+        <w:rPr>
+          <w:b w:val="0"/>
+        </w:rPr>
+        <w:t>s.</w:t>
+      </w:r>
+    </w:p>
+    <w:p>
+      <w:pPr>
+        <w:spacing w:line="336" w:lineRule="auto" w:after="180"/>
+      </w:pPr>
+      <w:r>
+        <w:rPr>
           <w:b w:val="0"/>
         </w:rPr>
         <w:t xml:space="preserve">Write the question to explain: Name an </w:t>
@@ -3106,184 +3561,79 @@
     </w:p>
     <w:p>
       <w:pPr>
+        <w:spacing w:line="336" w:lineRule="auto" w:after="180"/>
+      </w:pPr>
+      <w:r>
+        <w:rPr>
+          <w:b w:val="0"/>
+        </w:rPr>
+        <w:t xml:space="preserve">Reveal after </w:t>
+      </w:r>
+      <w:r>
+        <w:rPr>
+          <w:b/>
+        </w:rPr>
+        <w:t>prediction</w:t>
+      </w:r>
+      <w:r>
+        <w:rPr>
+          <w:b w:val="0"/>
+        </w:rPr>
+        <w:t xml:space="preserve">s: </w:t>
+      </w:r>
+      <w:r>
+        <w:rPr>
+          <w:b/>
+        </w:rPr>
+        <w:t>Input</w:t>
+      </w:r>
+      <w:r>
+        <w:rPr>
+          <w:b w:val="0"/>
+        </w:rPr>
+        <w:t xml:space="preserve">: material or a suitable image. </w:t>
+      </w:r>
+      <w:r>
+        <w:rPr>
+          <w:b/>
+        </w:rPr>
+        <w:t>Output</w:t>
+      </w:r>
+      <w:r>
+        <w:rPr>
+          <w:b w:val="0"/>
+        </w:rPr>
+        <w:t>: tray suggestion. Home address is unnecessary. Uncertain material needs review.</w:t>
+      </w:r>
+    </w:p>
+    <w:p>
+      <w:pPr>
+        <w:spacing w:line="336" w:lineRule="auto" w:after="180"/>
+      </w:pPr>
+      <w:r>
+        <w:rPr>
+          <w:b w:val="0"/>
+        </w:rPr>
+        <w:t>Use the earlier changed question as optional later practice. Reserve Build a baseline for a different catalogue for the first independent attempt before hints or feedback.</w:t>
+      </w:r>
+    </w:p>
+    <w:p>
+      <w:pPr>
         <w:pStyle w:val="Heading3"/>
       </w:pPr>
       <w:r>
-        <w:t>3. Reveal the worked reasoning</w:t>
+        <w:t>Classroom dialogue</w:t>
       </w:r>
     </w:p>
     <w:p>
       <w:pPr>
         <w:spacing w:line="336" w:lineRule="auto" w:after="180"/>
-        <w:shd w:fill="F1F6FC"/>
-      </w:pPr>
-      <w:r>
-        <w:rPr>
-          <w:b w:val="0"/>
-        </w:rPr>
-        <w:t xml:space="preserve">Reveal after </w:t>
-      </w:r>
-      <w:r>
-        <w:rPr>
-          <w:b/>
-        </w:rPr>
-        <w:t>prediction</w:t>
-      </w:r>
-      <w:r>
-        <w:rPr>
-          <w:b w:val="0"/>
-        </w:rPr>
-        <w:t xml:space="preserve">s: </w:t>
-      </w:r>
-      <w:r>
-        <w:rPr>
-          <w:b/>
-        </w:rPr>
-        <w:t>Input</w:t>
-      </w:r>
-      <w:r>
-        <w:rPr>
-          <w:b w:val="0"/>
-        </w:rPr>
-        <w:t xml:space="preserve">: material or a suitable image. </w:t>
-      </w:r>
-      <w:r>
-        <w:rPr>
-          <w:b/>
-        </w:rPr>
-        <w:t>Output</w:t>
-      </w:r>
-      <w:r>
-        <w:rPr>
-          <w:b w:val="0"/>
-        </w:rPr>
-        <w:t>: tray suggestion. Home address is unnecessary. Uncertain material needs review.</w:t>
-      </w:r>
-    </w:p>
-    <w:p>
-      <w:pPr>
-        <w:pStyle w:val="Heading3"/>
-      </w:pPr>
-      <w:r>
-        <w:t>Hold back the independent task</w:t>
-      </w:r>
-    </w:p>
-    <w:p>
-      <w:pPr>
-        <w:spacing w:line="336" w:lineRule="auto" w:after="180"/>
-        <w:shd w:fill="F5F1FB"/>
-      </w:pPr>
-      <w:r>
-        <w:rPr>
-          <w:b w:val="0"/>
-        </w:rPr>
-        <w:t xml:space="preserve">Keep for an independent attempt: A paper sorter must suggest pencil tray or book shelf. Choose one needed </w:t>
-      </w:r>
-      <w:r>
-        <w:rPr>
-          <w:b/>
-        </w:rPr>
-        <w:t>input</w:t>
-      </w:r>
-      <w:r>
-        <w:rPr>
-          <w:b w:val="0"/>
-        </w:rPr>
-        <w:t xml:space="preserve"> and state the </w:t>
-      </w:r>
-      <w:r>
-        <w:rPr>
-          <w:b/>
-        </w:rPr>
-        <w:t>output</w:t>
-      </w:r>
-      <w:r>
-        <w:rPr>
-          <w:b w:val="0"/>
-        </w:rPr>
-        <w:t>. What should happen if the picture is blocked?</w:t>
-      </w:r>
-    </w:p>
-    <w:p>
-      <w:pPr>
-        <w:pStyle w:val="Heading3"/>
-      </w:pPr>
-      <w:r>
-        <w:t>Classroom dialogue</w:t>
-      </w:r>
-    </w:p>
-    <w:p>
-      <w:pPr>
-        <w:pStyle w:val="Heading3"/>
-      </w:pPr>
-      <w:r>
-        <w:t>Ask the class</w:t>
-      </w:r>
-    </w:p>
-    <w:p>
-      <w:pPr>
-        <w:spacing w:line="336" w:lineRule="auto" w:after="180"/>
-        <w:shd w:fill="F5F1FB"/>
-      </w:pPr>
-      <w:r>
-        <w:rPr>
-          <w:b w:val="0"/>
-        </w:rPr>
-        <w:t>Ask: Which facts are given, and which would we have to assume? Learners mark relevant details before discussing answers.</w:t>
-      </w:r>
-    </w:p>
-    <w:p>
-      <w:pPr>
-        <w:pStyle w:val="Heading3"/>
-      </w:pPr>
-      <w:r>
-        <w:t>Language to model</w:t>
-      </w:r>
-    </w:p>
-    <w:p>
-      <w:pPr>
-        <w:spacing w:line="336" w:lineRule="auto" w:after="180"/>
-        <w:shd w:fill="F1F6F8"/>
-      </w:pPr>
-      <w:r>
-        <w:rPr>
-          <w:b w:val="0"/>
-        </w:rPr>
-        <w:t>Say: Predict first. Show the rule, information path or calculation that would produce the result. A correct guess is not yet an explanation.</w:t>
-      </w:r>
-    </w:p>
-    <w:p>
-      <w:pPr>
-        <w:spacing w:line="336" w:lineRule="auto" w:after="180"/>
       </w:pPr>
       <w:r>
         <w:rPr>
           <w:b w:val="0"/>
         </w:rPr>
         <w:t>Reveal reasoning one step at a time. Explain why a tempting alternative fails. Write units and denominators for arithmetic, trace conditions for decisions, and identify supporting sources for claims.</w:t>
-      </w:r>
-    </w:p>
-    <w:p>
-      <w:pPr>
-        <w:spacing w:line="336" w:lineRule="auto" w:after="180"/>
-      </w:pPr>
-      <w:r>
-        <w:rPr>
-          <w:b w:val="0"/>
-        </w:rPr>
-        <w:t xml:space="preserve">In pairs, one learner solves while the other checks </w:t>
-      </w:r>
-      <w:r>
-        <w:rPr>
-          <w:b/>
-        </w:rPr>
-        <w:t>evidence</w:t>
-      </w:r>
-      <w:r>
-        <w:rPr>
-          <w:b w:val="0"/>
-        </w:rPr>
-        <w:t>; exchange roles. Remove the worked answer before independent assessment.</w:t>
       </w:r>
     </w:p>
     <w:p>
@@ -3572,548 +3922,103 @@
         <w:pStyle w:val="Heading3"/>
       </w:pPr>
       <w:r>
-        <w:t>Completion practice</w:t>
+        <w:t>Individual reasoning check</w:t>
+      </w:r>
+    </w:p>
+    <w:p>
+      <w:pPr>
+        <w:pStyle w:val="Heading3"/>
+      </w:pPr>
+      <w:r>
+        <w:t>Pictorial practice question</w:t>
+      </w:r>
+    </w:p>
+    <w:p>
+      <w:pPr>
+        <w:pStyle w:val="Heading3"/>
+      </w:pPr>
+      <w:r>
+        <w:t>Reasoned teacher answer</w:t>
+      </w:r>
+    </w:p>
+    <w:p>
+      <w:pPr>
+        <w:pStyle w:val="Heading1"/>
+      </w:pPr>
+      <w:r>
+        <w:t>04. Run the supplied investigation</w:t>
+      </w:r>
+    </w:p>
+    <w:p>
+      <w:r>
+        <w:t>Keep expected results, observed paper traces and remaining limits distinguishable.</w:t>
+      </w:r>
+    </w:p>
+    <w:p>
+      <w:pPr>
+        <w:pStyle w:val="Heading2"/>
+      </w:pPr>
+      <w:r>
+        <w:t>Supplied materials and answer guidance</w:t>
       </w:r>
     </w:p>
     <w:p>
       <w:pPr>
         <w:spacing w:line="336" w:lineRule="auto" w:after="180"/>
-        <w:shd w:fill="F5F1FB"/>
-      </w:pPr>
-      <w:r>
-        <w:rPr>
-          <w:b w:val="0"/>
-        </w:rPr>
-        <w:t xml:space="preserve">Completion task: Using the catalogue, record the </w:t>
-      </w:r>
-      <w:r>
-        <w:rPr>
-          <w:b/>
-        </w:rPr>
-        <w:t>baseline</w:t>
-      </w:r>
-      <w:r>
-        <w:rPr>
-          <w:b w:val="0"/>
-        </w:rPr>
-        <w:t xml:space="preserve"> </w:t>
-      </w:r>
-      <w:r>
-        <w:rPr>
-          <w:b/>
-        </w:rPr>
-        <w:t>output</w:t>
-      </w:r>
-      <w:r>
-        <w:rPr>
-          <w:b w:val="0"/>
-        </w:rPr>
-        <w:t xml:space="preserve"> and reason for 10 minutes with quiet required, 8 minutes with quiet not required, and 7 minutes with quiet not required.</w:t>
-      </w:r>
-    </w:p>
-    <w:p>
-      <w:pPr>
-        <w:spacing w:line="336" w:lineRule="auto" w:after="180"/>
-        <w:shd w:fill="F5F1FB"/>
-      </w:pPr>
-      <w:r>
-        <w:rPr>
-          <w:b w:val="0"/>
-        </w:rPr>
-        <w:t>Identify which no-match result is justified and why.</w:t>
-      </w:r>
-    </w:p>
-    <w:p>
-      <w:pPr>
-        <w:pStyle w:val="Heading3"/>
-      </w:pPr>
-      <w:r>
-        <w:t>Reasoning to listen for</w:t>
-      </w:r>
-    </w:p>
-    <w:p>
-      <w:pPr>
-        <w:spacing w:line="336" w:lineRule="auto" w:after="180"/>
-        <w:shd w:fill="F1F6FC"/>
-      </w:pPr>
-      <w:r>
-        <w:rPr>
-          <w:b w:val="0"/>
-        </w:rPr>
-        <w:t>Teacher check: 10 Yes gives B1: 10 fits exactly and it is quiet. 8 No gives B2: B1 is too long, B2 fits and non-quiet is permitted. 7 No gives no match: even the shortest activity requires 8 minutes.</w:t>
-      </w:r>
-    </w:p>
-    <w:p>
-      <w:pPr>
-        <w:spacing w:line="336" w:lineRule="auto" w:after="180"/>
-        <w:shd w:fill="F1F6FC"/>
-      </w:pPr>
-      <w:r>
-        <w:rPr>
-          <w:b w:val="0"/>
-        </w:rPr>
-        <w:t>That no-match result is justified by the complete catalogue.</w:t>
-      </w:r>
-    </w:p>
-    <w:p>
-      <w:pPr>
-        <w:spacing w:line="336" w:lineRule="auto" w:after="180"/>
-      </w:pPr>
-      <w:r>
-        <w:rPr>
-          <w:b w:val="0"/>
-        </w:rPr>
-        <w:t xml:space="preserve">Start by identifying the given </w:t>
-      </w:r>
-      <w:r>
-        <w:rPr>
-          <w:b/>
-        </w:rPr>
-        <w:t>input</w:t>
-      </w:r>
-      <w:r>
-        <w:rPr>
-          <w:b w:val="0"/>
-        </w:rPr>
-        <w:t>s together. Leave the intermediate steps blank. If needed, model one step, then withdraw that help on the next step. Move to a full trace only when the partial trace is understood.</w:t>
-      </w:r>
-    </w:p>
-    <w:p>
-      <w:pPr>
-        <w:spacing w:line="336" w:lineRule="auto" w:after="180"/>
-      </w:pPr>
-      <w:r>
-        <w:rPr>
-          <w:b w:val="0"/>
-        </w:rPr>
-        <w:t>For partners, alternate explainer and checker; collect a response from every learner before discussion.</w:t>
-      </w:r>
-    </w:p>
-    <w:p>
-      <w:pPr>
-        <w:pStyle w:val="Heading3"/>
-      </w:pPr>
-      <w:r>
-        <w:t>Individual reasoning check</w:t>
-      </w:r>
-    </w:p>
-    <w:p>
-      <w:pPr>
-        <w:spacing w:line="336" w:lineRule="auto" w:after="180"/>
-      </w:pPr>
-      <w:r>
-        <w:rPr>
-          <w:b w:val="0"/>
-        </w:rPr>
-        <w:t xml:space="preserve">Use the worked case for </w:t>
-      </w:r>
-      <w:r>
-        <w:rPr>
-          <w:b/>
-        </w:rPr>
-        <w:t>Requirement</w:t>
-      </w:r>
-      <w:r>
-        <w:rPr>
-          <w:b w:val="0"/>
-        </w:rPr>
-        <w:t xml:space="preserve">s and a simple </w:t>
-      </w:r>
-      <w:r>
-        <w:rPr>
-          <w:b/>
-        </w:rPr>
-        <w:t>baseline</w:t>
-      </w:r>
-      <w:r>
-        <w:rPr>
-          <w:b w:val="0"/>
-        </w:rPr>
-        <w:t>. Proposed explanation: “Quiet required No excludes quiet activities”. Decide whether this explanation is supported.</w:t>
-      </w:r>
-    </w:p>
-    <w:p>
-      <w:pPr>
-        <w:spacing w:line="336" w:lineRule="auto" w:after="180"/>
-      </w:pPr>
-      <w:r>
-        <w:rPr>
-          <w:b w:val="0"/>
-        </w:rPr>
-        <w:t>Point to the step or supplied fact that decides; explain your repair if needed.</w:t>
-      </w:r>
-    </w:p>
-    <w:p>
-      <w:pPr>
-        <w:pStyle w:val="Heading3"/>
-      </w:pPr>
-      <w:r>
-        <w:t>Expected repair</w:t>
-      </w:r>
-    </w:p>
-    <w:p>
-      <w:pPr>
-        <w:spacing w:line="336" w:lineRule="auto" w:after="180"/>
-        <w:shd w:fill="F1F6FC"/>
-      </w:pPr>
-      <w:r>
-        <w:rPr>
-          <w:b w:val="0"/>
-        </w:rPr>
-        <w:t>Expected correction: No removes the quiet restriction; it does not reverse it.</w:t>
-      </w:r>
-    </w:p>
-    <w:p>
-      <w:pPr>
-        <w:spacing w:line="336" w:lineRule="auto" w:after="180"/>
-      </w:pPr>
-      <w:r>
-        <w:rPr>
-          <w:b w:val="0"/>
-        </w:rPr>
-        <w:t>Collect explanations, not only yes/no votes. If a misunderstanding is common, re-model the relevant step for the class.</w:t>
-      </w:r>
-    </w:p>
-    <w:p>
-      <w:pPr>
-        <w:spacing w:line="336" w:lineRule="auto" w:after="180"/>
-      </w:pPr>
-      <w:r>
-        <w:rPr>
-          <w:b w:val="0"/>
-        </w:rPr>
-        <w:t>If it affects a few learners, give a short targeted group explanation while others solve a more demanding variation.</w:t>
-      </w:r>
-    </w:p>
-    <w:p>
-      <w:pPr>
-        <w:pStyle w:val="Heading3"/>
-      </w:pPr>
-      <w:r>
-        <w:t>Pictorial practice question</w:t>
-      </w:r>
-    </w:p>
-    <w:p>
-      <w:pPr>
-        <w:spacing w:line="336" w:lineRule="auto" w:after="180"/>
-        <w:shd w:fill="F5F1FB"/>
-      </w:pPr>
-      <w:r>
-        <w:rPr>
-          <w:b w:val="0"/>
-        </w:rPr>
-        <w:t>Trace requests 10 and blank. Why should they not receive the same explanation?</w:t>
-      </w:r>
-    </w:p>
-    <w:p>
-      <w:pPr>
-        <w:pStyle w:val="Heading3"/>
-      </w:pPr>
-      <w:r>
-        <w:t>Reasoned teacher answer</w:t>
-      </w:r>
-    </w:p>
-    <w:p>
-      <w:pPr>
-        <w:spacing w:line="336" w:lineRule="auto" w:after="180"/>
-      </w:pPr>
-      <w:r>
-        <w:rPr>
-          <w:b w:val="0"/>
-        </w:rPr>
-        <w:t xml:space="preserve">10 is valid but neither bin fits: no match. Blank is missing </w:t>
-      </w:r>
-      <w:r>
-        <w:rPr>
-          <w:b/>
-        </w:rPr>
-        <w:t>input</w:t>
-      </w:r>
-      <w:r>
-        <w:rPr>
-          <w:b w:val="0"/>
-        </w:rPr>
-        <w:t>: request clarification before searching.</w:t>
-      </w:r>
-    </w:p>
-    <w:p>
-      <w:pPr>
-        <w:spacing w:line="336" w:lineRule="auto" w:after="180"/>
-      </w:pPr>
-      <w:r>
-        <w:rPr>
-          <w:b w:val="0"/>
-        </w:rPr>
-        <w:t xml:space="preserve">Changed-case reasoning: The </w:t>
-      </w:r>
-      <w:r>
-        <w:rPr>
-          <w:b/>
-        </w:rPr>
-        <w:t>baseline</w:t>
-      </w:r>
-      <w:r>
-        <w:rPr>
-          <w:b w:val="0"/>
-        </w:rPr>
-        <w:t xml:space="preserve"> returns B1. Its capacity equals the request, and at least includes equality.</w:t>
-      </w:r>
-    </w:p>
-    <w:p>
-      <w:pPr>
-        <w:spacing w:line="336" w:lineRule="auto" w:after="180"/>
-      </w:pPr>
-      <w:r>
-        <w:rPr>
-          <w:b w:val="0"/>
-        </w:rPr>
-        <w:t xml:space="preserve">Collect each learner’s explanation before discussion. Use the first missing connection between </w:t>
-      </w:r>
-      <w:r>
-        <w:rPr>
-          <w:b/>
-        </w:rPr>
-        <w:t>input</w:t>
-      </w:r>
-      <w:r>
-        <w:rPr>
-          <w:b w:val="0"/>
-        </w:rPr>
-        <w:t xml:space="preserve">, deciding step and result to choose support. This question is worked-case practice, not fresh mastery </w:t>
-      </w:r>
-      <w:r>
-        <w:rPr>
-          <w:b/>
-        </w:rPr>
-        <w:t>evidence</w:t>
-      </w:r>
-      <w:r>
-        <w:rPr>
-          <w:b w:val="0"/>
-        </w:rPr>
-        <w:t>.</w:t>
-      </w:r>
-    </w:p>
-    <w:p>
-      <w:pPr>
-        <w:pStyle w:val="Heading1"/>
-      </w:pPr>
-      <w:r>
-        <w:t>04. Run the weekly evidence lab</w:t>
-      </w:r>
-    </w:p>
-    <w:p>
-      <w:r>
-        <w:t>Run the Choose Inputs and Outputs investigation and use the first unsupported step to choose a teaching response.</w:t>
-      </w:r>
-    </w:p>
-    <w:p>
-      <w:pPr>
-        <w:spacing w:line="336" w:lineRule="auto" w:after="180"/>
-      </w:pPr>
-      <w:r>
-        <w:rPr>
-          <w:b w:val="0"/>
-        </w:rPr>
-        <w:t xml:space="preserve">Predict first, test honestly, and explain what the </w:t>
-      </w:r>
-      <w:r>
-        <w:rPr>
-          <w:b/>
-        </w:rPr>
-        <w:t>evidence</w:t>
-      </w:r>
-      <w:r>
-        <w:rPr>
-          <w:b w:val="0"/>
-        </w:rPr>
-        <w:t xml:space="preserve"> means.</w:t>
-      </w:r>
-    </w:p>
-    <w:p>
-      <w:pPr>
-        <w:pStyle w:val="Heading3"/>
-      </w:pPr>
-      <w:r>
-        <w:t>1. Predict</w:t>
-      </w:r>
-    </w:p>
-    <w:p>
-      <w:pPr>
-        <w:spacing w:line="336" w:lineRule="auto" w:after="180"/>
-        <w:shd w:fill="F4F9FC"/>
-      </w:pPr>
-      <w:r>
-        <w:rPr>
-          <w:b w:val="0"/>
-        </w:rPr>
-        <w:t xml:space="preserve">State your </w:t>
-      </w:r>
-      <w:r>
-        <w:rPr>
-          <w:b/>
-        </w:rPr>
-        <w:t>prediction</w:t>
-      </w:r>
-      <w:r>
-        <w:rPr>
-          <w:b w:val="0"/>
-        </w:rPr>
-        <w:t xml:space="preserve"> before the result is known.</w:t>
-      </w:r>
-    </w:p>
-    <w:p>
-      <w:pPr>
-        <w:pStyle w:val="Heading3"/>
-      </w:pPr>
-      <w:r>
-        <w:t>2. Investigate</w:t>
-      </w:r>
-    </w:p>
-    <w:p>
-      <w:pPr>
-        <w:spacing w:line="336" w:lineRule="auto" w:after="180"/>
-        <w:shd w:fill="F4F9FC"/>
-      </w:pPr>
-      <w:r>
-        <w:rPr>
-          <w:b w:val="0"/>
-        </w:rPr>
-        <w:t xml:space="preserve">Complete the task: Sketch two designs and remove an unnecessary </w:t>
-      </w:r>
-      <w:r>
-        <w:rPr>
-          <w:b/>
-        </w:rPr>
-        <w:t>input</w:t>
-      </w:r>
-      <w:r>
-        <w:rPr>
-          <w:b w:val="0"/>
-        </w:rPr>
-        <w:t>.</w:t>
-      </w:r>
-    </w:p>
-    <w:p>
-      <w:pPr>
-        <w:pStyle w:val="Heading3"/>
-      </w:pPr>
-      <w:r>
-        <w:t>3. Compare cases</w:t>
-      </w:r>
-    </w:p>
-    <w:p>
-      <w:pPr>
-        <w:spacing w:line="336" w:lineRule="auto" w:after="180"/>
-        <w:shd w:fill="F4F9FC"/>
-      </w:pPr>
-      <w:r>
-        <w:rPr>
-          <w:b w:val="0"/>
-        </w:rPr>
+      </w:pPr>
+      <w:r>
+        <w:rPr>
+          <w:b w:val="0"/>
+        </w:rPr>
+        <w:t>For the two-design paper audit, the name field changes no compatibility result and is unnecessary for this task. Using the activity catalogue: (12,No) returns B1, first among multiple fitting options; (8,Yes) is a valid no match because B2 is not quiet and other activities exceed 8 minutes; (blank,Yes) needs clarification; (0,Yes) is valid but has no match. Preserve the distinction between missing input and no fitting row. Matching correct outputs establishes agreement on these cases, not speed, usability or universal reliability. Provide the full activity catalogue before the lab. Reserve Build a baseline for a different catalogue for the independent first attempt.</w:t>
+      </w:r>
+    </w:p>
+    <w:p>
+      <w:pPr>
+        <w:pStyle w:val="Heading2"/>
+      </w:pPr>
+      <w:r>
+        <w:t>Run and record</w:t>
+      </w:r>
+    </w:p>
+    <w:p>
+      <w:pPr>
+        <w:pStyle w:val="ListNumber"/>
+      </w:pPr>
+      <w:r>
+        <w:t>Complete the task: Sketch two designs and remove an unnecessary input.</w:t>
+      </w:r>
+    </w:p>
+    <w:p>
+      <w:pPr>
+        <w:pStyle w:val="ListNumber"/>
+      </w:pPr>
+      <w:r>
         <w:t>Keep a normal case and an edge case clearly separated.</w:t>
       </w:r>
     </w:p>
     <w:p>
       <w:pPr>
-        <w:pStyle w:val="Heading3"/>
-      </w:pPr>
-      <w:r>
-        <w:t>4. Record honestly</w:t>
-      </w:r>
-    </w:p>
-    <w:p>
-      <w:pPr>
-        <w:spacing w:line="336" w:lineRule="auto" w:after="180"/>
-        <w:shd w:fill="F4F9FC"/>
-      </w:pPr>
-      <w:r>
-        <w:rPr>
-          <w:b w:val="0"/>
-        </w:rPr>
-        <w:t xml:space="preserve">Record what happened—even when it does not match your </w:t>
-      </w:r>
-      <w:r>
-        <w:rPr>
-          <w:b/>
-        </w:rPr>
-        <w:t>prediction</w:t>
-      </w:r>
-      <w:r>
-        <w:rPr>
-          <w:b w:val="0"/>
-        </w:rPr>
-        <w:t>.</w:t>
-      </w:r>
-    </w:p>
-    <w:p>
-      <w:pPr>
-        <w:pStyle w:val="Heading3"/>
-      </w:pPr>
-      <w:r>
-        <w:t>5. Explain and plan the next test</w:t>
-      </w:r>
-    </w:p>
-    <w:p>
-      <w:pPr>
-        <w:spacing w:line="336" w:lineRule="auto" w:after="180"/>
-        <w:shd w:fill="F4F9FC"/>
-      </w:pPr>
-      <w:r>
-        <w:rPr>
-          <w:b w:val="0"/>
-        </w:rPr>
+        <w:pStyle w:val="ListNumber"/>
+      </w:pPr>
+      <w:r>
+        <w:t>Record what happened—even when it does not match your prediction.</w:t>
+      </w:r>
+    </w:p>
+    <w:p>
+      <w:pPr>
+        <w:pStyle w:val="ListNumber"/>
+      </w:pPr>
+      <w:r>
         <w:t>Explain the result, one limitation, and the next useful test.</w:t>
       </w:r>
     </w:p>
     <w:p>
       <w:pPr>
-        <w:pStyle w:val="Heading3"/>
-      </w:pPr>
-      <w:r>
-        <w:t>Use a fresh case after support</w:t>
-      </w:r>
-    </w:p>
-    <w:p>
-      <w:pPr>
-        <w:spacing w:line="336" w:lineRule="auto" w:after="180"/>
-        <w:shd w:fill="FFF5E6"/>
-      </w:pPr>
-      <w:r>
-        <w:rPr>
-          <w:b w:val="0"/>
-        </w:rPr>
-        <w:t>INDEPENDENCE After support is removed, repeat the proof with a fresh case.</w:t>
-      </w:r>
-    </w:p>
-    <w:p>
-      <w:pPr>
-        <w:pStyle w:val="Heading3"/>
-      </w:pPr>
-      <w:r>
-        <w:t>Make the lab runnable</w:t>
-      </w:r>
-    </w:p>
-    <w:p>
-      <w:pPr>
-        <w:spacing w:line="336" w:lineRule="auto" w:after="180"/>
-      </w:pPr>
-      <w:r>
-        <w:rPr>
-          <w:b w:val="0"/>
-        </w:rPr>
-        <w:t>Use the concrete case as the shared normal case and the independent question as a second case. Each pair creates a boundary or missing-information case and predicts its result before testing.</w:t>
-      </w:r>
-    </w:p>
-    <w:p>
-      <w:pPr>
-        <w:spacing w:line="336" w:lineRule="auto" w:after="180"/>
-      </w:pPr>
-      <w:r>
-        <w:rPr>
-          <w:b w:val="0"/>
-        </w:rPr>
-        <w:t>Keep the expected result separate from an observed mistake.</w:t>
+        <w:pStyle w:val="Heading2"/>
+      </w:pPr>
+      <w:r>
+        <w:t>Keep an inspectable record</w:t>
       </w:r>
     </w:p>
     <w:tbl>
@@ -4264,30 +4169,43 @@
     </w:tbl>
     <w:p>
       <w:pPr>
-        <w:pStyle w:val="Heading3"/>
-      </w:pPr>
-      <w:r>
-        <w:t>Diagnose and reteach</w:t>
-      </w:r>
-    </w:p>
-    <w:p>
-      <w:pPr>
-        <w:pStyle w:val="Heading3"/>
-      </w:pPr>
-      <w:r>
-        <w:t>Find the unsupported claim</w:t>
+        <w:pStyle w:val="Heading2"/>
+      </w:pPr>
+      <w:r>
+        <w:t>Diagnose the first misunderstanding</w:t>
       </w:r>
     </w:p>
     <w:p>
       <w:pPr>
         <w:spacing w:line="336" w:lineRule="auto" w:after="180"/>
-        <w:shd w:fill="F5F1FB"/>
-      </w:pPr>
-      <w:r>
-        <w:rPr>
-          <w:b w:val="0"/>
-        </w:rPr>
-        <w:t xml:space="preserve">CLAIM TO REPAIR A system can safely infer every missing </w:t>
+      </w:pPr>
+      <w:r>
+        <w:rPr>
+          <w:b w:val="0"/>
+        </w:rPr>
+        <w:t>Quiet required No excludes quiet activities: No removes the quiet restriction; it does not reverse it.</w:t>
+      </w:r>
+    </w:p>
+    <w:p>
+      <w:pPr>
+        <w:spacing w:line="336" w:lineRule="auto" w:after="180"/>
+      </w:pPr>
+      <w:r>
+        <w:rPr>
+          <w:b w:val="0"/>
+        </w:rPr>
+        <w:t>Ten minutes does not fit a ten-minute limit: No more than includes equality.</w:t>
+      </w:r>
+    </w:p>
+    <w:p>
+      <w:pPr>
+        <w:spacing w:line="336" w:lineRule="auto" w:after="180"/>
+      </w:pPr>
+      <w:r>
+        <w:rPr>
+          <w:b w:val="0"/>
+        </w:rPr>
+        <w:t xml:space="preserve">Blank time means zero: Blank is missing; zero is a valid </w:t>
       </w:r>
       <w:r>
         <w:rPr>
@@ -4299,117 +4217,15 @@
         <w:rPr>
           <w:b w:val="0"/>
         </w:rPr>
-        <w:t>.</w:t>
-      </w:r>
-    </w:p>
-    <w:p>
-      <w:pPr>
-        <w:spacing w:line="336" w:lineRule="auto" w:after="180"/>
-      </w:pPr>
-      <w:r>
-        <w:rPr>
-          <w:b w:val="0"/>
-        </w:rPr>
-        <w:t>For guessing, return to given facts and request a trace. For vocabulary without application, use one example and one non-example. For arithmetic errors, check the setup before the calculation.</w:t>
-      </w:r>
-    </w:p>
-    <w:p>
-      <w:pPr>
-        <w:spacing w:line="336" w:lineRule="auto" w:after="180"/>
-      </w:pPr>
-      <w:r>
-        <w:rPr>
-          <w:b w:val="0"/>
-        </w:rPr>
-        <w:t>Finish with a different uncoached case before recording mastery.</w:t>
-      </w:r>
-    </w:p>
-    <w:p>
-      <w:pPr>
-        <w:pStyle w:val="Heading3"/>
-      </w:pPr>
-      <w:r>
-        <w:t>Address these additional misconceptions</w:t>
-      </w:r>
-    </w:p>
-    <w:p>
-      <w:pPr>
-        <w:spacing w:line="336" w:lineRule="auto" w:after="180"/>
-      </w:pPr>
-      <w:r>
-        <w:rPr>
-          <w:b w:val="0"/>
-        </w:rPr>
-        <w:t>Quiet required No excludes quiet activities: No removes the quiet restriction; it does not reverse it.</w:t>
-      </w:r>
-    </w:p>
-    <w:p>
-      <w:pPr>
-        <w:spacing w:line="336" w:lineRule="auto" w:after="180"/>
-      </w:pPr>
-      <w:r>
-        <w:rPr>
-          <w:b w:val="0"/>
-        </w:rPr>
-        <w:t>Ten minutes does not fit a ten-minute limit: No more than includes equality.</w:t>
-      </w:r>
-    </w:p>
-    <w:p>
-      <w:pPr>
-        <w:spacing w:line="336" w:lineRule="auto" w:after="180"/>
-      </w:pPr>
-      <w:r>
-        <w:rPr>
-          <w:b w:val="0"/>
-        </w:rPr>
-        <w:t xml:space="preserve">Blank time means zero: Blank is missing; zero is a valid </w:t>
-      </w:r>
-      <w:r>
-        <w:rPr>
-          <w:b/>
-        </w:rPr>
-        <w:t>input</w:t>
-      </w:r>
-      <w:r>
-        <w:rPr>
-          <w:b w:val="0"/>
-        </w:rPr>
         <w:t xml:space="preserve"> with no matching activity here.</w:t>
       </w:r>
     </w:p>
     <w:p>
       <w:pPr>
-        <w:spacing w:line="336" w:lineRule="auto" w:after="180"/>
-      </w:pPr>
-      <w:r>
-        <w:rPr>
-          <w:b w:val="0"/>
-        </w:rPr>
-        <w:t xml:space="preserve">A </w:t>
-      </w:r>
-      <w:r>
-        <w:rPr>
-          <w:b/>
-        </w:rPr>
-        <w:t>baseline</w:t>
-      </w:r>
-      <w:r>
-        <w:rPr>
-          <w:b w:val="0"/>
-        </w:rPr>
-        <w:t xml:space="preserve"> must be bad to make a comparison useful: Use a credible simple method and accept a tie or a </w:t>
-      </w:r>
-      <w:r>
-        <w:rPr>
-          <w:b/>
-        </w:rPr>
-        <w:t>baseline</w:t>
-      </w:r>
-      <w:r>
-        <w:rPr>
-          <w:b w:val="0"/>
-        </w:rPr>
-        <w:t xml:space="preserve"> win.</w:t>
+        <w:pStyle w:val="Heading2"/>
+      </w:pPr>
+      <w:r>
+        <w:t>Choose support from the response</w:t>
       </w:r>
     </w:p>
     <w:p>
@@ -4568,12 +4384,203 @@
     </w:tbl>
     <w:p>
       <w:pPr>
+        <w:pStyle w:val="Heading2"/>
+      </w:pPr>
+      <w:r>
+        <w:t>Earlier wording, alternatives and picture transcripts · reference / check after trying</w:t>
+      </w:r>
+    </w:p>
+    <w:p>
+      <w:pPr>
         <w:spacing w:line="336" w:lineRule="auto" w:after="180"/>
       </w:pPr>
       <w:r>
         <w:rPr>
           <w:b w:val="0"/>
         </w:rPr>
+        <w:t>Run the weekly evidence lab</w:t>
+      </w:r>
+    </w:p>
+    <w:p>
+      <w:pPr>
+        <w:spacing w:line="336" w:lineRule="auto" w:after="180"/>
+      </w:pPr>
+      <w:r>
+        <w:rPr>
+          <w:b w:val="0"/>
+        </w:rPr>
+        <w:t xml:space="preserve">Predict first, test honestly, and explain what the </w:t>
+      </w:r>
+      <w:r>
+        <w:rPr>
+          <w:b/>
+        </w:rPr>
+        <w:t>evidence</w:t>
+      </w:r>
+      <w:r>
+        <w:rPr>
+          <w:b w:val="0"/>
+        </w:rPr>
+        <w:t xml:space="preserve"> means.</w:t>
+      </w:r>
+    </w:p>
+    <w:p>
+      <w:pPr>
+        <w:spacing w:line="336" w:lineRule="auto" w:after="180"/>
+      </w:pPr>
+      <w:r>
+        <w:rPr>
+          <w:b w:val="0"/>
+        </w:rPr>
+        <w:t xml:space="preserve">State your </w:t>
+      </w:r>
+      <w:r>
+        <w:rPr>
+          <w:b/>
+        </w:rPr>
+        <w:t>prediction</w:t>
+      </w:r>
+      <w:r>
+        <w:rPr>
+          <w:b w:val="0"/>
+        </w:rPr>
+        <w:t xml:space="preserve"> before the result is known.</w:t>
+      </w:r>
+    </w:p>
+    <w:p>
+      <w:pPr>
+        <w:spacing w:line="336" w:lineRule="auto" w:after="180"/>
+      </w:pPr>
+      <w:r>
+        <w:rPr>
+          <w:b w:val="0"/>
+        </w:rPr>
+        <w:t>INDEPENDENCE After support is removed, repeat the proof with a fresh case.</w:t>
+      </w:r>
+    </w:p>
+    <w:p>
+      <w:pPr>
+        <w:pStyle w:val="Heading3"/>
+      </w:pPr>
+      <w:r>
+        <w:t>Make the lab runnable</w:t>
+      </w:r>
+    </w:p>
+    <w:p>
+      <w:pPr>
+        <w:spacing w:line="336" w:lineRule="auto" w:after="180"/>
+      </w:pPr>
+      <w:r>
+        <w:rPr>
+          <w:b w:val="0"/>
+        </w:rPr>
+        <w:t>Use the supplied investigation for shared practice. Keep predictions and observed paper-trace results separate. Reserve Build a baseline for a different catalogue for the individual first attempt before feedback; do not use the reserved case as a paired lab task.</w:t>
+      </w:r>
+    </w:p>
+    <w:p>
+      <w:pPr>
+        <w:pStyle w:val="Heading3"/>
+      </w:pPr>
+      <w:r>
+        <w:t>Diagnose and reteach</w:t>
+      </w:r>
+    </w:p>
+    <w:p>
+      <w:pPr>
+        <w:spacing w:line="336" w:lineRule="auto" w:after="180"/>
+      </w:pPr>
+      <w:r>
+        <w:rPr>
+          <w:b w:val="0"/>
+        </w:rPr>
+        <w:t xml:space="preserve">CLAIM TO REPAIR A system can safely infer every missing </w:t>
+      </w:r>
+      <w:r>
+        <w:rPr>
+          <w:b/>
+        </w:rPr>
+        <w:t>input</w:t>
+      </w:r>
+      <w:r>
+        <w:rPr>
+          <w:b w:val="0"/>
+        </w:rPr>
+        <w:t>.</w:t>
+      </w:r>
+    </w:p>
+    <w:p>
+      <w:pPr>
+        <w:spacing w:line="336" w:lineRule="auto" w:after="180"/>
+      </w:pPr>
+      <w:r>
+        <w:rPr>
+          <w:b w:val="0"/>
+        </w:rPr>
+        <w:t>For guessing, return to given facts and request a trace. For vocabulary without application, use one example and one non-example. For arithmetic errors, check the setup before the calculation.</w:t>
+      </w:r>
+    </w:p>
+    <w:p>
+      <w:pPr>
+        <w:spacing w:line="336" w:lineRule="auto" w:after="180"/>
+      </w:pPr>
+      <w:r>
+        <w:rPr>
+          <w:b w:val="0"/>
+        </w:rPr>
+        <w:t>Finish with a different uncoached case before recording mastery.</w:t>
+      </w:r>
+    </w:p>
+    <w:p>
+      <w:pPr>
+        <w:pStyle w:val="Heading3"/>
+      </w:pPr>
+      <w:r>
+        <w:t>Address these additional misconceptions</w:t>
+      </w:r>
+    </w:p>
+    <w:p>
+      <w:pPr>
+        <w:spacing w:line="336" w:lineRule="auto" w:after="180"/>
+      </w:pPr>
+      <w:r>
+        <w:rPr>
+          <w:b w:val="0"/>
+        </w:rPr>
+        <w:t xml:space="preserve">A </w:t>
+      </w:r>
+      <w:r>
+        <w:rPr>
+          <w:b/>
+        </w:rPr>
+        <w:t>baseline</w:t>
+      </w:r>
+      <w:r>
+        <w:rPr>
+          <w:b w:val="0"/>
+        </w:rPr>
+        <w:t xml:space="preserve"> must be bad to make a comparison useful: Use a credible simple method and accept a tie or a </w:t>
+      </w:r>
+      <w:r>
+        <w:rPr>
+          <w:b/>
+        </w:rPr>
+        <w:t>baseline</w:t>
+      </w:r>
+      <w:r>
+        <w:rPr>
+          <w:b w:val="0"/>
+        </w:rPr>
+        <w:t xml:space="preserve"> win.</w:t>
+      </w:r>
+    </w:p>
+    <w:p>
+      <w:pPr>
+        <w:spacing w:line="336" w:lineRule="auto" w:after="180"/>
+      </w:pPr>
+      <w:r>
+        <w:rPr>
+          <w:b w:val="0"/>
+        </w:rPr>
         <w:t>Offer an oral explanation, drawing, enlarged visual or fewer examples when that removes a reading/writing barrier. Keep the same reasoning goal.</w:t>
       </w:r>
     </w:p>
@@ -4593,12 +4600,658 @@
         <w:pStyle w:val="Heading1"/>
       </w:pPr>
       <w:r>
-        <w:t>05. Assess and explain the answers</w:t>
-      </w:r>
-    </w:p>
-    <w:p>
-      <w:r>
-        <w:t>Use the Choose Inputs and Outputs questions, teacher keys and criteria after the relevant attempts. Previously discussed cases are practice; protect the separately selected independent task.</w:t>
+        <w:t>05. Assess the selected new case</w:t>
+      </w:r>
+    </w:p>
+    <w:p>
+      <w:r>
+        <w:t>Keep this key until after the first attempt; accept valid alternatives with defensible reasoning.</w:t>
+      </w:r>
+    </w:p>
+    <w:p>
+      <w:pPr>
+        <w:pStyle w:val="Heading2"/>
+      </w:pPr>
+      <w:r>
+        <w:t>Selected independent question and key</w:t>
+      </w:r>
+    </w:p>
+    <w:p>
+      <w:pPr>
+        <w:spacing w:line="336" w:lineRule="auto" w:after="180"/>
+      </w:pPr>
+      <w:r>
+        <w:rPr>
+          <w:b w:val="0"/>
+        </w:rPr>
+        <w:t>Selected case: A paper room recommender uses R1 first, capacity 6, quiet Yes; then R2, capacity 10, quiet No. Valid requests give a whole group size from 1 to 12 and Quiet required Yes or No.</w:t>
+      </w:r>
+    </w:p>
+    <w:p>
+      <w:pPr>
+        <w:spacing w:line="336" w:lineRule="auto" w:after="180"/>
+      </w:pPr>
+      <w:r>
+        <w:rPr>
+          <w:b w:val="0"/>
+        </w:rPr>
+        <w:t xml:space="preserve">A room fits when capacity is at least group size and the quiet condition is met; choose the first </w:t>
+      </w:r>
+      <w:r>
+        <w:rPr>
+          <w:b/>
+        </w:rPr>
+        <w:t>fitting</w:t>
+      </w:r>
+      <w:r>
+        <w:rPr>
+          <w:b w:val="0"/>
+        </w:rPr>
+        <w:t xml:space="preserve"> room. Record </w:t>
+      </w:r>
+      <w:r>
+        <w:rPr>
+          <w:b/>
+        </w:rPr>
+        <w:t>output</w:t>
+      </w:r>
+      <w:r>
+        <w:rPr>
+          <w:b w:val="0"/>
+        </w:rPr>
+        <w:t>s and reasons for 6 people Yes, 8 people No and 8 people Yes.</w:t>
+      </w:r>
+    </w:p>
+    <w:p>
+      <w:pPr>
+        <w:spacing w:line="336" w:lineRule="auto" w:after="180"/>
+      </w:pPr>
+      <w:r>
+        <w:rPr>
+          <w:b w:val="0"/>
+        </w:rPr>
+        <w:t xml:space="preserve">Explain how a manual </w:t>
+      </w:r>
+      <w:r>
+        <w:rPr>
+          <w:b/>
+        </w:rPr>
+        <w:t>baseline</w:t>
+      </w:r>
+      <w:r>
+        <w:rPr>
+          <w:b w:val="0"/>
+        </w:rPr>
+        <w:t xml:space="preserve"> can be compared fairly with a prototype. No real booking is allowed.</w:t>
+      </w:r>
+    </w:p>
+    <w:p>
+      <w:pPr>
+        <w:spacing w:line="336" w:lineRule="auto" w:after="180"/>
+      </w:pPr>
+      <w:r>
+        <w:rPr>
+          <w:b w:val="0"/>
+        </w:rPr>
+        <w:t>6 Yes gives R1: equality fits and it is quiet. 8 No gives R2: R1 is too small and R2 meets capacity with quiet not required. 8 Yes gives no match: R1 is too small, R2 is not quiet.</w:t>
+      </w:r>
+    </w:p>
+    <w:p>
+      <w:pPr>
+        <w:spacing w:line="336" w:lineRule="auto" w:after="180"/>
+      </w:pPr>
+      <w:r>
+        <w:rPr>
+          <w:b w:val="0"/>
+        </w:rPr>
+        <w:t xml:space="preserve">Use the same room catalogue, request set and </w:t>
+      </w:r>
+      <w:r>
+        <w:rPr>
+          <w:b/>
+        </w:rPr>
+        <w:t>requirement</w:t>
+      </w:r>
+      <w:r>
+        <w:rPr>
+          <w:b w:val="0"/>
+        </w:rPr>
+        <w:t>s for both methods and keep all results. Compare suggestions only; do not make bookings.</w:t>
+      </w:r>
+    </w:p>
+    <w:p>
+      <w:pPr>
+        <w:pStyle w:val="Heading2"/>
+      </w:pPr>
+      <w:r>
+        <w:t>Judge explanation, trace and limits</w:t>
+      </w:r>
+    </w:p>
+    <w:tbl>
+      <w:tblPr>
+        <w:tblStyle w:val="LightShading-Accent1"/>
+        <w:tblW w:type="auto" w:w="0"/>
+        <w:tblLook w:firstColumn="1" w:firstRow="1" w:lastColumn="0" w:lastRow="0" w:noHBand="0" w:noVBand="1" w:val="04A0"/>
+      </w:tblPr>
+      <w:tblGrid>
+        <w:gridCol w:w="5112"/>
+        <w:gridCol w:w="5112"/>
+      </w:tblGrid>
+      <w:tr>
+        <w:trPr>
+          <w:tblHeader/>
+        </w:trPr>
+        <w:tc>
+          <w:tcPr>
+            <w:tcW w:type="dxa" w:w="5112"/>
+          </w:tcPr>
+          <w:p>
+            <w:r>
+              <w:t>Dimension</w:t>
+            </w:r>
+          </w:p>
+        </w:tc>
+        <w:tc>
+          <w:tcPr>
+            <w:tcW w:type="dxa" w:w="5112"/>
+          </w:tcPr>
+          <w:p>
+            <w:r>
+              <w:t>Evidence required</w:t>
+            </w:r>
+          </w:p>
+        </w:tc>
+      </w:tr>
+      <w:tr>
+        <w:tc>
+          <w:tcPr>
+            <w:tcW w:type="dxa" w:w="5112"/>
+          </w:tcPr>
+          <w:p>
+            <w:r>
+              <w:t>Explanation</w:t>
+            </w:r>
+          </w:p>
+        </w:tc>
+        <w:tc>
+          <w:tcPr>
+            <w:tcW w:type="dxa" w:w="5112"/>
+          </w:tcPr>
+          <w:p>
+            <w:r>
+              <w:t>Names the applicable idea or procedure and ties it to the supplied facts.</w:t>
+            </w:r>
+          </w:p>
+        </w:tc>
+      </w:tr>
+      <w:tr>
+        <w:tc>
+          <w:tcPr>
+            <w:tcW w:type="dxa" w:w="5112"/>
+          </w:tcPr>
+          <w:p>
+            <w:r>
+              <w:t>Trace and result</w:t>
+            </w:r>
+          </w:p>
+        </w:tc>
+        <w:tc>
+          <w:tcPr>
+            <w:tcW w:type="dxa" w:w="5112"/>
+          </w:tcPr>
+          <w:p>
+            <w:r>
+              <w:t>Preserves the given inputs and shows the relevant intermediate steps; distinguishes a prediction from an observed execution.</w:t>
+            </w:r>
+          </w:p>
+        </w:tc>
+      </w:tr>
+      <w:tr>
+        <w:tc>
+          <w:tcPr>
+            <w:tcW w:type="dxa" w:w="5112"/>
+          </w:tcPr>
+          <w:p>
+            <w:r>
+              <w:t>Limits</w:t>
+            </w:r>
+          </w:p>
+        </w:tc>
+        <w:tc>
+          <w:tcPr>
+            <w:tcW w:type="dxa" w:w="5112"/>
+          </w:tcPr>
+          <w:p>
+            <w:r>
+              <w:t>States the assumptions, missing evidence or conditions under which the result would change.</w:t>
+            </w:r>
+          </w:p>
+        </w:tc>
+      </w:tr>
+    </w:tbl>
+    <w:p>
+      <w:pPr>
+        <w:spacing w:line="336" w:lineRule="auto" w:after="180"/>
+      </w:pPr>
+      <w:r>
+        <w:rPr>
+          <w:b w:val="0"/>
+        </w:rPr>
+        <w:t>Record each dimension as not yet, with support, or independent. Accept a valid alternative procedure with a defensible trace.</w:t>
+      </w:r>
+    </w:p>
+    <w:p>
+      <w:pPr>
+        <w:spacing w:line="336" w:lineRule="auto" w:after="180"/>
+      </w:pPr>
+      <w:r>
+        <w:rPr>
+          <w:b w:val="0"/>
+        </w:rPr>
+        <w:t xml:space="preserve">Do not penalise an honestly recorded model failure if the learner correctly explains its </w:t>
+      </w:r>
+      <w:r>
+        <w:rPr>
+          <w:b/>
+        </w:rPr>
+        <w:t>evidence</w:t>
+      </w:r>
+      <w:r>
+        <w:rPr>
+          <w:b w:val="0"/>
+        </w:rPr>
+        <w:t xml:space="preserve"> and limits.</w:t>
+      </w:r>
+    </w:p>
+    <w:p>
+      <w:pPr>
+        <w:pStyle w:val="Heading2"/>
+      </w:pPr>
+      <w:r>
+        <w:t>Give one usable repair action</w:t>
+      </w:r>
+    </w:p>
+    <w:p>
+      <w:pPr>
+        <w:spacing w:line="336" w:lineRule="auto" w:after="180"/>
+      </w:pPr>
+      <w:r>
+        <w:rPr>
+          <w:b w:val="0"/>
+        </w:rPr>
+        <w:t>Name the earliest unsupported step and give one action to repair it. Have the learner make that repair now and explain why. Then assess the relevant skill on a fresh, fully specified case.</w:t>
+      </w:r>
+    </w:p>
+    <w:p>
+      <w:pPr>
+        <w:spacing w:line="336" w:lineRule="auto" w:after="180"/>
+      </w:pPr>
+      <w:r>
+        <w:rPr>
+          <w:b w:val="0"/>
+        </w:rPr>
+        <w:t>Confirm it was not previously practised with feedback; solve and check the new case before assigning it. A follow-up design prompt is a starting brief, not automatically an equivalent test.</w:t>
+      </w:r>
+    </w:p>
+    <w:p>
+      <w:pPr>
+        <w:pStyle w:val="Heading2"/>
+      </w:pPr>
+      <w:r>
+        <w:t>W1 Make a requirement checkable</w:t>
+      </w:r>
+    </w:p>
+    <w:p>
+      <w:pPr>
+        <w:spacing w:line="336" w:lineRule="auto" w:after="180"/>
+      </w:pPr>
+      <w:r>
+        <w:rPr>
+          <w:b w:val="0"/>
+        </w:rPr>
+        <w:t xml:space="preserve">Replace “suggest a good activity” with the time condition, quiet condition and </w:t>
+      </w:r>
+      <w:r>
+        <w:rPr>
+          <w:b/>
+        </w:rPr>
+        <w:t>tie rule</w:t>
+      </w:r>
+      <w:r>
+        <w:rPr>
+          <w:b w:val="0"/>
+        </w:rPr>
+        <w:t xml:space="preserve"> used in this project. Explain why Quiet required No permits B1 as well as non-quiet activities when their times fit.</w:t>
+      </w:r>
+    </w:p>
+    <w:p>
+      <w:pPr>
+        <w:spacing w:line="336" w:lineRule="auto" w:after="180"/>
+      </w:pPr>
+      <w:r>
+        <w:rPr>
+          <w:b w:val="0"/>
+        </w:rPr>
+        <w:t xml:space="preserve">Time required must be no more than available time; when quiet is required the activity must be quiet. Choose the first </w:t>
+      </w:r>
+      <w:r>
+        <w:rPr>
+          <w:b/>
+        </w:rPr>
+        <w:t>compatible</w:t>
+      </w:r>
+      <w:r>
+        <w:rPr>
+          <w:b w:val="0"/>
+        </w:rPr>
+        <w:t xml:space="preserve"> activity in B1 to B4 order.</w:t>
+      </w:r>
+    </w:p>
+    <w:p>
+      <w:pPr>
+        <w:spacing w:line="336" w:lineRule="auto" w:after="180"/>
+      </w:pPr>
+      <w:r>
+        <w:rPr>
+          <w:b w:val="0"/>
+        </w:rPr>
+        <w:t>No means quiet is not required, not forbidden, so quiet B1 is permitted if 10 minutes fits.</w:t>
+      </w:r>
+    </w:p>
+    <w:p>
+      <w:pPr>
+        <w:pStyle w:val="Heading2"/>
+      </w:pPr>
+      <w:r>
+        <w:t>W2 Run the baseline on three requests</w:t>
+      </w:r>
+    </w:p>
+    <w:p>
+      <w:pPr>
+        <w:spacing w:line="336" w:lineRule="auto" w:after="180"/>
+      </w:pPr>
+      <w:r>
+        <w:rPr>
+          <w:b w:val="0"/>
+        </w:rPr>
+        <w:t xml:space="preserve">Using the catalogue, record the </w:t>
+      </w:r>
+      <w:r>
+        <w:rPr>
+          <w:b/>
+        </w:rPr>
+        <w:t>baseline</w:t>
+      </w:r>
+      <w:r>
+        <w:rPr>
+          <w:b w:val="0"/>
+        </w:rPr>
+        <w:t xml:space="preserve"> </w:t>
+      </w:r>
+      <w:r>
+        <w:rPr>
+          <w:b/>
+        </w:rPr>
+        <w:t>output</w:t>
+      </w:r>
+      <w:r>
+        <w:rPr>
+          <w:b w:val="0"/>
+        </w:rPr>
+        <w:t xml:space="preserve"> and reason for 10 minutes with quiet required, 8 minutes with quiet not required, and 7 minutes with quiet not required. Identify which no-match result is justified and why.</w:t>
+      </w:r>
+    </w:p>
+    <w:p>
+      <w:pPr>
+        <w:spacing w:line="336" w:lineRule="auto" w:after="180"/>
+      </w:pPr>
+      <w:r>
+        <w:rPr>
+          <w:b w:val="0"/>
+        </w:rPr>
+        <w:t>10 Yes gives B1: 10 fits exactly and it is quiet. 8 No gives B2: B1 is too long, B2 fits and non-quiet is permitted. 7 No gives no match: even the shortest activity requires 8 minutes.</w:t>
+      </w:r>
+    </w:p>
+    <w:p>
+      <w:pPr>
+        <w:spacing w:line="336" w:lineRule="auto" w:after="180"/>
+      </w:pPr>
+      <w:r>
+        <w:rPr>
+          <w:b w:val="0"/>
+        </w:rPr>
+        <w:t>That no-match result is justified by the complete catalogue.</w:t>
+      </w:r>
+    </w:p>
+    <w:p>
+      <w:pPr>
+        <w:pStyle w:val="Heading2"/>
+      </w:pPr>
+      <w:r>
+        <w:t>W3 Separate invalid input from no matching option</w:t>
+      </w:r>
+    </w:p>
+    <w:p>
+      <w:pPr>
+        <w:spacing w:line="336" w:lineRule="auto" w:after="180"/>
+      </w:pPr>
+      <w:r>
+        <w:rPr>
+          <w:b w:val="0"/>
+        </w:rPr>
+        <w:t xml:space="preserve">Compare a request with blank minutes and Quiet required Yes to a request with 0 minutes and Quiet required Yes. What should the </w:t>
+      </w:r>
+      <w:r>
+        <w:rPr>
+          <w:b/>
+        </w:rPr>
+        <w:t>baseline</w:t>
+      </w:r>
+      <w:r>
+        <w:rPr>
+          <w:b w:val="0"/>
+        </w:rPr>
+        <w:t xml:space="preserve"> record for each?</w:t>
+      </w:r>
+    </w:p>
+    <w:p>
+      <w:pPr>
+        <w:spacing w:line="336" w:lineRule="auto" w:after="180"/>
+      </w:pPr>
+      <w:r>
+        <w:rPr>
+          <w:b w:val="0"/>
+        </w:rPr>
+        <w:t>Explain why these are different outcomes even though neither produces an activity suggestion.</w:t>
+      </w:r>
+    </w:p>
+    <w:p>
+      <w:pPr>
+        <w:spacing w:line="336" w:lineRule="auto" w:after="180"/>
+      </w:pPr>
+      <w:r>
+        <w:rPr>
+          <w:b w:val="0"/>
+        </w:rPr>
+        <w:t>Blank minutes is invalid and requires clarification of the missing time. Zero is a valid whole number within 0 to 30; no activity takes 0 minutes or less, so no match is justified.</w:t>
+      </w:r>
+    </w:p>
+    <w:p>
+      <w:pPr>
+        <w:spacing w:line="336" w:lineRule="auto" w:after="180"/>
+      </w:pPr>
+      <w:r>
+        <w:rPr>
+          <w:b w:val="0"/>
+        </w:rPr>
+        <w:t xml:space="preserve">The first lacks a usable </w:t>
+      </w:r>
+      <w:r>
+        <w:rPr>
+          <w:b/>
+        </w:rPr>
+        <w:t>input</w:t>
+      </w:r>
+      <w:r>
+        <w:rPr>
+          <w:b w:val="0"/>
+        </w:rPr>
+        <w:t xml:space="preserve">; the second has a usable </w:t>
+      </w:r>
+      <w:r>
+        <w:rPr>
+          <w:b/>
+        </w:rPr>
+        <w:t>input</w:t>
+      </w:r>
+      <w:r>
+        <w:rPr>
+          <w:b w:val="0"/>
+        </w:rPr>
+        <w:t xml:space="preserve"> but no </w:t>
+      </w:r>
+      <w:r>
+        <w:rPr>
+          <w:b/>
+        </w:rPr>
+        <w:t>compatible</w:t>
+      </w:r>
+      <w:r>
+        <w:rPr>
+          <w:b w:val="0"/>
+        </w:rPr>
+        <w:t xml:space="preserve"> option.</w:t>
+      </w:r>
+    </w:p>
+    <w:p>
+      <w:pPr>
+        <w:pStyle w:val="Heading2"/>
+      </w:pPr>
+      <w:r>
+        <w:t>W5 Challenge an unfair comparison</w:t>
+      </w:r>
+    </w:p>
+    <w:p>
+      <w:pPr>
+        <w:spacing w:line="336" w:lineRule="auto" w:after="180"/>
+      </w:pPr>
+      <w:r>
+        <w:rPr>
+          <w:b w:val="0"/>
+        </w:rPr>
+        <w:t xml:space="preserve">Team A tests a prototype on five easy requests and the manual </w:t>
+      </w:r>
+      <w:r>
+        <w:rPr>
+          <w:b/>
+        </w:rPr>
+        <w:t>baseline</w:t>
+      </w:r>
+      <w:r>
+        <w:rPr>
+          <w:b w:val="0"/>
+        </w:rPr>
+        <w:t xml:space="preserve"> on five different requests, then reports only the prototype’s successful </w:t>
+      </w:r>
+      <w:r>
+        <w:rPr>
+          <w:b/>
+        </w:rPr>
+        <w:t>output</w:t>
+      </w:r>
+      <w:r>
+        <w:rPr>
+          <w:b w:val="0"/>
+        </w:rPr>
+        <w:t>s. Identify two changes needed for a fair comparison.</w:t>
+      </w:r>
+    </w:p>
+    <w:p>
+      <w:pPr>
+        <w:spacing w:line="336" w:lineRule="auto" w:after="180"/>
+      </w:pPr>
+      <w:r>
+        <w:rPr>
+          <w:b w:val="0"/>
+        </w:rPr>
+        <w:t xml:space="preserve">If both methods then meet all </w:t>
+      </w:r>
+      <w:r>
+        <w:rPr>
+          <w:b/>
+        </w:rPr>
+        <w:t>requirement</w:t>
+      </w:r>
+      <w:r>
+        <w:rPr>
+          <w:b w:val="0"/>
+        </w:rPr>
+        <w:t>s, what can and cannot be concluded about compatibility?</w:t>
+      </w:r>
+    </w:p>
+    <w:p>
+      <w:pPr>
+        <w:spacing w:line="336" w:lineRule="auto" w:after="180"/>
+      </w:pPr>
+      <w:r>
+        <w:rPr>
+          <w:b w:val="0"/>
+        </w:rPr>
+        <w:t xml:space="preserve">Use the same requests and catalogue for both with the same judging rules, and retain all </w:t>
+      </w:r>
+      <w:r>
+        <w:rPr>
+          <w:b/>
+        </w:rPr>
+        <w:t>output</w:t>
+      </w:r>
+      <w:r>
+        <w:rPr>
+          <w:b w:val="0"/>
+        </w:rPr>
+        <w:t>s including failures and no-match or clarification results.</w:t>
+      </w:r>
+    </w:p>
+    <w:p>
+      <w:pPr>
+        <w:spacing w:line="336" w:lineRule="auto" w:after="180"/>
+      </w:pPr>
+      <w:r>
+        <w:rPr>
+          <w:b w:val="0"/>
+        </w:rPr>
+        <w:t xml:space="preserve">If both meet the </w:t>
+      </w:r>
+      <w:r>
+        <w:rPr>
+          <w:b/>
+        </w:rPr>
+        <w:t>requirement</w:t>
+      </w:r>
+      <w:r>
+        <w:rPr>
+          <w:b w:val="0"/>
+        </w:rPr>
+        <w:t>s on those cases, both pass those checks; the results do not demonstrate the prototype has better compatibility or prove either works on every possible case.</w:t>
+      </w:r>
+    </w:p>
+    <w:p>
+      <w:pPr>
+        <w:pStyle w:val="Heading2"/>
+      </w:pPr>
+      <w:r>
+        <w:t>Earlier wording, alternatives and picture transcripts · reference / check after trying</w:t>
+      </w:r>
+    </w:p>
+    <w:p>
+      <w:pPr>
+        <w:spacing w:line="336" w:lineRule="auto" w:after="180"/>
+      </w:pPr>
+      <w:r>
+        <w:rPr>
+          <w:b w:val="0"/>
+        </w:rPr>
+        <w:t>Assess and explain the answers</w:t>
       </w:r>
     </w:p>
     <w:p>
@@ -4611,40 +5264,74 @@
     </w:p>
     <w:p>
       <w:pPr>
+        <w:spacing w:line="336" w:lineRule="auto" w:after="180"/>
+      </w:pPr>
+      <w:r>
+        <w:rPr>
+          <w:b/>
+        </w:rPr>
+        <w:t>Input</w:t>
+      </w:r>
+      <w:r>
+        <w:rPr>
+          <w:b w:val="0"/>
+        </w:rPr>
+        <w:t xml:space="preserve">: material or a suitable image. </w:t>
+      </w:r>
+      <w:r>
+        <w:rPr>
+          <w:b/>
+        </w:rPr>
+        <w:t>Output</w:t>
+      </w:r>
+      <w:r>
+        <w:rPr>
+          <w:b w:val="0"/>
+        </w:rPr>
+        <w:t>: tray suggestion. Home address is unnecessary. Uncertain material needs review.</w:t>
+      </w:r>
+    </w:p>
+    <w:p>
+      <w:pPr>
         <w:pStyle w:val="Heading3"/>
       </w:pPr>
       <w:r>
-        <w:t>Teacher key · Worked case answer</w:t>
+        <w:t>Additional transfer practice question</w:t>
       </w:r>
     </w:p>
     <w:p>
       <w:pPr>
         <w:spacing w:line="336" w:lineRule="auto" w:after="180"/>
-        <w:shd w:fill="F1F6FC"/>
-      </w:pPr>
+      </w:pPr>
+      <w:r>
+        <w:rPr>
+          <w:b w:val="0"/>
+        </w:rPr>
+        <w:t xml:space="preserve">A paper sorter must suggest pencil tray or book shelf. Choose one needed </w:t>
+      </w:r>
       <w:r>
         <w:rPr>
           <w:b/>
         </w:rPr>
-        <w:t>Input</w:t>
-      </w:r>
-      <w:r>
-        <w:rPr>
-          <w:b w:val="0"/>
-        </w:rPr>
-        <w:t xml:space="preserve">: material or a suitable image. </w:t>
+        <w:t>input</w:t>
+      </w:r>
+      <w:r>
+        <w:rPr>
+          <w:b w:val="0"/>
+        </w:rPr>
+        <w:t xml:space="preserve"> and state the </w:t>
       </w:r>
       <w:r>
         <w:rPr>
           <w:b/>
         </w:rPr>
-        <w:t>Output</w:t>
-      </w:r>
-      <w:r>
-        <w:rPr>
-          <w:b w:val="0"/>
-        </w:rPr>
-        <w:t>: tray suggestion. Home address is unnecessary. Uncertain material needs review.</w:t>
+        <w:t>output</w:t>
+      </w:r>
+      <w:r>
+        <w:rPr>
+          <w:b w:val="0"/>
+        </w:rPr>
+        <w:t>. What should happen if the picture is blocked?</w:t>
       </w:r>
     </w:p>
     <w:p>
@@ -4652,73 +5339,12 @@
         <w:pStyle w:val="Heading3"/>
       </w:pPr>
       <w:r>
-        <w:t>Independent question</w:t>
-      </w:r>
-    </w:p>
-    <w:p>
-      <w:pPr>
-        <w:pStyle w:val="Heading3"/>
-      </w:pPr>
-      <w:r>
-        <w:t>Independent question · withhold the key</w:t>
+        <w:t>Reasoned practice answer</w:t>
       </w:r>
     </w:p>
     <w:p>
       <w:pPr>
         <w:spacing w:line="336" w:lineRule="auto" w:after="180"/>
-        <w:shd w:fill="F5F1FB"/>
-      </w:pPr>
-      <w:r>
-        <w:rPr>
-          <w:b w:val="0"/>
-        </w:rPr>
-        <w:t xml:space="preserve">A paper sorter must suggest pencil tray or book shelf. Choose one needed </w:t>
-      </w:r>
-      <w:r>
-        <w:rPr>
-          <w:b/>
-        </w:rPr>
-        <w:t>input</w:t>
-      </w:r>
-      <w:r>
-        <w:rPr>
-          <w:b w:val="0"/>
-        </w:rPr>
-        <w:t xml:space="preserve"> and state the </w:t>
-      </w:r>
-      <w:r>
-        <w:rPr>
-          <w:b/>
-        </w:rPr>
-        <w:t>output</w:t>
-      </w:r>
-      <w:r>
-        <w:rPr>
-          <w:b w:val="0"/>
-        </w:rPr>
-        <w:t>. What should happen if the picture is blocked?</w:t>
-      </w:r>
-    </w:p>
-    <w:p>
-      <w:pPr>
-        <w:pStyle w:val="Heading3"/>
-      </w:pPr>
-      <w:r>
-        <w:t>Expected independent answer</w:t>
-      </w:r>
-    </w:p>
-    <w:p>
-      <w:pPr>
-        <w:pStyle w:val="Heading3"/>
-      </w:pPr>
-      <w:r>
-        <w:t>Teacher key · Expected independent answer</w:t>
-      </w:r>
-    </w:p>
-    <w:p>
-      <w:pPr>
-        <w:spacing w:line="336" w:lineRule="auto" w:after="180"/>
-        <w:shd w:fill="F1F6FC"/>
       </w:pPr>
       <w:r>
         <w:rPr>
@@ -5060,1297 +5686,504 @@
     </w:p>
     <w:p>
       <w:pPr>
+        <w:spacing w:line="336" w:lineRule="auto" w:after="180"/>
+      </w:pPr>
+      <w:r>
+        <w:rPr>
+          <w:b w:val="0"/>
+        </w:rPr>
+        <w:t xml:space="preserve">Use material </w:t>
+      </w:r>
+      <w:r>
+        <w:rPr>
+          <w:b/>
+        </w:rPr>
+        <w:t>evidence</w:t>
+      </w:r>
+      <w:r>
+        <w:rPr>
+          <w:b w:val="0"/>
+        </w:rPr>
+        <w:t xml:space="preserve"> as </w:t>
+      </w:r>
+      <w:r>
+        <w:rPr>
+          <w:b/>
+        </w:rPr>
+        <w:t>input</w:t>
+      </w:r>
+      <w:r>
+        <w:rPr>
+          <w:b w:val="0"/>
+        </w:rPr>
+        <w:t xml:space="preserve">; </w:t>
+      </w:r>
+      <w:r>
+        <w:rPr>
+          <w:b/>
+        </w:rPr>
+        <w:t>output</w:t>
+      </w:r>
+      <w:r>
+        <w:rPr>
+          <w:b w:val="0"/>
+        </w:rPr>
+        <w:t>s are paper, plastic or review. Send the mixed cup to review under a predefined local rule. Owner name does not determine material.</w:t>
+      </w:r>
+    </w:p>
+    <w:p>
+      <w:pPr>
+        <w:spacing w:line="336" w:lineRule="auto" w:after="180"/>
+      </w:pPr>
+      <w:r>
+        <w:rPr>
+          <w:b w:val="0"/>
+        </w:rPr>
+        <w:t>A description may be incomplete, so the sorter should not claim it has directly inspected the object.</w:t>
+      </w:r>
+    </w:p>
+    <w:p>
+      <w:pPr>
         <w:pStyle w:val="Heading3"/>
       </w:pPr>
       <w:r>
-        <w:t>Teacher key · Original transfer answer</w:t>
+        <w:t>Explanations for the additional workbook examples</w:t>
+      </w:r>
+    </w:p>
+    <w:p>
+      <w:pPr>
+        <w:pStyle w:val="Heading3"/>
+      </w:pPr>
+      <w:r>
+        <w:t>W1 Make a requirement checkable</w:t>
+      </w:r>
+    </w:p>
+    <w:p>
+      <w:pPr>
+        <w:pStyle w:val="Heading3"/>
+      </w:pPr>
+      <w:r>
+        <w:t>W2 Run the baseline on three requests</w:t>
+      </w:r>
+    </w:p>
+    <w:p>
+      <w:pPr>
+        <w:pStyle w:val="Heading3"/>
+      </w:pPr>
+      <w:r>
+        <w:t>W3 Separate invalid input from no matching option</w:t>
+      </w:r>
+    </w:p>
+    <w:p>
+      <w:pPr>
+        <w:pStyle w:val="Heading3"/>
+      </w:pPr>
+      <w:r>
+        <w:t>W4 Build a baseline for a different catalogue</w:t>
       </w:r>
     </w:p>
     <w:p>
       <w:pPr>
         <w:spacing w:line="336" w:lineRule="auto" w:after="180"/>
-        <w:shd w:fill="F1F6FC"/>
-      </w:pPr>
-      <w:r>
-        <w:rPr>
-          <w:b w:val="0"/>
-        </w:rPr>
-        <w:t xml:space="preserve">Use material </w:t>
+      </w:pPr>
+      <w:r>
+        <w:rPr>
+          <w:b w:val="0"/>
+        </w:rPr>
+        <w:t>A paper room recommender uses R1 first, capacity 6, quiet Yes; then R2, capacity 10, quiet No. Valid requests give a whole group size from 1 to 12 and Quiet required Yes or No.</w:t>
+      </w:r>
+    </w:p>
+    <w:p>
+      <w:pPr>
+        <w:spacing w:line="336" w:lineRule="auto" w:after="180"/>
+      </w:pPr>
+      <w:r>
+        <w:rPr>
+          <w:b w:val="0"/>
+        </w:rPr>
+        <w:t xml:space="preserve">A room fits when capacity is at least group size and the quiet condition is met; choose the first </w:t>
       </w:r>
       <w:r>
         <w:rPr>
           <w:b/>
         </w:rPr>
+        <w:t>fitting</w:t>
+      </w:r>
+      <w:r>
+        <w:rPr>
+          <w:b w:val="0"/>
+        </w:rPr>
+        <w:t xml:space="preserve"> room. Record </w:t>
+      </w:r>
+      <w:r>
+        <w:rPr>
+          <w:b/>
+        </w:rPr>
+        <w:t>output</w:t>
+      </w:r>
+      <w:r>
+        <w:rPr>
+          <w:b w:val="0"/>
+        </w:rPr>
+        <w:t>s and reasons for 6 people Yes, 8 people No and 8 people Yes.</w:t>
+      </w:r>
+    </w:p>
+    <w:p>
+      <w:pPr>
+        <w:spacing w:line="336" w:lineRule="auto" w:after="180"/>
+      </w:pPr>
+      <w:r>
+        <w:rPr>
+          <w:b w:val="0"/>
+        </w:rPr>
+        <w:t xml:space="preserve">Explain how a manual </w:t>
+      </w:r>
+      <w:r>
+        <w:rPr>
+          <w:b/>
+        </w:rPr>
+        <w:t>baseline</w:t>
+      </w:r>
+      <w:r>
+        <w:rPr>
+          <w:b w:val="0"/>
+        </w:rPr>
+        <w:t xml:space="preserve"> can be compared fairly with a prototype. No real booking is allowed.</w:t>
+      </w:r>
+    </w:p>
+    <w:p>
+      <w:pPr>
+        <w:spacing w:line="336" w:lineRule="auto" w:after="180"/>
+      </w:pPr>
+      <w:r>
+        <w:rPr>
+          <w:b w:val="0"/>
+        </w:rPr>
+        <w:t>6 Yes gives R1: equality fits and it is quiet. 8 No gives R2: R1 is too small and R2 meets capacity with quiet not required. 8 Yes gives no match: R1 is too small, R2 is not quiet.</w:t>
+      </w:r>
+    </w:p>
+    <w:p>
+      <w:pPr>
+        <w:spacing w:line="336" w:lineRule="auto" w:after="180"/>
+      </w:pPr>
+      <w:r>
+        <w:rPr>
+          <w:b w:val="0"/>
+        </w:rPr>
+        <w:t xml:space="preserve">Use the same room catalogue, request set and </w:t>
+      </w:r>
+      <w:r>
+        <w:rPr>
+          <w:b/>
+        </w:rPr>
+        <w:t>requirement</w:t>
+      </w:r>
+      <w:r>
+        <w:rPr>
+          <w:b w:val="0"/>
+        </w:rPr>
+        <w:t>s for both methods and keep all results. Compare suggestions only; do not make bookings.</w:t>
+      </w:r>
+    </w:p>
+    <w:p>
+      <w:pPr>
+        <w:pStyle w:val="Heading3"/>
+      </w:pPr>
+      <w:r>
+        <w:t>W5 Challenge an unfair comparison</w:t>
+      </w:r>
+    </w:p>
+    <w:p>
+      <w:pPr>
+        <w:pStyle w:val="Heading3"/>
+      </w:pPr>
+      <w:r>
+        <w:t>Assess independent transfer</w:t>
+      </w:r>
+    </w:p>
+    <w:p>
+      <w:pPr>
+        <w:pStyle w:val="Heading3"/>
+      </w:pPr>
+      <w:r>
+        <w:t>Selected case answer</w:t>
+      </w:r>
+    </w:p>
+    <w:p>
+      <w:pPr>
+        <w:pStyle w:val="Heading3"/>
+      </w:pPr>
+      <w:r>
+        <w:t>Feedback that the learner uses</w:t>
+      </w:r>
+    </w:p>
+    <w:p>
+      <w:pPr>
+        <w:pStyle w:val="Heading1"/>
+      </w:pPr>
+      <w:r>
+        <w:t>06. Connect, adapt and return</w:t>
+      </w:r>
+    </w:p>
+    <w:p>
+      <w:r>
+        <w:t>Retain the project evidence and revisit the reasoning on a changed case.</w:t>
+      </w:r>
+    </w:p>
+    <w:p>
+      <w:pPr>
+        <w:pStyle w:val="Heading2"/>
+      </w:pPr>
+      <w:r>
+        <w:t>Project evidence to keep</w:t>
+      </w:r>
+    </w:p>
+    <w:p>
+      <w:pPr>
+        <w:spacing w:line="336" w:lineRule="auto" w:after="180"/>
+      </w:pPr>
+      <w:r>
+        <w:rPr>
+          <w:b w:val="0"/>
+        </w:rPr>
+        <w:t xml:space="preserve">Freeze the sorter's v1 </w:t>
+      </w:r>
+      <w:r>
+        <w:rPr>
+          <w:b/>
+        </w:rPr>
+        <w:t>input</w:t>
+      </w:r>
+      <w:r>
+        <w:rPr>
+          <w:b w:val="0"/>
+        </w:rPr>
+        <w:t xml:space="preserve"> list, </w:t>
+      </w:r>
+      <w:r>
+        <w:rPr>
+          <w:b/>
+        </w:rPr>
+        <w:t>output contract</w:t>
+      </w:r>
+      <w:r>
+        <w:rPr>
+          <w:b w:val="0"/>
+        </w:rPr>
+        <w:t>, and not-sure behavior.</w:t>
+      </w:r>
+    </w:p>
+    <w:p>
+      <w:pPr>
+        <w:spacing w:line="336" w:lineRule="auto" w:after="180"/>
+      </w:pPr>
+      <w:r>
+        <w:rPr>
+          <w:b w:val="0"/>
+        </w:rPr>
+        <w:t xml:space="preserve">Keep the decision, </w:t>
+      </w:r>
+      <w:r>
+        <w:rPr>
+          <w:b/>
+        </w:rPr>
+        <w:t>input</w:t>
+      </w:r>
+      <w:r>
+        <w:rPr>
+          <w:b w:val="0"/>
+        </w:rPr>
+        <w:t xml:space="preserve">, result, explanation and remaining limitation in the project </w:t>
+      </w:r>
+      <w:r>
+        <w:rPr>
+          <w:b/>
+        </w:rPr>
         <w:t>evidence</w:t>
       </w:r>
       <w:r>
         <w:rPr>
           <w:b w:val="0"/>
         </w:rPr>
-        <w:t xml:space="preserve"> as </w:t>
+        <w:t xml:space="preserve"> record. Retrieve this record next week rather than restarting the project.</w:t>
+      </w:r>
+    </w:p>
+    <w:p>
+      <w:pPr>
+        <w:spacing w:line="336" w:lineRule="auto" w:after="180"/>
+      </w:pPr>
+      <w:r>
+        <w:rPr>
+          <w:b w:val="0"/>
+        </w:rPr>
+        <w:t xml:space="preserve">Document sorter schema, catalogue order, acceptance rule and all </w:t>
       </w:r>
       <w:r>
         <w:rPr>
           <w:b/>
         </w:rPr>
+        <w:t>output</w:t>
+      </w:r>
+      <w:r>
+        <w:rPr>
+          <w:b w:val="0"/>
+        </w:rPr>
+        <w:t xml:space="preserve"> types; use a manual trace as the comparison </w:t>
+      </w:r>
+      <w:r>
+        <w:rPr>
+          <w:b/>
+        </w:rPr>
+        <w:t>baseline</w:t>
+      </w:r>
+      <w:r>
+        <w:rPr>
+          <w:b w:val="0"/>
+        </w:rPr>
+        <w:t>.</w:t>
+      </w:r>
+    </w:p>
+    <w:p>
+      <w:pPr>
+        <w:pStyle w:val="Heading2"/>
+      </w:pPr>
+      <w:r>
+        <w:t>Support while preserving the reasoning goal</w:t>
+      </w:r>
+    </w:p>
+    <w:p>
+      <w:pPr>
+        <w:spacing w:line="336" w:lineRule="auto" w:after="180"/>
+      </w:pPr>
+      <w:r>
+        <w:rPr>
+          <w:b w:val="0"/>
+        </w:rPr>
+        <w:t xml:space="preserve">Use physical cards, spoken explanations and a three-stage drawing. Read aloud without giving the answer. Stretch: compare two </w:t>
+      </w:r>
+      <w:r>
+        <w:rPr>
+          <w:b/>
+        </w:rPr>
+        <w:t>mechanism</w:t>
+      </w:r>
+      <w:r>
+        <w:rPr>
+          <w:b w:val="0"/>
+        </w:rPr>
+        <w:t xml:space="preserve">s with the same visible </w:t>
+      </w:r>
+      <w:r>
+        <w:rPr>
+          <w:b/>
+        </w:rPr>
+        <w:t>output</w:t>
+      </w:r>
+      <w:r>
+        <w:rPr>
+          <w:b w:val="0"/>
+        </w:rPr>
+        <w:t xml:space="preserve"> and explain what </w:t>
+      </w:r>
+      <w:r>
+        <w:rPr>
+          <w:b/>
+        </w:rPr>
+        <w:t>evidence</w:t>
+      </w:r>
+      <w:r>
+        <w:rPr>
+          <w:b w:val="0"/>
+        </w:rPr>
+        <w:t xml:space="preserve"> distinguishes them.</w:t>
+      </w:r>
+    </w:p>
+    <w:p>
+      <w:pPr>
+        <w:spacing w:line="336" w:lineRule="auto" w:after="180"/>
+      </w:pPr>
+      <w:r>
+        <w:rPr>
+          <w:b w:val="0"/>
+        </w:rPr>
+        <w:t>Give one tick column for time or capacity and another for quiet. Require both ticks before circling a suggestion. Use a number line to distinguish equal to from greater than.</w:t>
+      </w:r>
+    </w:p>
+    <w:p>
+      <w:pPr>
+        <w:spacing w:line="336" w:lineRule="auto" w:after="180"/>
+      </w:pPr>
+      <w:r>
+        <w:rPr>
+          <w:b w:val="0"/>
+        </w:rPr>
+        <w:t xml:space="preserve">Extension: explain why a fixed </w:t>
+      </w:r>
+      <w:r>
+        <w:rPr>
+          <w:b/>
+        </w:rPr>
+        <w:t>tie rule</w:t>
+      </w:r>
+      <w:r>
+        <w:rPr>
+          <w:b w:val="0"/>
+        </w:rPr>
+        <w:t xml:space="preserve"> helps reproducibility but does not prove a preference ranking.</w:t>
+      </w:r>
+    </w:p>
+    <w:p>
+      <w:pPr>
+        <w:spacing w:line="336" w:lineRule="auto" w:after="180"/>
+      </w:pPr>
+      <w:r>
+        <w:rPr>
+          <w:b w:val="0"/>
+        </w:rPr>
+        <w:t xml:space="preserve">W4 requires R1, R2 and no match with capacity and quiet reasons, plus matching </w:t>
+      </w:r>
+      <w:r>
+        <w:rPr>
+          <w:b/>
+        </w:rPr>
         <w:t>input</w:t>
       </w:r>
       <w:r>
         <w:rPr>
           <w:b w:val="0"/>
         </w:rPr>
-        <w:t xml:space="preserve">; </w:t>
+        <w:t>s, catalogue and judging rules in the comparison. After support change R2 to quiet Yes and repeat 8 Yes: expected R2.</w:t>
+      </w:r>
+    </w:p>
+    <w:p>
+      <w:pPr>
+        <w:spacing w:line="336" w:lineRule="auto" w:after="180"/>
+      </w:pPr>
+      <w:r>
+        <w:rPr>
+          <w:b w:val="0"/>
+        </w:rPr>
+        <w:t xml:space="preserve">Ask whether this revises a </w:t>
       </w:r>
       <w:r>
         <w:rPr>
           <w:b/>
         </w:rPr>
-        <w:t>output</w:t>
-      </w:r>
-      <w:r>
-        <w:rPr>
-          <w:b w:val="0"/>
-        </w:rPr>
-        <w:t>s are paper, plastic or review. Send the mixed cup to review under a predefined local rule. Owner name does not determine material.</w:t>
-      </w:r>
-    </w:p>
-    <w:p>
-      <w:pPr>
-        <w:spacing w:line="336" w:lineRule="auto" w:after="180"/>
-        <w:shd w:fill="F1F6FC"/>
-      </w:pPr>
-      <w:r>
-        <w:rPr>
-          <w:b w:val="0"/>
-        </w:rPr>
-        <w:t>A description may be incomplete, so the sorter should not claim it has directly inspected the object.</w:t>
-      </w:r>
-    </w:p>
-    <w:p>
-      <w:pPr>
-        <w:pStyle w:val="Heading3"/>
-      </w:pPr>
-      <w:r>
-        <w:t>Explanations for the additional workbook examples</w:t>
-      </w:r>
-    </w:p>
-    <w:p>
-      <w:pPr>
-        <w:pStyle w:val="Heading3"/>
-      </w:pPr>
-      <w:r>
-        <w:t>W1 Make a requirement checkable</w:t>
-      </w:r>
-    </w:p>
-    <w:p>
-      <w:pPr>
-        <w:pStyle w:val="Heading3"/>
-      </w:pPr>
-      <w:r>
-        <w:t>Workbook question · W1</w:t>
-      </w:r>
-    </w:p>
-    <w:p>
-      <w:pPr>
-        <w:spacing w:line="336" w:lineRule="auto" w:after="180"/>
-        <w:shd w:fill="F5F1FB"/>
-      </w:pPr>
-      <w:r>
-        <w:rPr>
-          <w:b w:val="0"/>
-        </w:rPr>
-        <w:t xml:space="preserve">Replace “suggest a good activity” with the time condition, quiet condition and </w:t>
-      </w:r>
-      <w:r>
-        <w:rPr>
-          <w:b/>
-        </w:rPr>
-        <w:t>tie rule</w:t>
-      </w:r>
-      <w:r>
-        <w:rPr>
-          <w:b w:val="0"/>
-        </w:rPr>
-        <w:t xml:space="preserve"> used in this project. Explain why Quiet required No permits B1 as well as non-quiet activities when their times fit.</w:t>
-      </w:r>
-    </w:p>
-    <w:p>
-      <w:pPr>
-        <w:pStyle w:val="Heading3"/>
-      </w:pPr>
-      <w:r>
-        <w:t>Teacher reasoning · W1</w:t>
-      </w:r>
-    </w:p>
-    <w:p>
-      <w:pPr>
-        <w:spacing w:line="336" w:lineRule="auto" w:after="180"/>
-        <w:shd w:fill="F1F6FC"/>
-      </w:pPr>
-      <w:r>
-        <w:rPr>
-          <w:b w:val="0"/>
-        </w:rPr>
-        <w:t xml:space="preserve">Time required must be no more than available time; when quiet is required the activity must be quiet. Choose the first </w:t>
-      </w:r>
-      <w:r>
-        <w:rPr>
-          <w:b/>
-        </w:rPr>
-        <w:t>compatible</w:t>
-      </w:r>
-      <w:r>
-        <w:rPr>
-          <w:b w:val="0"/>
-        </w:rPr>
-        <w:t xml:space="preserve"> activity in B1 to B4 order.</w:t>
-      </w:r>
-    </w:p>
-    <w:p>
-      <w:pPr>
-        <w:spacing w:line="336" w:lineRule="auto" w:after="180"/>
-        <w:shd w:fill="F1F6FC"/>
-      </w:pPr>
-      <w:r>
-        <w:rPr>
-          <w:b w:val="0"/>
-        </w:rPr>
-        <w:t>No means quiet is not required, not forbidden, so quiet B1 is permitted if 10 minutes fits.</w:t>
-      </w:r>
-    </w:p>
-    <w:p>
-      <w:pPr>
-        <w:pStyle w:val="Heading3"/>
-      </w:pPr>
-      <w:r>
-        <w:t>W2 Run the baseline on three requests</w:t>
-      </w:r>
-    </w:p>
-    <w:p>
-      <w:pPr>
-        <w:pStyle w:val="Heading3"/>
-      </w:pPr>
-      <w:r>
-        <w:t>Workbook question · W2</w:t>
-      </w:r>
-    </w:p>
-    <w:p>
-      <w:pPr>
-        <w:spacing w:line="336" w:lineRule="auto" w:after="180"/>
-        <w:shd w:fill="F5F1FB"/>
-      </w:pPr>
-      <w:r>
-        <w:rPr>
-          <w:b w:val="0"/>
-        </w:rPr>
-        <w:t xml:space="preserve">Using the catalogue, record the </w:t>
-      </w:r>
-      <w:r>
-        <w:rPr>
-          <w:b/>
-        </w:rPr>
-        <w:t>baseline</w:t>
-      </w:r>
-      <w:r>
-        <w:rPr>
-          <w:b w:val="0"/>
-        </w:rPr>
-        <w:t xml:space="preserve"> </w:t>
-      </w:r>
-      <w:r>
-        <w:rPr>
-          <w:b/>
-        </w:rPr>
-        <w:t>output</w:t>
-      </w:r>
-      <w:r>
-        <w:rPr>
-          <w:b w:val="0"/>
-        </w:rPr>
-        <w:t xml:space="preserve"> and reason for 10 minutes with quiet required, 8 minutes with quiet not required, and 7 minutes with quiet not required. Identify which no-match result is justified and why.</w:t>
-      </w:r>
-    </w:p>
-    <w:p>
-      <w:pPr>
-        <w:pStyle w:val="Heading3"/>
-      </w:pPr>
-      <w:r>
-        <w:t>Teacher reasoning · W2</w:t>
-      </w:r>
-    </w:p>
-    <w:p>
-      <w:pPr>
-        <w:spacing w:line="336" w:lineRule="auto" w:after="180"/>
-        <w:shd w:fill="F1F6FC"/>
-      </w:pPr>
-      <w:r>
-        <w:rPr>
-          <w:b w:val="0"/>
-        </w:rPr>
-        <w:t>10 Yes gives B1: 10 fits exactly and it is quiet. 8 No gives B2: B1 is too long, B2 fits and non-quiet is permitted. 7 No gives no match: even the shortest activity requires 8 minutes.</w:t>
-      </w:r>
-    </w:p>
-    <w:p>
-      <w:pPr>
-        <w:spacing w:line="336" w:lineRule="auto" w:after="180"/>
-        <w:shd w:fill="F1F6FC"/>
-      </w:pPr>
-      <w:r>
-        <w:rPr>
-          <w:b w:val="0"/>
-        </w:rPr>
-        <w:t>That no-match result is justified by the complete catalogue.</w:t>
-      </w:r>
-    </w:p>
-    <w:p>
-      <w:pPr>
-        <w:pStyle w:val="Heading3"/>
-      </w:pPr>
-      <w:r>
-        <w:t>W3 Separate invalid input from no matching option</w:t>
-      </w:r>
-    </w:p>
-    <w:p>
-      <w:pPr>
-        <w:pStyle w:val="Heading3"/>
-      </w:pPr>
-      <w:r>
-        <w:t>Workbook question · W3</w:t>
-      </w:r>
-    </w:p>
-    <w:p>
-      <w:pPr>
-        <w:spacing w:line="336" w:lineRule="auto" w:after="180"/>
-        <w:shd w:fill="F5F1FB"/>
-      </w:pPr>
-      <w:r>
-        <w:rPr>
-          <w:b w:val="0"/>
-        </w:rPr>
-        <w:t xml:space="preserve">Compare a request with blank minutes and Quiet required Yes to a request with 0 minutes and Quiet required Yes. What should the </w:t>
-      </w:r>
-      <w:r>
-        <w:rPr>
-          <w:b/>
-        </w:rPr>
-        <w:t>baseline</w:t>
-      </w:r>
-      <w:r>
-        <w:rPr>
-          <w:b w:val="0"/>
-        </w:rPr>
-        <w:t xml:space="preserve"> record for each?</w:t>
-      </w:r>
-    </w:p>
-    <w:p>
-      <w:pPr>
-        <w:spacing w:line="336" w:lineRule="auto" w:after="180"/>
-        <w:shd w:fill="F5F1FB"/>
-      </w:pPr>
-      <w:r>
-        <w:rPr>
-          <w:b w:val="0"/>
-        </w:rPr>
-        <w:t>Explain why these are different outcomes even though neither produces an activity suggestion.</w:t>
-      </w:r>
-    </w:p>
-    <w:p>
-      <w:pPr>
-        <w:pStyle w:val="Heading3"/>
-      </w:pPr>
-      <w:r>
-        <w:t>Teacher reasoning · W3</w:t>
-      </w:r>
-    </w:p>
-    <w:p>
-      <w:pPr>
-        <w:spacing w:line="336" w:lineRule="auto" w:after="180"/>
-        <w:shd w:fill="F1F6FC"/>
-      </w:pPr>
-      <w:r>
-        <w:rPr>
-          <w:b w:val="0"/>
-        </w:rPr>
-        <w:t>Blank minutes is invalid and requires clarification of the missing time. Zero is a valid whole number within 0 to 30; no activity takes 0 minutes or less, so no match is justified.</w:t>
-      </w:r>
-    </w:p>
-    <w:p>
-      <w:pPr>
-        <w:spacing w:line="336" w:lineRule="auto" w:after="180"/>
-        <w:shd w:fill="F1F6FC"/>
-      </w:pPr>
-      <w:r>
-        <w:rPr>
-          <w:b w:val="0"/>
-        </w:rPr>
-        <w:t xml:space="preserve">The first lacks a usable </w:t>
-      </w:r>
-      <w:r>
-        <w:rPr>
-          <w:b/>
-        </w:rPr>
-        <w:t>input</w:t>
-      </w:r>
-      <w:r>
-        <w:rPr>
-          <w:b w:val="0"/>
-        </w:rPr>
-        <w:t xml:space="preserve">; the second has a usable </w:t>
-      </w:r>
-      <w:r>
-        <w:rPr>
-          <w:b/>
-        </w:rPr>
-        <w:t>input</w:t>
-      </w:r>
-      <w:r>
-        <w:rPr>
-          <w:b w:val="0"/>
-        </w:rPr>
-        <w:t xml:space="preserve"> but no </w:t>
-      </w:r>
-      <w:r>
-        <w:rPr>
-          <w:b/>
-        </w:rPr>
-        <w:t>compatible</w:t>
-      </w:r>
-      <w:r>
-        <w:rPr>
-          <w:b w:val="0"/>
-        </w:rPr>
-        <w:t xml:space="preserve"> option.</w:t>
-      </w:r>
-    </w:p>
-    <w:p>
-      <w:pPr>
-        <w:pStyle w:val="Heading3"/>
-      </w:pPr>
-      <w:r>
-        <w:t>W4 Build a baseline for a different catalogue</w:t>
-      </w:r>
-    </w:p>
-    <w:p>
-      <w:pPr>
-        <w:pStyle w:val="Heading3"/>
-      </w:pPr>
-      <w:r>
-        <w:t>Workbook question · W4</w:t>
-      </w:r>
-    </w:p>
-    <w:p>
-      <w:pPr>
-        <w:spacing w:line="336" w:lineRule="auto" w:after="180"/>
-        <w:shd w:fill="F5F1FB"/>
-      </w:pPr>
-      <w:r>
-        <w:rPr>
-          <w:b w:val="0"/>
-        </w:rPr>
-        <w:t>A paper room recommender uses R1 first, capacity 6, quiet Yes; then R2, capacity 10, quiet No. Valid requests give a whole group size from 1 to 12 and Quiet required Yes or No.</w:t>
-      </w:r>
-    </w:p>
-    <w:p>
-      <w:pPr>
-        <w:spacing w:line="336" w:lineRule="auto" w:after="180"/>
-        <w:shd w:fill="F5F1FB"/>
-      </w:pPr>
-      <w:r>
-        <w:rPr>
-          <w:b w:val="0"/>
-        </w:rPr>
-        <w:t xml:space="preserve">A room fits when capacity is at least group size and the quiet condition is met; choose the first </w:t>
-      </w:r>
-      <w:r>
-        <w:rPr>
-          <w:b/>
-        </w:rPr>
-        <w:t>fitting</w:t>
-      </w:r>
-      <w:r>
-        <w:rPr>
-          <w:b w:val="0"/>
-        </w:rPr>
-        <w:t xml:space="preserve"> room. Record </w:t>
-      </w:r>
-      <w:r>
-        <w:rPr>
-          <w:b/>
-        </w:rPr>
-        <w:t>output</w:t>
-      </w:r>
-      <w:r>
-        <w:rPr>
-          <w:b w:val="0"/>
-        </w:rPr>
-        <w:t>s and reasons for 6 people Yes, 8 people No and 8 people Yes.</w:t>
-      </w:r>
-    </w:p>
-    <w:p>
-      <w:pPr>
-        <w:spacing w:line="336" w:lineRule="auto" w:after="180"/>
-        <w:shd w:fill="F5F1FB"/>
-      </w:pPr>
-      <w:r>
-        <w:rPr>
-          <w:b w:val="0"/>
-        </w:rPr>
-        <w:t xml:space="preserve">Explain how a manual </w:t>
-      </w:r>
-      <w:r>
-        <w:rPr>
-          <w:b/>
-        </w:rPr>
-        <w:t>baseline</w:t>
-      </w:r>
-      <w:r>
-        <w:rPr>
-          <w:b w:val="0"/>
-        </w:rPr>
-        <w:t xml:space="preserve"> can be compared fairly with a prototype. No real booking is allowed.</w:t>
-      </w:r>
-    </w:p>
-    <w:p>
-      <w:pPr>
-        <w:pStyle w:val="Heading3"/>
-      </w:pPr>
-      <w:r>
-        <w:t>Teacher reasoning · W4</w:t>
-      </w:r>
-    </w:p>
-    <w:p>
-      <w:pPr>
-        <w:spacing w:line="336" w:lineRule="auto" w:after="180"/>
-        <w:shd w:fill="F1F6FC"/>
-      </w:pPr>
-      <w:r>
-        <w:rPr>
-          <w:b w:val="0"/>
-        </w:rPr>
-        <w:t>6 Yes gives R1: equality fits and it is quiet. 8 No gives R2: R1 is too small and R2 meets capacity with quiet not required. 8 Yes gives no match: R1 is too small, R2 is not quiet.</w:t>
-      </w:r>
-    </w:p>
-    <w:p>
-      <w:pPr>
-        <w:spacing w:line="336" w:lineRule="auto" w:after="180"/>
-        <w:shd w:fill="F1F6FC"/>
-      </w:pPr>
-      <w:r>
-        <w:rPr>
-          <w:b w:val="0"/>
-        </w:rPr>
-        <w:t xml:space="preserve">Use the same room catalogue, request set and </w:t>
-      </w:r>
-      <w:r>
-        <w:rPr>
-          <w:b/>
-        </w:rPr>
         <w:t>requirement</w:t>
       </w:r>
       <w:r>
         <w:rPr>
           <w:b w:val="0"/>
         </w:rPr>
-        <w:t>s for both methods and keep all results. Compare suggestions only; do not make bookings.</w:t>
-      </w:r>
-    </w:p>
-    <w:p>
-      <w:pPr>
-        <w:pStyle w:val="Heading3"/>
-      </w:pPr>
-      <w:r>
-        <w:t>W5 Challenge an unfair comparison</w:t>
-      </w:r>
-    </w:p>
-    <w:p>
-      <w:pPr>
-        <w:pStyle w:val="Heading3"/>
-      </w:pPr>
-      <w:r>
-        <w:t>Workbook question · W5</w:t>
-      </w:r>
-    </w:p>
-    <w:p>
-      <w:pPr>
-        <w:spacing w:line="336" w:lineRule="auto" w:after="180"/>
-        <w:shd w:fill="F5F1FB"/>
-      </w:pPr>
-      <w:r>
-        <w:rPr>
-          <w:b w:val="0"/>
-        </w:rPr>
-        <w:t xml:space="preserve">Team A tests a prototype on five easy requests and the manual </w:t>
-      </w:r>
-      <w:r>
-        <w:rPr>
-          <w:b/>
-        </w:rPr>
-        <w:t>baseline</w:t>
-      </w:r>
-      <w:r>
-        <w:rPr>
-          <w:b w:val="0"/>
-        </w:rPr>
-        <w:t xml:space="preserve"> on five different requests, then reports only the prototype’s successful </w:t>
-      </w:r>
-      <w:r>
-        <w:rPr>
-          <w:b/>
-        </w:rPr>
-        <w:t>output</w:t>
-      </w:r>
-      <w:r>
-        <w:rPr>
-          <w:b w:val="0"/>
-        </w:rPr>
-        <w:t>s. Identify two changes needed for a fair comparison.</w:t>
-      </w:r>
-    </w:p>
-    <w:p>
-      <w:pPr>
-        <w:spacing w:line="336" w:lineRule="auto" w:after="180"/>
-        <w:shd w:fill="F5F1FB"/>
-      </w:pPr>
-      <w:r>
-        <w:rPr>
-          <w:b w:val="0"/>
-        </w:rPr>
-        <w:t xml:space="preserve">If both methods then meet all </w:t>
-      </w:r>
-      <w:r>
-        <w:rPr>
-          <w:b/>
-        </w:rPr>
-        <w:t>requirement</w:t>
-      </w:r>
-      <w:r>
-        <w:rPr>
-          <w:b w:val="0"/>
-        </w:rPr>
-        <w:t>s, what can and cannot be concluded about compatibility?</w:t>
-      </w:r>
-    </w:p>
-    <w:p>
-      <w:pPr>
-        <w:pStyle w:val="Heading3"/>
-      </w:pPr>
-      <w:r>
-        <w:t>Teacher reasoning · W5</w:t>
-      </w:r>
-    </w:p>
-    <w:p>
-      <w:pPr>
-        <w:spacing w:line="336" w:lineRule="auto" w:after="180"/>
-        <w:shd w:fill="F1F6FC"/>
-      </w:pPr>
-      <w:r>
-        <w:rPr>
-          <w:b w:val="0"/>
-        </w:rPr>
-        <w:t xml:space="preserve">Use the same requests and catalogue for both with the same judging rules, and retain all </w:t>
-      </w:r>
-      <w:r>
-        <w:rPr>
-          <w:b/>
-        </w:rPr>
-        <w:t>output</w:t>
-      </w:r>
-      <w:r>
-        <w:rPr>
-          <w:b w:val="0"/>
-        </w:rPr>
-        <w:t>s including failures and no-match or clarification results.</w:t>
-      </w:r>
-    </w:p>
-    <w:p>
-      <w:pPr>
-        <w:spacing w:line="336" w:lineRule="auto" w:after="180"/>
-        <w:shd w:fill="F1F6FC"/>
-      </w:pPr>
-      <w:r>
-        <w:rPr>
-          <w:b w:val="0"/>
-        </w:rPr>
-        <w:t xml:space="preserve">If both meet the </w:t>
-      </w:r>
-      <w:r>
-        <w:rPr>
-          <w:b/>
-        </w:rPr>
-        <w:t>requirement</w:t>
-      </w:r>
-      <w:r>
-        <w:rPr>
-          <w:b w:val="0"/>
-        </w:rPr>
-        <w:t>s on those cases, both pass those checks; the results do not demonstrate the prototype has better compatibility or prove either works on every possible case.</w:t>
-      </w:r>
-    </w:p>
-    <w:p>
-      <w:pPr>
-        <w:pStyle w:val="Heading3"/>
-      </w:pPr>
-      <w:r>
-        <w:t>Assess independent transfer</w:t>
-      </w:r>
-    </w:p>
-    <w:p>
-      <w:pPr>
-        <w:pStyle w:val="Heading3"/>
-      </w:pPr>
-      <w:r>
-        <w:t>Independent question · withhold the key</w:t>
-      </w:r>
-    </w:p>
-    <w:p>
-      <w:pPr>
-        <w:spacing w:line="336" w:lineRule="auto" w:after="180"/>
-        <w:shd w:fill="F5F1FB"/>
-      </w:pPr>
-      <w:r>
-        <w:rPr>
-          <w:b w:val="0"/>
-        </w:rPr>
-        <w:t>Selected case: A paper room recommender uses R1 first, capacity 6, quiet Yes; then R2, capacity 10, quiet No. Valid requests give a whole group size from 1 to 12 and Quiet required Yes or No.</w:t>
-      </w:r>
-    </w:p>
-    <w:p>
-      <w:pPr>
-        <w:spacing w:line="336" w:lineRule="auto" w:after="180"/>
-        <w:shd w:fill="F5F1FB"/>
-      </w:pPr>
-      <w:r>
-        <w:rPr>
-          <w:b w:val="0"/>
-        </w:rPr>
-        <w:t xml:space="preserve">A room fits when capacity is at least group size and the quiet condition is met; choose the first </w:t>
-      </w:r>
-      <w:r>
-        <w:rPr>
-          <w:b/>
-        </w:rPr>
-        <w:t>fitting</w:t>
-      </w:r>
-      <w:r>
-        <w:rPr>
-          <w:b w:val="0"/>
-        </w:rPr>
-        <w:t xml:space="preserve"> room. Record </w:t>
-      </w:r>
-      <w:r>
-        <w:rPr>
-          <w:b/>
-        </w:rPr>
-        <w:t>output</w:t>
-      </w:r>
-      <w:r>
-        <w:rPr>
-          <w:b w:val="0"/>
-        </w:rPr>
-        <w:t>s and reasons for 6 people Yes, 8 people No and 8 people Yes.</w:t>
-      </w:r>
-    </w:p>
-    <w:p>
-      <w:pPr>
-        <w:spacing w:line="336" w:lineRule="auto" w:after="180"/>
-        <w:shd w:fill="F5F1FB"/>
-      </w:pPr>
-      <w:r>
-        <w:rPr>
-          <w:b w:val="0"/>
-        </w:rPr>
-        <w:t xml:space="preserve">Explain how a manual </w:t>
-      </w:r>
-      <w:r>
-        <w:rPr>
-          <w:b/>
-        </w:rPr>
-        <w:t>baseline</w:t>
-      </w:r>
-      <w:r>
-        <w:rPr>
-          <w:b w:val="0"/>
-        </w:rPr>
-        <w:t xml:space="preserve"> can be compared fairly with a prototype. No real booking is allowed.</w:t>
-      </w:r>
-    </w:p>
-    <w:p>
-      <w:pPr>
-        <w:pStyle w:val="Heading3"/>
-      </w:pPr>
-      <w:r>
-        <w:t>Selected case answer</w:t>
-      </w:r>
-    </w:p>
-    <w:p>
-      <w:pPr>
-        <w:pStyle w:val="Heading3"/>
-      </w:pPr>
-      <w:r>
-        <w:t>Teacher key · Selected case answer</w:t>
-      </w:r>
-    </w:p>
-    <w:p>
-      <w:pPr>
-        <w:spacing w:line="336" w:lineRule="auto" w:after="180"/>
-        <w:shd w:fill="F1F6FC"/>
-      </w:pPr>
-      <w:r>
-        <w:rPr>
-          <w:b w:val="0"/>
-        </w:rPr>
-        <w:t>6 Yes gives R1: equality fits and it is quiet. 8 No gives R2: R1 is too small and R2 meets capacity with quiet not required. 8 Yes gives no match: R1 is too small, R2 is not quiet.</w:t>
-      </w:r>
-    </w:p>
-    <w:p>
-      <w:pPr>
-        <w:spacing w:line="336" w:lineRule="auto" w:after="180"/>
-        <w:shd w:fill="F1F6FC"/>
-      </w:pPr>
-      <w:r>
-        <w:rPr>
-          <w:b w:val="0"/>
-        </w:rPr>
-        <w:t xml:space="preserve">Use the same room catalogue, request set and </w:t>
-      </w:r>
-      <w:r>
-        <w:rPr>
-          <w:b/>
-        </w:rPr>
-        <w:t>requirement</w:t>
-      </w:r>
-      <w:r>
-        <w:rPr>
-          <w:b w:val="0"/>
-        </w:rPr>
-        <w:t>s for both methods and keep all results. Compare suggestions only; do not make bookings.</w:t>
-      </w:r>
-    </w:p>
-    <w:tbl>
-      <w:tblPr>
-        <w:tblStyle w:val="LightShading-Accent1"/>
-        <w:tblW w:type="auto" w:w="0"/>
-        <w:tblLook w:firstColumn="1" w:firstRow="1" w:lastColumn="0" w:lastRow="0" w:noHBand="0" w:noVBand="1" w:val="04A0"/>
-      </w:tblPr>
-      <w:tblGrid>
-        <w:gridCol w:w="5112"/>
-        <w:gridCol w:w="5112"/>
-      </w:tblGrid>
-      <w:tr>
-        <w:trPr>
-          <w:tblHeader/>
-        </w:trPr>
-        <w:tc>
-          <w:tcPr>
-            <w:tcW w:type="dxa" w:w="5112"/>
-          </w:tcPr>
-          <w:p>
-            <w:r>
-              <w:t>Dimension</w:t>
-            </w:r>
-          </w:p>
-        </w:tc>
-        <w:tc>
-          <w:tcPr>
-            <w:tcW w:type="dxa" w:w="5112"/>
-          </w:tcPr>
-          <w:p>
-            <w:r>
-              <w:t>Evidence required</w:t>
-            </w:r>
-          </w:p>
-        </w:tc>
-      </w:tr>
-      <w:tr>
-        <w:tc>
-          <w:tcPr>
-            <w:tcW w:type="dxa" w:w="5112"/>
-          </w:tcPr>
-          <w:p>
-            <w:r>
-              <w:t>Explanation</w:t>
-            </w:r>
-          </w:p>
-        </w:tc>
-        <w:tc>
-          <w:tcPr>
-            <w:tcW w:type="dxa" w:w="5112"/>
-          </w:tcPr>
-          <w:p>
-            <w:r>
-              <w:t>Names the applicable idea or procedure and ties it to the supplied facts.</w:t>
-            </w:r>
-          </w:p>
-        </w:tc>
-      </w:tr>
-      <w:tr>
-        <w:tc>
-          <w:tcPr>
-            <w:tcW w:type="dxa" w:w="5112"/>
-          </w:tcPr>
-          <w:p>
-            <w:r>
-              <w:t>Trace and result</w:t>
-            </w:r>
-          </w:p>
-        </w:tc>
-        <w:tc>
-          <w:tcPr>
-            <w:tcW w:type="dxa" w:w="5112"/>
-          </w:tcPr>
-          <w:p>
-            <w:r>
-              <w:t>Preserves the given inputs and shows the relevant intermediate steps; distinguishes a prediction from an observed execution.</w:t>
-            </w:r>
-          </w:p>
-        </w:tc>
-      </w:tr>
-      <w:tr>
-        <w:tc>
-          <w:tcPr>
-            <w:tcW w:type="dxa" w:w="5112"/>
-          </w:tcPr>
-          <w:p>
-            <w:r>
-              <w:t>Limits</w:t>
-            </w:r>
-          </w:p>
-        </w:tc>
-        <w:tc>
-          <w:tcPr>
-            <w:tcW w:type="dxa" w:w="5112"/>
-          </w:tcPr>
-          <w:p>
-            <w:r>
-              <w:t>States the assumptions, missing evidence or conditions under which the result would change.</w:t>
-            </w:r>
-          </w:p>
-        </w:tc>
-      </w:tr>
-    </w:tbl>
-    <w:p>
-      <w:pPr>
-        <w:pStyle w:val="Heading3"/>
-      </w:pPr>
-      <w:r>
-        <w:t>Teacher key · Selected case answer</w:t>
-      </w:r>
-    </w:p>
-    <w:p>
-      <w:pPr>
-        <w:spacing w:line="336" w:lineRule="auto" w:after="180"/>
-        <w:shd w:fill="F1F6FC"/>
-      </w:pPr>
-      <w:r>
-        <w:rPr>
-          <w:b w:val="0"/>
-        </w:rPr>
-        <w:t>Record each dimension as not yet, with support, or independent. Accept a valid alternative procedure with a defensible trace.</w:t>
-      </w:r>
-    </w:p>
-    <w:p>
-      <w:pPr>
-        <w:spacing w:line="336" w:lineRule="auto" w:after="180"/>
-        <w:shd w:fill="F1F6FC"/>
-      </w:pPr>
-      <w:r>
-        <w:rPr>
-          <w:b w:val="0"/>
-        </w:rPr>
-        <w:t xml:space="preserve">Do not penalise an honestly recorded model failure if the learner correctly explains its </w:t>
-      </w:r>
-      <w:r>
-        <w:rPr>
-          <w:b/>
-        </w:rPr>
-        <w:t>evidence</w:t>
-      </w:r>
-      <w:r>
-        <w:rPr>
-          <w:b w:val="0"/>
-        </w:rPr>
-        <w:t xml:space="preserve"> and limits.</w:t>
-      </w:r>
-    </w:p>
-    <w:p>
-      <w:pPr>
-        <w:pStyle w:val="Heading3"/>
-      </w:pPr>
-      <w:r>
-        <w:t>Feedback that the learner uses</w:t>
-      </w:r>
-    </w:p>
-    <w:p>
-      <w:pPr>
-        <w:spacing w:line="336" w:lineRule="auto" w:after="180"/>
-      </w:pPr>
-      <w:r>
-        <w:rPr>
-          <w:b w:val="0"/>
-        </w:rPr>
-        <w:t>Name the earliest unsupported step and give one action to repair it. Have the learner make that repair now and explain why. Then assess the relevant skill on a fresh, fully specified case.</w:t>
-      </w:r>
-    </w:p>
-    <w:p>
-      <w:pPr>
-        <w:spacing w:line="336" w:lineRule="auto" w:after="180"/>
-      </w:pPr>
-      <w:r>
-        <w:rPr>
-          <w:b w:val="0"/>
-        </w:rPr>
-        <w:t>Confirm it was not previously practised with feedback; solve and check the new case before assigning it. A follow-up design prompt is a starting brief, not automatically an equivalent test.</w:t>
-      </w:r>
-    </w:p>
-    <w:p>
-      <w:pPr>
-        <w:pStyle w:val="Heading1"/>
-      </w:pPr>
-      <w:r>
-        <w:t>06. Connect and extend learning</w:t>
-      </w:r>
-    </w:p>
-    <w:p>
-      <w:r>
-        <w:t>Connect Choose Inputs and Outputs to Helpful Classroom Sorter, adapt support and plan a later changed-case check.</w:t>
-      </w:r>
-    </w:p>
-    <w:p>
-      <w:pPr>
-        <w:pStyle w:val="Heading3"/>
-      </w:pPr>
-      <w:r>
-        <w:t>Helpful Classroom Sorter</w:t>
-      </w:r>
-    </w:p>
-    <w:p>
-      <w:pPr>
-        <w:spacing w:line="336" w:lineRule="auto" w:after="180"/>
-      </w:pPr>
-      <w:r>
-        <w:rPr>
-          <w:b w:val="0"/>
-        </w:rPr>
-        <w:t xml:space="preserve">Freeze the sorter's v1 </w:t>
-      </w:r>
-      <w:r>
-        <w:rPr>
-          <w:b/>
-        </w:rPr>
-        <w:t>input</w:t>
-      </w:r>
-      <w:r>
-        <w:rPr>
-          <w:b w:val="0"/>
-        </w:rPr>
-        <w:t xml:space="preserve"> list, </w:t>
-      </w:r>
-      <w:r>
-        <w:rPr>
-          <w:b/>
-        </w:rPr>
-        <w:t>output contract</w:t>
-      </w:r>
-      <w:r>
-        <w:rPr>
-          <w:b w:val="0"/>
-        </w:rPr>
-        <w:t>, and not-sure behavior.</w:t>
-      </w:r>
-    </w:p>
-    <w:p>
-      <w:pPr>
-        <w:spacing w:line="336" w:lineRule="auto" w:after="180"/>
-      </w:pPr>
-      <w:r>
-        <w:rPr>
-          <w:b w:val="0"/>
-        </w:rPr>
-        <w:t xml:space="preserve">Keep the decision, </w:t>
-      </w:r>
-      <w:r>
-        <w:rPr>
-          <w:b/>
-        </w:rPr>
-        <w:t>input</w:t>
-      </w:r>
-      <w:r>
-        <w:rPr>
-          <w:b w:val="0"/>
-        </w:rPr>
-        <w:t xml:space="preserve">, result, explanation and remaining limitation in the project </w:t>
-      </w:r>
-      <w:r>
-        <w:rPr>
-          <w:b/>
-        </w:rPr>
-        <w:t>evidence</w:t>
-      </w:r>
-      <w:r>
-        <w:rPr>
-          <w:b w:val="0"/>
-        </w:rPr>
-        <w:t xml:space="preserve"> record. Retrieve this record next week rather than restarting the project.</w:t>
-      </w:r>
-    </w:p>
-    <w:p>
-      <w:pPr>
-        <w:pStyle w:val="Heading3"/>
-      </w:pPr>
-      <w:r>
-        <w:t>Support and stretch</w:t>
-      </w:r>
-    </w:p>
-    <w:p>
-      <w:pPr>
-        <w:spacing w:line="336" w:lineRule="auto" w:after="180"/>
-      </w:pPr>
-      <w:r>
-        <w:rPr>
-          <w:b w:val="0"/>
-        </w:rPr>
-        <w:t xml:space="preserve">Use physical cards, spoken explanations and a three-stage drawing. Read aloud without giving the answer. Stretch: compare two </w:t>
-      </w:r>
-      <w:r>
-        <w:rPr>
-          <w:b/>
-        </w:rPr>
-        <w:t>mechanism</w:t>
-      </w:r>
-      <w:r>
-        <w:rPr>
-          <w:b w:val="0"/>
-        </w:rPr>
-        <w:t xml:space="preserve">s with the same visible </w:t>
-      </w:r>
-      <w:r>
-        <w:rPr>
-          <w:b/>
-        </w:rPr>
-        <w:t>output</w:t>
-      </w:r>
-      <w:r>
-        <w:rPr>
-          <w:b w:val="0"/>
-        </w:rPr>
-        <w:t xml:space="preserve"> and explain what </w:t>
-      </w:r>
-      <w:r>
-        <w:rPr>
-          <w:b/>
-        </w:rPr>
-        <w:t>evidence</w:t>
-      </w:r>
-      <w:r>
-        <w:rPr>
-          <w:b w:val="0"/>
-        </w:rPr>
-        <w:t xml:space="preserve"> distinguishes them.</w:t>
-      </w:r>
-    </w:p>
-    <w:p>
-      <w:pPr>
-        <w:pStyle w:val="Heading3"/>
-      </w:pPr>
-      <w:r>
-        <w:t>Exit reflection</w:t>
-      </w:r>
-    </w:p>
-    <w:p>
-      <w:pPr>
-        <w:spacing w:line="336" w:lineRule="auto" w:after="180"/>
-      </w:pPr>
-      <w:r>
-        <w:rPr>
-          <w:b w:val="0"/>
-        </w:rPr>
-        <w:t xml:space="preserve">Ask for one decision the learner can now justify and one situation requiring more </w:t>
-      </w:r>
-      <w:r>
-        <w:rPr>
-          <w:b/>
-        </w:rPr>
-        <w:t>evidence</w:t>
-      </w:r>
-      <w:r>
-        <w:rPr>
-          <w:b w:val="0"/>
-        </w:rPr>
-        <w:t xml:space="preserve"> or human review. Confidence ratings are separate from correct independent performance.</w:t>
-      </w:r>
-    </w:p>
-    <w:p>
-      <w:pPr>
-        <w:pStyle w:val="Heading3"/>
-      </w:pPr>
-      <w:r>
-        <w:t>Bridge to the next week</w:t>
-      </w:r>
-    </w:p>
-    <w:p>
-      <w:pPr>
-        <w:spacing w:line="336" w:lineRule="auto" w:after="180"/>
-      </w:pPr>
-      <w:r>
-        <w:rPr>
-          <w:b w:val="0"/>
-        </w:rPr>
-        <w:t xml:space="preserve">Next: Week 31: Design the Decision </w:t>
-      </w:r>
-      <w:r>
-        <w:rPr>
-          <w:b/>
-        </w:rPr>
-        <w:t>Process</w:t>
-      </w:r>
-      <w:r>
-        <w:rPr>
-          <w:b w:val="0"/>
-        </w:rPr>
-        <w:t xml:space="preserve">. Retrieve today’s </w:t>
-      </w:r>
-      <w:r>
-        <w:rPr>
-          <w:b/>
-        </w:rPr>
-        <w:t>evidence</w:t>
-      </w:r>
-      <w:r>
-        <w:rPr>
-          <w:b w:val="0"/>
-        </w:rPr>
-        <w:t xml:space="preserve"> and identify what carries forward and what is new.</w:t>
-      </w:r>
-    </w:p>
-    <w:p>
-      <w:pPr>
-        <w:pStyle w:val="Heading3"/>
-      </w:pPr>
-      <w:r>
-        <w:t>Support and fresh reassessment</w:t>
-      </w:r>
-    </w:p>
-    <w:p>
-      <w:pPr>
-        <w:spacing w:line="336" w:lineRule="auto" w:after="180"/>
-      </w:pPr>
-      <w:r>
-        <w:rPr>
-          <w:b w:val="0"/>
-        </w:rPr>
-        <w:t>Give one tick column for time or capacity and another for quiet. Require both ticks before circling a suggestion. Use a number line to distinguish equal to from greater than.</w:t>
-      </w:r>
-    </w:p>
-    <w:p>
-      <w:pPr>
-        <w:spacing w:line="336" w:lineRule="auto" w:after="180"/>
-      </w:pPr>
-      <w:r>
-        <w:rPr>
-          <w:b w:val="0"/>
-        </w:rPr>
-        <w:t xml:space="preserve">Extension: explain why a fixed </w:t>
-      </w:r>
-      <w:r>
-        <w:rPr>
-          <w:b/>
-        </w:rPr>
-        <w:t>tie rule</w:t>
-      </w:r>
-      <w:r>
-        <w:rPr>
-          <w:b w:val="0"/>
-        </w:rPr>
-        <w:t xml:space="preserve"> helps reproducibility but does not prove a preference ranking.</w:t>
-      </w:r>
-    </w:p>
-    <w:p>
-      <w:pPr>
-        <w:spacing w:line="336" w:lineRule="auto" w:after="180"/>
-      </w:pPr>
-      <w:r>
-        <w:rPr>
-          <w:b w:val="0"/>
-        </w:rPr>
-        <w:t xml:space="preserve">W4 requires R1, R2 and no match with capacity and quiet reasons, plus matching </w:t>
-      </w:r>
-      <w:r>
-        <w:rPr>
-          <w:b/>
-        </w:rPr>
-        <w:t>input</w:t>
-      </w:r>
-      <w:r>
-        <w:rPr>
-          <w:b w:val="0"/>
-        </w:rPr>
-        <w:t>s, catalogue and judging rules in the comparison. After support change R2 to quiet Yes and repeat 8 Yes: expected R2.</w:t>
-      </w:r>
-    </w:p>
-    <w:p>
-      <w:pPr>
-        <w:spacing w:line="336" w:lineRule="auto" w:after="180"/>
-      </w:pPr>
-      <w:r>
-        <w:rPr>
-          <w:b w:val="0"/>
-        </w:rPr>
-        <w:t xml:space="preserve">Ask whether this revises a </w:t>
-      </w:r>
-      <w:r>
-        <w:rPr>
-          <w:b/>
-        </w:rPr>
-        <w:t>requirement</w:t>
-      </w:r>
-      <w:r>
-        <w:rPr>
-          <w:b w:val="0"/>
-        </w:rPr>
         <w:t xml:space="preserve"> or a catalogue value; it revises the catalogue, so record a new catalogue version and rerun affected checks.</w:t>
       </w:r>
     </w:p>
     <w:p>
       <w:pPr>
-        <w:spacing w:line="336" w:lineRule="auto" w:after="180"/>
-      </w:pPr>
-      <w:r>
-        <w:rPr>
-          <w:b w:val="0"/>
-        </w:rPr>
-        <w:t xml:space="preserve">Week 31 designs the complete decision </w:t>
-      </w:r>
-      <w:r>
-        <w:rPr>
-          <w:b/>
-        </w:rPr>
-        <w:t>process</w:t>
-      </w:r>
-      <w:r>
-        <w:rPr>
-          <w:b w:val="0"/>
-        </w:rPr>
-        <w:t xml:space="preserve"> using the same </w:t>
-      </w:r>
-      <w:r>
-        <w:rPr>
-          <w:b/>
-        </w:rPr>
-        <w:t>requirement</w:t>
-      </w:r>
-      <w:r>
-        <w:rPr>
-          <w:b w:val="0"/>
-        </w:rPr>
-        <w:t>s and catalogue.</w:t>
-      </w:r>
-    </w:p>
-    <w:p>
-      <w:pPr>
-        <w:pStyle w:val="Heading3"/>
-      </w:pPr>
-      <w:r>
-        <w:t>Plan the delayed return</w:t>
+        <w:pStyle w:val="Heading2"/>
+      </w:pPr>
+      <w:r>
+        <w:t>Plan the delayed check</w:t>
       </w:r>
     </w:p>
     <w:p>
@@ -6567,72 +6400,212 @@
     </w:p>
     <w:p>
       <w:pPr>
+        <w:pStyle w:val="Heading2"/>
+      </w:pPr>
+      <w:r>
+        <w:t>Bridge to next week</w:t>
+      </w:r>
+    </w:p>
+    <w:p>
+      <w:pPr>
+        <w:spacing w:line="336" w:lineRule="auto" w:after="180"/>
+      </w:pPr>
+      <w:r>
+        <w:rPr>
+          <w:b w:val="0"/>
+        </w:rPr>
+        <w:t xml:space="preserve">Ask for one decision the learner can now justify and one situation requiring more </w:t>
+      </w:r>
+      <w:r>
+        <w:rPr>
+          <w:b/>
+        </w:rPr>
+        <w:t>evidence</w:t>
+      </w:r>
+      <w:r>
+        <w:rPr>
+          <w:b w:val="0"/>
+        </w:rPr>
+        <w:t xml:space="preserve"> or human review. Confidence ratings are separate from correct independent performance.</w:t>
+      </w:r>
+    </w:p>
+    <w:p>
+      <w:pPr>
+        <w:spacing w:line="336" w:lineRule="auto" w:after="180"/>
+      </w:pPr>
+      <w:r>
+        <w:rPr>
+          <w:b w:val="0"/>
+        </w:rPr>
+        <w:t xml:space="preserve">Next: Week 31: Design the Decision </w:t>
+      </w:r>
+      <w:r>
+        <w:rPr>
+          <w:b/>
+        </w:rPr>
+        <w:t>Process</w:t>
+      </w:r>
+      <w:r>
+        <w:rPr>
+          <w:b w:val="0"/>
+        </w:rPr>
+        <w:t xml:space="preserve">. Retrieve today’s </w:t>
+      </w:r>
+      <w:r>
+        <w:rPr>
+          <w:b/>
+        </w:rPr>
+        <w:t>evidence</w:t>
+      </w:r>
+      <w:r>
+        <w:rPr>
+          <w:b w:val="0"/>
+        </w:rPr>
+        <w:t xml:space="preserve"> and identify what carries forward and what is new.</w:t>
+      </w:r>
+    </w:p>
+    <w:p>
+      <w:pPr>
+        <w:spacing w:line="336" w:lineRule="auto" w:after="180"/>
+      </w:pPr>
+      <w:r>
+        <w:rPr>
+          <w:b w:val="0"/>
+        </w:rPr>
+        <w:t xml:space="preserve">Week 31 designs the complete decision </w:t>
+      </w:r>
+      <w:r>
+        <w:rPr>
+          <w:b/>
+        </w:rPr>
+        <w:t>process</w:t>
+      </w:r>
+      <w:r>
+        <w:rPr>
+          <w:b w:val="0"/>
+        </w:rPr>
+        <w:t xml:space="preserve"> using the same </w:t>
+      </w:r>
+      <w:r>
+        <w:rPr>
+          <w:b/>
+        </w:rPr>
+        <w:t>requirement</w:t>
+      </w:r>
+      <w:r>
+        <w:rPr>
+          <w:b w:val="0"/>
+        </w:rPr>
+        <w:t>s and catalogue.</w:t>
+      </w:r>
+    </w:p>
+    <w:p>
+      <w:pPr>
+        <w:pStyle w:val="Heading2"/>
+      </w:pPr>
+      <w:r>
+        <w:t>Earlier wording, alternatives and picture transcripts · reference / check after trying</w:t>
+      </w:r>
+    </w:p>
+    <w:p>
+      <w:pPr>
+        <w:spacing w:line="336" w:lineRule="auto" w:after="180"/>
+      </w:pPr>
+      <w:r>
+        <w:rPr>
+          <w:b w:val="0"/>
+        </w:rPr>
+        <w:t>Connect and extend learning</w:t>
+      </w:r>
+    </w:p>
+    <w:p>
+      <w:pPr>
         <w:pStyle w:val="Heading3"/>
       </w:pPr>
       <w:r>
+        <w:t>Helpful Classroom Sorter</w:t>
+      </w:r>
+    </w:p>
+    <w:p>
+      <w:pPr>
+        <w:pStyle w:val="Heading3"/>
+      </w:pPr>
+      <w:r>
+        <w:t>Support and stretch</w:t>
+      </w:r>
+    </w:p>
+    <w:p>
+      <w:pPr>
+        <w:pStyle w:val="Heading3"/>
+      </w:pPr>
+      <w:r>
+        <w:t>Exit reflection</w:t>
+      </w:r>
+    </w:p>
+    <w:p>
+      <w:pPr>
+        <w:pStyle w:val="Heading3"/>
+      </w:pPr>
+      <w:r>
+        <w:t>Bridge to the next week</w:t>
+      </w:r>
+    </w:p>
+    <w:p>
+      <w:pPr>
+        <w:pStyle w:val="Heading3"/>
+      </w:pPr>
+      <w:r>
+        <w:t>Support and fresh reassessment</w:t>
+      </w:r>
+    </w:p>
+    <w:p>
+      <w:pPr>
+        <w:pStyle w:val="Heading3"/>
+      </w:pPr>
+      <w:r>
+        <w:t>Plan the delayed return</w:t>
+      </w:r>
+    </w:p>
+    <w:p>
+      <w:pPr>
+        <w:pStyle w:val="Heading3"/>
+      </w:pPr>
+      <w:r>
         <w:t>Project evidence from this case</w:t>
       </w:r>
     </w:p>
     <w:p>
       <w:pPr>
+        <w:pStyle w:val="Heading1"/>
+      </w:pPr>
+      <w:r>
+        <w:t>Reference bank and extra practice</w:t>
+      </w:r>
+    </w:p>
+    <w:p>
+      <w:pPr>
+        <w:pStyle w:val="Heading1"/>
+      </w:pPr>
+      <w:r>
+        <w:t>07. Reference: alternative planning checklist</w:t>
+      </w:r>
+    </w:p>
+    <w:p>
+      <w:r>
+        <w:t>Use as a reminder alongside the main route rather than teaching the cycle twice.</w:t>
+      </w:r>
+    </w:p>
+    <w:p>
+      <w:pPr>
+        <w:pStyle w:val="Heading2"/>
+      </w:pPr>
+      <w:r>
+        <w:t>Preparation and schedule</w:t>
+      </w:r>
+    </w:p>
+    <w:p>
+      <w:pPr>
         <w:spacing w:line="336" w:lineRule="auto" w:after="180"/>
-      </w:pPr>
-      <w:r>
-        <w:rPr>
-          <w:b w:val="0"/>
-        </w:rPr>
-        <w:t xml:space="preserve">Document sorter schema, catalogue order, acceptance rule and all </w:t>
-      </w:r>
-      <w:r>
-        <w:rPr>
-          <w:b/>
-        </w:rPr>
-        <w:t>output</w:t>
-      </w:r>
-      <w:r>
-        <w:rPr>
-          <w:b w:val="0"/>
-        </w:rPr>
-        <w:t xml:space="preserve"> types; use a manual trace as the comparison </w:t>
-      </w:r>
-      <w:r>
-        <w:rPr>
-          <w:b/>
-        </w:rPr>
-        <w:t>baseline</w:t>
-      </w:r>
-      <w:r>
-        <w:rPr>
-          <w:b w:val="0"/>
-        </w:rPr>
-        <w:t>.</w:t>
-      </w:r>
-    </w:p>
-    <w:p>
-      <w:pPr>
-        <w:pStyle w:val="Heading1"/>
-      </w:pPr>
-      <w:r>
-        <w:t>07. Prepare, teach and assess</w:t>
-      </w:r>
-    </w:p>
-    <w:p>
-      <w:r>
-        <w:t>Use this preparation summary alongside the detailed Choose Inputs and Outputs lesson; it is a checklist rather than a replacement for the full sequence.</w:t>
-      </w:r>
-    </w:p>
-    <w:p>
-      <w:pPr>
-        <w:pStyle w:val="Heading3"/>
-      </w:pPr>
-      <w:r>
-        <w:t>Teaching target</w:t>
-      </w:r>
-    </w:p>
-    <w:p>
-      <w:pPr>
-        <w:spacing w:line="336" w:lineRule="auto" w:after="180"/>
-        <w:shd w:fill="EDF7F3"/>
       </w:pPr>
       <w:r>
         <w:rPr>
@@ -6845,6 +6818,14 @@
     </w:tbl>
     <w:p>
       <w:pPr>
+        <w:pStyle w:val="Heading2"/>
+      </w:pPr>
+      <w:r>
+        <w:t>Practice and assessment reminders</w:t>
+      </w:r>
+    </w:p>
+    <w:p>
+      <w:pPr>
         <w:spacing w:line="336" w:lineRule="auto" w:after="180"/>
       </w:pPr>
       <w:r>
@@ -6891,16 +6872,7 @@
     </w:p>
     <w:p>
       <w:pPr>
-        <w:pStyle w:val="Heading3"/>
-      </w:pPr>
-      <w:r>
-        <w:t>Supported practice answer</w:t>
-      </w:r>
-    </w:p>
-    <w:p>
-      <w:pPr>
         <w:spacing w:line="336" w:lineRule="auto" w:after="180"/>
-        <w:shd w:fill="F1F6FC"/>
       </w:pPr>
       <w:r>
         <w:rPr>
@@ -6912,7 +6884,6 @@
     <w:p>
       <w:pPr>
         <w:spacing w:line="336" w:lineRule="auto" w:after="180"/>
-        <w:shd w:fill="F1F6FC"/>
       </w:pPr>
       <w:r>
         <w:rPr>
@@ -6969,16 +6940,7 @@
     </w:p>
     <w:p>
       <w:pPr>
-        <w:pStyle w:val="Heading3"/>
-      </w:pPr>
-      <w:r>
-        <w:t>Repair the misconception</w:t>
-      </w:r>
-    </w:p>
-    <w:p>
-      <w:pPr>
         <w:spacing w:line="336" w:lineRule="auto" w:after="180"/>
-        <w:shd w:fill="FFF5E6"/>
       </w:pPr>
       <w:r>
         <w:rPr>
@@ -6989,16 +6951,7 @@
     </w:p>
     <w:p>
       <w:pPr>
-        <w:pStyle w:val="Heading3"/>
-      </w:pPr>
-      <w:r>
-        <w:t>Support without giving away the answer</w:t>
-      </w:r>
-    </w:p>
-    <w:p>
-      <w:pPr>
         <w:spacing w:line="336" w:lineRule="auto" w:after="180"/>
-        <w:shd w:fill="F1F6F8"/>
       </w:pPr>
       <w:r>
         <w:rPr>
@@ -7021,16 +6974,7 @@
     </w:p>
     <w:p>
       <w:pPr>
-        <w:pStyle w:val="Heading3"/>
-      </w:pPr>
-      <w:r>
-        <w:t>Extend the reasoning</w:t>
-      </w:r>
-    </w:p>
-    <w:p>
-      <w:pPr>
         <w:spacing w:line="336" w:lineRule="auto" w:after="180"/>
-        <w:shd w:fill="F5F1FB"/>
       </w:pPr>
       <w:r>
         <w:rPr>
@@ -7065,16 +7009,7 @@
     </w:p>
     <w:p>
       <w:pPr>
-        <w:pStyle w:val="Heading3"/>
-      </w:pPr>
-      <w:r>
-        <w:t>Protect the independent attempt</w:t>
-      </w:r>
-    </w:p>
-    <w:p>
-      <w:pPr>
         <w:spacing w:line="336" w:lineRule="auto" w:after="180"/>
-        <w:shd w:fill="FFF5E6"/>
       </w:pPr>
       <w:r>
         <w:rPr>
@@ -7269,16 +7204,7 @@
     </w:tbl>
     <w:p>
       <w:pPr>
-        <w:pStyle w:val="Heading3"/>
-      </w:pPr>
-      <w:r>
-        <w:t>Project checkpoint</w:t>
-      </w:r>
-    </w:p>
-    <w:p>
-      <w:pPr>
         <w:spacing w:line="336" w:lineRule="auto" w:after="180"/>
-        <w:shd w:fill="EDF7F3"/>
       </w:pPr>
       <w:r>
         <w:rPr>
@@ -7327,12 +7253,20 @@
         <w:pStyle w:val="Heading1"/>
       </w:pPr>
       <w:r>
-        <w:t>08. Use feedback, labs and repair paths</w:t>
-      </w:r>
-    </w:p>
-    <w:p>
-      <w:r>
-        <w:t>Use feedback, earlier review and portfolios purposefully. Apply the coding routine only when this lesson has an executable lab.</w:t>
+        <w:t>08. Reference: feedback and records</w:t>
+      </w:r>
+    </w:p>
+    <w:p>
+      <w:r>
+        <w:t>Use digital tools where they help retain an explanation and its evidence.</w:t>
+      </w:r>
+    </w:p>
+    <w:p>
+      <w:pPr>
+        <w:pStyle w:val="Heading2"/>
+      </w:pPr>
+      <w:r>
+        <w:t>Keep practice and independent evidence separate</w:t>
       </w:r>
     </w:p>
     <w:p>
@@ -7371,10 +7305,52 @@
     </w:p>
     <w:p>
       <w:pPr>
-        <w:pStyle w:val="Heading3"/>
-      </w:pPr>
-      <w:r>
-        <w:t>For later coding lessons</w:t>
+        <w:pStyle w:val="Heading2"/>
+      </w:pPr>
+      <w:r>
+        <w:t>Repair and portfolio records</w:t>
+      </w:r>
+    </w:p>
+    <w:p>
+      <w:pPr>
+        <w:spacing w:line="336" w:lineRule="auto" w:after="180"/>
+      </w:pPr>
+      <w:r>
+        <w:rPr>
+          <w:b w:val="0"/>
+        </w:rPr>
+        <w:t>Use the earlier worked-explanation links to address a specific missing building block, then return to the current question. Adapt this suggestion after observing the learner; it is not an automatic diagnosis.</w:t>
+      </w:r>
+    </w:p>
+    <w:p>
+      <w:pPr>
+        <w:spacing w:line="336" w:lineRule="auto" w:after="180"/>
+      </w:pPr>
+      <w:r>
+        <w:rPr>
+          <w:b w:val="0"/>
+        </w:rPr>
+        <w:t xml:space="preserve">Collect the completed-work portfolio as </w:t>
+      </w:r>
+      <w:r>
+        <w:rPr>
+          <w:b/>
+        </w:rPr>
+        <w:t>evidence</w:t>
+      </w:r>
+      <w:r>
+        <w:rPr>
+          <w:b w:val="0"/>
+        </w:rPr>
+        <w:t>. Record support separately from correctness, and assess explanation, trace/test and limitations. Progress ticks and quiz selections alone do not establish mastery.</w:t>
+      </w:r>
+    </w:p>
+    <w:p>
+      <w:pPr>
+        <w:pStyle w:val="Heading2"/>
+      </w:pPr>
+      <w:r>
+        <w:t>Earlier wording, alternatives and picture transcripts · reference / check after trying</w:t>
       </w:r>
     </w:p>
     <w:p>
@@ -7385,7 +7361,6 @@
     <w:p>
       <w:pPr>
         <w:spacing w:line="336" w:lineRule="auto" w:after="180"/>
-        <w:shd w:fill="F1F6F8"/>
       </w:pPr>
       <w:r>
         <w:rPr>
@@ -7408,77 +7383,20 @@
     </w:p>
     <w:p>
       <w:pPr>
-        <w:spacing w:line="336" w:lineRule="auto" w:after="180"/>
-      </w:pPr>
-      <w:r>
-        <w:rPr>
-          <w:b w:val="0"/>
-        </w:rPr>
-        <w:t>Use the earlier worked-explanation links to address a specific missing building block, then return to the current question. Adapt this suggestion after observing the learner; it is not an automatic diagnosis.</w:t>
-      </w:r>
-    </w:p>
-    <w:p>
-      <w:pPr>
-        <w:spacing w:line="336" w:lineRule="auto" w:after="180"/>
-      </w:pPr>
-      <w:r>
-        <w:rPr>
-          <w:b w:val="0"/>
-        </w:rPr>
-        <w:t xml:space="preserve">Collect the completed-work portfolio as </w:t>
-      </w:r>
-      <w:r>
-        <w:rPr>
-          <w:b/>
-        </w:rPr>
-        <w:t>evidence</w:t>
-      </w:r>
-      <w:r>
-        <w:rPr>
-          <w:b w:val="0"/>
-        </w:rPr>
-        <w:t>. Record support separately from correctness, and assess explanation, trace/test and limitations. Progress ticks and quiz selections alone do not establish mastery.</w:t>
-      </w:r>
-    </w:p>
-    <w:p>
-      <w:pPr>
         <w:pStyle w:val="Heading1"/>
       </w:pPr>
       <w:r>
-        <w:t>09. Visual concept journey</w:t>
-      </w:r>
-    </w:p>
-    <w:p>
-      <w:r>
-        <w:t>Show one Choose Inputs and Outputs graphic at a time, request a prediction and discuss its trace before the independent assessment.</w:t>
-      </w:r>
-    </w:p>
-    <w:p>
-      <w:pPr>
-        <w:spacing w:line="336" w:lineRule="auto" w:after="180"/>
-      </w:pPr>
-      <w:r>
-        <w:rPr>
-          <w:b w:val="0"/>
-        </w:rPr>
-        <w:t xml:space="preserve">Use one picture at a time. Hide a worked result before asking for a </w:t>
-      </w:r>
-      <w:r>
-        <w:rPr>
-          <w:b/>
-        </w:rPr>
-        <w:t>prediction</w:t>
-      </w:r>
-      <w:r>
-        <w:rPr>
-          <w:b w:val="0"/>
-        </w:rPr>
-        <w:t>, then reveal it for feedback. These are supported teaching cases; retain the separate independent assessment for a fresh first attempt.</w:t>
-      </w:r>
-    </w:p>
-    <w:p>
-      <w:pPr>
-        <w:pStyle w:val="Heading3"/>
+        <w:t>09. Reference: teach with the six pictures</w:t>
+      </w:r>
+    </w:p>
+    <w:p>
+      <w:r>
+        <w:t>Choose the picture for the teaching move and connect it to the explanation.</w:t>
+      </w:r>
+    </w:p>
+    <w:p>
+      <w:pPr>
+        <w:pStyle w:val="Heading2"/>
       </w:pPr>
       <w:r>
         <w:t>01. Choose Inputs and Outputs: the case</w:t>
@@ -7489,7 +7407,7 @@
         <w:drawing>
           <wp:inline xmlns:a="http://schemas.openxmlformats.org/drawingml/2006/main" xmlns:pic="http://schemas.openxmlformats.org/drawingml/2006/picture">
             <wp:extent cx="5486400" cy="2840736"/>
-            <wp:docPr id="2" name="Picture 2" descr="A fictional classroom chooses a storage bin for model parts. Supplied facts: Catalogue order: B1 capacity 5, B2 capacity 9. Valid request is a whole part count 1–12. Return first bin with capacity at least the count; none if neither fits; clarify invalid input."/>
+            <wp:docPr id="4" name="Picture 4" descr="A fictional classroom chooses a storage bin for model parts. Supplied facts: Catalogue order: B1 capacity 5, B2 capacity 9. Valid request is a whole part count 1–12. Return first bin with capacity at least the count; none if neither fits; clarify invalid input."/>
             <wp:cNvGraphicFramePr>
               <a:graphicFrameLocks noChangeAspect="1"/>
             </wp:cNvGraphicFramePr>
@@ -7501,7 +7419,7 @@
                     <pic:cNvPicPr/>
                   </pic:nvPicPr>
                   <pic:blipFill>
-                    <a:blip r:embed="rId10"/>
+                    <a:blip r:embed="rId12"/>
                     <a:stretch>
                       <a:fillRect/>
                     </a:stretch>
@@ -7557,7 +7475,6 @@
     <w:p>
       <w:pPr>
         <w:spacing w:line="336" w:lineRule="auto" w:after="180"/>
-        <w:shd w:fill="F5F1FB"/>
       </w:pPr>
       <w:r>
         <w:rPr>
@@ -7568,16 +7485,7 @@
     </w:p>
     <w:p>
       <w:pPr>
-        <w:pStyle w:val="Heading3"/>
-      </w:pPr>
-      <w:r>
-        <w:t>Discuss while showing the picture</w:t>
-      </w:r>
-    </w:p>
-    <w:p>
-      <w:pPr>
         <w:spacing w:line="336" w:lineRule="auto" w:after="180"/>
-        <w:shd w:fill="F1F6F8"/>
       </w:pPr>
       <w:r>
         <w:rPr>
@@ -7588,7 +7496,7 @@
     </w:p>
     <w:p>
       <w:pPr>
-        <w:pStyle w:val="Heading3"/>
+        <w:pStyle w:val="Heading2"/>
       </w:pPr>
       <w:r>
         <w:t>02. Follow the deciding steps</w:t>
@@ -7599,7 +7507,7 @@
         <w:drawing>
           <wp:inline xmlns:a="http://schemas.openxmlformats.org/drawingml/2006/main" xmlns:pic="http://schemas.openxmlformats.org/drawingml/2006/picture">
             <wp:extent cx="5486400" cy="4005072"/>
-            <wp:docPr id="3" name="Picture 3" descr="Validate request: Count 6 is whole and within 1–12. → Check first bin: B1 capacity 5 is below 6; reject it. → Check second bin: B2 capacity 9 is at least 6; accept it. → Baseline output: Report B2 and stop; save the comparison evidence."/>
+            <wp:docPr id="5" name="Picture 5" descr="Validate request: Count 6 is whole and within 1–12. → Check first bin: B1 capacity 5 is below 6; reject it. → Check second bin: B2 capacity 9 is at least 6; accept it. → Baseline output: Report B2 and stop; save the comparison evidence."/>
             <wp:cNvGraphicFramePr>
               <a:graphicFrameLocks noChangeAspect="1"/>
             </wp:cNvGraphicFramePr>
@@ -7611,7 +7519,7 @@
                     <pic:cNvPicPr/>
                   </pic:nvPicPr>
                   <pic:blipFill>
-                    <a:blip r:embed="rId11"/>
+                    <a:blip r:embed="rId10"/>
                     <a:stretch>
                       <a:fillRect/>
                     </a:stretch>
@@ -7680,7 +7588,6 @@
     <w:p>
       <w:pPr>
         <w:spacing w:line="336" w:lineRule="auto" w:after="180"/>
-        <w:shd w:fill="F5F1FB"/>
       </w:pPr>
       <w:r>
         <w:rPr>
@@ -7703,16 +7610,7 @@
     </w:p>
     <w:p>
       <w:pPr>
-        <w:pStyle w:val="Heading3"/>
-      </w:pPr>
-      <w:r>
-        <w:t>Discuss while showing the picture</w:t>
-      </w:r>
-    </w:p>
-    <w:p>
-      <w:pPr>
         <w:spacing w:line="336" w:lineRule="auto" w:after="180"/>
-        <w:shd w:fill="F1F6F8"/>
       </w:pPr>
       <w:r>
         <w:rPr>
@@ -7735,7 +7633,7 @@
     </w:p>
     <w:p>
       <w:pPr>
-        <w:pStyle w:val="Heading3"/>
+        <w:pStyle w:val="Heading2"/>
       </w:pPr>
       <w:r>
         <w:t>03. The manual checklist baseline</w:t>
@@ -7746,7 +7644,7 @@
         <w:drawing>
           <wp:inline xmlns:a="http://schemas.openxmlformats.org/drawingml/2006/main" xmlns:pic="http://schemas.openxmlformats.org/drawingml/2006/picture">
             <wp:extent cx="5486400" cy="2923032"/>
-            <wp:docPr id="4" name="Picture 4" descr="The manual checklist baseline. Validate the request | Check minutes and Yes or No | Clarify invalid input. Inspect catalogue in order | Check time and quiet for each | Mark compatible rows. Choose or explain absence | First compatible row or none | Suggestion or no match. Keep the evidence | Record input, result, reason | Comparable baseline record"/>
+            <wp:docPr id="6" name="Picture 6" descr="The manual checklist baseline. Validate the request | Check minutes and Yes or No | Clarify invalid input. Inspect catalogue in order | Check time and quiet for each | Mark compatible rows. Choose or explain absence | First compatible row or none | Suggestion or no match. Keep the evidence | Record input, result, reason | Comparable baseline record"/>
             <wp:cNvGraphicFramePr>
               <a:graphicFrameLocks noChangeAspect="1"/>
             </wp:cNvGraphicFramePr>
@@ -7758,7 +7656,7 @@
                     <pic:cNvPicPr/>
                   </pic:nvPicPr>
                   <pic:blipFill>
-                    <a:blip r:embed="rId12"/>
+                    <a:blip r:embed="rId9"/>
                     <a:stretch>
                       <a:fillRect/>
                     </a:stretch>
@@ -7886,7 +7784,6 @@
     <w:p>
       <w:pPr>
         <w:spacing w:line="336" w:lineRule="auto" w:after="180"/>
-        <w:shd w:fill="F5F1FB"/>
       </w:pPr>
       <w:r>
         <w:rPr>
@@ -7897,16 +7794,7 @@
     </w:p>
     <w:p>
       <w:pPr>
-        <w:pStyle w:val="Heading3"/>
-      </w:pPr>
-      <w:r>
-        <w:t>Discuss while showing the picture</w:t>
-      </w:r>
-    </w:p>
-    <w:p>
-      <w:pPr>
         <w:spacing w:line="336" w:lineRule="auto" w:after="180"/>
-        <w:shd w:fill="F1F6F8"/>
       </w:pPr>
       <w:r>
         <w:rPr>
@@ -7917,7 +7805,7 @@
     </w:p>
     <w:p>
       <w:pPr>
-        <w:pStyle w:val="Heading3"/>
+        <w:pStyle w:val="Heading2"/>
       </w:pPr>
       <w:r>
         <w:t>04. Change one thing. Trace what follows.</w:t>
@@ -7928,7 +7816,7 @@
         <w:drawing>
           <wp:inline xmlns:a="http://schemas.openxmlformats.org/drawingml/2006/main" xmlns:pic="http://schemas.openxmlformats.org/drawingml/2006/picture">
             <wp:extent cx="5486400" cy="3026664"/>
-            <wp:docPr id="5" name="Picture 5" descr="Original case: Report B2 and stop; save the comparison evidence. Changed condition: Change request 6 to 5. Expected result: The baseline returns B1. Reason: Its capacity equals the request, and at least includes equality."/>
+            <wp:docPr id="7" name="Picture 7" descr="Original case: Report B2 and stop; save the comparison evidence. Changed condition: Change request 6 to 5. Expected result: The baseline returns B1. Reason: Its capacity equals the request, and at least includes equality."/>
             <wp:cNvGraphicFramePr>
               <a:graphicFrameLocks noChangeAspect="1"/>
             </wp:cNvGraphicFramePr>
@@ -7997,7 +7885,6 @@
     <w:p>
       <w:pPr>
         <w:spacing w:line="336" w:lineRule="auto" w:after="180"/>
-        <w:shd w:fill="F5F1FB"/>
       </w:pPr>
       <w:r>
         <w:rPr>
@@ -8008,16 +7895,7 @@
     </w:p>
     <w:p>
       <w:pPr>
-        <w:pStyle w:val="Heading3"/>
-      </w:pPr>
-      <w:r>
-        <w:t>Discuss while showing the picture</w:t>
-      </w:r>
-    </w:p>
-    <w:p>
-      <w:pPr>
         <w:spacing w:line="336" w:lineRule="auto" w:after="180"/>
-        <w:shd w:fill="F1F6F8"/>
       </w:pPr>
       <w:r>
         <w:rPr>
@@ -8029,7 +7907,6 @@
     <w:p>
       <w:pPr>
         <w:spacing w:line="336" w:lineRule="auto" w:after="180"/>
-        <w:shd w:fill="F1F6F8"/>
       </w:pPr>
       <w:r>
         <w:rPr>
@@ -8040,7 +7917,7 @@
     </w:p>
     <w:p>
       <w:pPr>
-        <w:pStyle w:val="Heading3"/>
+        <w:pStyle w:val="Heading2"/>
       </w:pPr>
       <w:r>
         <w:t>05. Connect the explanation to its limit</w:t>
@@ -8051,7 +7928,7 @@
         <w:drawing>
           <wp:inline xmlns:a="http://schemas.openxmlformats.org/drawingml/2006/main" xmlns:pic="http://schemas.openxmlformats.org/drawingml/2006/picture">
             <wp:extent cx="5486400" cy="2834640"/>
-            <wp:docPr id="6" name="Picture 6" descr="The baseline is an ordered catalogue scan, not a preference ranking. It makes expectations testable before a prototype is built. Count 10 is valid but has no matching bin; that differs from a blank count, which fails the input contract. Both situations need explicit output behavior. Limit: Bin capacity is the only supplied fitting criterion; weight or shape suitability cannot be inferred."/>
+            <wp:docPr id="8" name="Picture 8" descr="The baseline is an ordered catalogue scan, not a preference ranking. It makes expectations testable before a prototype is built. Count 10 is valid but has no matching bin; that differs from a blank count, which fails the input contract. Both situations need explicit output behavior. Limit: Bin capacity is the only supplied fitting criterion; weight or shape suitability cannot be inferred."/>
             <wp:cNvGraphicFramePr>
               <a:graphicFrameLocks noChangeAspect="1"/>
             </wp:cNvGraphicFramePr>
@@ -8166,7 +8043,6 @@
     <w:p>
       <w:pPr>
         <w:spacing w:line="336" w:lineRule="auto" w:after="180"/>
-        <w:shd w:fill="F5F1FB"/>
       </w:pPr>
       <w:r>
         <w:rPr>
@@ -8177,16 +8053,7 @@
     </w:p>
     <w:p>
       <w:pPr>
-        <w:pStyle w:val="Heading3"/>
-      </w:pPr>
-      <w:r>
-        <w:t>Discuss while showing the picture</w:t>
-      </w:r>
-    </w:p>
-    <w:p>
-      <w:pPr>
         <w:spacing w:line="336" w:lineRule="auto" w:after="180"/>
-        <w:shd w:fill="F1F6F8"/>
       </w:pPr>
       <w:r>
         <w:rPr>
@@ -8198,7 +8065,6 @@
     <w:p>
       <w:pPr>
         <w:spacing w:line="336" w:lineRule="auto" w:after="180"/>
-        <w:shd w:fill="F1F6F8"/>
       </w:pPr>
       <w:r>
         <w:rPr>
@@ -8221,7 +8087,7 @@
     </w:p>
     <w:p>
       <w:pPr>
-        <w:pStyle w:val="Heading3"/>
+        <w:pStyle w:val="Heading2"/>
       </w:pPr>
       <w:r>
         <w:t>06. Make the idea visible in your project</w:t>
@@ -8232,7 +8098,7 @@
         <w:drawing>
           <wp:inline xmlns:a="http://schemas.openxmlformats.org/drawingml/2006/main" xmlns:pic="http://schemas.openxmlformats.org/drawingml/2006/picture">
             <wp:extent cx="5486400" cy="3380232"/>
-            <wp:docPr id="7" name="Picture 7" descr="Document sorter schema, catalogue order, acceptance rule and all output types; use a manual trace as the comparison baseline. Draw your input, deciding step, result and limit. Supported question: Trace requests 10 and blank. Why should they not receive the same explanation?"/>
+            <wp:docPr id="9" name="Picture 9" descr="Document sorter schema, catalogue order, acceptance rule and all output types; use a manual trace as the comparison baseline. Draw your input, deciding step, result and limit. Supported question: Trace requests 10 and blank. Why should they not receive the same explanation?"/>
             <wp:cNvGraphicFramePr>
               <a:graphicFrameLocks noChangeAspect="1"/>
             </wp:cNvGraphicFramePr>
@@ -8324,7 +8190,6 @@
     <w:p>
       <w:pPr>
         <w:spacing w:line="336" w:lineRule="auto" w:after="180"/>
-        <w:shd w:fill="F5F1FB"/>
       </w:pPr>
       <w:r>
         <w:rPr>
@@ -8347,58 +8212,127 @@
     </w:p>
     <w:p>
       <w:pPr>
+        <w:spacing w:line="336" w:lineRule="auto" w:after="180"/>
+      </w:pPr>
+      <w:r>
+        <w:rPr>
+          <w:b w:val="0"/>
+        </w:rPr>
+        <w:t xml:space="preserve">Teacher prompt: Draw your project trace and justify the deciding step using </w:t>
+      </w:r>
+      <w:r>
+        <w:rPr>
+          <w:b/>
+        </w:rPr>
+        <w:t>evidence</w:t>
+      </w:r>
+      <w:r>
+        <w:rPr>
+          <w:b w:val="0"/>
+        </w:rPr>
+        <w:t>. Ask learners to describe one label or arrow in ordinary words. Use the adjacent transcript if the image is difficult to see.</w:t>
+      </w:r>
+    </w:p>
+    <w:p>
+      <w:pPr>
+        <w:spacing w:line="336" w:lineRule="auto" w:after="180"/>
+      </w:pPr>
+      <w:r>
+        <w:rPr>
+          <w:b w:val="0"/>
+        </w:rPr>
+        <w:t xml:space="preserve">Supported practice key: 10 is valid but neither bin fits: no match. Blank is missing </w:t>
+      </w:r>
+      <w:r>
+        <w:rPr>
+          <w:b/>
+        </w:rPr>
+        <w:t>input</w:t>
+      </w:r>
+      <w:r>
+        <w:rPr>
+          <w:b w:val="0"/>
+        </w:rPr>
+        <w:t>: request clarification before searching.</w:t>
+      </w:r>
+    </w:p>
+    <w:p>
+      <w:pPr>
+        <w:pStyle w:val="Heading2"/>
+      </w:pPr>
+      <w:r>
+        <w:t>Earlier wording, alternatives and picture transcripts · reference / check after trying</w:t>
+      </w:r>
+    </w:p>
+    <w:p>
+      <w:pPr>
+        <w:spacing w:line="336" w:lineRule="auto" w:after="180"/>
+      </w:pPr>
+      <w:r>
+        <w:rPr>
+          <w:b w:val="0"/>
+        </w:rPr>
+        <w:t xml:space="preserve">Use one picture at a time. Hide a worked result before asking for a </w:t>
+      </w:r>
+      <w:r>
+        <w:rPr>
+          <w:b/>
+        </w:rPr>
+        <w:t>prediction</w:t>
+      </w:r>
+      <w:r>
+        <w:rPr>
+          <w:b w:val="0"/>
+        </w:rPr>
+        <w:t>, then reveal it for feedback. These are supported teaching cases; retain the separate independent assessment for a fresh first attempt.</w:t>
+      </w:r>
+    </w:p>
+    <w:p>
+      <w:pPr>
         <w:pStyle w:val="Heading3"/>
       </w:pPr>
       <w:r>
-        <w:t>Discuss while showing the picture</w:t>
-      </w:r>
-    </w:p>
-    <w:p>
-      <w:pPr>
-        <w:spacing w:line="336" w:lineRule="auto" w:after="180"/>
-        <w:shd w:fill="F1F6F8"/>
-      </w:pPr>
-      <w:r>
-        <w:rPr>
-          <w:b w:val="0"/>
-        </w:rPr>
-        <w:t xml:space="preserve">Teacher prompt: Draw your project trace and justify the deciding step using </w:t>
-      </w:r>
-      <w:r>
-        <w:rPr>
-          <w:b/>
-        </w:rPr>
-        <w:t>evidence</w:t>
-      </w:r>
-      <w:r>
-        <w:rPr>
-          <w:b w:val="0"/>
-        </w:rPr>
-        <w:t>. Ask learners to describe one label or arrow in ordinary words. Use the adjacent transcript if the image is difficult to see.</w:t>
-      </w:r>
-    </w:p>
-    <w:p>
-      <w:pPr>
-        <w:spacing w:line="336" w:lineRule="auto" w:after="180"/>
-        <w:shd w:fill="F1F6F8"/>
-      </w:pPr>
-      <w:r>
-        <w:rPr>
-          <w:b w:val="0"/>
-        </w:rPr>
-        <w:t xml:space="preserve">Supported practice key: 10 is valid but neither bin fits: no match. Blank is missing </w:t>
-      </w:r>
-      <w:r>
-        <w:rPr>
-          <w:b/>
-        </w:rPr>
-        <w:t>input</w:t>
-      </w:r>
-      <w:r>
-        <w:rPr>
-          <w:b w:val="0"/>
-        </w:rPr>
-        <w:t>: request clarification before searching.</w:t>
+        <w:t>01. Choose Inputs and Outputs: the case</w:t>
+      </w:r>
+    </w:p>
+    <w:p>
+      <w:pPr>
+        <w:pStyle w:val="Heading3"/>
+      </w:pPr>
+      <w:r>
+        <w:t>02. Follow the deciding steps</w:t>
+      </w:r>
+    </w:p>
+    <w:p>
+      <w:pPr>
+        <w:pStyle w:val="Heading3"/>
+      </w:pPr>
+      <w:r>
+        <w:t>03. The manual checklist baseline</w:t>
+      </w:r>
+    </w:p>
+    <w:p>
+      <w:pPr>
+        <w:pStyle w:val="Heading3"/>
+      </w:pPr>
+      <w:r>
+        <w:t>04. Change one thing. Trace what follows.</w:t>
+      </w:r>
+    </w:p>
+    <w:p>
+      <w:pPr>
+        <w:pStyle w:val="Heading3"/>
+      </w:pPr>
+      <w:r>
+        <w:t>05. Connect the explanation to its limit</w:t>
+      </w:r>
+    </w:p>
+    <w:p>
+      <w:pPr>
+        <w:pStyle w:val="Heading3"/>
+      </w:pPr>
+      <w:r>
+        <w:t>06. Make the idea visible in your project</w:t>
       </w:r>
     </w:p>
     <w:sectPr>
